--- a/docs/PRD_VinhKhanhTour.docx
+++ b/docs/PRD_VinhKhanhTour.docx
@@ -2,801 +2,6 @@
 <file path=word/document.xml><?xml version="1.0" encoding="utf-8"?>
 <w:document xmlns:wpc="http://schemas.microsoft.com/office/word/2010/wordprocessingCanvas" xmlns:cx="http://schemas.microsoft.com/office/drawing/2014/chartex" xmlns:cx1="http://schemas.microsoft.com/office/drawing/2015/9/8/chartex" xmlns:cx2="http://schemas.microsoft.com/office/drawing/2015/10/21/chartex" xmlns:cx3="http://schemas.microsoft.com/office/drawing/2016/5/9/chartex" xmlns:cx4="http://schemas.microsoft.com/office/drawing/2016/5/10/chartex" xmlns:cx5="http://schemas.microsoft.com/office/drawing/2016/5/11/chartex" xmlns:cx6="http://schemas.microsoft.com/office/drawing/2016/5/12/chartex" xmlns:cx7="http://schemas.microsoft.com/office/drawing/2016/5/13/chartex" xmlns:cx8="http://schemas.microsoft.com/office/drawing/2016/5/14/chartex" xmlns:mc="http://schemas.openxmlformats.org/markup-compatibility/2006" xmlns:aink="http://schemas.microsoft.com/office/drawing/2016/ink" xmlns:am3d="http://schemas.microsoft.com/office/drawing/2017/model3d" xmlns:o="urn:schemas-microsoft-com:office:office" xmlns:oel="http://schemas.microsoft.com/office/2019/extlst" xmlns:r="http://schemas.openxmlformats.org/officeDocument/2006/relationships" xmlns:m="http://schemas.openxmlformats.org/officeDocument/2006/math" xmlns:v="urn:schemas-microsoft-com:vml" xmlns:wp14="http://schemas.microsoft.com/office/word/2010/wordprocessingDrawing" xmlns:wp="http://schemas.openxmlformats.org/drawingml/2006/wordprocessingDrawing" xmlns:w10="urn:schemas-microsoft-com:office:word" xmlns:w="http://schemas.openxmlformats.org/wordprocessingml/2006/main" xmlns:w14="http://schemas.microsoft.com/office/word/2010/wordml" xmlns:w15="http://schemas.microsoft.com/office/word/2012/wordml" xmlns:w16cex="http://schemas.microsoft.com/office/word/2018/wordml/cex" xmlns:w16cid="http://schemas.microsoft.com/office/word/2016/wordml/cid" xmlns:w16="http://schemas.microsoft.com/office/word/2018/wordml" xmlns:w16du="http://schemas.microsoft.com/office/word/2023/wordml/word16du" xmlns:w16sdtdh="http://schemas.microsoft.com/office/word/2020/wordml/sdtdatahash" xmlns:w16sdtfl="http://schemas.microsoft.com/office/word/2024/wordml/sdtformatlock" xmlns:w16se="http://schemas.microsoft.com/office/word/2015/wordml/symex" xmlns:wpg="http://schemas.microsoft.com/office/word/2010/wordprocessingGroup" xmlns:wpi="http://schemas.microsoft.com/office/word/2010/wordprocessingInk" xmlns:wne="http://schemas.microsoft.com/office/word/2006/wordml" xmlns:wps="http://schemas.microsoft.com/office/word/2010/wordprocessingShape" mc:Ignorable="w14 w15 w16se w16cid w16 w16cex w16sdtdh w16sdtfl w16du wp14">
   <w:body>
-    <w:p>
-      <w:pPr>
-        <w:spacing w:after="0" w:line="360" w:lineRule="auto"/>
-        <w:rPr>
-          <w:rFonts w:ascii="Times New Roman" w:hAnsi="Times New Roman" w:cs="Times New Roman"/>
-          <w:b/>
-          <w:bCs/>
-          <w:sz w:val="26"/>
-          <w:szCs w:val="26"/>
-        </w:rPr>
-      </w:pPr>
-      <w:r>
-        <w:rPr>
-          <w:rFonts w:ascii="Times New Roman" w:hAnsi="Times New Roman" w:cs="Times New Roman"/>
-          <w:b/>
-          <w:bCs/>
-          <w:sz w:val="26"/>
-          <w:szCs w:val="26"/>
-        </w:rPr>
-        <w:t>PRODUCT REQUIREMENTS DOCUMENT (PRD)</w:t>
-      </w:r>
-    </w:p>
-    <w:p>
-      <w:pPr>
-        <w:spacing w:after="0" w:line="360" w:lineRule="auto"/>
-        <w:rPr>
-          <w:rFonts w:ascii="Times New Roman" w:hAnsi="Times New Roman" w:cs="Times New Roman"/>
-          <w:sz w:val="26"/>
-          <w:szCs w:val="26"/>
-        </w:rPr>
-      </w:pPr>
-      <w:proofErr w:type="spellStart"/>
-      <w:r>
-        <w:rPr>
-          <w:rFonts w:ascii="Times New Roman" w:hAnsi="Times New Roman" w:cs="Times New Roman"/>
-          <w:b/>
-          <w:bCs/>
-          <w:sz w:val="26"/>
-          <w:szCs w:val="26"/>
-        </w:rPr>
-        <w:t>Hệ</w:t>
-      </w:r>
-      <w:proofErr w:type="spellEnd"/>
-      <w:r>
-        <w:rPr>
-          <w:rFonts w:ascii="Times New Roman" w:hAnsi="Times New Roman" w:cs="Times New Roman"/>
-          <w:b/>
-          <w:bCs/>
-          <w:sz w:val="26"/>
-          <w:szCs w:val="26"/>
-        </w:rPr>
-        <w:t xml:space="preserve"> </w:t>
-      </w:r>
-      <w:proofErr w:type="spellStart"/>
-      <w:r>
-        <w:rPr>
-          <w:rFonts w:ascii="Times New Roman" w:hAnsi="Times New Roman" w:cs="Times New Roman"/>
-          <w:b/>
-          <w:bCs/>
-          <w:sz w:val="26"/>
-          <w:szCs w:val="26"/>
-        </w:rPr>
-        <w:t>thống</w:t>
-      </w:r>
-      <w:proofErr w:type="spellEnd"/>
-      <w:r>
-        <w:rPr>
-          <w:rFonts w:ascii="Times New Roman" w:hAnsi="Times New Roman" w:cs="Times New Roman"/>
-          <w:b/>
-          <w:bCs/>
-          <w:sz w:val="26"/>
-          <w:szCs w:val="26"/>
-        </w:rPr>
-        <w:t xml:space="preserve"> </w:t>
-      </w:r>
-      <w:proofErr w:type="spellStart"/>
-      <w:r>
-        <w:rPr>
-          <w:rFonts w:ascii="Times New Roman" w:hAnsi="Times New Roman" w:cs="Times New Roman"/>
-          <w:b/>
-          <w:bCs/>
-          <w:sz w:val="26"/>
-          <w:szCs w:val="26"/>
-        </w:rPr>
-        <w:t>thuyết</w:t>
-      </w:r>
-      <w:proofErr w:type="spellEnd"/>
-      <w:r>
-        <w:rPr>
-          <w:rFonts w:ascii="Times New Roman" w:hAnsi="Times New Roman" w:cs="Times New Roman"/>
-          <w:b/>
-          <w:bCs/>
-          <w:sz w:val="26"/>
-          <w:szCs w:val="26"/>
-        </w:rPr>
-        <w:t xml:space="preserve"> </w:t>
-      </w:r>
-      <w:proofErr w:type="spellStart"/>
-      <w:r>
-        <w:rPr>
-          <w:rFonts w:ascii="Times New Roman" w:hAnsi="Times New Roman" w:cs="Times New Roman"/>
-          <w:b/>
-          <w:bCs/>
-          <w:sz w:val="26"/>
-          <w:szCs w:val="26"/>
-        </w:rPr>
-        <w:t>minh</w:t>
-      </w:r>
-      <w:proofErr w:type="spellEnd"/>
-      <w:r>
-        <w:rPr>
-          <w:rFonts w:ascii="Times New Roman" w:hAnsi="Times New Roman" w:cs="Times New Roman"/>
-          <w:b/>
-          <w:bCs/>
-          <w:sz w:val="26"/>
-          <w:szCs w:val="26"/>
-        </w:rPr>
-        <w:t xml:space="preserve"> </w:t>
-      </w:r>
-      <w:proofErr w:type="spellStart"/>
-      <w:r>
-        <w:rPr>
-          <w:rFonts w:ascii="Times New Roman" w:hAnsi="Times New Roman" w:cs="Times New Roman"/>
-          <w:b/>
-          <w:bCs/>
-          <w:sz w:val="26"/>
-          <w:szCs w:val="26"/>
-        </w:rPr>
-        <w:t>tự</w:t>
-      </w:r>
-      <w:proofErr w:type="spellEnd"/>
-      <w:r>
-        <w:rPr>
-          <w:rFonts w:ascii="Times New Roman" w:hAnsi="Times New Roman" w:cs="Times New Roman"/>
-          <w:b/>
-          <w:bCs/>
-          <w:sz w:val="26"/>
-          <w:szCs w:val="26"/>
-        </w:rPr>
-        <w:t xml:space="preserve"> </w:t>
-      </w:r>
-      <w:proofErr w:type="spellStart"/>
-      <w:r>
-        <w:rPr>
-          <w:rFonts w:ascii="Times New Roman" w:hAnsi="Times New Roman" w:cs="Times New Roman"/>
-          <w:b/>
-          <w:bCs/>
-          <w:sz w:val="26"/>
-          <w:szCs w:val="26"/>
-        </w:rPr>
-        <w:t>động</w:t>
-      </w:r>
-      <w:proofErr w:type="spellEnd"/>
-      <w:r>
-        <w:rPr>
-          <w:rFonts w:ascii="Times New Roman" w:hAnsi="Times New Roman" w:cs="Times New Roman"/>
-          <w:b/>
-          <w:bCs/>
-          <w:sz w:val="26"/>
-          <w:szCs w:val="26"/>
-        </w:rPr>
-        <w:t xml:space="preserve"> </w:t>
-      </w:r>
-      <w:proofErr w:type="spellStart"/>
-      <w:r>
-        <w:rPr>
-          <w:rFonts w:ascii="Times New Roman" w:hAnsi="Times New Roman" w:cs="Times New Roman"/>
-          <w:b/>
-          <w:bCs/>
-          <w:sz w:val="26"/>
-          <w:szCs w:val="26"/>
-        </w:rPr>
-        <w:t>đa</w:t>
-      </w:r>
-      <w:proofErr w:type="spellEnd"/>
-      <w:r>
-        <w:rPr>
-          <w:rFonts w:ascii="Times New Roman" w:hAnsi="Times New Roman" w:cs="Times New Roman"/>
-          <w:b/>
-          <w:bCs/>
-          <w:sz w:val="26"/>
-          <w:szCs w:val="26"/>
-        </w:rPr>
-        <w:t xml:space="preserve"> </w:t>
-      </w:r>
-      <w:proofErr w:type="spellStart"/>
-      <w:r>
-        <w:rPr>
-          <w:rFonts w:ascii="Times New Roman" w:hAnsi="Times New Roman" w:cs="Times New Roman"/>
-          <w:b/>
-          <w:bCs/>
-          <w:sz w:val="26"/>
-          <w:szCs w:val="26"/>
-        </w:rPr>
-        <w:t>ngôn</w:t>
-      </w:r>
-      <w:proofErr w:type="spellEnd"/>
-      <w:r>
-        <w:rPr>
-          <w:rFonts w:ascii="Times New Roman" w:hAnsi="Times New Roman" w:cs="Times New Roman"/>
-          <w:b/>
-          <w:bCs/>
-          <w:sz w:val="26"/>
-          <w:szCs w:val="26"/>
-        </w:rPr>
-        <w:t xml:space="preserve"> </w:t>
-      </w:r>
-      <w:proofErr w:type="spellStart"/>
-      <w:r>
-        <w:rPr>
-          <w:rFonts w:ascii="Times New Roman" w:hAnsi="Times New Roman" w:cs="Times New Roman"/>
-          <w:b/>
-          <w:bCs/>
-          <w:sz w:val="26"/>
-          <w:szCs w:val="26"/>
-        </w:rPr>
-        <w:t>ngữ</w:t>
-      </w:r>
-      <w:proofErr w:type="spellEnd"/>
-      <w:r>
-        <w:rPr>
-          <w:rFonts w:ascii="Times New Roman" w:hAnsi="Times New Roman" w:cs="Times New Roman"/>
-          <w:b/>
-          <w:bCs/>
-          <w:sz w:val="26"/>
-          <w:szCs w:val="26"/>
-        </w:rPr>
-        <w:t xml:space="preserve"> </w:t>
-      </w:r>
-      <w:proofErr w:type="spellStart"/>
-      <w:r>
-        <w:rPr>
-          <w:rFonts w:ascii="Times New Roman" w:hAnsi="Times New Roman" w:cs="Times New Roman"/>
-          <w:b/>
-          <w:bCs/>
-          <w:sz w:val="26"/>
-          <w:szCs w:val="26"/>
-        </w:rPr>
-        <w:t>cho</w:t>
-      </w:r>
-      <w:proofErr w:type="spellEnd"/>
-      <w:r>
-        <w:rPr>
-          <w:rFonts w:ascii="Times New Roman" w:hAnsi="Times New Roman" w:cs="Times New Roman"/>
-          <w:b/>
-          <w:bCs/>
-          <w:sz w:val="26"/>
-          <w:szCs w:val="26"/>
-        </w:rPr>
-        <w:t xml:space="preserve"> </w:t>
-      </w:r>
-      <w:proofErr w:type="spellStart"/>
-      <w:r>
-        <w:rPr>
-          <w:rFonts w:ascii="Times New Roman" w:hAnsi="Times New Roman" w:cs="Times New Roman"/>
-          <w:b/>
-          <w:bCs/>
-          <w:sz w:val="26"/>
-          <w:szCs w:val="26"/>
-        </w:rPr>
-        <w:t>phố</w:t>
-      </w:r>
-      <w:proofErr w:type="spellEnd"/>
-      <w:r>
-        <w:rPr>
-          <w:rFonts w:ascii="Times New Roman" w:hAnsi="Times New Roman" w:cs="Times New Roman"/>
-          <w:b/>
-          <w:bCs/>
-          <w:sz w:val="26"/>
-          <w:szCs w:val="26"/>
-        </w:rPr>
-        <w:t xml:space="preserve"> </w:t>
-      </w:r>
-      <w:proofErr w:type="spellStart"/>
-      <w:r>
-        <w:rPr>
-          <w:rFonts w:ascii="Times New Roman" w:hAnsi="Times New Roman" w:cs="Times New Roman"/>
-          <w:b/>
-          <w:bCs/>
-          <w:sz w:val="26"/>
-          <w:szCs w:val="26"/>
-        </w:rPr>
-        <w:t>ẩm</w:t>
-      </w:r>
-      <w:proofErr w:type="spellEnd"/>
-      <w:r>
-        <w:rPr>
-          <w:rFonts w:ascii="Times New Roman" w:hAnsi="Times New Roman" w:cs="Times New Roman"/>
-          <w:b/>
-          <w:bCs/>
-          <w:sz w:val="26"/>
-          <w:szCs w:val="26"/>
-        </w:rPr>
-        <w:t xml:space="preserve"> </w:t>
-      </w:r>
-      <w:proofErr w:type="spellStart"/>
-      <w:r>
-        <w:rPr>
-          <w:rFonts w:ascii="Times New Roman" w:hAnsi="Times New Roman" w:cs="Times New Roman"/>
-          <w:b/>
-          <w:bCs/>
-          <w:sz w:val="26"/>
-          <w:szCs w:val="26"/>
-        </w:rPr>
-        <w:t>thực</w:t>
-      </w:r>
-      <w:proofErr w:type="spellEnd"/>
-      <w:r>
-        <w:rPr>
-          <w:rFonts w:ascii="Times New Roman" w:hAnsi="Times New Roman" w:cs="Times New Roman"/>
-          <w:b/>
-          <w:bCs/>
-          <w:sz w:val="26"/>
-          <w:szCs w:val="26"/>
-        </w:rPr>
-        <w:t xml:space="preserve"> </w:t>
-      </w:r>
-      <w:proofErr w:type="spellStart"/>
-      <w:r>
-        <w:rPr>
-          <w:rFonts w:ascii="Times New Roman" w:hAnsi="Times New Roman" w:cs="Times New Roman"/>
-          <w:b/>
-          <w:bCs/>
-          <w:sz w:val="26"/>
-          <w:szCs w:val="26"/>
-        </w:rPr>
-        <w:t>Vĩnh</w:t>
-      </w:r>
-      <w:proofErr w:type="spellEnd"/>
-      <w:r>
-        <w:rPr>
-          <w:rFonts w:ascii="Times New Roman" w:hAnsi="Times New Roman" w:cs="Times New Roman"/>
-          <w:b/>
-          <w:bCs/>
-          <w:sz w:val="26"/>
-          <w:szCs w:val="26"/>
-        </w:rPr>
-        <w:t xml:space="preserve"> Khánh</w:t>
-      </w:r>
-    </w:p>
-    <w:p>
-      <w:pPr>
-        <w:spacing w:after="0" w:line="360" w:lineRule="auto"/>
-        <w:rPr>
-          <w:rFonts w:ascii="Times New Roman" w:hAnsi="Times New Roman" w:cs="Times New Roman"/>
-          <w:b/>
-          <w:bCs/>
-          <w:sz w:val="26"/>
-          <w:szCs w:val="26"/>
-          <w:lang w:val="vi-VN"/>
-        </w:rPr>
-      </w:pPr>
-      <w:proofErr w:type="spellStart"/>
-      <w:r>
-        <w:rPr>
-          <w:rFonts w:ascii="Times New Roman" w:hAnsi="Times New Roman" w:cs="Times New Roman"/>
-          <w:b/>
-          <w:bCs/>
-          <w:sz w:val="26"/>
-          <w:szCs w:val="26"/>
-        </w:rPr>
-        <w:t>Mục</w:t>
-      </w:r>
-      <w:proofErr w:type="spellEnd"/>
-      <w:r>
-        <w:rPr>
-          <w:rFonts w:ascii="Times New Roman" w:hAnsi="Times New Roman" w:cs="Times New Roman"/>
-          <w:b/>
-          <w:bCs/>
-          <w:sz w:val="26"/>
-          <w:szCs w:val="26"/>
-        </w:rPr>
-        <w:t xml:space="preserve"> </w:t>
-      </w:r>
-      <w:proofErr w:type="spellStart"/>
-      <w:r>
-        <w:rPr>
-          <w:rFonts w:ascii="Times New Roman" w:hAnsi="Times New Roman" w:cs="Times New Roman"/>
-          <w:b/>
-          <w:bCs/>
-          <w:sz w:val="26"/>
-          <w:szCs w:val="26"/>
-        </w:rPr>
-        <w:t>tiêu</w:t>
-      </w:r>
-      <w:proofErr w:type="spellEnd"/>
-      <w:r>
-        <w:rPr>
-          <w:rFonts w:ascii="Times New Roman" w:hAnsi="Times New Roman" w:cs="Times New Roman"/>
-          <w:b/>
-          <w:bCs/>
-          <w:sz w:val="26"/>
-          <w:szCs w:val="26"/>
-        </w:rPr>
-        <w:t xml:space="preserve"> </w:t>
-      </w:r>
-      <w:proofErr w:type="spellStart"/>
-      <w:r>
-        <w:rPr>
-          <w:rFonts w:ascii="Times New Roman" w:hAnsi="Times New Roman" w:cs="Times New Roman"/>
-          <w:b/>
-          <w:bCs/>
-          <w:sz w:val="26"/>
-          <w:szCs w:val="26"/>
-        </w:rPr>
-        <w:t>sản</w:t>
-      </w:r>
-      <w:proofErr w:type="spellEnd"/>
-      <w:r>
-        <w:rPr>
-          <w:rFonts w:ascii="Times New Roman" w:hAnsi="Times New Roman" w:cs="Times New Roman"/>
-          <w:b/>
-          <w:bCs/>
-          <w:sz w:val="26"/>
-          <w:szCs w:val="26"/>
-        </w:rPr>
-        <w:t xml:space="preserve"> </w:t>
-      </w:r>
-      <w:proofErr w:type="spellStart"/>
-      <w:r>
-        <w:rPr>
-          <w:rFonts w:ascii="Times New Roman" w:hAnsi="Times New Roman" w:cs="Times New Roman"/>
-          <w:b/>
-          <w:bCs/>
-          <w:sz w:val="26"/>
-          <w:szCs w:val="26"/>
-        </w:rPr>
-        <w:t>phẩm</w:t>
-      </w:r>
-      <w:proofErr w:type="spellEnd"/>
-    </w:p>
-    <w:p>
-      <w:pPr>
-        <w:spacing w:after="0" w:line="360" w:lineRule="auto"/>
-        <w:rPr>
-          <w:rFonts w:ascii="Times New Roman" w:hAnsi="Times New Roman" w:cs="Times New Roman"/>
-          <w:sz w:val="26"/>
-          <w:szCs w:val="26"/>
-          <w:lang w:val="vi-VN"/>
-        </w:rPr>
-      </w:pPr>
-      <w:proofErr w:type="spellStart"/>
-      <w:r>
-        <w:rPr>
-          <w:rFonts w:ascii="Times New Roman" w:hAnsi="Times New Roman" w:cs="Times New Roman"/>
-          <w:b/>
-          <w:bCs/>
-          <w:sz w:val="26"/>
-          <w:szCs w:val="26"/>
-        </w:rPr>
-        <w:t>Tên</w:t>
-      </w:r>
-      <w:proofErr w:type="spellEnd"/>
-      <w:r>
-        <w:rPr>
-          <w:rFonts w:ascii="Times New Roman" w:hAnsi="Times New Roman" w:cs="Times New Roman"/>
-          <w:b/>
-          <w:bCs/>
-          <w:sz w:val="26"/>
-          <w:szCs w:val="26"/>
-        </w:rPr>
-        <w:t xml:space="preserve"> </w:t>
-      </w:r>
-      <w:proofErr w:type="spellStart"/>
-      <w:r>
-        <w:rPr>
-          <w:rFonts w:ascii="Times New Roman" w:hAnsi="Times New Roman" w:cs="Times New Roman"/>
-          <w:b/>
-          <w:bCs/>
-          <w:sz w:val="26"/>
-          <w:szCs w:val="26"/>
-        </w:rPr>
-        <w:t>hệ</w:t>
-      </w:r>
-      <w:proofErr w:type="spellEnd"/>
-      <w:r>
-        <w:rPr>
-          <w:rFonts w:ascii="Times New Roman" w:hAnsi="Times New Roman" w:cs="Times New Roman"/>
-          <w:b/>
-          <w:bCs/>
-          <w:sz w:val="26"/>
-          <w:szCs w:val="26"/>
-        </w:rPr>
-        <w:t xml:space="preserve"> </w:t>
-      </w:r>
-      <w:proofErr w:type="spellStart"/>
-      <w:r>
-        <w:rPr>
-          <w:rFonts w:ascii="Times New Roman" w:hAnsi="Times New Roman" w:cs="Times New Roman"/>
-          <w:b/>
-          <w:bCs/>
-          <w:sz w:val="26"/>
-          <w:szCs w:val="26"/>
-        </w:rPr>
-        <w:t>thống</w:t>
-      </w:r>
-      <w:proofErr w:type="spellEnd"/>
-      <w:r>
-        <w:rPr>
-          <w:rFonts w:ascii="Times New Roman" w:hAnsi="Times New Roman" w:cs="Times New Roman"/>
-          <w:b/>
-          <w:bCs/>
-          <w:sz w:val="26"/>
-          <w:szCs w:val="26"/>
-        </w:rPr>
-        <w:t>:</w:t>
-      </w:r>
-      <w:r>
-        <w:rPr>
-          <w:rFonts w:ascii="Times New Roman" w:hAnsi="Times New Roman" w:cs="Times New Roman"/>
-          <w:sz w:val="26"/>
-          <w:szCs w:val="26"/>
-        </w:rPr>
-        <w:t xml:space="preserve"> </w:t>
-      </w:r>
-      <w:proofErr w:type="spellStart"/>
-      <w:r>
-        <w:rPr>
-          <w:rFonts w:ascii="Times New Roman" w:hAnsi="Times New Roman" w:cs="Times New Roman"/>
-          <w:sz w:val="26"/>
-          <w:szCs w:val="26"/>
-        </w:rPr>
-        <w:t>Thuyết</w:t>
-      </w:r>
-      <w:proofErr w:type="spellEnd"/>
-      <w:r>
-        <w:rPr>
-          <w:rFonts w:ascii="Times New Roman" w:hAnsi="Times New Roman" w:cs="Times New Roman"/>
-          <w:sz w:val="26"/>
-          <w:szCs w:val="26"/>
-        </w:rPr>
-        <w:t xml:space="preserve"> </w:t>
-      </w:r>
-      <w:proofErr w:type="spellStart"/>
-      <w:r>
-        <w:rPr>
-          <w:rFonts w:ascii="Times New Roman" w:hAnsi="Times New Roman" w:cs="Times New Roman"/>
-          <w:sz w:val="26"/>
-          <w:szCs w:val="26"/>
-        </w:rPr>
-        <w:t>minh</w:t>
-      </w:r>
-      <w:proofErr w:type="spellEnd"/>
-      <w:r>
-        <w:rPr>
-          <w:rFonts w:ascii="Times New Roman" w:hAnsi="Times New Roman" w:cs="Times New Roman"/>
-          <w:sz w:val="26"/>
-          <w:szCs w:val="26"/>
-        </w:rPr>
-        <w:t xml:space="preserve"> </w:t>
-      </w:r>
-      <w:proofErr w:type="spellStart"/>
-      <w:r>
-        <w:rPr>
-          <w:rFonts w:ascii="Times New Roman" w:hAnsi="Times New Roman" w:cs="Times New Roman"/>
-          <w:sz w:val="26"/>
-          <w:szCs w:val="26"/>
-        </w:rPr>
-        <w:t>tự</w:t>
-      </w:r>
-      <w:proofErr w:type="spellEnd"/>
-      <w:r>
-        <w:rPr>
-          <w:rFonts w:ascii="Times New Roman" w:hAnsi="Times New Roman" w:cs="Times New Roman"/>
-          <w:sz w:val="26"/>
-          <w:szCs w:val="26"/>
-        </w:rPr>
-        <w:t xml:space="preserve"> </w:t>
-      </w:r>
-      <w:proofErr w:type="spellStart"/>
-      <w:r>
-        <w:rPr>
-          <w:rFonts w:ascii="Times New Roman" w:hAnsi="Times New Roman" w:cs="Times New Roman"/>
-          <w:sz w:val="26"/>
-          <w:szCs w:val="26"/>
-        </w:rPr>
-        <w:t>động</w:t>
-      </w:r>
-      <w:proofErr w:type="spellEnd"/>
-      <w:r>
-        <w:rPr>
-          <w:rFonts w:ascii="Times New Roman" w:hAnsi="Times New Roman" w:cs="Times New Roman"/>
-          <w:sz w:val="26"/>
-          <w:szCs w:val="26"/>
-        </w:rPr>
-        <w:t xml:space="preserve"> </w:t>
-      </w:r>
-      <w:proofErr w:type="spellStart"/>
-      <w:r>
-        <w:rPr>
-          <w:rFonts w:ascii="Times New Roman" w:hAnsi="Times New Roman" w:cs="Times New Roman"/>
-          <w:sz w:val="26"/>
-          <w:szCs w:val="26"/>
-        </w:rPr>
-        <w:t>đa</w:t>
-      </w:r>
-      <w:proofErr w:type="spellEnd"/>
-      <w:r>
-        <w:rPr>
-          <w:rFonts w:ascii="Times New Roman" w:hAnsi="Times New Roman" w:cs="Times New Roman"/>
-          <w:sz w:val="26"/>
-          <w:szCs w:val="26"/>
-        </w:rPr>
-        <w:t xml:space="preserve"> </w:t>
-      </w:r>
-      <w:proofErr w:type="spellStart"/>
-      <w:r>
-        <w:rPr>
-          <w:rFonts w:ascii="Times New Roman" w:hAnsi="Times New Roman" w:cs="Times New Roman"/>
-          <w:sz w:val="26"/>
-          <w:szCs w:val="26"/>
-        </w:rPr>
-        <w:t>ngôn</w:t>
-      </w:r>
-      <w:proofErr w:type="spellEnd"/>
-      <w:r>
-        <w:rPr>
-          <w:rFonts w:ascii="Times New Roman" w:hAnsi="Times New Roman" w:cs="Times New Roman"/>
-          <w:sz w:val="26"/>
-          <w:szCs w:val="26"/>
-        </w:rPr>
-        <w:t xml:space="preserve"> </w:t>
-      </w:r>
-      <w:proofErr w:type="spellStart"/>
-      <w:r>
-        <w:rPr>
-          <w:rFonts w:ascii="Times New Roman" w:hAnsi="Times New Roman" w:cs="Times New Roman"/>
-          <w:sz w:val="26"/>
-          <w:szCs w:val="26"/>
-        </w:rPr>
-        <w:t>ngữ</w:t>
-      </w:r>
-      <w:proofErr w:type="spellEnd"/>
-      <w:r>
-        <w:rPr>
-          <w:rFonts w:ascii="Times New Roman" w:hAnsi="Times New Roman" w:cs="Times New Roman"/>
-          <w:sz w:val="26"/>
-          <w:szCs w:val="26"/>
-        </w:rPr>
-        <w:t xml:space="preserve"> </w:t>
-      </w:r>
-      <w:proofErr w:type="spellStart"/>
-      <w:r>
-        <w:rPr>
-          <w:rFonts w:ascii="Times New Roman" w:hAnsi="Times New Roman" w:cs="Times New Roman"/>
-          <w:sz w:val="26"/>
-          <w:szCs w:val="26"/>
-        </w:rPr>
-        <w:t>cho</w:t>
-      </w:r>
-      <w:proofErr w:type="spellEnd"/>
-      <w:r>
-        <w:rPr>
-          <w:rFonts w:ascii="Times New Roman" w:hAnsi="Times New Roman" w:cs="Times New Roman"/>
-          <w:sz w:val="26"/>
-          <w:szCs w:val="26"/>
-        </w:rPr>
-        <w:t xml:space="preserve"> </w:t>
-      </w:r>
-      <w:proofErr w:type="spellStart"/>
-      <w:r>
-        <w:rPr>
-          <w:rFonts w:ascii="Times New Roman" w:hAnsi="Times New Roman" w:cs="Times New Roman"/>
-          <w:sz w:val="26"/>
-          <w:szCs w:val="26"/>
-        </w:rPr>
-        <w:t>phố</w:t>
-      </w:r>
-      <w:proofErr w:type="spellEnd"/>
-      <w:r>
-        <w:rPr>
-          <w:rFonts w:ascii="Times New Roman" w:hAnsi="Times New Roman" w:cs="Times New Roman"/>
-          <w:sz w:val="26"/>
-          <w:szCs w:val="26"/>
-        </w:rPr>
-        <w:t xml:space="preserve"> </w:t>
-      </w:r>
-      <w:proofErr w:type="spellStart"/>
-      <w:r>
-        <w:rPr>
-          <w:rFonts w:ascii="Times New Roman" w:hAnsi="Times New Roman" w:cs="Times New Roman"/>
-          <w:sz w:val="26"/>
-          <w:szCs w:val="26"/>
-        </w:rPr>
-        <w:t>ẩm</w:t>
-      </w:r>
-      <w:proofErr w:type="spellEnd"/>
-      <w:r>
-        <w:rPr>
-          <w:rFonts w:ascii="Times New Roman" w:hAnsi="Times New Roman" w:cs="Times New Roman"/>
-          <w:sz w:val="26"/>
-          <w:szCs w:val="26"/>
-        </w:rPr>
-        <w:t xml:space="preserve"> </w:t>
-      </w:r>
-      <w:proofErr w:type="spellStart"/>
-      <w:r>
-        <w:rPr>
-          <w:rFonts w:ascii="Times New Roman" w:hAnsi="Times New Roman" w:cs="Times New Roman"/>
-          <w:sz w:val="26"/>
-          <w:szCs w:val="26"/>
-        </w:rPr>
-        <w:t>thực</w:t>
-      </w:r>
-      <w:proofErr w:type="spellEnd"/>
-      <w:r>
-        <w:rPr>
-          <w:rFonts w:ascii="Times New Roman" w:hAnsi="Times New Roman" w:cs="Times New Roman"/>
-          <w:sz w:val="26"/>
-          <w:szCs w:val="26"/>
-        </w:rPr>
-        <w:t xml:space="preserve"> </w:t>
-      </w:r>
-      <w:proofErr w:type="spellStart"/>
-      <w:r>
-        <w:rPr>
-          <w:rFonts w:ascii="Times New Roman" w:hAnsi="Times New Roman" w:cs="Times New Roman"/>
-          <w:sz w:val="26"/>
-          <w:szCs w:val="26"/>
-        </w:rPr>
-        <w:t>Vĩnh</w:t>
-      </w:r>
-      <w:proofErr w:type="spellEnd"/>
-      <w:r>
-        <w:rPr>
-          <w:rFonts w:ascii="Times New Roman" w:hAnsi="Times New Roman" w:cs="Times New Roman"/>
-          <w:sz w:val="26"/>
-          <w:szCs w:val="26"/>
-        </w:rPr>
-        <w:t xml:space="preserve"> Khánh</w:t>
-      </w:r>
-    </w:p>
-    <w:p>
-      <w:pPr>
-        <w:spacing w:after="0" w:line="360" w:lineRule="auto"/>
-        <w:rPr>
-          <w:rFonts w:ascii="Times New Roman" w:hAnsi="Times New Roman" w:cs="Times New Roman"/>
-          <w:sz w:val="26"/>
-          <w:szCs w:val="26"/>
-          <w:lang w:val="vi-VN"/>
-        </w:rPr>
-      </w:pPr>
-      <w:proofErr w:type="spellStart"/>
-      <w:r>
-        <w:rPr>
-          <w:rFonts w:ascii="Times New Roman" w:hAnsi="Times New Roman" w:cs="Times New Roman"/>
-          <w:b/>
-          <w:bCs/>
-          <w:sz w:val="26"/>
-          <w:szCs w:val="26"/>
-        </w:rPr>
-        <w:t>Nền</w:t>
-      </w:r>
-      <w:proofErr w:type="spellEnd"/>
-      <w:r>
-        <w:rPr>
-          <w:rFonts w:ascii="Times New Roman" w:hAnsi="Times New Roman" w:cs="Times New Roman"/>
-          <w:b/>
-          <w:bCs/>
-          <w:sz w:val="26"/>
-          <w:szCs w:val="26"/>
-        </w:rPr>
-        <w:t xml:space="preserve"> </w:t>
-      </w:r>
-      <w:proofErr w:type="spellStart"/>
-      <w:r>
-        <w:rPr>
-          <w:rFonts w:ascii="Times New Roman" w:hAnsi="Times New Roman" w:cs="Times New Roman"/>
-          <w:b/>
-          <w:bCs/>
-          <w:sz w:val="26"/>
-          <w:szCs w:val="26"/>
-        </w:rPr>
-        <w:t>tảng</w:t>
-      </w:r>
-      <w:proofErr w:type="spellEnd"/>
-      <w:r>
-        <w:rPr>
-          <w:rFonts w:ascii="Times New Roman" w:hAnsi="Times New Roman" w:cs="Times New Roman"/>
-          <w:b/>
-          <w:bCs/>
-          <w:sz w:val="26"/>
-          <w:szCs w:val="26"/>
-        </w:rPr>
-        <w:t>:</w:t>
-      </w:r>
-      <w:r>
-        <w:rPr>
-          <w:rFonts w:ascii="Times New Roman" w:hAnsi="Times New Roman" w:cs="Times New Roman"/>
-          <w:sz w:val="26"/>
-          <w:szCs w:val="26"/>
-        </w:rPr>
-        <w:t xml:space="preserve"> Mobile App (.NET MAUI), Backend API (ASP.NET Core), CMS Web (Razor Pages)</w:t>
-      </w:r>
-    </w:p>
     <w:p>
       <w:pPr>
         <w:pBdr>
@@ -1269,7 +474,6 @@
           <w:color w:val="1F497D"/>
           <w:sz w:val="26"/>
         </w:rPr>
-        <w:lastRenderedPageBreak/>
         <w:t>2.2 Quản trị viên (Admin CMS)</w:t>
       </w:r>
     </w:p>
@@ -1357,6 +561,7 @@
           <w:color w:val="00467F"/>
           <w:sz w:val="28"/>
         </w:rPr>
+        <w:lastRenderedPageBreak/>
         <w:t>3. KIẾN TRÚC HỆ THỐNG</w:t>
       </w:r>
     </w:p>
@@ -2094,7 +1299,6 @@
               <w:rPr>
                 <w:rFonts w:ascii="Times New Roman" w:eastAsia="Times New Roman" w:hAnsi="Times New Roman" w:cs="Times New Roman"/>
               </w:rPr>
-              <w:lastRenderedPageBreak/>
               <w:t>lichsuphat</w:t>
             </w:r>
           </w:p>
@@ -2431,6 +1635,7 @@
               <w:rPr>
                 <w:rFonts w:ascii="Times New Roman" w:eastAsia="Times New Roman" w:hAnsi="Times New Roman" w:cs="Times New Roman"/>
               </w:rPr>
+              <w:lastRenderedPageBreak/>
               <w:t>ngay</w:t>
             </w:r>
           </w:p>
@@ -3030,116 +2235,156 @@
           <w:color w:val="1F497D"/>
           <w:sz w:val="26"/>
         </w:rPr>
-        <w:t>F01 – Khởi động &amp; Subscription Gate</w:t>
+        <w:t>6.0 Tổng quan use case</w:t>
       </w:r>
     </w:p>
     <w:p>
       <w:pPr>
-        <w:spacing w:after="120"/>
-      </w:pPr>
-      <w:r>
+        <w:spacing w:before="160" w:after="40"/>
+        <w:jc w:val="center"/>
         <w:rPr>
           <w:rFonts w:ascii="Times New Roman" w:eastAsia="Times New Roman" w:hAnsi="Times New Roman" w:cs="Times New Roman"/>
-          <w:sz w:val="24"/>
-        </w:rPr>
-        <w:t>Mỗi lần mở app, kiểm tra xem thiết bị có gói hợp lệ không.</w:t>
-      </w:r>
+          <w:b/>
+          <w:i/>
+          <w:color w:val="595959"/>
+          <w:lang w:val="vi-VN"/>
+        </w:rPr>
+      </w:pPr>
+      <w:r>
+        <w:rPr>
+          <w:rFonts w:ascii="Times New Roman" w:eastAsia="Times New Roman" w:hAnsi="Times New Roman" w:cs="Times New Roman"/>
+          <w:b/>
+          <w:i/>
+          <w:color w:val="595959"/>
+        </w:rPr>
+        <w:t xml:space="preserve">Hình 0 – Use case tổng </w:t>
+      </w:r>
+      <w:proofErr w:type="spellStart"/>
+      <w:r>
+        <w:rPr>
+          <w:rFonts w:ascii="Times New Roman" w:eastAsia="Times New Roman" w:hAnsi="Times New Roman" w:cs="Times New Roman"/>
+          <w:b/>
+          <w:i/>
+          <w:color w:val="595959"/>
+        </w:rPr>
+        <w:t>thể</w:t>
+      </w:r>
+      <w:proofErr w:type="spellEnd"/>
+      <w:r>
+        <w:rPr>
+          <w:rFonts w:ascii="Times New Roman" w:eastAsia="Times New Roman" w:hAnsi="Times New Roman" w:cs="Times New Roman"/>
+          <w:b/>
+          <w:i/>
+          <w:color w:val="595959"/>
+        </w:rPr>
+        <w:t xml:space="preserve"> </w:t>
+      </w:r>
+      <w:proofErr w:type="spellStart"/>
+      <w:r>
+        <w:rPr>
+          <w:rFonts w:ascii="Times New Roman" w:eastAsia="Times New Roman" w:hAnsi="Times New Roman" w:cs="Times New Roman"/>
+          <w:b/>
+          <w:i/>
+          <w:color w:val="595959"/>
+        </w:rPr>
+        <w:t>hệ</w:t>
+      </w:r>
+      <w:proofErr w:type="spellEnd"/>
+      <w:r>
+        <w:rPr>
+          <w:rFonts w:ascii="Times New Roman" w:eastAsia="Times New Roman" w:hAnsi="Times New Roman" w:cs="Times New Roman"/>
+          <w:b/>
+          <w:i/>
+          <w:color w:val="595959"/>
+        </w:rPr>
+        <w:t xml:space="preserve"> </w:t>
+      </w:r>
+      <w:proofErr w:type="spellStart"/>
+      <w:r>
+        <w:rPr>
+          <w:rFonts w:ascii="Times New Roman" w:eastAsia="Times New Roman" w:hAnsi="Times New Roman" w:cs="Times New Roman"/>
+          <w:b/>
+          <w:i/>
+          <w:color w:val="595959"/>
+        </w:rPr>
+        <w:t>thống</w:t>
+      </w:r>
+      <w:proofErr w:type="spellEnd"/>
+      <w:r>
+        <w:rPr>
+          <w:rFonts w:ascii="Times New Roman" w:eastAsia="Times New Roman" w:hAnsi="Times New Roman" w:cs="Times New Roman"/>
+          <w:b/>
+          <w:i/>
+          <w:color w:val="595959"/>
+        </w:rPr>
+        <w:t xml:space="preserve"> </w:t>
+      </w:r>
+      <w:proofErr w:type="spellStart"/>
+      <w:r>
+        <w:rPr>
+          <w:rFonts w:ascii="Times New Roman" w:eastAsia="Times New Roman" w:hAnsi="Times New Roman" w:cs="Times New Roman"/>
+          <w:b/>
+          <w:i/>
+          <w:color w:val="595959"/>
+        </w:rPr>
+        <w:t>VinhKhanhTour</w:t>
+      </w:r>
+      <w:proofErr w:type="spellEnd"/>
     </w:p>
     <w:p>
       <w:pPr>
-        <w:spacing w:after="120"/>
-      </w:pPr>
-      <w:r>
-        <w:rPr>
-          <w:rFonts w:ascii="Times New Roman" w:eastAsia="Times New Roman" w:hAnsi="Times New Roman" w:cs="Times New Roman"/>
-          <w:b/>
-          <w:sz w:val="24"/>
-        </w:rPr>
-        <w:t>Luồng chính:</w:t>
+        <w:spacing w:before="160" w:after="40"/>
+        <w:jc w:val="center"/>
+        <w:rPr>
+          <w:lang w:val="vi-VN"/>
+        </w:rPr>
+      </w:pPr>
+      <w:r>
+        <w:rPr>
+          <w:noProof/>
+          <w:lang w:val="vi-VN"/>
+        </w:rPr>
+        <w:drawing>
+          <wp:inline distT="0" distB="0" distL="0" distR="0" wp14:anchorId="5DB903BE" wp14:editId="6213AF59">
+            <wp:extent cx="5972175" cy="3998595"/>
+            <wp:effectExtent l="0" t="0" r="9525" b="1905"/>
+            <wp:docPr id="661349333" name="Picture 1"/>
+            <wp:cNvGraphicFramePr>
+              <a:graphicFrameLocks xmlns:a="http://schemas.openxmlformats.org/drawingml/2006/main" noChangeAspect="1"/>
+            </wp:cNvGraphicFramePr>
+            <a:graphic xmlns:a="http://schemas.openxmlformats.org/drawingml/2006/main">
+              <a:graphicData uri="http://schemas.openxmlformats.org/drawingml/2006/picture">
+                <pic:pic xmlns:pic="http://schemas.openxmlformats.org/drawingml/2006/picture">
+                  <pic:nvPicPr>
+                    <pic:cNvPr id="661349333" name="Picture 661349333"/>
+                    <pic:cNvPicPr/>
+                  </pic:nvPicPr>
+                  <pic:blipFill>
+                    <a:blip r:embed="rId6"/>
+                    <a:stretch>
+                      <a:fillRect/>
+                    </a:stretch>
+                  </pic:blipFill>
+                  <pic:spPr>
+                    <a:xfrm>
+                      <a:off x="0" y="0"/>
+                      <a:ext cx="5972175" cy="3998595"/>
+                    </a:xfrm>
+                    <a:prstGeom prst="rect">
+                      <a:avLst/>
+                    </a:prstGeom>
+                  </pic:spPr>
+                </pic:pic>
+              </a:graphicData>
+            </a:graphic>
+          </wp:inline>
+        </w:drawing>
       </w:r>
     </w:p>
     <w:p>
       <w:pPr>
-        <w:pStyle w:val="ListBullet"/>
-        <w:spacing w:after="60"/>
-        <w:ind w:left="567"/>
-      </w:pPr>
-      <w:r>
-        <w:rPr>
-          <w:rFonts w:ascii="Times New Roman" w:eastAsia="Times New Roman" w:hAnsi="Times New Roman" w:cs="Times New Roman"/>
-          <w:sz w:val="24"/>
-        </w:rPr>
-        <w:t>MainPage.OnAppearing() → đọc sub_ngay_het_han từ Preferences</w:t>
-      </w:r>
-    </w:p>
-    <w:p>
-      <w:pPr>
-        <w:pStyle w:val="ListBullet"/>
-        <w:spacing w:after="60"/>
-        <w:ind w:left="567"/>
-      </w:pPr>
-      <w:r>
-        <w:rPr>
-          <w:rFonts w:ascii="Times New Roman" w:eastAsia="Times New Roman" w:hAnsi="Times New Roman" w:cs="Times New Roman"/>
-          <w:sz w:val="24"/>
-        </w:rPr>
-        <w:t>Nếu hết hạn hoặc chưa có → điều hướng sang SubscriptionPage</w:t>
-      </w:r>
-    </w:p>
-    <w:p>
-      <w:pPr>
-        <w:pStyle w:val="ListBullet"/>
-        <w:spacing w:after="60"/>
-        <w:ind w:left="567"/>
-      </w:pPr>
-      <w:r>
-        <w:rPr>
-          <w:rFonts w:ascii="Times New Roman" w:eastAsia="Times New Roman" w:hAnsi="Times New Roman" w:cs="Times New Roman"/>
-          <w:sz w:val="24"/>
-        </w:rPr>
-        <w:t>Nếu còn hạn → tải danh sách POI và bắt đầu GPS tracking</w:t>
-      </w:r>
-    </w:p>
-    <w:p>
-      <w:pPr>
-        <w:spacing w:after="120"/>
-      </w:pPr>
-      <w:r>
-        <w:rPr>
-          <w:rFonts w:ascii="Times New Roman" w:eastAsia="Times New Roman" w:hAnsi="Times New Roman" w:cs="Times New Roman"/>
-          <w:b/>
-          <w:sz w:val="24"/>
-        </w:rPr>
-        <w:t>Điều kiện biên:</w:t>
-      </w:r>
-    </w:p>
-    <w:p>
-      <w:pPr>
-        <w:pStyle w:val="ListBullet"/>
-        <w:spacing w:after="60"/>
-        <w:ind w:left="567"/>
-      </w:pPr>
-      <w:r>
-        <w:rPr>
-          <w:rFonts w:ascii="Times New Roman" w:eastAsia="Times New Roman" w:hAnsi="Times New Roman" w:cs="Times New Roman"/>
-          <w:sz w:val="24"/>
-        </w:rPr>
-        <w:t>Gói miễn phí 'thu': chỉ được dùng 1 lần/thiết bị (kiểm tra flag da_dung_thu)</w:t>
-      </w:r>
-    </w:p>
-    <w:p>
-      <w:pPr>
-        <w:pStyle w:val="ListBullet"/>
-        <w:spacing w:after="60"/>
-        <w:ind w:left="567"/>
-      </w:pPr>
-      <w:r>
-        <w:rPr>
-          <w:rFonts w:ascii="Times New Roman" w:eastAsia="Times New Roman" w:hAnsi="Times New Roman" w:cs="Times New Roman"/>
-          <w:sz w:val="24"/>
-        </w:rPr>
-        <w:t>Gói trả phí: cần trải qua luồng QR → admin duyệt</w:t>
-      </w:r>
+        <w:jc w:val="center"/>
+      </w:pPr>
     </w:p>
     <w:p>
       <w:pPr>
@@ -3152,7 +2397,7 @@
           <w:color w:val="1F497D"/>
           <w:sz w:val="26"/>
         </w:rPr>
-        <w:t>F02 – Danh sách &amp; Tìm kiếm POI</w:t>
+        <w:t>F01 – Khởi động &amp; Subscription Gate</w:t>
       </w:r>
     </w:p>
     <w:p>
@@ -3164,7 +2409,7 @@
           <w:rFonts w:ascii="Times New Roman" w:eastAsia="Times New Roman" w:hAnsi="Times New Roman" w:cs="Times New Roman"/>
           <w:sz w:val="24"/>
         </w:rPr>
-        <w:t>Hiển thị danh sách quán/điểm tham quan, hỗ trợ tìm kiếm.</w:t>
+        <w:t>Mỗi lần mở app, kiểm tra xem thiết bị có gói hợp lệ không.</w:t>
       </w:r>
     </w:p>
     <w:p>
@@ -3177,19 +2422,50 @@
           <w:b/>
           <w:sz w:val="24"/>
         </w:rPr>
-        <w:t>API: GET /api/poi</w:t>
+        <w:lastRenderedPageBreak/>
+        <w:t>Luồng chính:</w:t>
       </w:r>
     </w:p>
     <w:p>
       <w:pPr>
-        <w:spacing w:after="120"/>
+        <w:pStyle w:val="ListBullet"/>
+        <w:spacing w:after="60"/>
+        <w:ind w:left="567"/>
       </w:pPr>
       <w:r>
         <w:rPr>
           <w:rFonts w:ascii="Times New Roman" w:eastAsia="Times New Roman" w:hAnsi="Times New Roman" w:cs="Times New Roman"/>
-          <w:i/>
-        </w:rPr>
-        <w:t>Điều kiện lọc: TrangThai = true AND (NgayHetHanDuyTri IS NULL OR NgayHetHanDuyTri &gt; now())</w:t>
+          <w:sz w:val="24"/>
+        </w:rPr>
+        <w:t>MainPage.OnAppearing() → đọc sub_ngay_het_han từ Preferences</w:t>
+      </w:r>
+    </w:p>
+    <w:p>
+      <w:pPr>
+        <w:pStyle w:val="ListBullet"/>
+        <w:spacing w:after="60"/>
+        <w:ind w:left="567"/>
+      </w:pPr>
+      <w:r>
+        <w:rPr>
+          <w:rFonts w:ascii="Times New Roman" w:eastAsia="Times New Roman" w:hAnsi="Times New Roman" w:cs="Times New Roman"/>
+          <w:sz w:val="24"/>
+        </w:rPr>
+        <w:t>Nếu hết hạn hoặc chưa có → điều hướng sang SubscriptionPage</w:t>
+      </w:r>
+    </w:p>
+    <w:p>
+      <w:pPr>
+        <w:pStyle w:val="ListBullet"/>
+        <w:spacing w:after="60"/>
+        <w:ind w:left="567"/>
+      </w:pPr>
+      <w:r>
+        <w:rPr>
+          <w:rFonts w:ascii="Times New Roman" w:eastAsia="Times New Roman" w:hAnsi="Times New Roman" w:cs="Times New Roman"/>
+          <w:sz w:val="24"/>
+        </w:rPr>
+        <w:t>Nếu còn hạn → tải danh sách POI và bắt đầu GPS tracking</w:t>
       </w:r>
     </w:p>
     <w:p>
@@ -3202,7 +2478,7 @@
           <w:b/>
           <w:sz w:val="24"/>
         </w:rPr>
-        <w:t>Tính năng:</w:t>
+        <w:t>Điều kiện biên:</w:t>
       </w:r>
     </w:p>
     <w:p>
@@ -3216,7 +2492,7 @@
           <w:rFonts w:ascii="Times New Roman" w:eastAsia="Times New Roman" w:hAnsi="Times New Roman" w:cs="Times New Roman"/>
           <w:sz w:val="24"/>
         </w:rPr>
-        <w:t>Tìm kiếm văn bản: lọc theo tên POI (normalize dấu tiếng Việt)</w:t>
+        <w:t>Gói miễn phí 'thu': chỉ được dùng 1 lần/thiết bị (kiểm tra flag da_dung_thu)</w:t>
       </w:r>
     </w:p>
     <w:p>
@@ -3230,22 +2506,128 @@
           <w:rFonts w:ascii="Times New Roman" w:eastAsia="Times New Roman" w:hAnsi="Times New Roman" w:cs="Times New Roman"/>
           <w:sz w:val="24"/>
         </w:rPr>
-        <w:lastRenderedPageBreak/>
-        <w:t>Sắp xếp theo MucUuTien</w:t>
+        <w:t>Gói trả phí: cần trải qua luồng QR → admin duyệt</w:t>
       </w:r>
     </w:p>
     <w:p>
       <w:pPr>
-        <w:pStyle w:val="ListBullet"/>
-        <w:spacing w:after="60"/>
-        <w:ind w:left="567"/>
+        <w:spacing w:before="160" w:after="40"/>
+        <w:jc w:val="center"/>
       </w:pPr>
       <w:r>
         <w:rPr>
           <w:rFonts w:ascii="Times New Roman" w:eastAsia="Times New Roman" w:hAnsi="Times New Roman" w:cs="Times New Roman"/>
-          <w:sz w:val="24"/>
-        </w:rPr>
-        <w:t>Hiển thị ảnh đại diện, tên, địa chỉ, số điện thoại</w:t>
+          <w:b/>
+          <w:i/>
+          <w:color w:val="595959"/>
+        </w:rPr>
+        <w:t>Hình 1a – F01: Sơ đồ tuần tự – Kích hoạt quyền sử dụng app</w:t>
+      </w:r>
+    </w:p>
+    <w:p>
+      <w:pPr>
+        <w:jc w:val="center"/>
+      </w:pPr>
+      <w:r>
+        <w:rPr>
+          <w:noProof/>
+        </w:rPr>
+        <w:drawing>
+          <wp:inline distT="0" distB="0" distL="0" distR="0" wp14:anchorId="6DED3310" wp14:editId="3FCCD424">
+            <wp:extent cx="5400000" cy="3769387"/>
+            <wp:effectExtent l="0" t="0" r="0" b="0"/>
+            <wp:docPr id="2" name="Picture 2"/>
+            <wp:cNvGraphicFramePr>
+              <a:graphicFrameLocks xmlns:a="http://schemas.openxmlformats.org/drawingml/2006/main" noChangeAspect="1"/>
+            </wp:cNvGraphicFramePr>
+            <a:graphic xmlns:a="http://schemas.openxmlformats.org/drawingml/2006/main">
+              <a:graphicData uri="http://schemas.openxmlformats.org/drawingml/2006/picture">
+                <pic:pic xmlns:pic="http://schemas.openxmlformats.org/drawingml/2006/picture">
+                  <pic:nvPicPr>
+                    <pic:cNvPr id="0" name="01-subscription-gate-sequence.png"/>
+                    <pic:cNvPicPr/>
+                  </pic:nvPicPr>
+                  <pic:blipFill>
+                    <a:blip r:embed="rId7"/>
+                    <a:stretch>
+                      <a:fillRect/>
+                    </a:stretch>
+                  </pic:blipFill>
+                  <pic:spPr>
+                    <a:xfrm>
+                      <a:off x="0" y="0"/>
+                      <a:ext cx="5400000" cy="3769387"/>
+                    </a:xfrm>
+                    <a:prstGeom prst="rect">
+                      <a:avLst/>
+                    </a:prstGeom>
+                  </pic:spPr>
+                </pic:pic>
+              </a:graphicData>
+            </a:graphic>
+          </wp:inline>
+        </w:drawing>
+      </w:r>
+    </w:p>
+    <w:p>
+      <w:pPr>
+        <w:spacing w:before="160" w:after="40"/>
+        <w:jc w:val="center"/>
+      </w:pPr>
+      <w:r>
+        <w:rPr>
+          <w:rFonts w:ascii="Times New Roman" w:eastAsia="Times New Roman" w:hAnsi="Times New Roman" w:cs="Times New Roman"/>
+          <w:b/>
+          <w:i/>
+          <w:color w:val="595959"/>
+        </w:rPr>
+        <w:t>Hình 1b – F01: Sơ đồ hoạt động – Kích hoạt quyền sử dụng app</w:t>
+      </w:r>
+    </w:p>
+    <w:p>
+      <w:pPr>
+        <w:jc w:val="center"/>
+      </w:pPr>
+      <w:r>
+        <w:rPr>
+          <w:noProof/>
+        </w:rPr>
+        <w:lastRenderedPageBreak/>
+        <w:drawing>
+          <wp:inline distT="0" distB="0" distL="0" distR="0" wp14:anchorId="2FF32F23" wp14:editId="1F642530">
+            <wp:extent cx="3960000" cy="3649770"/>
+            <wp:effectExtent l="0" t="0" r="0" b="0"/>
+            <wp:docPr id="3" name="Picture 3"/>
+            <wp:cNvGraphicFramePr>
+              <a:graphicFrameLocks xmlns:a="http://schemas.openxmlformats.org/drawingml/2006/main" noChangeAspect="1"/>
+            </wp:cNvGraphicFramePr>
+            <a:graphic xmlns:a="http://schemas.openxmlformats.org/drawingml/2006/main">
+              <a:graphicData uri="http://schemas.openxmlformats.org/drawingml/2006/picture">
+                <pic:pic xmlns:pic="http://schemas.openxmlformats.org/drawingml/2006/picture">
+                  <pic:nvPicPr>
+                    <pic:cNvPr id="0" name="01-subscription-gate-activity.png"/>
+                    <pic:cNvPicPr/>
+                  </pic:nvPicPr>
+                  <pic:blipFill>
+                    <a:blip r:embed="rId8"/>
+                    <a:stretch>
+                      <a:fillRect/>
+                    </a:stretch>
+                  </pic:blipFill>
+                  <pic:spPr>
+                    <a:xfrm>
+                      <a:off x="0" y="0"/>
+                      <a:ext cx="3960000" cy="3649770"/>
+                    </a:xfrm>
+                    <a:prstGeom prst="rect">
+                      <a:avLst/>
+                    </a:prstGeom>
+                  </pic:spPr>
+                </pic:pic>
+              </a:graphicData>
+            </a:graphic>
+          </wp:inline>
+        </w:drawing>
       </w:r>
     </w:p>
     <w:p>
@@ -3259,7 +2641,7 @@
           <w:color w:val="1F497D"/>
           <w:sz w:val="26"/>
         </w:rPr>
-        <w:t>F03 – Tự động phát thuyết minh (Geofence + Audio)</w:t>
+        <w:t>F02 – Danh sách &amp; Tìm kiếm POI</w:t>
       </w:r>
     </w:p>
     <w:p>
@@ -3271,7 +2653,7 @@
           <w:rFonts w:ascii="Times New Roman" w:eastAsia="Times New Roman" w:hAnsi="Times New Roman" w:cs="Times New Roman"/>
           <w:sz w:val="24"/>
         </w:rPr>
-        <w:t>Khi khách bước vào vùng bán kính của quán, app tự động phát audio guide.</w:t>
+        <w:t>Hiển thị danh sách quán/điểm tham quan, hỗ trợ tìm kiếm.</w:t>
       </w:r>
     </w:p>
     <w:p>
@@ -3284,7 +2666,32 @@
           <w:b/>
           <w:sz w:val="24"/>
         </w:rPr>
-        <w:t>Luồng:</w:t>
+        <w:t>API: GET /api/poi</w:t>
+      </w:r>
+    </w:p>
+    <w:p>
+      <w:pPr>
+        <w:spacing w:after="120"/>
+      </w:pPr>
+      <w:r>
+        <w:rPr>
+          <w:rFonts w:ascii="Times New Roman" w:eastAsia="Times New Roman" w:hAnsi="Times New Roman" w:cs="Times New Roman"/>
+          <w:i/>
+        </w:rPr>
+        <w:t>Điều kiện lọc: TrangThai = true AND (NgayHetHanDuyTri IS NULL OR NgayHetHanDuyTri &gt; now())</w:t>
+      </w:r>
+    </w:p>
+    <w:p>
+      <w:pPr>
+        <w:spacing w:after="120"/>
+      </w:pPr>
+      <w:r>
+        <w:rPr>
+          <w:rFonts w:ascii="Times New Roman" w:eastAsia="Times New Roman" w:hAnsi="Times New Roman" w:cs="Times New Roman"/>
+          <w:b/>
+          <w:sz w:val="24"/>
+        </w:rPr>
+        <w:t>Tính năng:</w:t>
       </w:r>
     </w:p>
     <w:p>
@@ -3298,7 +2705,7 @@
           <w:rFonts w:ascii="Times New Roman" w:eastAsia="Times New Roman" w:hAnsi="Times New Roman" w:cs="Times New Roman"/>
           <w:sz w:val="24"/>
         </w:rPr>
-        <w:t>GPS poll mỗi 5 giây</w:t>
+        <w:t>Tìm kiếm văn bản: lọc theo tên POI (normalize dấu tiếng Việt)</w:t>
       </w:r>
     </w:p>
     <w:p>
@@ -3312,7 +2719,7 @@
           <w:rFonts w:ascii="Times New Roman" w:eastAsia="Times New Roman" w:hAnsi="Times New Roman" w:cs="Times New Roman"/>
           <w:sz w:val="24"/>
         </w:rPr>
-        <w:t>Tính khoảng cách đến từng POI bằng công thức Haversine</w:t>
+        <w:t>Sắp xếp theo MucUuTien</w:t>
       </w:r>
     </w:p>
     <w:p>
@@ -3326,76 +2733,129 @@
           <w:rFonts w:ascii="Times New Roman" w:eastAsia="Times New Roman" w:hAnsi="Times New Roman" w:cs="Times New Roman"/>
           <w:sz w:val="24"/>
         </w:rPr>
-        <w:t>Nếu khoảng cách ≤ BanKinh (30m) → đánh dấu 'đang trong geofence'</w:t>
+        <w:t>Hiển thị ảnh đại diện, tên, địa chỉ, số điện thoại</w:t>
       </w:r>
     </w:p>
     <w:p>
       <w:pPr>
-        <w:pStyle w:val="ListBullet"/>
-        <w:spacing w:after="60"/>
-        <w:ind w:left="567"/>
+        <w:spacing w:before="160" w:after="40"/>
+        <w:jc w:val="center"/>
       </w:pPr>
       <w:r>
         <w:rPr>
           <w:rFonts w:ascii="Times New Roman" w:eastAsia="Times New Roman" w:hAnsi="Times New Roman" w:cs="Times New Roman"/>
-          <w:sz w:val="24"/>
-        </w:rPr>
-        <w:t>Gọi SpeakPoiAsync() → GET /api/thuyet-minh/{poiId}?lang={ngonNgu}</w:t>
+          <w:b/>
+          <w:i/>
+          <w:color w:val="595959"/>
+        </w:rPr>
+        <w:t>Hình 2a – F02: Sơ đồ tuần tự – Tải và khám phá danh sách POI</w:t>
       </w:r>
     </w:p>
     <w:p>
       <w:pPr>
-        <w:pStyle w:val="ListBullet"/>
-        <w:spacing w:after="60"/>
-        <w:ind w:left="567"/>
-      </w:pPr>
-      <w:r>
-        <w:rPr>
-          <w:rFonts w:ascii="Times New Roman" w:eastAsia="Times New Roman" w:hAnsi="Times New Roman" w:cs="Times New Roman"/>
-          <w:sz w:val="24"/>
-        </w:rPr>
-        <w:t>Phát audio file; nếu không có audio → TTS văn bản</w:t>
+        <w:jc w:val="center"/>
+      </w:pPr>
+      <w:r>
+        <w:rPr>
+          <w:noProof/>
+        </w:rPr>
+        <w:lastRenderedPageBreak/>
+        <w:drawing>
+          <wp:inline distT="0" distB="0" distL="0" distR="0" wp14:anchorId="5FF36340" wp14:editId="17336CAA">
+            <wp:extent cx="5400000" cy="6805628"/>
+            <wp:effectExtent l="0" t="0" r="0" b="0"/>
+            <wp:docPr id="4" name="Picture 4"/>
+            <wp:cNvGraphicFramePr>
+              <a:graphicFrameLocks xmlns:a="http://schemas.openxmlformats.org/drawingml/2006/main" noChangeAspect="1"/>
+            </wp:cNvGraphicFramePr>
+            <a:graphic xmlns:a="http://schemas.openxmlformats.org/drawingml/2006/main">
+              <a:graphicData uri="http://schemas.openxmlformats.org/drawingml/2006/picture">
+                <pic:pic xmlns:pic="http://schemas.openxmlformats.org/drawingml/2006/picture">
+                  <pic:nvPicPr>
+                    <pic:cNvPr id="0" name="02-poi-explore-sequence.png"/>
+                    <pic:cNvPicPr/>
+                  </pic:nvPicPr>
+                  <pic:blipFill>
+                    <a:blip r:embed="rId9"/>
+                    <a:stretch>
+                      <a:fillRect/>
+                    </a:stretch>
+                  </pic:blipFill>
+                  <pic:spPr>
+                    <a:xfrm>
+                      <a:off x="0" y="0"/>
+                      <a:ext cx="5400000" cy="6805628"/>
+                    </a:xfrm>
+                    <a:prstGeom prst="rect">
+                      <a:avLst/>
+                    </a:prstGeom>
+                  </pic:spPr>
+                </pic:pic>
+              </a:graphicData>
+            </a:graphic>
+          </wp:inline>
+        </w:drawing>
       </w:r>
     </w:p>
     <w:p>
       <w:pPr>
-        <w:pStyle w:val="ListBullet"/>
-        <w:spacing w:after="60"/>
-        <w:ind w:left="567"/>
+        <w:spacing w:before="160" w:after="40"/>
+        <w:jc w:val="center"/>
       </w:pPr>
       <w:r>
         <w:rPr>
           <w:rFonts w:ascii="Times New Roman" w:eastAsia="Times New Roman" w:hAnsi="Times New Roman" w:cs="Times New Roman"/>
-          <w:sz w:val="24"/>
-        </w:rPr>
-        <w:t>Ghi log: POST /api/log với Nguon='GPS'</w:t>
+          <w:b/>
+          <w:i/>
+          <w:color w:val="595959"/>
+        </w:rPr>
+        <w:t>Hình 2b – F02: Sơ đồ hoạt động – Tải và khám phá danh sách POI</w:t>
       </w:r>
     </w:p>
     <w:p>
       <w:pPr>
-        <w:pStyle w:val="ListBullet"/>
-        <w:spacing w:after="60"/>
-        <w:ind w:left="567"/>
-      </w:pPr>
-      <w:r>
-        <w:rPr>
-          <w:rFonts w:ascii="Times New Roman" w:eastAsia="Times New Roman" w:hAnsi="Times New Roman" w:cs="Times New Roman"/>
-          <w:sz w:val="24"/>
-        </w:rPr>
-        <w:t>Dedup: không phát lại trong vòng 10 phút/POI</w:t>
-      </w:r>
-    </w:p>
-    <w:p>
-      <w:pPr>
-        <w:spacing w:after="120"/>
-      </w:pPr>
-      <w:r>
-        <w:rPr>
-          <w:rFonts w:ascii="Times New Roman" w:eastAsia="Times New Roman" w:hAnsi="Times New Roman" w:cs="Times New Roman"/>
-          <w:i/>
-          <w:sz w:val="24"/>
-        </w:rPr>
-        <w:t>Heartbeat GPS: POST /api/heartbeat mỗi 15 giây với {Lat, Lng, PoiIdHienTai}</w:t>
+        <w:jc w:val="center"/>
+      </w:pPr>
+      <w:r>
+        <w:rPr>
+          <w:noProof/>
+        </w:rPr>
+        <w:lastRenderedPageBreak/>
+        <w:drawing>
+          <wp:inline distT="0" distB="0" distL="0" distR="0" wp14:anchorId="2ADC6424" wp14:editId="63FA7D43">
+            <wp:extent cx="3960000" cy="13843837"/>
+            <wp:effectExtent l="0" t="0" r="0" b="0"/>
+            <wp:docPr id="5" name="Picture 5"/>
+            <wp:cNvGraphicFramePr>
+              <a:graphicFrameLocks xmlns:a="http://schemas.openxmlformats.org/drawingml/2006/main" noChangeAspect="1"/>
+            </wp:cNvGraphicFramePr>
+            <a:graphic xmlns:a="http://schemas.openxmlformats.org/drawingml/2006/main">
+              <a:graphicData uri="http://schemas.openxmlformats.org/drawingml/2006/picture">
+                <pic:pic xmlns:pic="http://schemas.openxmlformats.org/drawingml/2006/picture">
+                  <pic:nvPicPr>
+                    <pic:cNvPr id="0" name="02-poi-explore-activity.png"/>
+                    <pic:cNvPicPr/>
+                  </pic:nvPicPr>
+                  <pic:blipFill>
+                    <a:blip r:embed="rId10"/>
+                    <a:stretch>
+                      <a:fillRect/>
+                    </a:stretch>
+                  </pic:blipFill>
+                  <pic:spPr>
+                    <a:xfrm>
+                      <a:off x="0" y="0"/>
+                      <a:ext cx="3960000" cy="13843837"/>
+                    </a:xfrm>
+                    <a:prstGeom prst="rect">
+                      <a:avLst/>
+                    </a:prstGeom>
+                  </pic:spPr>
+                </pic:pic>
+              </a:graphicData>
+            </a:graphic>
+          </wp:inline>
+        </w:drawing>
       </w:r>
     </w:p>
     <w:p>
@@ -3409,7 +2869,8 @@
           <w:color w:val="1F497D"/>
           <w:sz w:val="26"/>
         </w:rPr>
-        <w:t>F04 – Chi tiết POI</w:t>
+        <w:lastRenderedPageBreak/>
+        <w:t>F03 – Tự động phát thuyết minh (Geofence + Audio)</w:t>
       </w:r>
     </w:p>
     <w:p>
@@ -3421,7 +2882,20 @@
           <w:rFonts w:ascii="Times New Roman" w:eastAsia="Times New Roman" w:hAnsi="Times New Roman" w:cs="Times New Roman"/>
           <w:sz w:val="24"/>
         </w:rPr>
-        <w:t>Xem thông tin đầy đủ một quán: thuyết minh, thực đơn, nút nghe audio, chỉ đường.</w:t>
+        <w:t>Khi khách bước vào vùng bán kính của quán, app tự động phát audio guide.</w:t>
+      </w:r>
+    </w:p>
+    <w:p>
+      <w:pPr>
+        <w:spacing w:after="120"/>
+      </w:pPr>
+      <w:r>
+        <w:rPr>
+          <w:rFonts w:ascii="Times New Roman" w:eastAsia="Times New Roman" w:hAnsi="Times New Roman" w:cs="Times New Roman"/>
+          <w:b/>
+          <w:sz w:val="24"/>
+        </w:rPr>
+        <w:t>Luồng:</w:t>
       </w:r>
     </w:p>
     <w:p>
@@ -3435,7 +2909,7 @@
           <w:rFonts w:ascii="Times New Roman" w:eastAsia="Times New Roman" w:hAnsi="Times New Roman" w:cs="Times New Roman"/>
           <w:sz w:val="24"/>
         </w:rPr>
-        <w:t>Chọn ngôn ngữ (vi/en/zh) → tải lại thuyết minh</w:t>
+        <w:t>GPS poll mỗi 5 giây</w:t>
       </w:r>
     </w:p>
     <w:p>
@@ -3449,7 +2923,7 @@
           <w:rFonts w:ascii="Times New Roman" w:eastAsia="Times New Roman" w:hAnsi="Times New Roman" w:cs="Times New Roman"/>
           <w:sz w:val="24"/>
         </w:rPr>
-        <w:t>Nút 'Nghe' → phát audio hoặc TTS</w:t>
+        <w:t>Tính khoảng cách đến từng POI bằng công thức Haversine</w:t>
       </w:r>
     </w:p>
     <w:p>
@@ -3463,7 +2937,7 @@
           <w:rFonts w:ascii="Times New Roman" w:eastAsia="Times New Roman" w:hAnsi="Times New Roman" w:cs="Times New Roman"/>
           <w:sz w:val="24"/>
         </w:rPr>
-        <w:t>Nút 'Chỉ đường' → mở Google Maps với tọa độ POI</w:t>
+        <w:t>Nếu khoảng cách ≤ BanKinh (30m) → đánh dấu 'đang trong geofence'</w:t>
       </w:r>
     </w:p>
     <w:p>
@@ -3477,7 +2951,184 @@
           <w:rFonts w:ascii="Times New Roman" w:eastAsia="Times New Roman" w:hAnsi="Times New Roman" w:cs="Times New Roman"/>
           <w:sz w:val="24"/>
         </w:rPr>
-        <w:t>Ghi log: POST /api/heartbeat/view khi mở trang (Nguon='VIEW')</w:t>
+        <w:t>Gọi SpeakPoiAsync() → GET /api/thuyet-minh/{poiId}?lang={ngonNgu}</w:t>
+      </w:r>
+    </w:p>
+    <w:p>
+      <w:pPr>
+        <w:pStyle w:val="ListBullet"/>
+        <w:spacing w:after="60"/>
+        <w:ind w:left="567"/>
+      </w:pPr>
+      <w:r>
+        <w:rPr>
+          <w:rFonts w:ascii="Times New Roman" w:eastAsia="Times New Roman" w:hAnsi="Times New Roman" w:cs="Times New Roman"/>
+          <w:sz w:val="24"/>
+        </w:rPr>
+        <w:t>Phát audio file; nếu không có audio → TTS văn bản</w:t>
+      </w:r>
+    </w:p>
+    <w:p>
+      <w:pPr>
+        <w:pStyle w:val="ListBullet"/>
+        <w:spacing w:after="60"/>
+        <w:ind w:left="567"/>
+      </w:pPr>
+      <w:r>
+        <w:rPr>
+          <w:rFonts w:ascii="Times New Roman" w:eastAsia="Times New Roman" w:hAnsi="Times New Roman" w:cs="Times New Roman"/>
+          <w:sz w:val="24"/>
+        </w:rPr>
+        <w:t>Ghi log: POST /api/log với Nguon='GPS'</w:t>
+      </w:r>
+    </w:p>
+    <w:p>
+      <w:pPr>
+        <w:pStyle w:val="ListBullet"/>
+        <w:spacing w:after="60"/>
+        <w:ind w:left="567"/>
+      </w:pPr>
+      <w:r>
+        <w:rPr>
+          <w:rFonts w:ascii="Times New Roman" w:eastAsia="Times New Roman" w:hAnsi="Times New Roman" w:cs="Times New Roman"/>
+          <w:sz w:val="24"/>
+        </w:rPr>
+        <w:t>Dedup: không phát lại trong vòng 10 phút/POI</w:t>
+      </w:r>
+    </w:p>
+    <w:p>
+      <w:pPr>
+        <w:spacing w:after="120"/>
+      </w:pPr>
+      <w:r>
+        <w:rPr>
+          <w:rFonts w:ascii="Times New Roman" w:eastAsia="Times New Roman" w:hAnsi="Times New Roman" w:cs="Times New Roman"/>
+          <w:i/>
+          <w:sz w:val="24"/>
+        </w:rPr>
+        <w:t>Heartbeat GPS: POST /api/heartbeat mỗi 15 giây với {Lat, Lng, PoiIdHienTai}</w:t>
+      </w:r>
+    </w:p>
+    <w:p>
+      <w:pPr>
+        <w:spacing w:before="160" w:after="40"/>
+        <w:jc w:val="center"/>
+      </w:pPr>
+      <w:r>
+        <w:rPr>
+          <w:rFonts w:ascii="Times New Roman" w:eastAsia="Times New Roman" w:hAnsi="Times New Roman" w:cs="Times New Roman"/>
+          <w:b/>
+          <w:i/>
+          <w:color w:val="595959"/>
+        </w:rPr>
+        <w:t>Hình 3a – F03: Sơ đồ tuần tự – Theo dõi GPS, geofence và tự động phát thuyết minh</w:t>
+      </w:r>
+    </w:p>
+    <w:p>
+      <w:pPr>
+        <w:jc w:val="center"/>
+      </w:pPr>
+      <w:r>
+        <w:rPr>
+          <w:noProof/>
+        </w:rPr>
+        <w:lastRenderedPageBreak/>
+        <w:drawing>
+          <wp:inline distT="0" distB="0" distL="0" distR="0" wp14:anchorId="1BA4586C" wp14:editId="0AE0DBFD">
+            <wp:extent cx="5400000" cy="5796774"/>
+            <wp:effectExtent l="0" t="0" r="0" b="0"/>
+            <wp:docPr id="6" name="Picture 6"/>
+            <wp:cNvGraphicFramePr>
+              <a:graphicFrameLocks xmlns:a="http://schemas.openxmlformats.org/drawingml/2006/main" noChangeAspect="1"/>
+            </wp:cNvGraphicFramePr>
+            <a:graphic xmlns:a="http://schemas.openxmlformats.org/drawingml/2006/main">
+              <a:graphicData uri="http://schemas.openxmlformats.org/drawingml/2006/picture">
+                <pic:pic xmlns:pic="http://schemas.openxmlformats.org/drawingml/2006/picture">
+                  <pic:nvPicPr>
+                    <pic:cNvPr id="0" name="03-geofence-audio-sequence.png"/>
+                    <pic:cNvPicPr/>
+                  </pic:nvPicPr>
+                  <pic:blipFill>
+                    <a:blip r:embed="rId11"/>
+                    <a:stretch>
+                      <a:fillRect/>
+                    </a:stretch>
+                  </pic:blipFill>
+                  <pic:spPr>
+                    <a:xfrm>
+                      <a:off x="0" y="0"/>
+                      <a:ext cx="5400000" cy="5796774"/>
+                    </a:xfrm>
+                    <a:prstGeom prst="rect">
+                      <a:avLst/>
+                    </a:prstGeom>
+                  </pic:spPr>
+                </pic:pic>
+              </a:graphicData>
+            </a:graphic>
+          </wp:inline>
+        </w:drawing>
+      </w:r>
+    </w:p>
+    <w:p>
+      <w:pPr>
+        <w:spacing w:before="160" w:after="40"/>
+        <w:jc w:val="center"/>
+      </w:pPr>
+      <w:r>
+        <w:rPr>
+          <w:rFonts w:ascii="Times New Roman" w:eastAsia="Times New Roman" w:hAnsi="Times New Roman" w:cs="Times New Roman"/>
+          <w:b/>
+          <w:i/>
+          <w:color w:val="595959"/>
+        </w:rPr>
+        <w:t>Hình 3b – F03: Sơ đồ hoạt động – Theo dõi GPS, geofence và tự động phát thuyết minh</w:t>
+      </w:r>
+    </w:p>
+    <w:p>
+      <w:pPr>
+        <w:jc w:val="center"/>
+      </w:pPr>
+      <w:r>
+        <w:rPr>
+          <w:noProof/>
+        </w:rPr>
+        <w:lastRenderedPageBreak/>
+        <w:drawing>
+          <wp:inline distT="0" distB="0" distL="0" distR="0" wp14:anchorId="6F642797" wp14:editId="704FABE9">
+            <wp:extent cx="3960000" cy="6336731"/>
+            <wp:effectExtent l="0" t="0" r="0" b="0"/>
+            <wp:docPr id="7" name="Picture 7"/>
+            <wp:cNvGraphicFramePr>
+              <a:graphicFrameLocks xmlns:a="http://schemas.openxmlformats.org/drawingml/2006/main" noChangeAspect="1"/>
+            </wp:cNvGraphicFramePr>
+            <a:graphic xmlns:a="http://schemas.openxmlformats.org/drawingml/2006/main">
+              <a:graphicData uri="http://schemas.openxmlformats.org/drawingml/2006/picture">
+                <pic:pic xmlns:pic="http://schemas.openxmlformats.org/drawingml/2006/picture">
+                  <pic:nvPicPr>
+                    <pic:cNvPr id="0" name="03-geofence-audio-activity.png"/>
+                    <pic:cNvPicPr/>
+                  </pic:nvPicPr>
+                  <pic:blipFill>
+                    <a:blip r:embed="rId12"/>
+                    <a:stretch>
+                      <a:fillRect/>
+                    </a:stretch>
+                  </pic:blipFill>
+                  <pic:spPr>
+                    <a:xfrm>
+                      <a:off x="0" y="0"/>
+                      <a:ext cx="3960000" cy="6336731"/>
+                    </a:xfrm>
+                    <a:prstGeom prst="rect">
+                      <a:avLst/>
+                    </a:prstGeom>
+                  </pic:spPr>
+                </pic:pic>
+              </a:graphicData>
+            </a:graphic>
+          </wp:inline>
+        </w:drawing>
       </w:r>
     </w:p>
     <w:p>
@@ -3491,7 +3142,7 @@
           <w:color w:val="1F497D"/>
           <w:sz w:val="26"/>
         </w:rPr>
-        <w:t>F05 – Thanh toán QR &amp; Phê duyệt</w:t>
+        <w:t>F04 – Chi tiết POI</w:t>
       </w:r>
     </w:p>
     <w:p>
@@ -3503,20 +3154,7 @@
           <w:rFonts w:ascii="Times New Roman" w:eastAsia="Times New Roman" w:hAnsi="Times New Roman" w:cs="Times New Roman"/>
           <w:sz w:val="24"/>
         </w:rPr>
-        <w:t>Luồng thanh toán gói trả phí qua QR VietQR MBBank, admin duyệt thủ công.</w:t>
-      </w:r>
-    </w:p>
-    <w:p>
-      <w:pPr>
-        <w:spacing w:after="120"/>
-      </w:pPr>
-      <w:r>
-        <w:rPr>
-          <w:rFonts w:ascii="Times New Roman" w:eastAsia="Times New Roman" w:hAnsi="Times New Roman" w:cs="Times New Roman"/>
-          <w:b/>
-          <w:sz w:val="24"/>
-        </w:rPr>
-        <w:t>Luồng phía khách:</w:t>
+        <w:t>Xem thông tin đầy đủ một quán: thuyết minh, thực đơn, nút nghe audio, chỉ đường.</w:t>
       </w:r>
     </w:p>
     <w:p>
@@ -3530,7 +3168,7 @@
           <w:rFonts w:ascii="Times New Roman" w:eastAsia="Times New Roman" w:hAnsi="Times New Roman" w:cs="Times New Roman"/>
           <w:sz w:val="24"/>
         </w:rPr>
-        <w:t>SubscriptionPage → chọn gói → POST /api/subscription/request</w:t>
+        <w:t>Chọn ngôn ngữ (vi/en/zh) → tải lại thuyết minh</w:t>
       </w:r>
     </w:p>
     <w:p>
@@ -3544,7 +3182,7 @@
           <w:rFonts w:ascii="Times New Roman" w:eastAsia="Times New Roman" w:hAnsi="Times New Roman" w:cs="Times New Roman"/>
           <w:sz w:val="24"/>
         </w:rPr>
-        <w:t>API tạo YeuCauThanhToan (status=cho_duyet) → trả về {YeuCauId, NoiDungChuyen}</w:t>
+        <w:t>Nút 'Nghe' → phát audio hoặc TTS</w:t>
       </w:r>
     </w:p>
     <w:p>
@@ -3558,7 +3196,7 @@
           <w:rFonts w:ascii="Times New Roman" w:eastAsia="Times New Roman" w:hAnsi="Times New Roman" w:cs="Times New Roman"/>
           <w:sz w:val="24"/>
         </w:rPr>
-        <w:t>PaymentPage → hiển thị QR (VietQR) + nội dung CK (VD: VKT THANG A1B2C3)</w:t>
+        <w:t>Nút 'Chỉ đường' → mở Google Maps với tọa độ POI</w:t>
       </w:r>
     </w:p>
     <w:p>
@@ -3572,90 +3210,129 @@
           <w:rFonts w:ascii="Times New Roman" w:eastAsia="Times New Roman" w:hAnsi="Times New Roman" w:cs="Times New Roman"/>
           <w:sz w:val="24"/>
         </w:rPr>
-        <w:t>Khách chuyển khoản → nhấn 'Đã chuyển' → PaymentStatusPage</w:t>
+        <w:t>Ghi log: POST /api/heartbeat/view khi mở trang (Nguon='VIEW')</w:t>
       </w:r>
     </w:p>
     <w:p>
       <w:pPr>
-        <w:pStyle w:val="ListBullet"/>
-        <w:spacing w:after="60"/>
-        <w:ind w:left="567"/>
+        <w:spacing w:before="160" w:after="40"/>
+        <w:jc w:val="center"/>
       </w:pPr>
       <w:r>
         <w:rPr>
           <w:rFonts w:ascii="Times New Roman" w:eastAsia="Times New Roman" w:hAnsi="Times New Roman" w:cs="Times New Roman"/>
-          <w:sz w:val="24"/>
-        </w:rPr>
-        <w:t>Polling GET /api/subscription/request/{id} mỗi 10 giây</w:t>
+          <w:b/>
+          <w:i/>
+          <w:color w:val="595959"/>
+        </w:rPr>
+        <w:t>Hình 4a – F04: Sơ đồ tuần tự – Xem chi tiết POI, thực đơn, audio guide và chỉ đường</w:t>
       </w:r>
     </w:p>
     <w:p>
       <w:pPr>
-        <w:pStyle w:val="ListBullet"/>
-        <w:spacing w:after="60"/>
-        <w:ind w:left="567"/>
-      </w:pPr>
-      <w:r>
-        <w:rPr>
-          <w:rFonts w:ascii="Times New Roman" w:eastAsia="Times New Roman" w:hAnsi="Times New Roman" w:cs="Times New Roman"/>
-          <w:sz w:val="24"/>
-        </w:rPr>
-        <w:t>Khi status=da_duyet → lưu NgayHetHan vào Preferences → đóng luồng</w:t>
+        <w:jc w:val="center"/>
+      </w:pPr>
+      <w:r>
+        <w:rPr>
+          <w:noProof/>
+        </w:rPr>
+        <w:lastRenderedPageBreak/>
+        <w:drawing>
+          <wp:inline distT="0" distB="0" distL="0" distR="0" wp14:anchorId="3B8304C1" wp14:editId="2C5A2460">
+            <wp:extent cx="5400000" cy="4569231"/>
+            <wp:effectExtent l="0" t="0" r="0" b="0"/>
+            <wp:docPr id="8" name="Picture 8"/>
+            <wp:cNvGraphicFramePr>
+              <a:graphicFrameLocks xmlns:a="http://schemas.openxmlformats.org/drawingml/2006/main" noChangeAspect="1"/>
+            </wp:cNvGraphicFramePr>
+            <a:graphic xmlns:a="http://schemas.openxmlformats.org/drawingml/2006/main">
+              <a:graphicData uri="http://schemas.openxmlformats.org/drawingml/2006/picture">
+                <pic:pic xmlns:pic="http://schemas.openxmlformats.org/drawingml/2006/picture">
+                  <pic:nvPicPr>
+                    <pic:cNvPr id="0" name="04-poi-detail-sequence.png"/>
+                    <pic:cNvPicPr/>
+                  </pic:nvPicPr>
+                  <pic:blipFill>
+                    <a:blip r:embed="rId13"/>
+                    <a:stretch>
+                      <a:fillRect/>
+                    </a:stretch>
+                  </pic:blipFill>
+                  <pic:spPr>
+                    <a:xfrm>
+                      <a:off x="0" y="0"/>
+                      <a:ext cx="5400000" cy="4569231"/>
+                    </a:xfrm>
+                    <a:prstGeom prst="rect">
+                      <a:avLst/>
+                    </a:prstGeom>
+                  </pic:spPr>
+                </pic:pic>
+              </a:graphicData>
+            </a:graphic>
+          </wp:inline>
+        </w:drawing>
       </w:r>
     </w:p>
     <w:p>
       <w:pPr>
-        <w:spacing w:after="120"/>
+        <w:spacing w:before="160" w:after="40"/>
+        <w:jc w:val="center"/>
       </w:pPr>
       <w:r>
         <w:rPr>
           <w:rFonts w:ascii="Times New Roman" w:eastAsia="Times New Roman" w:hAnsi="Times New Roman" w:cs="Times New Roman"/>
           <w:b/>
-          <w:sz w:val="24"/>
-        </w:rPr>
-        <w:t>Luồng Admin CMS (/DuyetThanhToan):</w:t>
+          <w:i/>
+          <w:color w:val="595959"/>
+        </w:rPr>
+        <w:t>Hình 4b – F04: Sơ đồ hoạt động – Xem chi tiết POI, thực đơn, audio guide và chỉ đường</w:t>
       </w:r>
     </w:p>
     <w:p>
       <w:pPr>
-        <w:pStyle w:val="ListBullet"/>
-        <w:spacing w:after="60"/>
-        <w:ind w:left="567"/>
-      </w:pPr>
-      <w:r>
-        <w:rPr>
-          <w:rFonts w:ascii="Times New Roman" w:eastAsia="Times New Roman" w:hAnsi="Times New Roman" w:cs="Times New Roman"/>
-          <w:sz w:val="24"/>
-        </w:rPr>
-        <w:t>Tab 3 trạng thái: Chờ duyệt / Đã duyệt / Từ chối</w:t>
-      </w:r>
-    </w:p>
-    <w:p>
-      <w:pPr>
-        <w:pStyle w:val="ListBullet"/>
-        <w:spacing w:after="60"/>
-        <w:ind w:left="567"/>
-      </w:pPr>
-      <w:r>
-        <w:rPr>
-          <w:rFonts w:ascii="Times New Roman" w:eastAsia="Times New Roman" w:hAnsi="Times New Roman" w:cs="Times New Roman"/>
-          <w:sz w:val="24"/>
-        </w:rPr>
-        <w:t>Nút 'Duyệt' → POST /api/subscription/approve/{id} → tạo DangKyApp</w:t>
-      </w:r>
-    </w:p>
-    <w:p>
-      <w:pPr>
-        <w:pStyle w:val="ListBullet"/>
-        <w:spacing w:after="60"/>
-        <w:ind w:left="567"/>
-      </w:pPr>
-      <w:r>
-        <w:rPr>
-          <w:rFonts w:ascii="Times New Roman" w:eastAsia="Times New Roman" w:hAnsi="Times New Roman" w:cs="Times New Roman"/>
-          <w:sz w:val="24"/>
-        </w:rPr>
-        <w:t>Nút 'Từ chối' → modal nhập lý do → POST /api/subscription/reject/{id}</w:t>
+        <w:jc w:val="center"/>
+      </w:pPr>
+      <w:r>
+        <w:rPr>
+          <w:noProof/>
+        </w:rPr>
+        <w:lastRenderedPageBreak/>
+        <w:drawing>
+          <wp:inline distT="0" distB="0" distL="0" distR="0" wp14:anchorId="19323C90" wp14:editId="374A10F1">
+            <wp:extent cx="3960000" cy="5493664"/>
+            <wp:effectExtent l="0" t="0" r="0" b="0"/>
+            <wp:docPr id="9" name="Picture 9"/>
+            <wp:cNvGraphicFramePr>
+              <a:graphicFrameLocks xmlns:a="http://schemas.openxmlformats.org/drawingml/2006/main" noChangeAspect="1"/>
+            </wp:cNvGraphicFramePr>
+            <a:graphic xmlns:a="http://schemas.openxmlformats.org/drawingml/2006/main">
+              <a:graphicData uri="http://schemas.openxmlformats.org/drawingml/2006/picture">
+                <pic:pic xmlns:pic="http://schemas.openxmlformats.org/drawingml/2006/picture">
+                  <pic:nvPicPr>
+                    <pic:cNvPr id="0" name="04-poi-detail-activity.png"/>
+                    <pic:cNvPicPr/>
+                  </pic:nvPicPr>
+                  <pic:blipFill>
+                    <a:blip r:embed="rId14"/>
+                    <a:stretch>
+                      <a:fillRect/>
+                    </a:stretch>
+                  </pic:blipFill>
+                  <pic:spPr>
+                    <a:xfrm>
+                      <a:off x="0" y="0"/>
+                      <a:ext cx="3960000" cy="5493664"/>
+                    </a:xfrm>
+                    <a:prstGeom prst="rect">
+                      <a:avLst/>
+                    </a:prstGeom>
+                  </pic:spPr>
+                </pic:pic>
+              </a:graphicData>
+            </a:graphic>
+          </wp:inline>
+        </w:drawing>
       </w:r>
     </w:p>
     <w:p>
@@ -3669,7 +3346,7 @@
           <w:color w:val="1F497D"/>
           <w:sz w:val="26"/>
         </w:rPr>
-        <w:t>F06 – Bản đồ Live &amp; Theo dõi khách</w:t>
+        <w:t>F05 – Thanh toán QR &amp; Phê duyệt</w:t>
       </w:r>
     </w:p>
     <w:p>
@@ -3681,7 +3358,20 @@
           <w:rFonts w:ascii="Times New Roman" w:eastAsia="Times New Roman" w:hAnsi="Times New Roman" w:cs="Times New Roman"/>
           <w:sz w:val="24"/>
         </w:rPr>
-        <w:t>CMS hiển thị bản đồ Leaflet với vị trí khách đang online và các POI.</w:t>
+        <w:t>Luồng thanh toán gói trả phí qua QR VietQR MBBank, admin duyệt thủ công.</w:t>
+      </w:r>
+    </w:p>
+    <w:p>
+      <w:pPr>
+        <w:spacing w:after="120"/>
+      </w:pPr>
+      <w:r>
+        <w:rPr>
+          <w:rFonts w:ascii="Times New Roman" w:eastAsia="Times New Roman" w:hAnsi="Times New Roman" w:cs="Times New Roman"/>
+          <w:b/>
+          <w:sz w:val="24"/>
+        </w:rPr>
+        <w:t>Luồng phía khách:</w:t>
       </w:r>
     </w:p>
     <w:p>
@@ -3695,8 +3385,7 @@
           <w:rFonts w:ascii="Times New Roman" w:eastAsia="Times New Roman" w:hAnsi="Times New Roman" w:cs="Times New Roman"/>
           <w:sz w:val="24"/>
         </w:rPr>
-        <w:lastRenderedPageBreak/>
-        <w:t>POI: icon camera màu theo trạng thái duy trì</w:t>
+        <w:t>SubscriptionPage → chọn gói → POST /api/subscription/request</w:t>
       </w:r>
     </w:p>
     <w:p>
@@ -3710,7 +3399,7 @@
           <w:rFonts w:ascii="Times New Roman" w:eastAsia="Times New Roman" w:hAnsi="Times New Roman" w:cs="Times New Roman"/>
           <w:sz w:val="24"/>
         </w:rPr>
-        <w:t>Khách online (heartbeat ≤ 2 phút): dot xanh tại tọa độ GPS</w:t>
+        <w:t>API tạo YeuCauThanhToan (status=cho_duyet) → trả về {YeuCauId, NoiDungChuyen}</w:t>
       </w:r>
     </w:p>
     <w:p>
@@ -3724,7 +3413,7 @@
           <w:rFonts w:ascii="Times New Roman" w:eastAsia="Times New Roman" w:hAnsi="Times New Roman" w:cs="Times New Roman"/>
           <w:sz w:val="24"/>
         </w:rPr>
-        <w:t>Tooltip: Device ID, POI hiện tại, số quán đã ghé/xem, thời gian còn lại</w:t>
+        <w:t>PaymentPage → hiển thị QR (VietQR) + nội dung CK (VD: VKT THANG A1B2C3)</w:t>
       </w:r>
     </w:p>
     <w:p>
@@ -3738,7 +3427,7 @@
           <w:rFonts w:ascii="Times New Roman" w:eastAsia="Times New Roman" w:hAnsi="Times New Roman" w:cs="Times New Roman"/>
           <w:sz w:val="24"/>
         </w:rPr>
-        <w:t>Click thiết bị → popup lịch sử POI đã ghé (4 giờ gần nhất)</w:t>
+        <w:t>Khách chuyển khoản → nhấn 'Đã chuyển' → PaymentStatusPage</w:t>
       </w:r>
     </w:p>
     <w:p>
@@ -3752,7 +3441,592 @@
           <w:rFonts w:ascii="Times New Roman" w:eastAsia="Times New Roman" w:hAnsi="Times New Roman" w:cs="Times New Roman"/>
           <w:sz w:val="24"/>
         </w:rPr>
-        <w:t>Auto-refresh: 30 giây</w:t>
+        <w:t>Polling GET /api/subscription/request/{id} mỗi 10 giây</w:t>
+      </w:r>
+    </w:p>
+    <w:p>
+      <w:pPr>
+        <w:pStyle w:val="ListBullet"/>
+        <w:spacing w:after="60"/>
+        <w:ind w:left="567"/>
+      </w:pPr>
+      <w:r>
+        <w:rPr>
+          <w:rFonts w:ascii="Times New Roman" w:eastAsia="Times New Roman" w:hAnsi="Times New Roman" w:cs="Times New Roman"/>
+          <w:sz w:val="24"/>
+        </w:rPr>
+        <w:t>Khi status=da_duyet → lưu NgayHetHan vào Preferences → đóng luồng</w:t>
+      </w:r>
+    </w:p>
+    <w:p>
+      <w:pPr>
+        <w:spacing w:after="120"/>
+      </w:pPr>
+      <w:r>
+        <w:rPr>
+          <w:rFonts w:ascii="Times New Roman" w:eastAsia="Times New Roman" w:hAnsi="Times New Roman" w:cs="Times New Roman"/>
+          <w:b/>
+          <w:sz w:val="24"/>
+        </w:rPr>
+        <w:t>Luồng Admin CMS (/DuyetThanhToan):</w:t>
+      </w:r>
+    </w:p>
+    <w:p>
+      <w:pPr>
+        <w:pStyle w:val="ListBullet"/>
+        <w:spacing w:after="60"/>
+        <w:ind w:left="567"/>
+      </w:pPr>
+      <w:r>
+        <w:rPr>
+          <w:rFonts w:ascii="Times New Roman" w:eastAsia="Times New Roman" w:hAnsi="Times New Roman" w:cs="Times New Roman"/>
+          <w:sz w:val="24"/>
+        </w:rPr>
+        <w:t>Tab 3 trạng thái: Chờ duyệt / Đã duyệt / Từ chối</w:t>
+      </w:r>
+    </w:p>
+    <w:p>
+      <w:pPr>
+        <w:pStyle w:val="ListBullet"/>
+        <w:spacing w:after="60"/>
+        <w:ind w:left="567"/>
+      </w:pPr>
+      <w:r>
+        <w:rPr>
+          <w:rFonts w:ascii="Times New Roman" w:eastAsia="Times New Roman" w:hAnsi="Times New Roman" w:cs="Times New Roman"/>
+          <w:sz w:val="24"/>
+        </w:rPr>
+        <w:lastRenderedPageBreak/>
+        <w:t>Nút 'Duyệt' → POST /api/subscription/approve/{id} → tạo DangKyApp</w:t>
+      </w:r>
+    </w:p>
+    <w:p>
+      <w:pPr>
+        <w:pStyle w:val="ListBullet"/>
+        <w:spacing w:after="60"/>
+        <w:ind w:left="567"/>
+      </w:pPr>
+      <w:r>
+        <w:rPr>
+          <w:rFonts w:ascii="Times New Roman" w:eastAsia="Times New Roman" w:hAnsi="Times New Roman" w:cs="Times New Roman"/>
+          <w:sz w:val="24"/>
+        </w:rPr>
+        <w:t>Nút 'Từ chối' → modal nhập lý do → POST /api/subscription/reject/{id}</w:t>
+      </w:r>
+    </w:p>
+    <w:p>
+      <w:pPr>
+        <w:spacing w:before="160" w:after="40"/>
+        <w:jc w:val="center"/>
+      </w:pPr>
+      <w:r>
+        <w:rPr>
+          <w:rFonts w:ascii="Times New Roman" w:eastAsia="Times New Roman" w:hAnsi="Times New Roman" w:cs="Times New Roman"/>
+          <w:b/>
+          <w:i/>
+          <w:color w:val="595959"/>
+        </w:rPr>
+        <w:t>Hình 5a – F05: Sơ đồ tuần tự – Thanh toán gói trả phí và chờ duyệt</w:t>
+      </w:r>
+    </w:p>
+    <w:p>
+      <w:pPr>
+        <w:jc w:val="center"/>
+      </w:pPr>
+      <w:r>
+        <w:rPr>
+          <w:noProof/>
+        </w:rPr>
+        <w:drawing>
+          <wp:inline distT="0" distB="0" distL="0" distR="0" wp14:anchorId="2F78C2F8" wp14:editId="46DC80A1">
+            <wp:extent cx="5400000" cy="4008044"/>
+            <wp:effectExtent l="0" t="0" r="0" b="0"/>
+            <wp:docPr id="10" name="Picture 10"/>
+            <wp:cNvGraphicFramePr>
+              <a:graphicFrameLocks xmlns:a="http://schemas.openxmlformats.org/drawingml/2006/main" noChangeAspect="1"/>
+            </wp:cNvGraphicFramePr>
+            <a:graphic xmlns:a="http://schemas.openxmlformats.org/drawingml/2006/main">
+              <a:graphicData uri="http://schemas.openxmlformats.org/drawingml/2006/picture">
+                <pic:pic xmlns:pic="http://schemas.openxmlformats.org/drawingml/2006/picture">
+                  <pic:nvPicPr>
+                    <pic:cNvPr id="0" name="05-paid-plan-sequence.png"/>
+                    <pic:cNvPicPr/>
+                  </pic:nvPicPr>
+                  <pic:blipFill>
+                    <a:blip r:embed="rId15"/>
+                    <a:stretch>
+                      <a:fillRect/>
+                    </a:stretch>
+                  </pic:blipFill>
+                  <pic:spPr>
+                    <a:xfrm>
+                      <a:off x="0" y="0"/>
+                      <a:ext cx="5400000" cy="4008044"/>
+                    </a:xfrm>
+                    <a:prstGeom prst="rect">
+                      <a:avLst/>
+                    </a:prstGeom>
+                  </pic:spPr>
+                </pic:pic>
+              </a:graphicData>
+            </a:graphic>
+          </wp:inline>
+        </w:drawing>
+      </w:r>
+    </w:p>
+    <w:p>
+      <w:pPr>
+        <w:spacing w:before="160" w:after="40"/>
+        <w:jc w:val="center"/>
+      </w:pPr>
+      <w:r>
+        <w:rPr>
+          <w:rFonts w:ascii="Times New Roman" w:eastAsia="Times New Roman" w:hAnsi="Times New Roman" w:cs="Times New Roman"/>
+          <w:b/>
+          <w:i/>
+          <w:color w:val="595959"/>
+        </w:rPr>
+        <w:t>Hình 5b – F05: Sơ đồ hoạt động – Thanh toán gói trả phí và chờ duyệt</w:t>
+      </w:r>
+    </w:p>
+    <w:p>
+      <w:pPr>
+        <w:jc w:val="center"/>
+      </w:pPr>
+      <w:r>
+        <w:rPr>
+          <w:noProof/>
+        </w:rPr>
+        <w:lastRenderedPageBreak/>
+        <w:drawing>
+          <wp:inline distT="0" distB="0" distL="0" distR="0" wp14:anchorId="143F86D8" wp14:editId="6424C497">
+            <wp:extent cx="3960000" cy="5926771"/>
+            <wp:effectExtent l="0" t="0" r="0" b="0"/>
+            <wp:docPr id="11" name="Picture 11"/>
+            <wp:cNvGraphicFramePr>
+              <a:graphicFrameLocks xmlns:a="http://schemas.openxmlformats.org/drawingml/2006/main" noChangeAspect="1"/>
+            </wp:cNvGraphicFramePr>
+            <a:graphic xmlns:a="http://schemas.openxmlformats.org/drawingml/2006/main">
+              <a:graphicData uri="http://schemas.openxmlformats.org/drawingml/2006/picture">
+                <pic:pic xmlns:pic="http://schemas.openxmlformats.org/drawingml/2006/picture">
+                  <pic:nvPicPr>
+                    <pic:cNvPr id="0" name="05-paid-plan-activity.png"/>
+                    <pic:cNvPicPr/>
+                  </pic:nvPicPr>
+                  <pic:blipFill>
+                    <a:blip r:embed="rId16"/>
+                    <a:stretch>
+                      <a:fillRect/>
+                    </a:stretch>
+                  </pic:blipFill>
+                  <pic:spPr>
+                    <a:xfrm>
+                      <a:off x="0" y="0"/>
+                      <a:ext cx="3960000" cy="5926771"/>
+                    </a:xfrm>
+                    <a:prstGeom prst="rect">
+                      <a:avLst/>
+                    </a:prstGeom>
+                  </pic:spPr>
+                </pic:pic>
+              </a:graphicData>
+            </a:graphic>
+          </wp:inline>
+        </w:drawing>
+      </w:r>
+    </w:p>
+    <w:p>
+      <w:pPr>
+        <w:spacing w:before="160" w:after="40"/>
+        <w:jc w:val="center"/>
+      </w:pPr>
+      <w:r>
+        <w:rPr>
+          <w:rFonts w:ascii="Times New Roman" w:eastAsia="Times New Roman" w:hAnsi="Times New Roman" w:cs="Times New Roman"/>
+          <w:b/>
+          <w:i/>
+          <w:color w:val="595959"/>
+        </w:rPr>
+        <w:t>Hình 5c – F05: Sơ đồ tuần tự – Duyệt / từ chối thanh toán (Admin CMS)</w:t>
+      </w:r>
+    </w:p>
+    <w:p>
+      <w:pPr>
+        <w:jc w:val="center"/>
+      </w:pPr>
+      <w:r>
+        <w:rPr>
+          <w:noProof/>
+        </w:rPr>
+        <w:lastRenderedPageBreak/>
+        <w:drawing>
+          <wp:inline distT="0" distB="0" distL="0" distR="0" wp14:anchorId="7196B091" wp14:editId="3D00911A">
+            <wp:extent cx="5400000" cy="5113274"/>
+            <wp:effectExtent l="0" t="0" r="0" b="0"/>
+            <wp:docPr id="12" name="Picture 12"/>
+            <wp:cNvGraphicFramePr>
+              <a:graphicFrameLocks xmlns:a="http://schemas.openxmlformats.org/drawingml/2006/main" noChangeAspect="1"/>
+            </wp:cNvGraphicFramePr>
+            <a:graphic xmlns:a="http://schemas.openxmlformats.org/drawingml/2006/main">
+              <a:graphicData uri="http://schemas.openxmlformats.org/drawingml/2006/picture">
+                <pic:pic xmlns:pic="http://schemas.openxmlformats.org/drawingml/2006/picture">
+                  <pic:nvPicPr>
+                    <pic:cNvPr id="0" name="08-app-payment-approval-sequence.png"/>
+                    <pic:cNvPicPr/>
+                  </pic:nvPicPr>
+                  <pic:blipFill>
+                    <a:blip r:embed="rId17"/>
+                    <a:stretch>
+                      <a:fillRect/>
+                    </a:stretch>
+                  </pic:blipFill>
+                  <pic:spPr>
+                    <a:xfrm>
+                      <a:off x="0" y="0"/>
+                      <a:ext cx="5400000" cy="5113274"/>
+                    </a:xfrm>
+                    <a:prstGeom prst="rect">
+                      <a:avLst/>
+                    </a:prstGeom>
+                  </pic:spPr>
+                </pic:pic>
+              </a:graphicData>
+            </a:graphic>
+          </wp:inline>
+        </w:drawing>
+      </w:r>
+    </w:p>
+    <w:p>
+      <w:pPr>
+        <w:spacing w:before="160" w:after="40"/>
+        <w:jc w:val="center"/>
+      </w:pPr>
+      <w:r>
+        <w:rPr>
+          <w:rFonts w:ascii="Times New Roman" w:eastAsia="Times New Roman" w:hAnsi="Times New Roman" w:cs="Times New Roman"/>
+          <w:b/>
+          <w:i/>
+          <w:color w:val="595959"/>
+        </w:rPr>
+        <w:t>Hình 5d – F05: Sơ đồ hoạt động – Duyệt / từ chối thanh toán (Admin CMS)</w:t>
+      </w:r>
+    </w:p>
+    <w:p>
+      <w:pPr>
+        <w:jc w:val="center"/>
+      </w:pPr>
+      <w:r>
+        <w:rPr>
+          <w:noProof/>
+        </w:rPr>
+        <w:lastRenderedPageBreak/>
+        <w:drawing>
+          <wp:inline distT="0" distB="0" distL="0" distR="0" wp14:anchorId="59CB77F9" wp14:editId="6DC66A04">
+            <wp:extent cx="3960000" cy="4179310"/>
+            <wp:effectExtent l="0" t="0" r="0" b="0"/>
+            <wp:docPr id="13" name="Picture 13"/>
+            <wp:cNvGraphicFramePr>
+              <a:graphicFrameLocks xmlns:a="http://schemas.openxmlformats.org/drawingml/2006/main" noChangeAspect="1"/>
+            </wp:cNvGraphicFramePr>
+            <a:graphic xmlns:a="http://schemas.openxmlformats.org/drawingml/2006/main">
+              <a:graphicData uri="http://schemas.openxmlformats.org/drawingml/2006/picture">
+                <pic:pic xmlns:pic="http://schemas.openxmlformats.org/drawingml/2006/picture">
+                  <pic:nvPicPr>
+                    <pic:cNvPr id="0" name="08-app-payment-approval-activity.png"/>
+                    <pic:cNvPicPr/>
+                  </pic:nvPicPr>
+                  <pic:blipFill>
+                    <a:blip r:embed="rId18"/>
+                    <a:stretch>
+                      <a:fillRect/>
+                    </a:stretch>
+                  </pic:blipFill>
+                  <pic:spPr>
+                    <a:xfrm>
+                      <a:off x="0" y="0"/>
+                      <a:ext cx="3960000" cy="4179310"/>
+                    </a:xfrm>
+                    <a:prstGeom prst="rect">
+                      <a:avLst/>
+                    </a:prstGeom>
+                  </pic:spPr>
+                </pic:pic>
+              </a:graphicData>
+            </a:graphic>
+          </wp:inline>
+        </w:drawing>
+      </w:r>
+    </w:p>
+    <w:p>
+      <w:pPr>
+        <w:spacing w:before="160" w:after="80"/>
+      </w:pPr>
+      <w:r>
+        <w:rPr>
+          <w:rFonts w:ascii="Times New Roman" w:eastAsia="Times New Roman" w:hAnsi="Times New Roman" w:cs="Times New Roman"/>
+          <w:b/>
+          <w:color w:val="1F497D"/>
+          <w:sz w:val="26"/>
+        </w:rPr>
+        <w:t>F06 – Theo dõi khách hàng &amp; Trạng thái sử dụng (CMS)</w:t>
+      </w:r>
+    </w:p>
+    <w:p>
+      <w:pPr>
+        <w:spacing w:after="120"/>
+      </w:pPr>
+      <w:r>
+        <w:rPr>
+          <w:rFonts w:ascii="Times New Roman" w:eastAsia="Times New Roman" w:hAnsi="Times New Roman" w:cs="Times New Roman"/>
+          <w:sz w:val="24"/>
+        </w:rPr>
+        <w:t>CMS hiển thị bảng tổng hợp tất cả thiết bị đã sử dụng app, trạng thái gói và hành trình tham quan — render server-side, không cần JavaScript realtime.</w:t>
+      </w:r>
+    </w:p>
+    <w:p>
+      <w:pPr>
+        <w:spacing w:after="120"/>
+      </w:pPr>
+      <w:r>
+        <w:rPr>
+          <w:rFonts w:ascii="Times New Roman" w:eastAsia="Times New Roman" w:hAnsi="Times New Roman" w:cs="Times New Roman"/>
+          <w:b/>
+          <w:sz w:val="24"/>
+        </w:rPr>
+        <w:t>Dữ liệu tổng hợp từ 4 nguồn:</w:t>
+      </w:r>
+    </w:p>
+    <w:p>
+      <w:pPr>
+        <w:pStyle w:val="ListBullet"/>
+        <w:spacing w:after="60"/>
+        <w:ind w:left="567"/>
+      </w:pPr>
+      <w:r>
+        <w:rPr>
+          <w:rFonts w:ascii="Times New Roman" w:eastAsia="Times New Roman" w:hAnsi="Times New Roman" w:cs="Times New Roman"/>
+          <w:sz w:val="24"/>
+        </w:rPr>
+        <w:t>DangKyApps → hạn gói hiện tại của từng thiết bị</w:t>
+      </w:r>
+    </w:p>
+    <w:p>
+      <w:pPr>
+        <w:pStyle w:val="ListBullet"/>
+        <w:spacing w:after="60"/>
+        <w:ind w:left="567"/>
+      </w:pPr>
+      <w:r>
+        <w:rPr>
+          <w:rFonts w:ascii="Times New Roman" w:eastAsia="Times New Roman" w:hAnsi="Times New Roman" w:cs="Times New Roman"/>
+          <w:sz w:val="24"/>
+        </w:rPr>
+        <w:t>VitriKhachs → thời điểm heartbeat cuối (xác định online/offline, ngưỡng 2 phút)</w:t>
+      </w:r>
+    </w:p>
+    <w:p>
+      <w:pPr>
+        <w:pStyle w:val="ListBullet"/>
+        <w:spacing w:after="60"/>
+        <w:ind w:left="567"/>
+      </w:pPr>
+      <w:r>
+        <w:rPr>
+          <w:rFonts w:ascii="Times New Roman" w:eastAsia="Times New Roman" w:hAnsi="Times New Roman" w:cs="Times New Roman"/>
+          <w:sz w:val="24"/>
+        </w:rPr>
+        <w:t>LichSuPhat (Nguon=GPS) → số POI đã ghé thực tế</w:t>
+      </w:r>
+    </w:p>
+    <w:p>
+      <w:pPr>
+        <w:pStyle w:val="ListBullet"/>
+        <w:spacing w:after="60"/>
+        <w:ind w:left="567"/>
+      </w:pPr>
+      <w:r>
+        <w:rPr>
+          <w:rFonts w:ascii="Times New Roman" w:eastAsia="Times New Roman" w:hAnsi="Times New Roman" w:cs="Times New Roman"/>
+          <w:sz w:val="24"/>
+        </w:rPr>
+        <w:t>LichSuPhat (Nguon=VIEW) → số POI đã xem chi tiết</w:t>
+      </w:r>
+    </w:p>
+    <w:p>
+      <w:pPr>
+        <w:spacing w:after="120"/>
+      </w:pPr>
+      <w:r>
+        <w:rPr>
+          <w:rFonts w:ascii="Times New Roman" w:eastAsia="Times New Roman" w:hAnsi="Times New Roman" w:cs="Times New Roman"/>
+          <w:b/>
+          <w:sz w:val="24"/>
+        </w:rPr>
+        <w:t>Thống kê hiển thị:</w:t>
+      </w:r>
+    </w:p>
+    <w:p>
+      <w:pPr>
+        <w:pStyle w:val="ListBullet"/>
+        <w:spacing w:after="60"/>
+        <w:ind w:left="567"/>
+      </w:pPr>
+      <w:r>
+        <w:rPr>
+          <w:rFonts w:ascii="Times New Roman" w:eastAsia="Times New Roman" w:hAnsi="Times New Roman" w:cs="Times New Roman"/>
+          <w:sz w:val="24"/>
+        </w:rPr>
+        <w:t>TotalCustomers, ActiveCustomers, CustomersAtPoi, ExpiredCustomers</w:t>
+      </w:r>
+    </w:p>
+    <w:p>
+      <w:pPr>
+        <w:pStyle w:val="ListBullet"/>
+        <w:spacing w:after="60"/>
+        <w:ind w:left="567"/>
+      </w:pPr>
+      <w:r>
+        <w:rPr>
+          <w:rFonts w:ascii="Times New Roman" w:eastAsia="Times New Roman" w:hAnsi="Times New Roman" w:cs="Times New Roman"/>
+          <w:sz w:val="24"/>
+        </w:rPr>
+        <w:t>Trạng thái từng thiết bị: GetStatusText() / GetSubscriptionText()</w:t>
+      </w:r>
+    </w:p>
+    <w:p>
+      <w:pPr>
+        <w:pStyle w:val="ListBullet"/>
+        <w:spacing w:after="60"/>
+        <w:ind w:left="567"/>
+      </w:pPr>
+      <w:r>
+        <w:rPr>
+          <w:rFonts w:ascii="Times New Roman" w:eastAsia="Times New Roman" w:hAnsi="Times New Roman" w:cs="Times New Roman"/>
+          <w:sz w:val="24"/>
+        </w:rPr>
+        <w:t>Cột: Device ID, POI đang ở, số ghé, số xem, hạn gói, trạng thái</w:t>
+      </w:r>
+    </w:p>
+    <w:p>
+      <w:pPr>
+        <w:spacing w:before="160" w:after="40"/>
+        <w:jc w:val="center"/>
+      </w:pPr>
+      <w:r>
+        <w:rPr>
+          <w:rFonts w:ascii="Times New Roman" w:eastAsia="Times New Roman" w:hAnsi="Times New Roman" w:cs="Times New Roman"/>
+          <w:b/>
+          <w:i/>
+          <w:color w:val="595959"/>
+        </w:rPr>
+        <w:t>Hình 6a – F06: Sơ đồ tuần tự – Theo dõi khách hàng và trạng thái sử dụng</w:t>
+      </w:r>
+    </w:p>
+    <w:p>
+      <w:pPr>
+        <w:jc w:val="center"/>
+      </w:pPr>
+      <w:r>
+        <w:rPr>
+          <w:noProof/>
+        </w:rPr>
+        <w:lastRenderedPageBreak/>
+        <w:drawing>
+          <wp:inline distT="0" distB="0" distL="0" distR="0" wp14:anchorId="6FDDFE22" wp14:editId="326B40BC">
+            <wp:extent cx="5400000" cy="4104691"/>
+            <wp:effectExtent l="0" t="0" r="0" b="0"/>
+            <wp:docPr id="14" name="Picture 14"/>
+            <wp:cNvGraphicFramePr>
+              <a:graphicFrameLocks xmlns:a="http://schemas.openxmlformats.org/drawingml/2006/main" noChangeAspect="1"/>
+            </wp:cNvGraphicFramePr>
+            <a:graphic xmlns:a="http://schemas.openxmlformats.org/drawingml/2006/main">
+              <a:graphicData uri="http://schemas.openxmlformats.org/drawingml/2006/picture">
+                <pic:pic xmlns:pic="http://schemas.openxmlformats.org/drawingml/2006/picture">
+                  <pic:nvPicPr>
+                    <pic:cNvPr id="0" name="09-live-map-sequence.png"/>
+                    <pic:cNvPicPr/>
+                  </pic:nvPicPr>
+                  <pic:blipFill>
+                    <a:blip r:embed="rId19"/>
+                    <a:stretch>
+                      <a:fillRect/>
+                    </a:stretch>
+                  </pic:blipFill>
+                  <pic:spPr>
+                    <a:xfrm>
+                      <a:off x="0" y="0"/>
+                      <a:ext cx="5400000" cy="4104691"/>
+                    </a:xfrm>
+                    <a:prstGeom prst="rect">
+                      <a:avLst/>
+                    </a:prstGeom>
+                  </pic:spPr>
+                </pic:pic>
+              </a:graphicData>
+            </a:graphic>
+          </wp:inline>
+        </w:drawing>
+      </w:r>
+    </w:p>
+    <w:p>
+      <w:pPr>
+        <w:spacing w:before="160" w:after="40"/>
+        <w:jc w:val="center"/>
+      </w:pPr>
+      <w:r>
+        <w:rPr>
+          <w:rFonts w:ascii="Times New Roman" w:eastAsia="Times New Roman" w:hAnsi="Times New Roman" w:cs="Times New Roman"/>
+          <w:b/>
+          <w:i/>
+          <w:color w:val="595959"/>
+        </w:rPr>
+        <w:t>Hình 6b – F06: Sơ đồ hoạt động – Theo dõi khách hàng và trạng thái sử dụng</w:t>
+      </w:r>
+    </w:p>
+    <w:p>
+      <w:pPr>
+        <w:jc w:val="center"/>
+      </w:pPr>
+      <w:r>
+        <w:rPr>
+          <w:noProof/>
+        </w:rPr>
+        <w:lastRenderedPageBreak/>
+        <w:drawing>
+          <wp:inline distT="0" distB="0" distL="0" distR="0" wp14:anchorId="579F32CE" wp14:editId="116CDFC2">
+            <wp:extent cx="3960000" cy="7267765"/>
+            <wp:effectExtent l="0" t="0" r="0" b="0"/>
+            <wp:docPr id="15" name="Picture 15"/>
+            <wp:cNvGraphicFramePr>
+              <a:graphicFrameLocks xmlns:a="http://schemas.openxmlformats.org/drawingml/2006/main" noChangeAspect="1"/>
+            </wp:cNvGraphicFramePr>
+            <a:graphic xmlns:a="http://schemas.openxmlformats.org/drawingml/2006/main">
+              <a:graphicData uri="http://schemas.openxmlformats.org/drawingml/2006/picture">
+                <pic:pic xmlns:pic="http://schemas.openxmlformats.org/drawingml/2006/picture">
+                  <pic:nvPicPr>
+                    <pic:cNvPr id="0" name="09-live-map-activity.png"/>
+                    <pic:cNvPicPr/>
+                  </pic:nvPicPr>
+                  <pic:blipFill>
+                    <a:blip r:embed="rId20"/>
+                    <a:stretch>
+                      <a:fillRect/>
+                    </a:stretch>
+                  </pic:blipFill>
+                  <pic:spPr>
+                    <a:xfrm>
+                      <a:off x="0" y="0"/>
+                      <a:ext cx="3960000" cy="7267765"/>
+                    </a:xfrm>
+                    <a:prstGeom prst="rect">
+                      <a:avLst/>
+                    </a:prstGeom>
+                  </pic:spPr>
+                </pic:pic>
+              </a:graphicData>
+            </a:graphic>
+          </wp:inline>
+        </w:drawing>
       </w:r>
     </w:p>
     <w:p>
@@ -3964,6 +4238,7 @@
               <w:rPr>
                 <w:rFonts w:ascii="Times New Roman" w:eastAsia="Times New Roman" w:hAnsi="Times New Roman" w:cs="Times New Roman"/>
               </w:rPr>
+              <w:lastRenderedPageBreak/>
               <w:t>Chỉnh sửa POI</w:t>
             </w:r>
           </w:p>
@@ -4120,6 +4395,127 @@
     </w:p>
     <w:p>
       <w:pPr>
+        <w:spacing w:before="160" w:after="40"/>
+        <w:jc w:val="center"/>
+      </w:pPr>
+      <w:r>
+        <w:rPr>
+          <w:rFonts w:ascii="Times New Roman" w:eastAsia="Times New Roman" w:hAnsi="Times New Roman" w:cs="Times New Roman"/>
+          <w:b/>
+          <w:i/>
+          <w:color w:val="595959"/>
+        </w:rPr>
+        <w:t>Hình 7a – F07: Sơ đồ tuần tự – Quản lý POI, ảnh, thuyết minh và menu</w:t>
+      </w:r>
+    </w:p>
+    <w:p>
+      <w:pPr>
+        <w:jc w:val="center"/>
+      </w:pPr>
+      <w:r>
+        <w:rPr>
+          <w:noProof/>
+        </w:rPr>
+        <w:drawing>
+          <wp:inline distT="0" distB="0" distL="0" distR="0" wp14:anchorId="18D0BD91" wp14:editId="1B051DF9">
+            <wp:extent cx="5400000" cy="3742012"/>
+            <wp:effectExtent l="0" t="0" r="0" b="0"/>
+            <wp:docPr id="16" name="Picture 16"/>
+            <wp:cNvGraphicFramePr>
+              <a:graphicFrameLocks xmlns:a="http://schemas.openxmlformats.org/drawingml/2006/main" noChangeAspect="1"/>
+            </wp:cNvGraphicFramePr>
+            <a:graphic xmlns:a="http://schemas.openxmlformats.org/drawingml/2006/main">
+              <a:graphicData uri="http://schemas.openxmlformats.org/drawingml/2006/picture">
+                <pic:pic xmlns:pic="http://schemas.openxmlformats.org/drawingml/2006/picture">
+                  <pic:nvPicPr>
+                    <pic:cNvPr id="0" name="06-cms-poi-management-sequence.png"/>
+                    <pic:cNvPicPr/>
+                  </pic:nvPicPr>
+                  <pic:blipFill>
+                    <a:blip r:embed="rId21"/>
+                    <a:stretch>
+                      <a:fillRect/>
+                    </a:stretch>
+                  </pic:blipFill>
+                  <pic:spPr>
+                    <a:xfrm>
+                      <a:off x="0" y="0"/>
+                      <a:ext cx="5400000" cy="3742012"/>
+                    </a:xfrm>
+                    <a:prstGeom prst="rect">
+                      <a:avLst/>
+                    </a:prstGeom>
+                  </pic:spPr>
+                </pic:pic>
+              </a:graphicData>
+            </a:graphic>
+          </wp:inline>
+        </w:drawing>
+      </w:r>
+    </w:p>
+    <w:p>
+      <w:pPr>
+        <w:spacing w:before="160" w:after="40"/>
+        <w:jc w:val="center"/>
+      </w:pPr>
+      <w:r>
+        <w:rPr>
+          <w:rFonts w:ascii="Times New Roman" w:eastAsia="Times New Roman" w:hAnsi="Times New Roman" w:cs="Times New Roman"/>
+          <w:b/>
+          <w:i/>
+          <w:color w:val="595959"/>
+        </w:rPr>
+        <w:t>Hình 7b – F07: Sơ đồ hoạt động – Quản lý POI, ảnh, thuyết minh và menu</w:t>
+      </w:r>
+    </w:p>
+    <w:p>
+      <w:pPr>
+        <w:jc w:val="center"/>
+      </w:pPr>
+      <w:r>
+        <w:rPr>
+          <w:noProof/>
+        </w:rPr>
+        <w:lastRenderedPageBreak/>
+        <w:drawing>
+          <wp:inline distT="0" distB="0" distL="0" distR="0" wp14:anchorId="2E5B9913" wp14:editId="0B0C298C">
+            <wp:extent cx="3960000" cy="7990820"/>
+            <wp:effectExtent l="0" t="0" r="0" b="0"/>
+            <wp:docPr id="17" name="Picture 17"/>
+            <wp:cNvGraphicFramePr>
+              <a:graphicFrameLocks xmlns:a="http://schemas.openxmlformats.org/drawingml/2006/main" noChangeAspect="1"/>
+            </wp:cNvGraphicFramePr>
+            <a:graphic xmlns:a="http://schemas.openxmlformats.org/drawingml/2006/main">
+              <a:graphicData uri="http://schemas.openxmlformats.org/drawingml/2006/picture">
+                <pic:pic xmlns:pic="http://schemas.openxmlformats.org/drawingml/2006/picture">
+                  <pic:nvPicPr>
+                    <pic:cNvPr id="0" name="06-cms-poi-management-activity.png"/>
+                    <pic:cNvPicPr/>
+                  </pic:nvPicPr>
+                  <pic:blipFill>
+                    <a:blip r:embed="rId22"/>
+                    <a:stretch>
+                      <a:fillRect/>
+                    </a:stretch>
+                  </pic:blipFill>
+                  <pic:spPr>
+                    <a:xfrm>
+                      <a:off x="0" y="0"/>
+                      <a:ext cx="3960000" cy="7990820"/>
+                    </a:xfrm>
+                    <a:prstGeom prst="rect">
+                      <a:avLst/>
+                    </a:prstGeom>
+                  </pic:spPr>
+                </pic:pic>
+              </a:graphicData>
+            </a:graphic>
+          </wp:inline>
+        </w:drawing>
+      </w:r>
+    </w:p>
+    <w:p>
+      <w:pPr>
         <w:spacing w:before="160" w:after="80"/>
       </w:pPr>
       <w:r>
@@ -4129,6 +4525,7 @@
           <w:color w:val="1F497D"/>
           <w:sz w:val="26"/>
         </w:rPr>
+        <w:lastRenderedPageBreak/>
         <w:t>F08 – Quản lý Phí Duy Trì POI</w:t>
       </w:r>
     </w:p>
@@ -4212,6 +4609,331 @@
           <w:sz w:val="24"/>
         </w:rPr>
         <w:t>Cảnh báo: Dashboard hiển thị số quán quá hạn; POI quá hạn bị ẩn khỏi app</w:t>
+      </w:r>
+    </w:p>
+    <w:p>
+      <w:pPr>
+        <w:spacing w:before="160" w:after="40"/>
+        <w:jc w:val="center"/>
+      </w:pPr>
+      <w:r>
+        <w:rPr>
+          <w:rFonts w:ascii="Times New Roman" w:eastAsia="Times New Roman" w:hAnsi="Times New Roman" w:cs="Times New Roman"/>
+          <w:b/>
+          <w:i/>
+          <w:color w:val="595959"/>
+        </w:rPr>
+        <w:t>Hình 8a – F08: Sơ đồ tuần tự – Ghi nhận phí duy trì và lịch sử hóa đơn POI</w:t>
+      </w:r>
+    </w:p>
+    <w:p>
+      <w:pPr>
+        <w:jc w:val="center"/>
+      </w:pPr>
+      <w:r>
+        <w:rPr>
+          <w:noProof/>
+        </w:rPr>
+        <w:drawing>
+          <wp:inline distT="0" distB="0" distL="0" distR="0" wp14:anchorId="6CA2A9D0" wp14:editId="3759751E">
+            <wp:extent cx="5400000" cy="4195004"/>
+            <wp:effectExtent l="0" t="0" r="0" b="0"/>
+            <wp:docPr id="18" name="Picture 18"/>
+            <wp:cNvGraphicFramePr>
+              <a:graphicFrameLocks xmlns:a="http://schemas.openxmlformats.org/drawingml/2006/main" noChangeAspect="1"/>
+            </wp:cNvGraphicFramePr>
+            <a:graphic xmlns:a="http://schemas.openxmlformats.org/drawingml/2006/main">
+              <a:graphicData uri="http://schemas.openxmlformats.org/drawingml/2006/picture">
+                <pic:pic xmlns:pic="http://schemas.openxmlformats.org/drawingml/2006/picture">
+                  <pic:nvPicPr>
+                    <pic:cNvPr id="0" name="07-maintenance-payment-sequence.png"/>
+                    <pic:cNvPicPr/>
+                  </pic:nvPicPr>
+                  <pic:blipFill>
+                    <a:blip r:embed="rId23"/>
+                    <a:stretch>
+                      <a:fillRect/>
+                    </a:stretch>
+                  </pic:blipFill>
+                  <pic:spPr>
+                    <a:xfrm>
+                      <a:off x="0" y="0"/>
+                      <a:ext cx="5400000" cy="4195004"/>
+                    </a:xfrm>
+                    <a:prstGeom prst="rect">
+                      <a:avLst/>
+                    </a:prstGeom>
+                  </pic:spPr>
+                </pic:pic>
+              </a:graphicData>
+            </a:graphic>
+          </wp:inline>
+        </w:drawing>
+      </w:r>
+    </w:p>
+    <w:p>
+      <w:pPr>
+        <w:spacing w:before="160" w:after="40"/>
+        <w:jc w:val="center"/>
+      </w:pPr>
+      <w:r>
+        <w:rPr>
+          <w:rFonts w:ascii="Times New Roman" w:eastAsia="Times New Roman" w:hAnsi="Times New Roman" w:cs="Times New Roman"/>
+          <w:b/>
+          <w:i/>
+          <w:color w:val="595959"/>
+        </w:rPr>
+        <w:t>Hình 8b – F08: Sơ đồ hoạt động – Ghi nhận phí duy trì và lịch sử hóa đơn POI</w:t>
+      </w:r>
+    </w:p>
+    <w:p>
+      <w:pPr>
+        <w:jc w:val="center"/>
+      </w:pPr>
+      <w:r>
+        <w:rPr>
+          <w:noProof/>
+        </w:rPr>
+        <w:lastRenderedPageBreak/>
+        <w:drawing>
+          <wp:inline distT="0" distB="0" distL="0" distR="0" wp14:anchorId="7DEED0BE" wp14:editId="4DCB08DA">
+            <wp:extent cx="3960000" cy="7966726"/>
+            <wp:effectExtent l="0" t="0" r="0" b="0"/>
+            <wp:docPr id="19" name="Picture 19"/>
+            <wp:cNvGraphicFramePr>
+              <a:graphicFrameLocks xmlns:a="http://schemas.openxmlformats.org/drawingml/2006/main" noChangeAspect="1"/>
+            </wp:cNvGraphicFramePr>
+            <a:graphic xmlns:a="http://schemas.openxmlformats.org/drawingml/2006/main">
+              <a:graphicData uri="http://schemas.openxmlformats.org/drawingml/2006/picture">
+                <pic:pic xmlns:pic="http://schemas.openxmlformats.org/drawingml/2006/picture">
+                  <pic:nvPicPr>
+                    <pic:cNvPr id="0" name="07-maintenance-payment-activity.png"/>
+                    <pic:cNvPicPr/>
+                  </pic:nvPicPr>
+                  <pic:blipFill>
+                    <a:blip r:embed="rId24"/>
+                    <a:stretch>
+                      <a:fillRect/>
+                    </a:stretch>
+                  </pic:blipFill>
+                  <pic:spPr>
+                    <a:xfrm>
+                      <a:off x="0" y="0"/>
+                      <a:ext cx="3960000" cy="7966726"/>
+                    </a:xfrm>
+                    <a:prstGeom prst="rect">
+                      <a:avLst/>
+                    </a:prstGeom>
+                  </pic:spPr>
+                </pic:pic>
+              </a:graphicData>
+            </a:graphic>
+          </wp:inline>
+        </w:drawing>
+      </w:r>
+    </w:p>
+    <w:p>
+      <w:pPr>
+        <w:spacing w:before="160" w:after="80"/>
+      </w:pPr>
+      <w:r>
+        <w:rPr>
+          <w:rFonts w:ascii="Times New Roman" w:eastAsia="Times New Roman" w:hAnsi="Times New Roman" w:cs="Times New Roman"/>
+          <w:b/>
+          <w:color w:val="1F497D"/>
+          <w:sz w:val="26"/>
+        </w:rPr>
+        <w:lastRenderedPageBreak/>
+        <w:t>F09 – Dashboard tổng quan CMS</w:t>
+      </w:r>
+    </w:p>
+    <w:p>
+      <w:pPr>
+        <w:spacing w:after="120"/>
+      </w:pPr>
+      <w:r>
+        <w:rPr>
+          <w:rFonts w:ascii="Times New Roman" w:eastAsia="Times New Roman" w:hAnsi="Times New Roman" w:cs="Times New Roman"/>
+          <w:sz w:val="24"/>
+        </w:rPr>
+        <w:t>Trang chủ CMS hiển thị các chỉ số tổng quan hệ thống, tải khi admin mở trang.</w:t>
+      </w:r>
+    </w:p>
+    <w:p>
+      <w:pPr>
+        <w:pStyle w:val="ListBullet"/>
+        <w:spacing w:after="60"/>
+        <w:ind w:left="567"/>
+      </w:pPr>
+      <w:r>
+        <w:rPr>
+          <w:rFonts w:ascii="Times New Roman" w:eastAsia="Times New Roman" w:hAnsi="Times New Roman" w:cs="Times New Roman"/>
+          <w:sz w:val="24"/>
+        </w:rPr>
+        <w:t>_db.POIs.Include(MonAns).OrderBy(MucUuTien).ToListAsync()</w:t>
+      </w:r>
+    </w:p>
+    <w:p>
+      <w:pPr>
+        <w:pStyle w:val="ListBullet"/>
+        <w:spacing w:after="60"/>
+        <w:ind w:left="567"/>
+      </w:pPr>
+      <w:r>
+        <w:rPr>
+          <w:rFonts w:ascii="Times New Roman" w:eastAsia="Times New Roman" w:hAnsi="Times New Roman" w:cs="Times New Roman"/>
+          <w:sz w:val="24"/>
+        </w:rPr>
+        <w:t>TongPOI — số POI đang hiển thị (TrangThai = true)</w:t>
+      </w:r>
+    </w:p>
+    <w:p>
+      <w:pPr>
+        <w:pStyle w:val="ListBullet"/>
+        <w:spacing w:after="60"/>
+        <w:ind w:left="567"/>
+      </w:pPr>
+      <w:r>
+        <w:rPr>
+          <w:rFonts w:ascii="Times New Roman" w:eastAsia="Times New Roman" w:hAnsi="Times New Roman" w:cs="Times New Roman"/>
+          <w:sz w:val="24"/>
+        </w:rPr>
+        <w:t>TongMonAn — số món ăn đang hoạt động trên toàn hệ thống</w:t>
+      </w:r>
+    </w:p>
+    <w:p>
+      <w:pPr>
+        <w:pStyle w:val="ListBullet"/>
+        <w:spacing w:after="60"/>
+        <w:ind w:left="567"/>
+      </w:pPr>
+      <w:r>
+        <w:rPr>
+          <w:rFonts w:ascii="Times New Roman" w:eastAsia="Times New Roman" w:hAnsi="Times New Roman" w:cs="Times New Roman"/>
+          <w:sz w:val="24"/>
+        </w:rPr>
+        <w:t>SoQuanQuaHan — POI đang hiển thị nhưng đã hết hạn duy trì</w:t>
+      </w:r>
+    </w:p>
+    <w:p>
+      <w:pPr>
+        <w:spacing w:before="160" w:after="40"/>
+        <w:jc w:val="center"/>
+      </w:pPr>
+      <w:r>
+        <w:rPr>
+          <w:rFonts w:ascii="Times New Roman" w:eastAsia="Times New Roman" w:hAnsi="Times New Roman" w:cs="Times New Roman"/>
+          <w:b/>
+          <w:i/>
+          <w:color w:val="595959"/>
+        </w:rPr>
+        <w:t>Hình 9a – F09: Sơ đồ tuần tự – Dashboard tổng quan CMS</w:t>
+      </w:r>
+    </w:p>
+    <w:p>
+      <w:pPr>
+        <w:jc w:val="center"/>
+      </w:pPr>
+      <w:r>
+        <w:rPr>
+          <w:noProof/>
+        </w:rPr>
+        <w:drawing>
+          <wp:inline distT="0" distB="0" distL="0" distR="0" wp14:anchorId="011F688B" wp14:editId="2CFA4BB4">
+            <wp:extent cx="5400000" cy="4094609"/>
+            <wp:effectExtent l="0" t="0" r="0" b="0"/>
+            <wp:docPr id="20" name="Picture 20"/>
+            <wp:cNvGraphicFramePr>
+              <a:graphicFrameLocks xmlns:a="http://schemas.openxmlformats.org/drawingml/2006/main" noChangeAspect="1"/>
+            </wp:cNvGraphicFramePr>
+            <a:graphic xmlns:a="http://schemas.openxmlformats.org/drawingml/2006/main">
+              <a:graphicData uri="http://schemas.openxmlformats.org/drawingml/2006/picture">
+                <pic:pic xmlns:pic="http://schemas.openxmlformats.org/drawingml/2006/picture">
+                  <pic:nvPicPr>
+                    <pic:cNvPr id="0" name="10-dashboard-sequence.png"/>
+                    <pic:cNvPicPr/>
+                  </pic:nvPicPr>
+                  <pic:blipFill>
+                    <a:blip r:embed="rId25"/>
+                    <a:stretch>
+                      <a:fillRect/>
+                    </a:stretch>
+                  </pic:blipFill>
+                  <pic:spPr>
+                    <a:xfrm>
+                      <a:off x="0" y="0"/>
+                      <a:ext cx="5400000" cy="4094609"/>
+                    </a:xfrm>
+                    <a:prstGeom prst="rect">
+                      <a:avLst/>
+                    </a:prstGeom>
+                  </pic:spPr>
+                </pic:pic>
+              </a:graphicData>
+            </a:graphic>
+          </wp:inline>
+        </w:drawing>
+      </w:r>
+    </w:p>
+    <w:p>
+      <w:pPr>
+        <w:spacing w:before="160" w:after="40"/>
+        <w:jc w:val="center"/>
+      </w:pPr>
+      <w:r>
+        <w:rPr>
+          <w:rFonts w:ascii="Times New Roman" w:eastAsia="Times New Roman" w:hAnsi="Times New Roman" w:cs="Times New Roman"/>
+          <w:b/>
+          <w:i/>
+          <w:color w:val="595959"/>
+        </w:rPr>
+        <w:t>Hình 9b – F09: Sơ đồ hoạt động – Dashboard tổng quan CMS</w:t>
+      </w:r>
+    </w:p>
+    <w:p>
+      <w:pPr>
+        <w:jc w:val="center"/>
+      </w:pPr>
+      <w:r>
+        <w:rPr>
+          <w:noProof/>
+        </w:rPr>
+        <w:lastRenderedPageBreak/>
+        <w:drawing>
+          <wp:inline distT="0" distB="0" distL="0" distR="0" wp14:anchorId="1936FC81" wp14:editId="6D81A41C">
+            <wp:extent cx="3960000" cy="3551753"/>
+            <wp:effectExtent l="0" t="0" r="0" b="0"/>
+            <wp:docPr id="21" name="Picture 21"/>
+            <wp:cNvGraphicFramePr>
+              <a:graphicFrameLocks xmlns:a="http://schemas.openxmlformats.org/drawingml/2006/main" noChangeAspect="1"/>
+            </wp:cNvGraphicFramePr>
+            <a:graphic xmlns:a="http://schemas.openxmlformats.org/drawingml/2006/main">
+              <a:graphicData uri="http://schemas.openxmlformats.org/drawingml/2006/picture">
+                <pic:pic xmlns:pic="http://schemas.openxmlformats.org/drawingml/2006/picture">
+                  <pic:nvPicPr>
+                    <pic:cNvPr id="0" name="10-dashboard-activity.png"/>
+                    <pic:cNvPicPr/>
+                  </pic:nvPicPr>
+                  <pic:blipFill>
+                    <a:blip r:embed="rId26"/>
+                    <a:stretch>
+                      <a:fillRect/>
+                    </a:stretch>
+                  </pic:blipFill>
+                  <pic:spPr>
+                    <a:xfrm>
+                      <a:off x="0" y="0"/>
+                      <a:ext cx="3960000" cy="3551753"/>
+                    </a:xfrm>
+                    <a:prstGeom prst="rect">
+                      <a:avLst/>
+                    </a:prstGeom>
+                  </pic:spPr>
+                </pic:pic>
+              </a:graphicData>
+            </a:graphic>
+          </wp:inline>
+        </w:drawing>
       </w:r>
     </w:p>
     <w:p>
@@ -4609,7 +5331,6 @@
           <w:rFonts w:ascii="Times New Roman" w:eastAsia="Times New Roman" w:hAnsi="Times New Roman" w:cs="Times New Roman"/>
           <w:sz w:val="24"/>
         </w:rPr>
-        <w:lastRenderedPageBreak/>
         <w:t>Ngôn ngữ: thêm ngôn ngữ mới chỉ cần thêm bản dịch trong bảng bandich</w:t>
       </w:r>
     </w:p>
@@ -4680,6 +5401,7 @@
           <w:rFonts w:ascii="Times New Roman" w:eastAsia="Times New Roman" w:hAnsi="Times New Roman" w:cs="Times New Roman"/>
           <w:sz w:val="24"/>
         </w:rPr>
+        <w:lastRenderedPageBreak/>
         <w:t>App không lưu thông tin cá nhân — chỉ Device UUID (tự sinh, không liên kết danh tính)</w:t>
       </w:r>
     </w:p>
@@ -6205,17 +6927,7 @@
                 <w:color w:val="FFFFFF"/>
                 <w:sz w:val="24"/>
               </w:rPr>
-              <w:t>M</w:t>
-            </w:r>
-            <w:r>
-              <w:rPr>
-                <w:rFonts w:ascii="Times New Roman" w:eastAsia="Times New Roman" w:hAnsi="Times New Roman" w:cs="Times New Roman"/>
-                <w:b/>
-                <w:color w:val="FFFFFF"/>
-                <w:sz w:val="24"/>
-              </w:rPr>
-              <w:lastRenderedPageBreak/>
-              <w:t>ethod</w:t>
+              <w:t>Method</w:t>
             </w:r>
           </w:p>
         </w:tc>
@@ -6477,6 +7189,7 @@
               <w:rPr>
                 <w:rFonts w:ascii="Times New Roman" w:eastAsia="Times New Roman" w:hAnsi="Times New Roman" w:cs="Times New Roman"/>
               </w:rPr>
+              <w:lastRenderedPageBreak/>
               <w:t>POST</w:t>
             </w:r>
           </w:p>
@@ -6988,14 +7701,7 @@
               <w:rPr>
                 <w:rFonts w:ascii="Times New Roman" w:eastAsia="Times New Roman" w:hAnsi="Times New Roman" w:cs="Times New Roman"/>
               </w:rPr>
-              <w:t>C</w:t>
-            </w:r>
-            <w:r>
-              <w:rPr>
-                <w:rFonts w:ascii="Times New Roman" w:eastAsia="Times New Roman" w:hAnsi="Times New Roman" w:cs="Times New Roman"/>
-              </w:rPr>
-              <w:lastRenderedPageBreak/>
-              <w:t>MS quản lý nội dung</w:t>
+              <w:t>CMS quản lý nội dung</w:t>
             </w:r>
           </w:p>
         </w:tc>
@@ -7170,6 +7876,7 @@
               <w:rPr>
                 <w:rFonts w:ascii="Times New Roman" w:eastAsia="Times New Roman" w:hAnsi="Times New Roman" w:cs="Times New Roman"/>
               </w:rPr>
+              <w:lastRenderedPageBreak/>
               <w:t>Push notification</w:t>
             </w:r>
           </w:p>
@@ -7614,31 +8321,31 @@
       </w:rPr>
     </w:lvl>
   </w:abstractNum>
-  <w:num w:numId="1" w16cid:durableId="1097361549">
+  <w:num w:numId="1" w16cid:durableId="984625324">
     <w:abstractNumId w:val="8"/>
   </w:num>
-  <w:num w:numId="2" w16cid:durableId="1318455280">
+  <w:num w:numId="2" w16cid:durableId="93551362">
     <w:abstractNumId w:val="6"/>
   </w:num>
-  <w:num w:numId="3" w16cid:durableId="666708097">
+  <w:num w:numId="3" w16cid:durableId="185951885">
     <w:abstractNumId w:val="5"/>
   </w:num>
-  <w:num w:numId="4" w16cid:durableId="240139818">
+  <w:num w:numId="4" w16cid:durableId="271519963">
     <w:abstractNumId w:val="4"/>
   </w:num>
-  <w:num w:numId="5" w16cid:durableId="1524661824">
+  <w:num w:numId="5" w16cid:durableId="242567232">
     <w:abstractNumId w:val="7"/>
   </w:num>
-  <w:num w:numId="6" w16cid:durableId="2034304407">
+  <w:num w:numId="6" w16cid:durableId="1011570733">
     <w:abstractNumId w:val="3"/>
   </w:num>
-  <w:num w:numId="7" w16cid:durableId="931283835">
+  <w:num w:numId="7" w16cid:durableId="1372925625">
     <w:abstractNumId w:val="2"/>
   </w:num>
-  <w:num w:numId="8" w16cid:durableId="539437822">
+  <w:num w:numId="8" w16cid:durableId="1098599465">
     <w:abstractNumId w:val="1"/>
   </w:num>
-  <w:num w:numId="9" w16cid:durableId="474294476">
+  <w:num w:numId="9" w16cid:durableId="963854954">
     <w:abstractNumId w:val="0"/>
   </w:num>
 </w:numbering>

--- a/docs/PRD_VinhKhanhTour.docx
+++ b/docs/PRD_VinhKhanhTour.docx
@@ -2257,7 +2257,27 @@
           <w:i/>
           <w:color w:val="595959"/>
         </w:rPr>
-        <w:t xml:space="preserve">Hình 0 – Use case tổng </w:t>
+        <w:t xml:space="preserve">Hình 0 – Use case </w:t>
+      </w:r>
+      <w:proofErr w:type="spellStart"/>
+      <w:r>
+        <w:rPr>
+          <w:rFonts w:ascii="Times New Roman" w:eastAsia="Times New Roman" w:hAnsi="Times New Roman" w:cs="Times New Roman"/>
+          <w:b/>
+          <w:i/>
+          <w:color w:val="595959"/>
+        </w:rPr>
+        <w:t>tổng</w:t>
+      </w:r>
+      <w:proofErr w:type="spellEnd"/>
+      <w:r>
+        <w:rPr>
+          <w:rFonts w:ascii="Times New Roman" w:eastAsia="Times New Roman" w:hAnsi="Times New Roman" w:cs="Times New Roman"/>
+          <w:b/>
+          <w:i/>
+          <w:color w:val="595959"/>
+        </w:rPr>
+        <w:t xml:space="preserve"> </w:t>
       </w:r>
       <w:proofErr w:type="spellStart"/>
       <w:r>
@@ -2594,9 +2614,9 @@
         </w:rPr>
         <w:lastRenderedPageBreak/>
         <w:drawing>
-          <wp:inline distT="0" distB="0" distL="0" distR="0" wp14:anchorId="2FF32F23" wp14:editId="1F642530">
-            <wp:extent cx="3960000" cy="3649770"/>
-            <wp:effectExtent l="0" t="0" r="0" b="0"/>
+          <wp:inline distT="0" distB="0" distL="0" distR="0" wp14:anchorId="2FF32F23" wp14:editId="68A27DAF">
+            <wp:extent cx="6192507" cy="5707380"/>
+            <wp:effectExtent l="0" t="0" r="0" b="7620"/>
             <wp:docPr id="3" name="Picture 3"/>
             <wp:cNvGraphicFramePr>
               <a:graphicFrameLocks xmlns:a="http://schemas.openxmlformats.org/drawingml/2006/main" noChangeAspect="1"/>
@@ -2617,7 +2637,7 @@
                   <pic:spPr>
                     <a:xfrm>
                       <a:off x="0" y="0"/>
-                      <a:ext cx="3960000" cy="3649770"/>
+                      <a:ext cx="6217224" cy="5730161"/>
                     </a:xfrm>
                     <a:prstGeom prst="rect">
                       <a:avLst/>
@@ -2678,7 +2698,23 @@
           <w:rFonts w:ascii="Times New Roman" w:eastAsia="Times New Roman" w:hAnsi="Times New Roman" w:cs="Times New Roman"/>
           <w:i/>
         </w:rPr>
-        <w:t>Điều kiện lọc: TrangThai = true AND (NgayHetHanDuyTri IS NULL OR NgayHetHanDuyTri &gt; now())</w:t>
+        <w:t xml:space="preserve">Điều kiện lọc: TrangThai = true AND (NgayHetHanDuyTri IS NULL OR NgayHetHanDuyTri &gt; </w:t>
+      </w:r>
+      <w:proofErr w:type="gramStart"/>
+      <w:r>
+        <w:rPr>
+          <w:rFonts w:ascii="Times New Roman" w:eastAsia="Times New Roman" w:hAnsi="Times New Roman" w:cs="Times New Roman"/>
+          <w:i/>
+        </w:rPr>
+        <w:t>now(</w:t>
+      </w:r>
+      <w:proofErr w:type="gramEnd"/>
+      <w:r>
+        <w:rPr>
+          <w:rFonts w:ascii="Times New Roman" w:eastAsia="Times New Roman" w:hAnsi="Times New Roman" w:cs="Times New Roman"/>
+          <w:i/>
+        </w:rPr>
+        <w:t>))</w:t>
       </w:r>
     </w:p>
     <w:p>
@@ -2951,7 +2987,23 @@
           <w:rFonts w:ascii="Times New Roman" w:eastAsia="Times New Roman" w:hAnsi="Times New Roman" w:cs="Times New Roman"/>
           <w:sz w:val="24"/>
         </w:rPr>
-        <w:t>Gọi SpeakPoiAsync() → GET /api/thuyet-minh/{poiId}?lang={ngonNgu}</w:t>
+        <w:t xml:space="preserve">Gọi </w:t>
+      </w:r>
+      <w:proofErr w:type="gramStart"/>
+      <w:r>
+        <w:rPr>
+          <w:rFonts w:ascii="Times New Roman" w:eastAsia="Times New Roman" w:hAnsi="Times New Roman" w:cs="Times New Roman"/>
+          <w:sz w:val="24"/>
+        </w:rPr>
+        <w:t>SpeakPoiAsync(</w:t>
+      </w:r>
+      <w:proofErr w:type="gramEnd"/>
+      <w:r>
+        <w:rPr>
+          <w:rFonts w:ascii="Times New Roman" w:eastAsia="Times New Roman" w:hAnsi="Times New Roman" w:cs="Times New Roman"/>
+          <w:sz w:val="24"/>
+        </w:rPr>
+        <w:t>) → GET /api/thuyet-minh/{poiId}?lang={ngonNgu}</w:t>
       </w:r>
     </w:p>
     <w:p>
@@ -3890,7 +3942,39 @@
           <w:rFonts w:ascii="Times New Roman" w:eastAsia="Times New Roman" w:hAnsi="Times New Roman" w:cs="Times New Roman"/>
           <w:sz w:val="24"/>
         </w:rPr>
-        <w:t>Trạng thái từng thiết bị: GetStatusText() / GetSubscriptionText()</w:t>
+        <w:t xml:space="preserve">Trạng thái từng thiết bị: </w:t>
+      </w:r>
+      <w:proofErr w:type="gramStart"/>
+      <w:r>
+        <w:rPr>
+          <w:rFonts w:ascii="Times New Roman" w:eastAsia="Times New Roman" w:hAnsi="Times New Roman" w:cs="Times New Roman"/>
+          <w:sz w:val="24"/>
+        </w:rPr>
+        <w:t>GetStatusText(</w:t>
+      </w:r>
+      <w:proofErr w:type="gramEnd"/>
+      <w:r>
+        <w:rPr>
+          <w:rFonts w:ascii="Times New Roman" w:eastAsia="Times New Roman" w:hAnsi="Times New Roman" w:cs="Times New Roman"/>
+          <w:sz w:val="24"/>
+        </w:rPr>
+        <w:t xml:space="preserve">) / </w:t>
+      </w:r>
+      <w:proofErr w:type="gramStart"/>
+      <w:r>
+        <w:rPr>
+          <w:rFonts w:ascii="Times New Roman" w:eastAsia="Times New Roman" w:hAnsi="Times New Roman" w:cs="Times New Roman"/>
+          <w:sz w:val="24"/>
+        </w:rPr>
+        <w:t>GetSubscriptionText(</w:t>
+      </w:r>
+      <w:proofErr w:type="gramEnd"/>
+      <w:r>
+        <w:rPr>
+          <w:rFonts w:ascii="Times New Roman" w:eastAsia="Times New Roman" w:hAnsi="Times New Roman" w:cs="Times New Roman"/>
+          <w:sz w:val="24"/>
+        </w:rPr>
+        <w:t>)</w:t>
       </w:r>
     </w:p>
     <w:p>
@@ -4254,7 +4338,21 @@
               <w:rPr>
                 <w:rFonts w:ascii="Times New Roman" w:eastAsia="Times New Roman" w:hAnsi="Times New Roman" w:cs="Times New Roman"/>
               </w:rPr>
-              <w:t>/Poi/Edit/{id}</w:t>
+              <w:t>/Poi/</w:t>
+            </w:r>
+            <w:proofErr w:type="gramStart"/>
+            <w:r>
+              <w:rPr>
+                <w:rFonts w:ascii="Times New Roman" w:eastAsia="Times New Roman" w:hAnsi="Times New Roman" w:cs="Times New Roman"/>
+              </w:rPr>
+              <w:t>Edit</w:t>
+            </w:r>
+            <w:proofErr w:type="gramEnd"/>
+            <w:r>
+              <w:rPr>
+                <w:rFonts w:ascii="Times New Roman" w:eastAsia="Times New Roman" w:hAnsi="Times New Roman" w:cs="Times New Roman"/>
+              </w:rPr>
+              <w:t>/{id}</w:t>
             </w:r>
           </w:p>
         </w:tc>
@@ -4304,7 +4402,21 @@
               <w:rPr>
                 <w:rFonts w:ascii="Times New Roman" w:eastAsia="Times New Roman" w:hAnsi="Times New Roman" w:cs="Times New Roman"/>
               </w:rPr>
-              <w:t>/ThuyetMinh/Edit/{id}</w:t>
+              <w:t>/ThuyetMinh/</w:t>
+            </w:r>
+            <w:proofErr w:type="gramStart"/>
+            <w:r>
+              <w:rPr>
+                <w:rFonts w:ascii="Times New Roman" w:eastAsia="Times New Roman" w:hAnsi="Times New Roman" w:cs="Times New Roman"/>
+              </w:rPr>
+              <w:t>Edit/{</w:t>
+            </w:r>
+            <w:proofErr w:type="gramEnd"/>
+            <w:r>
+              <w:rPr>
+                <w:rFonts w:ascii="Times New Roman" w:eastAsia="Times New Roman" w:hAnsi="Times New Roman" w:cs="Times New Roman"/>
+              </w:rPr>
+              <w:t>id}</w:t>
             </w:r>
           </w:p>
         </w:tc>
@@ -4390,7 +4502,25 @@
           <w:i/>
           <w:sz w:val="24"/>
         </w:rPr>
-        <w:t>Upload ảnh: POST /api/upload — tối đa 5MB, định dạng: .jpg, .jpeg, .png, .webp, .gif</w:t>
+        <w:t>Upload ảnh: POST /api/upload — tối đa 5MB, định dạng: .jpg, .jpeg, .png</w:t>
+      </w:r>
+      <w:proofErr w:type="gramStart"/>
+      <w:r>
+        <w:rPr>
+          <w:rFonts w:ascii="Times New Roman" w:eastAsia="Times New Roman" w:hAnsi="Times New Roman" w:cs="Times New Roman"/>
+          <w:i/>
+          <w:sz w:val="24"/>
+        </w:rPr>
+        <w:t>, .webp</w:t>
+      </w:r>
+      <w:proofErr w:type="gramEnd"/>
+      <w:r>
+        <w:rPr>
+          <w:rFonts w:ascii="Times New Roman" w:eastAsia="Times New Roman" w:hAnsi="Times New Roman" w:cs="Times New Roman"/>
+          <w:i/>
+          <w:sz w:val="24"/>
+        </w:rPr>
+        <w:t>, .gif</w:t>
       </w:r>
     </w:p>
     <w:p>
@@ -4770,7 +4900,55 @@
           <w:rFonts w:ascii="Times New Roman" w:eastAsia="Times New Roman" w:hAnsi="Times New Roman" w:cs="Times New Roman"/>
           <w:sz w:val="24"/>
         </w:rPr>
-        <w:t>_db.POIs.Include(MonAns).OrderBy(MucUuTien).ToListAsync()</w:t>
+        <w:t>_</w:t>
+      </w:r>
+      <w:proofErr w:type="gramStart"/>
+      <w:r>
+        <w:rPr>
+          <w:rFonts w:ascii="Times New Roman" w:eastAsia="Times New Roman" w:hAnsi="Times New Roman" w:cs="Times New Roman"/>
+          <w:sz w:val="24"/>
+        </w:rPr>
+        <w:t>db.POIs.Include</w:t>
+      </w:r>
+      <w:proofErr w:type="gramEnd"/>
+      <w:r>
+        <w:rPr>
+          <w:rFonts w:ascii="Times New Roman" w:eastAsia="Times New Roman" w:hAnsi="Times New Roman" w:cs="Times New Roman"/>
+          <w:sz w:val="24"/>
+        </w:rPr>
+        <w:t>(MonAns</w:t>
+      </w:r>
+      <w:proofErr w:type="gramStart"/>
+      <w:r>
+        <w:rPr>
+          <w:rFonts w:ascii="Times New Roman" w:eastAsia="Times New Roman" w:hAnsi="Times New Roman" w:cs="Times New Roman"/>
+          <w:sz w:val="24"/>
+        </w:rPr>
+        <w:t>).OrderBy</w:t>
+      </w:r>
+      <w:proofErr w:type="gramEnd"/>
+      <w:r>
+        <w:rPr>
+          <w:rFonts w:ascii="Times New Roman" w:eastAsia="Times New Roman" w:hAnsi="Times New Roman" w:cs="Times New Roman"/>
+          <w:sz w:val="24"/>
+        </w:rPr>
+        <w:t>(MucUuTien</w:t>
+      </w:r>
+      <w:proofErr w:type="gramStart"/>
+      <w:r>
+        <w:rPr>
+          <w:rFonts w:ascii="Times New Roman" w:eastAsia="Times New Roman" w:hAnsi="Times New Roman" w:cs="Times New Roman"/>
+          <w:sz w:val="24"/>
+        </w:rPr>
+        <w:t>).ToListAsync</w:t>
+      </w:r>
+      <w:proofErr w:type="gramEnd"/>
+      <w:r>
+        <w:rPr>
+          <w:rFonts w:ascii="Times New Roman" w:eastAsia="Times New Roman" w:hAnsi="Times New Roman" w:cs="Times New Roman"/>
+          <w:sz w:val="24"/>
+        </w:rPr>
+        <w:t>()</w:t>
       </w:r>
     </w:p>
     <w:p>
@@ -5624,7 +5802,35 @@
               <w:rPr>
                 <w:rFonts w:ascii="Times New Roman" w:eastAsia="Times New Roman" w:hAnsi="Times New Roman" w:cs="Times New Roman"/>
               </w:rPr>
-              <w:t>/api/poi/{id}</w:t>
+              <w:t>/</w:t>
+            </w:r>
+            <w:proofErr w:type="gramStart"/>
+            <w:r>
+              <w:rPr>
+                <w:rFonts w:ascii="Times New Roman" w:eastAsia="Times New Roman" w:hAnsi="Times New Roman" w:cs="Times New Roman"/>
+              </w:rPr>
+              <w:t>api</w:t>
+            </w:r>
+            <w:proofErr w:type="gramEnd"/>
+            <w:r>
+              <w:rPr>
+                <w:rFonts w:ascii="Times New Roman" w:eastAsia="Times New Roman" w:hAnsi="Times New Roman" w:cs="Times New Roman"/>
+              </w:rPr>
+              <w:t>/</w:t>
+            </w:r>
+            <w:proofErr w:type="gramStart"/>
+            <w:r>
+              <w:rPr>
+                <w:rFonts w:ascii="Times New Roman" w:eastAsia="Times New Roman" w:hAnsi="Times New Roman" w:cs="Times New Roman"/>
+              </w:rPr>
+              <w:t>poi/{</w:t>
+            </w:r>
+            <w:proofErr w:type="gramEnd"/>
+            <w:r>
+              <w:rPr>
+                <w:rFonts w:ascii="Times New Roman" w:eastAsia="Times New Roman" w:hAnsi="Times New Roman" w:cs="Times New Roman"/>
+              </w:rPr>
+              <w:t>id}</w:t>
             </w:r>
           </w:p>
         </w:tc>
@@ -5819,7 +6025,21 @@
               <w:rPr>
                 <w:rFonts w:ascii="Times New Roman" w:eastAsia="Times New Roman" w:hAnsi="Times New Roman" w:cs="Times New Roman"/>
               </w:rPr>
-              <w:t>/api/subscription/status/{maThietBi}</w:t>
+              <w:t>/api/subscription/</w:t>
+            </w:r>
+            <w:proofErr w:type="gramStart"/>
+            <w:r>
+              <w:rPr>
+                <w:rFonts w:ascii="Times New Roman" w:eastAsia="Times New Roman" w:hAnsi="Times New Roman" w:cs="Times New Roman"/>
+              </w:rPr>
+              <w:t>status/{</w:t>
+            </w:r>
+            <w:proofErr w:type="gramEnd"/>
+            <w:r>
+              <w:rPr>
+                <w:rFonts w:ascii="Times New Roman" w:eastAsia="Times New Roman" w:hAnsi="Times New Roman" w:cs="Times New Roman"/>
+              </w:rPr>
+              <w:t>maThietBi}</w:t>
             </w:r>
           </w:p>
         </w:tc>
@@ -5969,7 +6189,21 @@
               <w:rPr>
                 <w:rFonts w:ascii="Times New Roman" w:eastAsia="Times New Roman" w:hAnsi="Times New Roman" w:cs="Times New Roman"/>
               </w:rPr>
-              <w:t>/api/subscription/request/{id}</w:t>
+              <w:t>/api/subscription/</w:t>
+            </w:r>
+            <w:proofErr w:type="gramStart"/>
+            <w:r>
+              <w:rPr>
+                <w:rFonts w:ascii="Times New Roman" w:eastAsia="Times New Roman" w:hAnsi="Times New Roman" w:cs="Times New Roman"/>
+              </w:rPr>
+              <w:t>request/{</w:t>
+            </w:r>
+            <w:proofErr w:type="gramEnd"/>
+            <w:r>
+              <w:rPr>
+                <w:rFonts w:ascii="Times New Roman" w:eastAsia="Times New Roman" w:hAnsi="Times New Roman" w:cs="Times New Roman"/>
+              </w:rPr>
+              <w:t>id}</w:t>
             </w:r>
           </w:p>
         </w:tc>
@@ -6019,7 +6253,21 @@
               <w:rPr>
                 <w:rFonts w:ascii="Times New Roman" w:eastAsia="Times New Roman" w:hAnsi="Times New Roman" w:cs="Times New Roman"/>
               </w:rPr>
-              <w:t>/api/subscription/approve/{id}</w:t>
+              <w:t>/api/subscription/</w:t>
+            </w:r>
+            <w:proofErr w:type="gramStart"/>
+            <w:r>
+              <w:rPr>
+                <w:rFonts w:ascii="Times New Roman" w:eastAsia="Times New Roman" w:hAnsi="Times New Roman" w:cs="Times New Roman"/>
+              </w:rPr>
+              <w:t>approve/{</w:t>
+            </w:r>
+            <w:proofErr w:type="gramEnd"/>
+            <w:r>
+              <w:rPr>
+                <w:rFonts w:ascii="Times New Roman" w:eastAsia="Times New Roman" w:hAnsi="Times New Roman" w:cs="Times New Roman"/>
+              </w:rPr>
+              <w:t>id}</w:t>
             </w:r>
           </w:p>
         </w:tc>
@@ -6069,7 +6317,21 @@
               <w:rPr>
                 <w:rFonts w:ascii="Times New Roman" w:eastAsia="Times New Roman" w:hAnsi="Times New Roman" w:cs="Times New Roman"/>
               </w:rPr>
-              <w:t>/api/subscription/reject/{id}</w:t>
+              <w:t>/api/subscription/</w:t>
+            </w:r>
+            <w:proofErr w:type="gramStart"/>
+            <w:r>
+              <w:rPr>
+                <w:rFonts w:ascii="Times New Roman" w:eastAsia="Times New Roman" w:hAnsi="Times New Roman" w:cs="Times New Roman"/>
+              </w:rPr>
+              <w:t>reject/{</w:t>
+            </w:r>
+            <w:proofErr w:type="gramEnd"/>
+            <w:r>
+              <w:rPr>
+                <w:rFonts w:ascii="Times New Roman" w:eastAsia="Times New Roman" w:hAnsi="Times New Roman" w:cs="Times New Roman"/>
+              </w:rPr>
+              <w:t>id}</w:t>
             </w:r>
           </w:p>
         </w:tc>
@@ -6514,7 +6776,21 @@
               <w:rPr>
                 <w:rFonts w:ascii="Times New Roman" w:eastAsia="Times New Roman" w:hAnsi="Times New Roman" w:cs="Times New Roman"/>
               </w:rPr>
-              <w:t>/api/heartbeat/history/{deviceShort}</w:t>
+              <w:t>/api/heartbeat/</w:t>
+            </w:r>
+            <w:proofErr w:type="gramStart"/>
+            <w:r>
+              <w:rPr>
+                <w:rFonts w:ascii="Times New Roman" w:eastAsia="Times New Roman" w:hAnsi="Times New Roman" w:cs="Times New Roman"/>
+              </w:rPr>
+              <w:t>history/{</w:t>
+            </w:r>
+            <w:proofErr w:type="gramEnd"/>
+            <w:r>
+              <w:rPr>
+                <w:rFonts w:ascii="Times New Roman" w:eastAsia="Times New Roman" w:hAnsi="Times New Roman" w:cs="Times New Roman"/>
+              </w:rPr>
+              <w:t>deviceShort}</w:t>
             </w:r>
           </w:p>
         </w:tc>
@@ -6659,7 +6935,21 @@
               <w:rPr>
                 <w:rFonts w:ascii="Times New Roman" w:eastAsia="Times New Roman" w:hAnsi="Times New Roman" w:cs="Times New Roman"/>
               </w:rPr>
-              <w:t>/api/payment/status/{poiId}</w:t>
+              <w:t>/api/payment/</w:t>
+            </w:r>
+            <w:proofErr w:type="gramStart"/>
+            <w:r>
+              <w:rPr>
+                <w:rFonts w:ascii="Times New Roman" w:eastAsia="Times New Roman" w:hAnsi="Times New Roman" w:cs="Times New Roman"/>
+              </w:rPr>
+              <w:t>status/{</w:t>
+            </w:r>
+            <w:proofErr w:type="gramEnd"/>
+            <w:r>
+              <w:rPr>
+                <w:rFonts w:ascii="Times New Roman" w:eastAsia="Times New Roman" w:hAnsi="Times New Roman" w:cs="Times New Roman"/>
+              </w:rPr>
+              <w:t>poiId}</w:t>
             </w:r>
           </w:p>
         </w:tc>
@@ -6709,7 +6999,21 @@
               <w:rPr>
                 <w:rFonts w:ascii="Times New Roman" w:eastAsia="Times New Roman" w:hAnsi="Times New Roman" w:cs="Times New Roman"/>
               </w:rPr>
-              <w:t>/api/payment/history/{poiId}</w:t>
+              <w:t>/api/payment/</w:t>
+            </w:r>
+            <w:proofErr w:type="gramStart"/>
+            <w:r>
+              <w:rPr>
+                <w:rFonts w:ascii="Times New Roman" w:eastAsia="Times New Roman" w:hAnsi="Times New Roman" w:cs="Times New Roman"/>
+              </w:rPr>
+              <w:t>history/{</w:t>
+            </w:r>
+            <w:proofErr w:type="gramEnd"/>
+            <w:r>
+              <w:rPr>
+                <w:rFonts w:ascii="Times New Roman" w:eastAsia="Times New Roman" w:hAnsi="Times New Roman" w:cs="Times New Roman"/>
+              </w:rPr>
+              <w:t>poiId}</w:t>
             </w:r>
           </w:p>
         </w:tc>
@@ -6809,7 +7113,21 @@
               <w:rPr>
                 <w:rFonts w:ascii="Times New Roman" w:eastAsia="Times New Roman" w:hAnsi="Times New Roman" w:cs="Times New Roman"/>
               </w:rPr>
-              <w:t>/api/payment/convert/{poiId}</w:t>
+              <w:t>/api/payment/</w:t>
+            </w:r>
+            <w:proofErr w:type="gramStart"/>
+            <w:r>
+              <w:rPr>
+                <w:rFonts w:ascii="Times New Roman" w:eastAsia="Times New Roman" w:hAnsi="Times New Roman" w:cs="Times New Roman"/>
+              </w:rPr>
+              <w:t>convert/{</w:t>
+            </w:r>
+            <w:proofErr w:type="gramEnd"/>
+            <w:r>
+              <w:rPr>
+                <w:rFonts w:ascii="Times New Roman" w:eastAsia="Times New Roman" w:hAnsi="Times New Roman" w:cs="Times New Roman"/>
+              </w:rPr>
+              <w:t>poiId}</w:t>
             </w:r>
           </w:p>
         </w:tc>
@@ -7004,7 +7322,21 @@
               <w:rPr>
                 <w:rFonts w:ascii="Times New Roman" w:eastAsia="Times New Roman" w:hAnsi="Times New Roman" w:cs="Times New Roman"/>
               </w:rPr>
-              <w:t>/api/thuyet-minh/{poiId}?lang=vi</w:t>
+              <w:t>/api/thuyet-</w:t>
+            </w:r>
+            <w:proofErr w:type="gramStart"/>
+            <w:r>
+              <w:rPr>
+                <w:rFonts w:ascii="Times New Roman" w:eastAsia="Times New Roman" w:hAnsi="Times New Roman" w:cs="Times New Roman"/>
+              </w:rPr>
+              <w:t>minh/{poiId}?</w:t>
+            </w:r>
+            <w:proofErr w:type="gramEnd"/>
+            <w:r>
+              <w:rPr>
+                <w:rFonts w:ascii="Times New Roman" w:eastAsia="Times New Roman" w:hAnsi="Times New Roman" w:cs="Times New Roman"/>
+              </w:rPr>
+              <w:t>lang=vi</w:t>
             </w:r>
           </w:p>
         </w:tc>

--- a/docs/PRD_VinhKhanhTour.docx
+++ b/docs/PRD_VinhKhanhTour.docx
@@ -148,7 +148,7 @@
                 <w:i w:val="0"/>
                 <w:sz w:val="21"/>
               </w:rPr>
-              <w:t>VinhKhanhTour v1.5.2</w:t>
+              <w:t>VinhKhanhTour v1.5.3</w:t>
             </w:r>
           </w:p>
         </w:tc>
@@ -192,7 +192,7 @@
                 <w:i w:val="0"/>
                 <w:sz w:val="21"/>
               </w:rPr>
-              <w:t>PRD v2.1</w:t>
+              <w:t>PRD v2.2</w:t>
             </w:r>
           </w:p>
         </w:tc>
@@ -236,7 +236,7 @@
                 <w:i w:val="0"/>
                 <w:sz w:val="21"/>
               </w:rPr>
-              <w:t>09/05/2026</w:t>
+              <w:t>14/05/2026</w:t>
             </w:r>
           </w:p>
         </w:tc>
@@ -836,6 +836,71 @@
           </w:p>
         </w:tc>
       </w:tr>
+      <w:tr>
+        <w:tc>
+          <w:tcPr>
+            <w:tcW w:type="dxa" w:w="1417"/>
+            <w:vAlign w:val="center"/>
+            <w:shd w:val="clear" w:color="auto" w:fill="FFFFFF"/>
+          </w:tcPr>
+          <w:p>
+            <w:pPr>
+              <w:spacing w:before="40" w:after="40"/>
+            </w:pPr>
+            <w:r>
+              <w:rPr>
+                <w:rFonts w:ascii="Times New Roman" w:hAnsi="Times New Roman" w:cs="Times New Roman" w:eastAsia="Times New Roman"/>
+                <w:b w:val="0"/>
+                <w:i w:val="0"/>
+                <w:sz w:val="21"/>
+              </w:rPr>
+              <w:t>2.2</w:t>
+            </w:r>
+          </w:p>
+        </w:tc>
+        <w:tc>
+          <w:tcPr>
+            <w:tcW w:type="dxa" w:w="1814"/>
+            <w:vAlign w:val="center"/>
+            <w:shd w:val="clear" w:color="auto" w:fill="FFFFFF"/>
+          </w:tcPr>
+          <w:p>
+            <w:pPr>
+              <w:spacing w:before="40" w:after="40"/>
+            </w:pPr>
+            <w:r>
+              <w:rPr>
+                <w:rFonts w:ascii="Times New Roman" w:hAnsi="Times New Roman" w:cs="Times New Roman" w:eastAsia="Times New Roman"/>
+                <w:b w:val="0"/>
+                <w:i w:val="0"/>
+                <w:sz w:val="21"/>
+              </w:rPr>
+              <w:t>14/05/2026</w:t>
+            </w:r>
+          </w:p>
+        </w:tc>
+        <w:tc>
+          <w:tcPr>
+            <w:tcW w:type="dxa" w:w="5556"/>
+            <w:vAlign w:val="center"/>
+            <w:shd w:val="clear" w:color="auto" w:fill="FFFFFF"/>
+          </w:tcPr>
+          <w:p>
+            <w:pPr>
+              <w:spacing w:before="40" w:after="40"/>
+            </w:pPr>
+            <w:r>
+              <w:rPr>
+                <w:rFonts w:ascii="Times New Roman" w:hAnsi="Times New Roman" w:cs="Times New Roman" w:eastAsia="Times New Roman"/>
+                <w:b w:val="0"/>
+                <w:i w:val="0"/>
+                <w:sz w:val="21"/>
+              </w:rPr>
+              <w:t>Đồng bộ baseline kiểm thử: tests folder, API/CMS WebApplicationFactory, Playwright CMS smoke, Appium opt-in smoke và script run-all-tests.</w:t>
+            </w:r>
+          </w:p>
+        </w:tc>
+      </w:tr>
     </w:tbl>
     <w:p>
       <w:r>
@@ -1435,7 +1500,32 @@
           <w:i w:val="0"/>
           <w:sz w:val="22"/>
         </w:rPr>
-        <w:t>19. Giả định &amp; Ràng buộc</w:t>
+        <w:t>19. Kiểm thử tự động &amp; Testability</w:t>
+      </w:r>
+      <w:r>
+        <w:rPr>
+          <w:rFonts w:ascii="Times New Roman" w:hAnsi="Times New Roman" w:cs="Times New Roman" w:eastAsia="Times New Roman"/>
+          <w:b w:val="0"/>
+          <w:i/>
+          <w:color w:val="606060"/>
+          <w:sz w:val="21"/>
+        </w:rPr>
+        <w:t xml:space="preserve">  —  API, CMS, Appium smoke tests và script tổng hợp.</w:t>
+      </w:r>
+    </w:p>
+    <w:p>
+      <w:pPr>
+        <w:spacing w:after="60"/>
+        <w:ind w:left="340"/>
+      </w:pPr>
+      <w:r>
+        <w:rPr>
+          <w:rFonts w:ascii="Times New Roman" w:hAnsi="Times New Roman" w:cs="Times New Roman" w:eastAsia="Times New Roman"/>
+          <w:b/>
+          <w:i w:val="0"/>
+          <w:sz w:val="22"/>
+        </w:rPr>
+        <w:t>20. Giả định &amp; Ràng buộc</w:t>
       </w:r>
       <w:r>
         <w:rPr>
@@ -1460,7 +1550,7 @@
           <w:i w:val="0"/>
           <w:sz w:val="22"/>
         </w:rPr>
-        <w:t>20. Lịch trình &amp; Cột mốc</w:t>
+        <w:t>21. Lịch trình &amp; Cột mốc</w:t>
       </w:r>
       <w:r>
         <w:rPr>
@@ -1501,7 +1591,7 @@
           <w:i w:val="0"/>
           <w:sz w:val="22"/>
         </w:rPr>
-        <w:t>21. Thuật ngữ (Glossary)</w:t>
+        <w:t>22. Thuật ngữ (Glossary)</w:t>
       </w:r>
       <w:r>
         <w:rPr>
@@ -1526,7 +1616,7 @@
           <w:i w:val="0"/>
           <w:sz w:val="22"/>
         </w:rPr>
-        <w:t>22. Tham chiếu tài liệu</w:t>
+        <w:t>23. Tham chiếu tài liệu</w:t>
       </w:r>
       <w:r>
         <w:rPr>
@@ -15924,7 +16014,7 @@
           <w:color w:val="595959"/>
           <w:sz w:val="22"/>
         </w:rPr>
-        <w:t>Base URL: https://phoamthuc.onrender.com  |  Phiên bản API: v1.5.2</w:t>
+        <w:t>Base URL: https://phoamthuc.onrender.com  |  Phiên bản API: v1.5.3</w:t>
       </w:r>
     </w:p>
     <w:p>
@@ -18047,6 +18137,136 @@
                 <w:sz w:val="21"/>
               </w:rPr>
               <w:t>Đăng ký tài khoản admin/quản lý.</w:t>
+            </w:r>
+          </w:p>
+        </w:tc>
+      </w:tr>
+      <w:tr>
+        <w:tc>
+          <w:tcPr>
+            <w:tcW w:type="dxa" w:w="1020"/>
+            <w:vAlign w:val="center"/>
+            <w:shd w:val="clear" w:color="auto" w:fill="FFFFFF"/>
+          </w:tcPr>
+          <w:p>
+            <w:pPr>
+              <w:spacing w:before="40" w:after="40"/>
+            </w:pPr>
+            <w:r>
+              <w:rPr>
+                <w:rFonts w:ascii="Times New Roman" w:hAnsi="Times New Roman" w:cs="Times New Roman" w:eastAsia="Times New Roman"/>
+                <w:b w:val="0"/>
+                <w:i w:val="0"/>
+                <w:sz w:val="21"/>
+              </w:rPr>
+              <w:t>GET</w:t>
+            </w:r>
+          </w:p>
+        </w:tc>
+        <w:tc>
+          <w:tcPr>
+            <w:tcW w:type="dxa" w:w="3515"/>
+            <w:vAlign w:val="center"/>
+            <w:shd w:val="clear" w:color="auto" w:fill="FFFFFF"/>
+          </w:tcPr>
+          <w:p>
+            <w:pPr>
+              <w:spacing w:before="40" w:after="40"/>
+            </w:pPr>
+            <w:r>
+              <w:rPr>
+                <w:rFonts w:ascii="Times New Roman" w:hAnsi="Times New Roman" w:cs="Times New Roman" w:eastAsia="Times New Roman"/>
+                <w:b w:val="0"/>
+                <w:i w:val="0"/>
+                <w:sz w:val="21"/>
+              </w:rPr>
+              <w:t>/health</w:t>
+            </w:r>
+          </w:p>
+        </w:tc>
+        <w:tc>
+          <w:tcPr>
+            <w:tcW w:type="dxa" w:w="3969"/>
+            <w:vAlign w:val="center"/>
+            <w:shd w:val="clear" w:color="auto" w:fill="FFFFFF"/>
+          </w:tcPr>
+          <w:p>
+            <w:pPr>
+              <w:spacing w:before="40" w:after="40"/>
+            </w:pPr>
+            <w:r>
+              <w:rPr>
+                <w:rFonts w:ascii="Times New Roman" w:hAnsi="Times New Roman" w:cs="Times New Roman" w:eastAsia="Times New Roman"/>
+                <w:b w:val="0"/>
+                <w:i w:val="0"/>
+                <w:sz w:val="21"/>
+              </w:rPr>
+              <w:t>Health check nhanh cho API/CMS; dùng bởi smoke tests và probes.</w:t>
+            </w:r>
+          </w:p>
+        </w:tc>
+      </w:tr>
+      <w:tr>
+        <w:tc>
+          <w:tcPr>
+            <w:tcW w:type="dxa" w:w="1020"/>
+            <w:vAlign w:val="center"/>
+            <w:shd w:val="clear" w:color="auto" w:fill="EAF1FB"/>
+          </w:tcPr>
+          <w:p>
+            <w:pPr>
+              <w:spacing w:before="40" w:after="40"/>
+            </w:pPr>
+            <w:r>
+              <w:rPr>
+                <w:rFonts w:ascii="Times New Roman" w:hAnsi="Times New Roman" w:cs="Times New Roman" w:eastAsia="Times New Roman"/>
+                <w:b w:val="0"/>
+                <w:i w:val="0"/>
+                <w:sz w:val="21"/>
+              </w:rPr>
+              <w:t>GET</w:t>
+            </w:r>
+          </w:p>
+        </w:tc>
+        <w:tc>
+          <w:tcPr>
+            <w:tcW w:type="dxa" w:w="3515"/>
+            <w:vAlign w:val="center"/>
+            <w:shd w:val="clear" w:color="auto" w:fill="EAF1FB"/>
+          </w:tcPr>
+          <w:p>
+            <w:pPr>
+              <w:spacing w:before="40" w:after="40"/>
+            </w:pPr>
+            <w:r>
+              <w:rPr>
+                <w:rFonts w:ascii="Times New Roman" w:hAnsi="Times New Roman" w:cs="Times New Roman" w:eastAsia="Times New Roman"/>
+                <w:b w:val="0"/>
+                <w:i w:val="0"/>
+                <w:sz w:val="21"/>
+              </w:rPr>
+              <w:t>/health/db</w:t>
+            </w:r>
+          </w:p>
+        </w:tc>
+        <w:tc>
+          <w:tcPr>
+            <w:tcW w:type="dxa" w:w="3969"/>
+            <w:vAlign w:val="center"/>
+            <w:shd w:val="clear" w:color="auto" w:fill="EAF1FB"/>
+          </w:tcPr>
+          <w:p>
+            <w:pPr>
+              <w:spacing w:before="40" w:after="40"/>
+            </w:pPr>
+            <w:r>
+              <w:rPr>
+                <w:rFonts w:ascii="Times New Roman" w:hAnsi="Times New Roman" w:cs="Times New Roman" w:eastAsia="Times New Roman"/>
+                <w:b w:val="0"/>
+                <w:i w:val="0"/>
+                <w:sz w:val="21"/>
+              </w:rPr>
+              <w:t>Kiểm tra kết nối database cho API/CMS.</w:t>
             </w:r>
           </w:p>
         </w:tc>
@@ -18966,6 +19186,22 @@
     </w:p>
     <w:p>
       <w:pPr>
+        <w:pStyle w:val="ListBullet"/>
+        <w:spacing w:after="60"/>
+        <w:ind w:left="454"/>
+      </w:pPr>
+      <w:r>
+        <w:rPr>
+          <w:rFonts w:ascii="Times New Roman" w:hAnsi="Times New Roman" w:cs="Times New Roman" w:eastAsia="Times New Roman"/>
+          <w:b w:val="0"/>
+          <w:i w:val="0"/>
+          <w:sz w:val="23"/>
+        </w:rPr>
+        <w:t>Bộ smoke test tự động chạy được qua scripts/run-all-tests.ps1; Appium smoke được skip mặc định nếu chưa bật RUN_APPIUM_TESTS=1.</w:t>
+      </w:r>
+    </w:p>
+    <w:p>
+      <w:pPr>
         <w:spacing w:before="280" w:after="120"/>
         <w:jc w:val="left"/>
         <w:pBdr>
@@ -18980,30 +19216,13 @@
           <w:color w:val="00467F"/>
           <w:sz w:val="32"/>
         </w:rPr>
-        <w:t>19. Giả định &amp; Ràng buộc</w:t>
+        <w:t>19. Kiểm thử tự động &amp; Testability</w:t>
       </w:r>
     </w:p>
     <w:p>
       <w:pPr>
-        <w:spacing w:before="160" w:after="80"/>
+        <w:spacing w:before="0" w:after="120"/>
         <w:jc w:val="left"/>
-      </w:pPr>
-      <w:r>
-        <w:rPr>
-          <w:rFonts w:ascii="Times New Roman" w:hAnsi="Times New Roman" w:cs="Times New Roman" w:eastAsia="Times New Roman"/>
-          <w:b/>
-          <w:i w:val="0"/>
-          <w:color w:val="3F3F3F"/>
-          <w:sz w:val="25"/>
-        </w:rPr>
-        <w:t>19.1 Giả định</w:t>
-      </w:r>
-    </w:p>
-    <w:p>
-      <w:pPr>
-        <w:pStyle w:val="ListBullet"/>
-        <w:spacing w:after="60"/>
-        <w:ind w:left="454"/>
       </w:pPr>
       <w:r>
         <w:rPr>
@@ -19012,202 +19231,7 @@
           <w:i w:val="0"/>
           <w:sz w:val="23"/>
         </w:rPr>
-        <w:t>Khách có thiết bị Android 5.0+ với GPS bật và quyền vị trí được cấp.</w:t>
-      </w:r>
-    </w:p>
-    <w:p>
-      <w:pPr>
-        <w:pStyle w:val="ListBullet"/>
-        <w:spacing w:after="60"/>
-        <w:ind w:left="454"/>
-      </w:pPr>
-      <w:r>
-        <w:rPr>
-          <w:rFonts w:ascii="Times New Roman" w:hAnsi="Times New Roman" w:cs="Times New Roman" w:eastAsia="Times New Roman"/>
-          <w:b w:val="0"/>
-          <w:i w:val="0"/>
-          <w:sz w:val="23"/>
-        </w:rPr>
-        <w:t>Mạng 4G/Wi-Fi hoạt động liên tục dọc phố Vĩnh Khánh; không có hầm/khu chết sóng.</w:t>
-      </w:r>
-    </w:p>
-    <w:p>
-      <w:pPr>
-        <w:pStyle w:val="ListBullet"/>
-        <w:spacing w:after="60"/>
-        <w:ind w:left="454"/>
-      </w:pPr>
-      <w:r>
-        <w:rPr>
-          <w:rFonts w:ascii="Times New Roman" w:hAnsi="Times New Roman" w:cs="Times New Roman" w:eastAsia="Times New Roman"/>
-          <w:b w:val="0"/>
-          <w:i w:val="0"/>
-          <w:sz w:val="23"/>
-        </w:rPr>
-        <w:t>Hạ tầng Supabase PostgreSQL không bị downtime &gt; 1 giờ/tháng.</w:t>
-      </w:r>
-    </w:p>
-    <w:p>
-      <w:pPr>
-        <w:pStyle w:val="ListBullet"/>
-        <w:spacing w:after="60"/>
-        <w:ind w:left="454"/>
-      </w:pPr>
-      <w:r>
-        <w:rPr>
-          <w:rFonts w:ascii="Times New Roman" w:hAnsi="Times New Roman" w:cs="Times New Roman" w:eastAsia="Times New Roman"/>
-          <w:b w:val="0"/>
-          <w:i w:val="0"/>
-          <w:sz w:val="23"/>
-        </w:rPr>
-        <w:t>Render.com host API ở khu vực Singapore — ping từ Việt Nam ≤ 200ms.</w:t>
-      </w:r>
-    </w:p>
-    <w:p>
-      <w:pPr>
-        <w:pStyle w:val="ListBullet"/>
-        <w:spacing w:after="60"/>
-        <w:ind w:left="454"/>
-      </w:pPr>
-      <w:r>
-        <w:rPr>
-          <w:rFonts w:ascii="Times New Roman" w:hAnsi="Times New Roman" w:cs="Times New Roman" w:eastAsia="Times New Roman"/>
-          <w:b w:val="0"/>
-          <w:i w:val="0"/>
-          <w:sz w:val="23"/>
-        </w:rPr>
-        <w:t>Người dùng đồng ý chia sẻ vị trí GPS để app hoạt động đúng.</w:t>
-      </w:r>
-    </w:p>
-    <w:p>
-      <w:pPr>
-        <w:pStyle w:val="ListBullet"/>
-        <w:spacing w:after="60"/>
-        <w:ind w:left="454"/>
-      </w:pPr>
-      <w:r>
-        <w:rPr>
-          <w:rFonts w:ascii="Times New Roman" w:hAnsi="Times New Roman" w:cs="Times New Roman" w:eastAsia="Times New Roman"/>
-          <w:b w:val="0"/>
-          <w:i w:val="0"/>
-          <w:sz w:val="23"/>
-        </w:rPr>
-        <w:t>Admin có sao kê ngân hàng MBBank để đối soát yêu cầu thanh toán.</w:t>
-      </w:r>
-    </w:p>
-    <w:p>
-      <w:pPr>
-        <w:spacing w:before="160" w:after="80"/>
-        <w:jc w:val="left"/>
-      </w:pPr>
-      <w:r>
-        <w:rPr>
-          <w:rFonts w:ascii="Times New Roman" w:hAnsi="Times New Roman" w:cs="Times New Roman" w:eastAsia="Times New Roman"/>
-          <w:b/>
-          <w:i w:val="0"/>
-          <w:color w:val="3F3F3F"/>
-          <w:sz w:val="25"/>
-        </w:rPr>
-        <w:t>19.2 Ràng buộc</w:t>
-      </w:r>
-    </w:p>
-    <w:p>
-      <w:pPr>
-        <w:pStyle w:val="ListBullet"/>
-        <w:spacing w:after="60"/>
-        <w:ind w:left="454"/>
-      </w:pPr>
-      <w:r>
-        <w:rPr>
-          <w:rFonts w:ascii="Times New Roman" w:hAnsi="Times New Roman" w:cs="Times New Roman" w:eastAsia="Times New Roman"/>
-          <w:b w:val="0"/>
-          <w:i w:val="0"/>
-          <w:sz w:val="23"/>
-        </w:rPr>
-        <w:t>Phiên bản 1.5.x chỉ phát hành Android (không iOS).</w:t>
-      </w:r>
-    </w:p>
-    <w:p>
-      <w:pPr>
-        <w:pStyle w:val="ListBullet"/>
-        <w:spacing w:after="60"/>
-        <w:ind w:left="454"/>
-      </w:pPr>
-      <w:r>
-        <w:rPr>
-          <w:rFonts w:ascii="Times New Roman" w:hAnsi="Times New Roman" w:cs="Times New Roman" w:eastAsia="Times New Roman"/>
-          <w:b w:val="0"/>
-          <w:i w:val="0"/>
-          <w:sz w:val="23"/>
-        </w:rPr>
-        <w:t>Chỉ phục vụ một khu vực phố Vĩnh Khánh, Q4, TP.HCM (vùng phục vụ hard-code trong server).</w:t>
-      </w:r>
-    </w:p>
-    <w:p>
-      <w:pPr>
-        <w:pStyle w:val="ListBullet"/>
-        <w:spacing w:after="60"/>
-        <w:ind w:left="454"/>
-      </w:pPr>
-      <w:r>
-        <w:rPr>
-          <w:rFonts w:ascii="Times New Roman" w:hAnsi="Times New Roman" w:cs="Times New Roman" w:eastAsia="Times New Roman"/>
-          <w:b w:val="0"/>
-          <w:i w:val="0"/>
-          <w:sz w:val="23"/>
-        </w:rPr>
-        <w:t>QR thanh toán dùng VietQR MBBank — chưa hỗ trợ ngân hàng khác.</w:t>
-      </w:r>
-    </w:p>
-    <w:p>
-      <w:pPr>
-        <w:pStyle w:val="ListBullet"/>
-        <w:spacing w:after="60"/>
-        <w:ind w:left="454"/>
-      </w:pPr>
-      <w:r>
-        <w:rPr>
-          <w:rFonts w:ascii="Times New Roman" w:hAnsi="Times New Roman" w:cs="Times New Roman" w:eastAsia="Times New Roman"/>
-          <w:b w:val="0"/>
-          <w:i w:val="0"/>
-          <w:sz w:val="23"/>
-        </w:rPr>
-        <w:t>TTS dùng Microsoft.Maui.Media.TextToSpeech — phụ thuộc engine TTS của thiết bị.</w:t>
-      </w:r>
-    </w:p>
-    <w:p>
-      <w:pPr>
-        <w:pStyle w:val="ListBullet"/>
-        <w:spacing w:after="60"/>
-        <w:ind w:left="454"/>
-      </w:pPr>
-      <w:r>
-        <w:rPr>
-          <w:rFonts w:ascii="Times New Roman" w:hAnsi="Times New Roman" w:cs="Times New Roman" w:eastAsia="Times New Roman"/>
-          <w:b w:val="0"/>
-          <w:i w:val="0"/>
-          <w:sz w:val="23"/>
-        </w:rPr>
-        <w:t>Đa ngôn ngữ chỉ có vi/en/zh; mở rộng thêm cần thay đổi config UI app/CMS.</w:t>
-      </w:r>
-    </w:p>
-    <w:p>
-      <w:pPr>
-        <w:spacing w:before="280" w:after="120"/>
-        <w:jc w:val="left"/>
-        <w:pBdr>
-          <w:bottom w:val="single" w:sz="8" w:space="1" w:color="1F497D"/>
-        </w:pBdr>
-      </w:pPr>
-      <w:r>
-        <w:rPr>
-          <w:rFonts w:ascii="Times New Roman" w:hAnsi="Times New Roman" w:cs="Times New Roman" w:eastAsia="Times New Roman"/>
-          <w:b/>
-          <w:i w:val="0"/>
-          <w:color w:val="00467F"/>
-          <w:sz w:val="32"/>
-        </w:rPr>
-        <w:t>20. Lịch trình &amp; Cột mốc</w:t>
+        <w:t>Baseline kiểm thử hiện tại tập trung vào smoke/integration tests để xác nhận API, CMS và môi trường mobile automation sẵn sàng trước khi demo hoặc phát hành nội bộ.</w:t>
       </w:r>
     </w:p>
     <w:tbl>
@@ -19225,7 +19249,7 @@
       <w:tr>
         <w:tc>
           <w:tcPr>
-            <w:tcW w:type="dxa" w:w="1984"/>
+            <w:tcW w:type="dxa" w:w="2268"/>
             <w:vAlign w:val="center"/>
             <w:shd w:val="clear" w:color="auto" w:fill="1F497D"/>
           </w:tcPr>
@@ -19242,13 +19266,13 @@
                 <w:color w:val="FFFFFF"/>
                 <w:sz w:val="22"/>
               </w:rPr>
-              <w:t>Phiên bản</w:t>
-            </w:r>
-          </w:p>
-        </w:tc>
-        <w:tc>
-          <w:tcPr>
-            <w:tcW w:type="dxa" w:w="1701"/>
+              <w:t>Hạng mục</w:t>
+            </w:r>
+          </w:p>
+        </w:tc>
+        <w:tc>
+          <w:tcPr>
+            <w:tcW w:type="dxa" w:w="2551"/>
             <w:vAlign w:val="center"/>
             <w:shd w:val="clear" w:color="auto" w:fill="1F497D"/>
           </w:tcPr>
@@ -19265,13 +19289,13 @@
                 <w:color w:val="FFFFFF"/>
                 <w:sz w:val="22"/>
               </w:rPr>
-              <w:t>Mốc thời gian</w:t>
-            </w:r>
-          </w:p>
-        </w:tc>
-        <w:tc>
-          <w:tcPr>
-            <w:tcW w:type="dxa" w:w="4819"/>
+              <w:t>Công nghệ</w:t>
+            </w:r>
+          </w:p>
+        </w:tc>
+        <w:tc>
+          <w:tcPr>
+            <w:tcW w:type="dxa" w:w="3685"/>
             <w:vAlign w:val="center"/>
             <w:shd w:val="clear" w:color="auto" w:fill="1F497D"/>
           </w:tcPr>
@@ -19288,7 +19312,7 @@
                 <w:color w:val="FFFFFF"/>
                 <w:sz w:val="22"/>
               </w:rPr>
-              <w:t>Nội dung</w:t>
+              <w:t>Phạm vi kiểm tra</w:t>
             </w:r>
           </w:p>
         </w:tc>
@@ -19296,7 +19320,7 @@
       <w:tr>
         <w:tc>
           <w:tcPr>
-            <w:tcW w:type="dxa" w:w="1984"/>
+            <w:tcW w:type="dxa" w:w="2268"/>
             <w:vAlign w:val="center"/>
             <w:shd w:val="clear" w:color="auto" w:fill="EAF1FB"/>
           </w:tcPr>
@@ -19311,13 +19335,13 @@
                 <w:i w:val="0"/>
                 <w:sz w:val="21"/>
               </w:rPr>
-              <w:t>v1.0</w:t>
-            </w:r>
-          </w:p>
-        </w:tc>
-        <w:tc>
-          <w:tcPr>
-            <w:tcW w:type="dxa" w:w="1701"/>
+              <w:t>API smoke/integration</w:t>
+            </w:r>
+          </w:p>
+        </w:tc>
+        <w:tc>
+          <w:tcPr>
+            <w:tcW w:type="dxa" w:w="2551"/>
             <w:vAlign w:val="center"/>
             <w:shd w:val="clear" w:color="auto" w:fill="EAF1FB"/>
           </w:tcPr>
@@ -19332,13 +19356,13 @@
                 <w:i w:val="0"/>
                 <w:sz w:val="21"/>
               </w:rPr>
-              <w:t>Q1/2026</w:t>
-            </w:r>
-          </w:p>
-        </w:tc>
-        <w:tc>
-          <w:tcPr>
-            <w:tcW w:type="dxa" w:w="4819"/>
+              <w:t>xUnit + Microsoft.AspNetCore.Mvc.Testing</w:t>
+            </w:r>
+          </w:p>
+        </w:tc>
+        <w:tc>
+          <w:tcPr>
+            <w:tcW w:type="dxa" w:w="3685"/>
             <w:vAlign w:val="center"/>
             <w:shd w:val="clear" w:color="auto" w:fill="EAF1FB"/>
           </w:tcPr>
@@ -19353,7 +19377,7 @@
                 <w:i w:val="0"/>
                 <w:sz w:val="21"/>
               </w:rPr>
-              <w:t>PRD ban đầu, dựng prototype POI list + audio TTS đơn giản.</w:t>
+              <w:t>ApiHealthTests kiểm tra GET /health trả OK và có nội dung ok.</w:t>
             </w:r>
           </w:p>
         </w:tc>
@@ -19361,7 +19385,7 @@
       <w:tr>
         <w:tc>
           <w:tcPr>
-            <w:tcW w:type="dxa" w:w="1984"/>
+            <w:tcW w:type="dxa" w:w="2268"/>
             <w:vAlign w:val="center"/>
             <w:shd w:val="clear" w:color="auto" w:fill="FFFFFF"/>
           </w:tcPr>
@@ -19376,13 +19400,13 @@
                 <w:i w:val="0"/>
                 <w:sz w:val="21"/>
               </w:rPr>
-              <w:t>v1.4.5</w:t>
-            </w:r>
-          </w:p>
-        </w:tc>
-        <w:tc>
-          <w:tcPr>
-            <w:tcW w:type="dxa" w:w="1701"/>
+              <w:t>CMS smoke/E2E</w:t>
+            </w:r>
+          </w:p>
+        </w:tc>
+        <w:tc>
+          <w:tcPr>
+            <w:tcW w:type="dxa" w:w="2551"/>
             <w:vAlign w:val="center"/>
             <w:shd w:val="clear" w:color="auto" w:fill="FFFFFF"/>
           </w:tcPr>
@@ -19397,13 +19421,13 @@
                 <w:i w:val="0"/>
                 <w:sz w:val="21"/>
               </w:rPr>
-              <w:t>03/2026</w:t>
-            </w:r>
-          </w:p>
-        </w:tc>
-        <w:tc>
-          <w:tcPr>
-            <w:tcW w:type="dxa" w:w="4819"/>
+              <w:t>xUnit + Playwright Chromium</w:t>
+            </w:r>
+          </w:p>
+        </w:tc>
+        <w:tc>
+          <w:tcPr>
+            <w:tcW w:type="dxa" w:w="3685"/>
             <w:vAlign w:val="center"/>
             <w:shd w:val="clear" w:color="auto" w:fill="FFFFFF"/>
           </w:tcPr>
@@ -19418,7 +19442,7 @@
                 <w:i w:val="0"/>
                 <w:sz w:val="21"/>
               </w:rPr>
-              <w:t>Tích hợp GPS heartbeat, CMS BanDo, duyệt thanh toán.</w:t>
+              <w:t>CmsSmokeTests kiểm tra /health, mở /Privacy trong Chromium headless và đọc nội dung trang.</w:t>
             </w:r>
           </w:p>
         </w:tc>
@@ -19426,7 +19450,7 @@
       <w:tr>
         <w:tc>
           <w:tcPr>
-            <w:tcW w:type="dxa" w:w="1984"/>
+            <w:tcW w:type="dxa" w:w="2268"/>
             <w:vAlign w:val="center"/>
             <w:shd w:val="clear" w:color="auto" w:fill="EAF1FB"/>
           </w:tcPr>
@@ -19441,13 +19465,13 @@
                 <w:i w:val="0"/>
                 <w:sz w:val="21"/>
               </w:rPr>
-              <w:t>v1.5.0</w:t>
-            </w:r>
-          </w:p>
-        </w:tc>
-        <w:tc>
-          <w:tcPr>
-            <w:tcW w:type="dxa" w:w="1701"/>
+              <w:t>MAUI Appium smoke</w:t>
+            </w:r>
+          </w:p>
+        </w:tc>
+        <w:tc>
+          <w:tcPr>
+            <w:tcW w:type="dxa" w:w="2551"/>
             <w:vAlign w:val="center"/>
             <w:shd w:val="clear" w:color="auto" w:fill="EAF1FB"/>
           </w:tcPr>
@@ -19462,13 +19486,13 @@
                 <w:i w:val="0"/>
                 <w:sz w:val="21"/>
               </w:rPr>
-              <w:t>04/2026</w:t>
-            </w:r>
-          </w:p>
-        </w:tc>
-        <w:tc>
-          <w:tcPr>
-            <w:tcW w:type="dxa" w:w="4819"/>
+              <w:t>NUnit + Appium</w:t>
+            </w:r>
+          </w:p>
+        </w:tc>
+        <w:tc>
+          <w:tcPr>
+            <w:tcW w:type="dxa" w:w="3685"/>
             <w:vAlign w:val="center"/>
             <w:shd w:val="clear" w:color="auto" w:fill="EAF1FB"/>
           </w:tcPr>
@@ -19483,7 +19507,7 @@
                 <w:i w:val="0"/>
                 <w:sz w:val="21"/>
               </w:rPr>
-              <w:t>Subscription gate hoàn chỉnh, recovery code/QR, dashboard CMS.</w:t>
+              <w:t>AppiumSmokeTests kiểm tra Appium /status khi RUN_APPIUM_TESTS=1; mặc định skip để không phụ thuộc emulator.</w:t>
             </w:r>
           </w:p>
         </w:tc>
@@ -19491,7 +19515,7 @@
       <w:tr>
         <w:tc>
           <w:tcPr>
-            <w:tcW w:type="dxa" w:w="1984"/>
+            <w:tcW w:type="dxa" w:w="2268"/>
             <w:vAlign w:val="center"/>
             <w:shd w:val="clear" w:color="auto" w:fill="FFFFFF"/>
           </w:tcPr>
@@ -19506,13 +19530,13 @@
                 <w:i w:val="0"/>
                 <w:sz w:val="21"/>
               </w:rPr>
-              <w:t>v1.5.1</w:t>
-            </w:r>
-          </w:p>
-        </w:tc>
-        <w:tc>
-          <w:tcPr>
-            <w:tcW w:type="dxa" w:w="1701"/>
+              <w:t>Script tổng hợp</w:t>
+            </w:r>
+          </w:p>
+        </w:tc>
+        <w:tc>
+          <w:tcPr>
+            <w:tcW w:type="dxa" w:w="2551"/>
             <w:vAlign w:val="center"/>
             <w:shd w:val="clear" w:color="auto" w:fill="FFFFFF"/>
           </w:tcPr>
@@ -19527,13 +19551,13 @@
                 <w:i w:val="0"/>
                 <w:sz w:val="21"/>
               </w:rPr>
-              <w:t>05/2026</w:t>
-            </w:r>
-          </w:p>
-        </w:tc>
-        <w:tc>
-          <w:tcPr>
-            <w:tcW w:type="dxa" w:w="4819"/>
+              <w:t>PowerShell/CMD</w:t>
+            </w:r>
+          </w:p>
+        </w:tc>
+        <w:tc>
+          <w:tcPr>
+            <w:tcW w:type="dxa" w:w="3685"/>
             <w:vAlign w:val="center"/>
             <w:shd w:val="clear" w:color="auto" w:fill="FFFFFF"/>
           </w:tcPr>
@@ -19548,226 +19572,90 @@
                 <w:i w:val="0"/>
                 <w:sz w:val="21"/>
               </w:rPr>
-              <w:t>Refactor 3 thẻ dashboard; sub-flow F03b queue audio.</w:t>
-            </w:r>
-          </w:p>
-        </w:tc>
-      </w:tr>
-      <w:tr>
-        <w:tc>
-          <w:tcPr>
-            <w:tcW w:type="dxa" w:w="1984"/>
-            <w:vAlign w:val="center"/>
-            <w:shd w:val="clear" w:color="auto" w:fill="EAF1FB"/>
-          </w:tcPr>
-          <w:p>
-            <w:pPr>
-              <w:spacing w:before="40" w:after="40"/>
-            </w:pPr>
-            <w:r>
-              <w:rPr>
-                <w:rFonts w:ascii="Times New Roman" w:hAnsi="Times New Roman" w:cs="Times New Roman" w:eastAsia="Times New Roman"/>
-                <w:b w:val="0"/>
-                <w:i w:val="0"/>
-                <w:sz w:val="21"/>
-              </w:rPr>
-              <w:t>v1.5.2</w:t>
-            </w:r>
-          </w:p>
-        </w:tc>
-        <w:tc>
-          <w:tcPr>
-            <w:tcW w:type="dxa" w:w="1701"/>
-            <w:vAlign w:val="center"/>
-            <w:shd w:val="clear" w:color="auto" w:fill="EAF1FB"/>
-          </w:tcPr>
-          <w:p>
-            <w:pPr>
-              <w:spacing w:before="40" w:after="40"/>
-            </w:pPr>
-            <w:r>
-              <w:rPr>
-                <w:rFonts w:ascii="Times New Roman" w:hAnsi="Times New Roman" w:cs="Times New Roman" w:eastAsia="Times New Roman"/>
-                <w:b w:val="0"/>
-                <w:i w:val="0"/>
-                <w:sz w:val="21"/>
-              </w:rPr>
-              <w:t>09/05/2026</w:t>
-            </w:r>
-          </w:p>
-        </w:tc>
-        <w:tc>
-          <w:tcPr>
-            <w:tcW w:type="dxa" w:w="4819"/>
-            <w:vAlign w:val="center"/>
-            <w:shd w:val="clear" w:color="auto" w:fill="EAF1FB"/>
-          </w:tcPr>
-          <w:p>
-            <w:pPr>
-              <w:spacing w:before="40" w:after="40"/>
-            </w:pPr>
-            <w:r>
-              <w:rPr>
-                <w:rFonts w:ascii="Times New Roman" w:hAnsi="Times New Roman" w:cs="Times New Roman" w:eastAsia="Times New Roman"/>
-                <w:b w:val="0"/>
-                <w:i w:val="0"/>
-                <w:sz w:val="21"/>
-              </w:rPr>
-              <w:t>PRD bản đầy đủ chuẩn (bản hiện tại).</w:t>
-            </w:r>
-          </w:p>
-        </w:tc>
-      </w:tr>
-      <w:tr>
-        <w:tc>
-          <w:tcPr>
-            <w:tcW w:type="dxa" w:w="1984"/>
-            <w:vAlign w:val="center"/>
-            <w:shd w:val="clear" w:color="auto" w:fill="FFFFFF"/>
-          </w:tcPr>
-          <w:p>
-            <w:pPr>
-              <w:spacing w:before="40" w:after="40"/>
-            </w:pPr>
-            <w:r>
-              <w:rPr>
-                <w:rFonts w:ascii="Times New Roman" w:hAnsi="Times New Roman" w:cs="Times New Roman" w:eastAsia="Times New Roman"/>
-                <w:b w:val="0"/>
-                <w:i w:val="0"/>
-                <w:sz w:val="21"/>
-              </w:rPr>
-              <w:t>v1.6 (kế hoạch)</w:t>
-            </w:r>
-          </w:p>
-        </w:tc>
-        <w:tc>
-          <w:tcPr>
-            <w:tcW w:type="dxa" w:w="1701"/>
-            <w:vAlign w:val="center"/>
-            <w:shd w:val="clear" w:color="auto" w:fill="FFFFFF"/>
-          </w:tcPr>
-          <w:p>
-            <w:pPr>
-              <w:spacing w:before="40" w:after="40"/>
-            </w:pPr>
-            <w:r>
-              <w:rPr>
-                <w:rFonts w:ascii="Times New Roman" w:hAnsi="Times New Roman" w:cs="Times New Roman" w:eastAsia="Times New Roman"/>
-                <w:b w:val="0"/>
-                <w:i w:val="0"/>
-                <w:sz w:val="21"/>
-              </w:rPr>
-              <w:t>Q3/2026</w:t>
-            </w:r>
-          </w:p>
-        </w:tc>
-        <w:tc>
-          <w:tcPr>
-            <w:tcW w:type="dxa" w:w="4819"/>
-            <w:vAlign w:val="center"/>
-            <w:shd w:val="clear" w:color="auto" w:fill="FFFFFF"/>
-          </w:tcPr>
-          <w:p>
-            <w:pPr>
-              <w:spacing w:before="40" w:after="40"/>
-            </w:pPr>
-            <w:r>
-              <w:rPr>
-                <w:rFonts w:ascii="Times New Roman" w:hAnsi="Times New Roman" w:cs="Times New Roman" w:eastAsia="Times New Roman"/>
-                <w:b w:val="0"/>
-                <w:i w:val="0"/>
-                <w:sz w:val="21"/>
-              </w:rPr>
-              <w:t>Thêm JWT auth cho API; iOS preview build; push notification.</w:t>
-            </w:r>
-          </w:p>
-        </w:tc>
-      </w:tr>
-      <w:tr>
-        <w:tc>
-          <w:tcPr>
-            <w:tcW w:type="dxa" w:w="1984"/>
-            <w:vAlign w:val="center"/>
-            <w:shd w:val="clear" w:color="auto" w:fill="EAF1FB"/>
-          </w:tcPr>
-          <w:p>
-            <w:pPr>
-              <w:spacing w:before="40" w:after="40"/>
-            </w:pPr>
-            <w:r>
-              <w:rPr>
-                <w:rFonts w:ascii="Times New Roman" w:hAnsi="Times New Roman" w:cs="Times New Roman" w:eastAsia="Times New Roman"/>
-                <w:b w:val="0"/>
-                <w:i w:val="0"/>
-                <w:sz w:val="21"/>
-              </w:rPr>
-              <w:t>v2.0 (định hướng)</w:t>
-            </w:r>
-          </w:p>
-        </w:tc>
-        <w:tc>
-          <w:tcPr>
-            <w:tcW w:type="dxa" w:w="1701"/>
-            <w:vAlign w:val="center"/>
-            <w:shd w:val="clear" w:color="auto" w:fill="EAF1FB"/>
-          </w:tcPr>
-          <w:p>
-            <w:pPr>
-              <w:spacing w:before="40" w:after="40"/>
-            </w:pPr>
-            <w:r>
-              <w:rPr>
-                <w:rFonts w:ascii="Times New Roman" w:hAnsi="Times New Roman" w:cs="Times New Roman" w:eastAsia="Times New Roman"/>
-                <w:b w:val="0"/>
-                <w:i w:val="0"/>
-                <w:sz w:val="21"/>
-              </w:rPr>
-              <w:t>2027</w:t>
-            </w:r>
-          </w:p>
-        </w:tc>
-        <w:tc>
-          <w:tcPr>
-            <w:tcW w:type="dxa" w:w="4819"/>
-            <w:vAlign w:val="center"/>
-            <w:shd w:val="clear" w:color="auto" w:fill="EAF1FB"/>
-          </w:tcPr>
-          <w:p>
-            <w:pPr>
-              <w:spacing w:before="40" w:after="40"/>
-            </w:pPr>
-            <w:r>
-              <w:rPr>
-                <w:rFonts w:ascii="Times New Roman" w:hAnsi="Times New Roman" w:cs="Times New Roman" w:eastAsia="Times New Roman"/>
-                <w:b w:val="0"/>
-                <w:i w:val="0"/>
-                <w:sz w:val="21"/>
-              </w:rPr>
-              <w:t>Đa khu vực phố ẩm thực; đặt bàn online; tích hợp Momo/ZaloPay.</w:t>
+              <w:t>scripts/run-all-tests.ps1 restore, build, cài Playwright Chromium, chạy API/CMS/Appium smoke; run-all-tests.cmd là wrapper Windows.</w:t>
             </w:r>
           </w:p>
         </w:tc>
       </w:tr>
     </w:tbl>
     <w:p>
-      <w:r>
-        <w:br w:type="page"/>
-      </w:r>
-    </w:p>
-    <w:p>
-      <w:pPr>
-        <w:spacing w:before="200" w:after="280"/>
-        <w:jc w:val="center"/>
+      <w:pPr>
+        <w:spacing w:before="160" w:after="80"/>
+        <w:jc w:val="left"/>
       </w:pPr>
       <w:r>
         <w:rPr>
           <w:rFonts w:ascii="Times New Roman" w:hAnsi="Times New Roman" w:cs="Times New Roman" w:eastAsia="Times New Roman"/>
           <w:b/>
           <w:i w:val="0"/>
-          <w:color w:val="1F497D"/>
-          <w:sz w:val="28"/>
+          <w:color w:val="3F3F3F"/>
+          <w:sz w:val="25"/>
         </w:rPr>
-        <w:t>PHẦN H — PHỤ LỤC</w:t>
+        <w:t>Ghi chú vận hành test</w:t>
+      </w:r>
+    </w:p>
+    <w:p>
+      <w:pPr>
+        <w:pStyle w:val="ListBullet"/>
+        <w:spacing w:after="60"/>
+        <w:ind w:left="454"/>
+      </w:pPr>
+      <w:r>
+        <w:rPr>
+          <w:rFonts w:ascii="Times New Roman" w:hAnsi="Times New Roman" w:cs="Times New Roman" w:eastAsia="Times New Roman"/>
+          <w:b w:val="0"/>
+          <w:i w:val="0"/>
+          <w:sz w:val="23"/>
+        </w:rPr>
+        <w:t>API và CMS khai báo `public partial class Program` để test project tạo host nội bộ bằng `WebApplicationFactory&lt;Program&gt;`.</w:t>
+      </w:r>
+    </w:p>
+    <w:p>
+      <w:pPr>
+        <w:pStyle w:val="ListBullet"/>
+        <w:spacing w:after="60"/>
+        <w:ind w:left="454"/>
+      </w:pPr>
+      <w:r>
+        <w:rPr>
+          <w:rFonts w:ascii="Times New Roman" w:hAnsi="Times New Roman" w:cs="Times New Roman" w:eastAsia="Times New Roman"/>
+          <w:b w:val="0"/>
+          <w:i w:val="0"/>
+          <w:sz w:val="23"/>
+        </w:rPr>
+        <w:t>Test host dùng `ASPNETCORE_ENVIRONMENT=Testing` và connection string local `vinhkhanhtour_test`, không dùng production database.</w:t>
+      </w:r>
+    </w:p>
+    <w:p>
+      <w:pPr>
+        <w:pStyle w:val="ListBullet"/>
+        <w:spacing w:after="60"/>
+        <w:ind w:left="454"/>
+      </w:pPr>
+      <w:r>
+        <w:rPr>
+          <w:rFonts w:ascii="Times New Roman" w:hAnsi="Times New Roman" w:cs="Times New Roman" w:eastAsia="Times New Roman"/>
+          <w:b w:val="0"/>
+          <w:i w:val="0"/>
+          <w:sz w:val="23"/>
+        </w:rPr>
+        <w:t>CMS E2E có thể tự start CMS tại `CMS_BASE_URL` (mặc định http://127.0.0.1:5199) nếu health check chưa sẵn sàng.</w:t>
+      </w:r>
+    </w:p>
+    <w:p>
+      <w:pPr>
+        <w:pStyle w:val="ListBullet"/>
+        <w:spacing w:after="60"/>
+        <w:ind w:left="454"/>
+      </w:pPr>
+      <w:r>
+        <w:rPr>
+          <w:rFonts w:ascii="Times New Roman" w:hAnsi="Times New Roman" w:cs="Times New Roman" w:eastAsia="Times New Roman"/>
+          <w:b w:val="0"/>
+          <w:i w:val="0"/>
+          <w:sz w:val="23"/>
+        </w:rPr>
+        <w:t>Appium test là opt-in: chạy thật khi truyền `-WithAppium` cho script hoặc set `RUN_APPIUM_TESTS=1` sau khi bật emulator/device và Appium server.</w:t>
       </w:r>
     </w:p>
     <w:p>
@@ -19786,641 +19674,217 @@
           <w:color w:val="00467F"/>
           <w:sz w:val="32"/>
         </w:rPr>
-        <w:t>21. Thuật ngữ (Glossary)</w:t>
+        <w:t>20. Giả định &amp; Ràng buộc</w:t>
       </w:r>
     </w:p>
-    <w:tbl>
-      <w:tblPr>
-        <w:tblStyle w:val="TableGrid"/>
-        <w:tblW w:type="auto" w:w="0"/>
-        <w:jc w:val="center"/>
-        <w:tblLook w:firstColumn="1" w:firstRow="1" w:lastColumn="0" w:lastRow="0" w:noHBand="0" w:noVBand="1" w:val="04A0"/>
-      </w:tblPr>
-      <w:tblGrid>
-        <w:gridCol w:w="4816"/>
-        <w:gridCol w:w="4816"/>
-      </w:tblGrid>
-      <w:tr>
-        <w:tc>
-          <w:tcPr>
-            <w:tcW w:type="dxa" w:w="2268"/>
-            <w:vAlign w:val="center"/>
-            <w:shd w:val="clear" w:color="auto" w:fill="1F497D"/>
-          </w:tcPr>
-          <w:p>
-            <w:pPr>
-              <w:spacing w:before="40" w:after="40"/>
-              <w:jc w:val="center"/>
-            </w:pPr>
-            <w:r>
-              <w:rPr>
-                <w:rFonts w:ascii="Times New Roman" w:hAnsi="Times New Roman" w:cs="Times New Roman" w:eastAsia="Times New Roman"/>
-                <w:b/>
-                <w:i w:val="0"/>
-                <w:color w:val="FFFFFF"/>
-                <w:sz w:val="22"/>
-              </w:rPr>
-              <w:t>Thuật ngữ</w:t>
-            </w:r>
-          </w:p>
-        </w:tc>
-        <w:tc>
-          <w:tcPr>
-            <w:tcW w:type="dxa" w:w="6236"/>
-            <w:vAlign w:val="center"/>
-            <w:shd w:val="clear" w:color="auto" w:fill="1F497D"/>
-          </w:tcPr>
-          <w:p>
-            <w:pPr>
-              <w:spacing w:before="40" w:after="40"/>
-              <w:jc w:val="center"/>
-            </w:pPr>
-            <w:r>
-              <w:rPr>
-                <w:rFonts w:ascii="Times New Roman" w:hAnsi="Times New Roman" w:cs="Times New Roman" w:eastAsia="Times New Roman"/>
-                <w:b/>
-                <w:i w:val="0"/>
-                <w:color w:val="FFFFFF"/>
-                <w:sz w:val="22"/>
-              </w:rPr>
-              <w:t>Định nghĩa</w:t>
-            </w:r>
-          </w:p>
-        </w:tc>
-      </w:tr>
-      <w:tr>
-        <w:tc>
-          <w:tcPr>
-            <w:tcW w:type="dxa" w:w="2268"/>
-            <w:vAlign w:val="center"/>
-            <w:shd w:val="clear" w:color="auto" w:fill="EAF1FB"/>
-          </w:tcPr>
-          <w:p>
-            <w:pPr>
-              <w:spacing w:before="40" w:after="40"/>
-            </w:pPr>
-            <w:r>
-              <w:rPr>
-                <w:rFonts w:ascii="Times New Roman" w:hAnsi="Times New Roman" w:cs="Times New Roman" w:eastAsia="Times New Roman"/>
-                <w:b w:val="0"/>
-                <w:i w:val="0"/>
-                <w:sz w:val="21"/>
-              </w:rPr>
-              <w:t>POI</w:t>
-            </w:r>
-          </w:p>
-        </w:tc>
-        <w:tc>
-          <w:tcPr>
-            <w:tcW w:type="dxa" w:w="6236"/>
-            <w:vAlign w:val="center"/>
-            <w:shd w:val="clear" w:color="auto" w:fill="EAF1FB"/>
-          </w:tcPr>
-          <w:p>
-            <w:pPr>
-              <w:spacing w:before="40" w:after="40"/>
-            </w:pPr>
-            <w:r>
-              <w:rPr>
-                <w:rFonts w:ascii="Times New Roman" w:hAnsi="Times New Roman" w:cs="Times New Roman" w:eastAsia="Times New Roman"/>
-                <w:b w:val="0"/>
-                <w:i w:val="0"/>
-                <w:sz w:val="21"/>
-              </w:rPr>
-              <w:t>Point of Interest — quán ăn / điểm tham quan trên bản đồ.</w:t>
-            </w:r>
-          </w:p>
-        </w:tc>
-      </w:tr>
-      <w:tr>
-        <w:tc>
-          <w:tcPr>
-            <w:tcW w:type="dxa" w:w="2268"/>
-            <w:vAlign w:val="center"/>
-            <w:shd w:val="clear" w:color="auto" w:fill="FFFFFF"/>
-          </w:tcPr>
-          <w:p>
-            <w:pPr>
-              <w:spacing w:before="40" w:after="40"/>
-            </w:pPr>
-            <w:r>
-              <w:rPr>
-                <w:rFonts w:ascii="Times New Roman" w:hAnsi="Times New Roman" w:cs="Times New Roman" w:eastAsia="Times New Roman"/>
-                <w:b w:val="0"/>
-                <w:i w:val="0"/>
-                <w:sz w:val="21"/>
-              </w:rPr>
-              <w:t>Geofence</w:t>
-            </w:r>
-          </w:p>
-        </w:tc>
-        <w:tc>
-          <w:tcPr>
-            <w:tcW w:type="dxa" w:w="6236"/>
-            <w:vAlign w:val="center"/>
-            <w:shd w:val="clear" w:color="auto" w:fill="FFFFFF"/>
-          </w:tcPr>
-          <w:p>
-            <w:pPr>
-              <w:spacing w:before="40" w:after="40"/>
-            </w:pPr>
-            <w:r>
-              <w:rPr>
-                <w:rFonts w:ascii="Times New Roman" w:hAnsi="Times New Roman" w:cs="Times New Roman" w:eastAsia="Times New Roman"/>
-                <w:b w:val="0"/>
-                <w:i w:val="0"/>
-                <w:sz w:val="21"/>
-              </w:rPr>
-              <w:t>Vùng tròn quanh POI có bán kính BanKinh (mét). Vào trong → kích hoạt audio.</w:t>
-            </w:r>
-          </w:p>
-        </w:tc>
-      </w:tr>
-      <w:tr>
-        <w:tc>
-          <w:tcPr>
-            <w:tcW w:type="dxa" w:w="2268"/>
-            <w:vAlign w:val="center"/>
-            <w:shd w:val="clear" w:color="auto" w:fill="EAF1FB"/>
-          </w:tcPr>
-          <w:p>
-            <w:pPr>
-              <w:spacing w:before="40" w:after="40"/>
-            </w:pPr>
-            <w:r>
-              <w:rPr>
-                <w:rFonts w:ascii="Times New Roman" w:hAnsi="Times New Roman" w:cs="Times New Roman" w:eastAsia="Times New Roman"/>
-                <w:b w:val="0"/>
-                <w:i w:val="0"/>
-                <w:sz w:val="21"/>
-              </w:rPr>
-              <w:t>Dwell time</w:t>
-            </w:r>
-          </w:p>
-        </w:tc>
-        <w:tc>
-          <w:tcPr>
-            <w:tcW w:type="dxa" w:w="6236"/>
-            <w:vAlign w:val="center"/>
-            <w:shd w:val="clear" w:color="auto" w:fill="EAF1FB"/>
-          </w:tcPr>
-          <w:p>
-            <w:pPr>
-              <w:spacing w:before="40" w:after="40"/>
-            </w:pPr>
-            <w:r>
-              <w:rPr>
-                <w:rFonts w:ascii="Times New Roman" w:hAnsi="Times New Roman" w:cs="Times New Roman" w:eastAsia="Times New Roman"/>
-                <w:b w:val="0"/>
-                <w:i w:val="0"/>
-                <w:sz w:val="21"/>
-              </w:rPr>
-              <w:t>Thời gian phải ở liên tục trong geofence trước khi confirm POI (5 giây).</w:t>
-            </w:r>
-          </w:p>
-        </w:tc>
-      </w:tr>
-      <w:tr>
-        <w:tc>
-          <w:tcPr>
-            <w:tcW w:type="dxa" w:w="2268"/>
-            <w:vAlign w:val="center"/>
-            <w:shd w:val="clear" w:color="auto" w:fill="FFFFFF"/>
-          </w:tcPr>
-          <w:p>
-            <w:pPr>
-              <w:spacing w:before="40" w:after="40"/>
-            </w:pPr>
-            <w:r>
-              <w:rPr>
-                <w:rFonts w:ascii="Times New Roman" w:hAnsi="Times New Roman" w:cs="Times New Roman" w:eastAsia="Times New Roman"/>
-                <w:b w:val="0"/>
-                <w:i w:val="0"/>
-                <w:sz w:val="21"/>
-              </w:rPr>
-              <w:t>Hysteresis</w:t>
-            </w:r>
-          </w:p>
-        </w:tc>
-        <w:tc>
-          <w:tcPr>
-            <w:tcW w:type="dxa" w:w="6236"/>
-            <w:vAlign w:val="center"/>
-            <w:shd w:val="clear" w:color="auto" w:fill="FFFFFF"/>
-          </w:tcPr>
-          <w:p>
-            <w:pPr>
-              <w:spacing w:before="40" w:after="40"/>
-            </w:pPr>
-            <w:r>
-              <w:rPr>
-                <w:rFonts w:ascii="Times New Roman" w:hAnsi="Times New Roman" w:cs="Times New Roman" w:eastAsia="Times New Roman"/>
-                <w:b w:val="0"/>
-                <w:i w:val="0"/>
-                <w:sz w:val="21"/>
-              </w:rPr>
-              <w:t>Cơ chế giữ POI hiện tại khi có 2 POI sát nhau, để tránh nháy do GPS jitter (5m buffer).</w:t>
-            </w:r>
-          </w:p>
-        </w:tc>
-      </w:tr>
-      <w:tr>
-        <w:tc>
-          <w:tcPr>
-            <w:tcW w:type="dxa" w:w="2268"/>
-            <w:vAlign w:val="center"/>
-            <w:shd w:val="clear" w:color="auto" w:fill="EAF1FB"/>
-          </w:tcPr>
-          <w:p>
-            <w:pPr>
-              <w:spacing w:before="40" w:after="40"/>
-            </w:pPr>
-            <w:r>
-              <w:rPr>
-                <w:rFonts w:ascii="Times New Roman" w:hAnsi="Times New Roman" w:cs="Times New Roman" w:eastAsia="Times New Roman"/>
-                <w:b w:val="0"/>
-                <w:i w:val="0"/>
-                <w:sz w:val="21"/>
-              </w:rPr>
-              <w:t>Cooldown</w:t>
-            </w:r>
-          </w:p>
-        </w:tc>
-        <w:tc>
-          <w:tcPr>
-            <w:tcW w:type="dxa" w:w="6236"/>
-            <w:vAlign w:val="center"/>
-            <w:shd w:val="clear" w:color="auto" w:fill="EAF1FB"/>
-          </w:tcPr>
-          <w:p>
-            <w:pPr>
-              <w:spacing w:before="40" w:after="40"/>
-            </w:pPr>
-            <w:r>
-              <w:rPr>
-                <w:rFonts w:ascii="Times New Roman" w:hAnsi="Times New Roman" w:cs="Times New Roman" w:eastAsia="Times New Roman"/>
-                <w:b w:val="0"/>
-                <w:i w:val="0"/>
-                <w:sz w:val="21"/>
-              </w:rPr>
-              <w:t>Khoảng thời gian không phát lại audio cho cùng 1 POI (10 phút/POI).</w:t>
-            </w:r>
-          </w:p>
-        </w:tc>
-      </w:tr>
-      <w:tr>
-        <w:tc>
-          <w:tcPr>
-            <w:tcW w:type="dxa" w:w="2268"/>
-            <w:vAlign w:val="center"/>
-            <w:shd w:val="clear" w:color="auto" w:fill="FFFFFF"/>
-          </w:tcPr>
-          <w:p>
-            <w:pPr>
-              <w:spacing w:before="40" w:after="40"/>
-            </w:pPr>
-            <w:r>
-              <w:rPr>
-                <w:rFonts w:ascii="Times New Roman" w:hAnsi="Times New Roman" w:cs="Times New Roman" w:eastAsia="Times New Roman"/>
-                <w:b w:val="0"/>
-                <w:i w:val="0"/>
-                <w:sz w:val="21"/>
-              </w:rPr>
-              <w:t>Heartbeat</w:t>
-            </w:r>
-          </w:p>
-        </w:tc>
-        <w:tc>
-          <w:tcPr>
-            <w:tcW w:type="dxa" w:w="6236"/>
-            <w:vAlign w:val="center"/>
-            <w:shd w:val="clear" w:color="auto" w:fill="FFFFFF"/>
-          </w:tcPr>
-          <w:p>
-            <w:pPr>
-              <w:spacing w:before="40" w:after="40"/>
-            </w:pPr>
-            <w:r>
-              <w:rPr>
-                <w:rFonts w:ascii="Times New Roman" w:hAnsi="Times New Roman" w:cs="Times New Roman" w:eastAsia="Times New Roman"/>
-                <w:b w:val="0"/>
-                <w:i w:val="0"/>
-                <w:sz w:val="21"/>
-              </w:rPr>
-              <w:t>Tín hiệu định kỳ app gửi server để chứng tỏ thiết bị còn sống (mỗi 10 giây).</w:t>
-            </w:r>
-          </w:p>
-        </w:tc>
-      </w:tr>
-      <w:tr>
-        <w:tc>
-          <w:tcPr>
-            <w:tcW w:type="dxa" w:w="2268"/>
-            <w:vAlign w:val="center"/>
-            <w:shd w:val="clear" w:color="auto" w:fill="EAF1FB"/>
-          </w:tcPr>
-          <w:p>
-            <w:pPr>
-              <w:spacing w:before="40" w:after="40"/>
-            </w:pPr>
-            <w:r>
-              <w:rPr>
-                <w:rFonts w:ascii="Times New Roman" w:hAnsi="Times New Roman" w:cs="Times New Roman" w:eastAsia="Times New Roman"/>
-                <w:b w:val="0"/>
-                <w:i w:val="0"/>
-                <w:sz w:val="21"/>
-              </w:rPr>
-              <w:t>MaThietBi</w:t>
-            </w:r>
-          </w:p>
-        </w:tc>
-        <w:tc>
-          <w:tcPr>
-            <w:tcW w:type="dxa" w:w="6236"/>
-            <w:vAlign w:val="center"/>
-            <w:shd w:val="clear" w:color="auto" w:fill="EAF1FB"/>
-          </w:tcPr>
-          <w:p>
-            <w:pPr>
-              <w:spacing w:before="40" w:after="40"/>
-            </w:pPr>
-            <w:r>
-              <w:rPr>
-                <w:rFonts w:ascii="Times New Roman" w:hAnsi="Times New Roman" w:cs="Times New Roman" w:eastAsia="Times New Roman"/>
-                <w:b w:val="0"/>
-                <w:i w:val="0"/>
-                <w:sz w:val="21"/>
-              </w:rPr>
-              <w:t>Mã thiết bị logic, sinh từ Preferences app, dùng làm khóa định danh khách ẩn danh.</w:t>
-            </w:r>
-          </w:p>
-        </w:tc>
-      </w:tr>
-      <w:tr>
-        <w:tc>
-          <w:tcPr>
-            <w:tcW w:type="dxa" w:w="2268"/>
-            <w:vAlign w:val="center"/>
-            <w:shd w:val="clear" w:color="auto" w:fill="FFFFFF"/>
-          </w:tcPr>
-          <w:p>
-            <w:pPr>
-              <w:spacing w:before="40" w:after="40"/>
-            </w:pPr>
-            <w:r>
-              <w:rPr>
-                <w:rFonts w:ascii="Times New Roman" w:hAnsi="Times New Roman" w:cs="Times New Roman" w:eastAsia="Times New Roman"/>
-                <w:b w:val="0"/>
-                <w:i w:val="0"/>
-                <w:sz w:val="21"/>
-              </w:rPr>
-              <w:t>Recovery code</w:t>
-            </w:r>
-          </w:p>
-        </w:tc>
-        <w:tc>
-          <w:tcPr>
-            <w:tcW w:type="dxa" w:w="6236"/>
-            <w:vAlign w:val="center"/>
-            <w:shd w:val="clear" w:color="auto" w:fill="FFFFFF"/>
-          </w:tcPr>
-          <w:p>
-            <w:pPr>
-              <w:spacing w:before="40" w:after="40"/>
-            </w:pPr>
-            <w:r>
-              <w:rPr>
-                <w:rFonts w:ascii="Times New Roman" w:hAnsi="Times New Roman" w:cs="Times New Roman" w:eastAsia="Times New Roman"/>
-                <w:b w:val="0"/>
-                <w:i w:val="0"/>
-                <w:sz w:val="21"/>
-              </w:rPr>
-              <w:t>Chuỗi mã hóa MaThietBi để khách khôi phục thiết bị khi đổi máy / cài lại app.</w:t>
-            </w:r>
-          </w:p>
-        </w:tc>
-      </w:tr>
-      <w:tr>
-        <w:tc>
-          <w:tcPr>
-            <w:tcW w:type="dxa" w:w="2268"/>
-            <w:vAlign w:val="center"/>
-            <w:shd w:val="clear" w:color="auto" w:fill="EAF1FB"/>
-          </w:tcPr>
-          <w:p>
-            <w:pPr>
-              <w:spacing w:before="40" w:after="40"/>
-            </w:pPr>
-            <w:r>
-              <w:rPr>
-                <w:rFonts w:ascii="Times New Roman" w:hAnsi="Times New Roman" w:cs="Times New Roman" w:eastAsia="Times New Roman"/>
-                <w:b w:val="0"/>
-                <w:i w:val="0"/>
-                <w:sz w:val="21"/>
-              </w:rPr>
-              <w:t>TTS</w:t>
-            </w:r>
-          </w:p>
-        </w:tc>
-        <w:tc>
-          <w:tcPr>
-            <w:tcW w:type="dxa" w:w="6236"/>
-            <w:vAlign w:val="center"/>
-            <w:shd w:val="clear" w:color="auto" w:fill="EAF1FB"/>
-          </w:tcPr>
-          <w:p>
-            <w:pPr>
-              <w:spacing w:before="40" w:after="40"/>
-            </w:pPr>
-            <w:r>
-              <w:rPr>
-                <w:rFonts w:ascii="Times New Roman" w:hAnsi="Times New Roman" w:cs="Times New Roman" w:eastAsia="Times New Roman"/>
-                <w:b w:val="0"/>
-                <w:i w:val="0"/>
-                <w:sz w:val="21"/>
-              </w:rPr>
-              <w:t>Text-to-Speech: chuyển văn bản thành giọng đọc.</w:t>
-            </w:r>
-          </w:p>
-        </w:tc>
-      </w:tr>
-      <w:tr>
-        <w:tc>
-          <w:tcPr>
-            <w:tcW w:type="dxa" w:w="2268"/>
-            <w:vAlign w:val="center"/>
-            <w:shd w:val="clear" w:color="auto" w:fill="FFFFFF"/>
-          </w:tcPr>
-          <w:p>
-            <w:pPr>
-              <w:spacing w:before="40" w:after="40"/>
-            </w:pPr>
-            <w:r>
-              <w:rPr>
-                <w:rFonts w:ascii="Times New Roman" w:hAnsi="Times New Roman" w:cs="Times New Roman" w:eastAsia="Times New Roman"/>
-                <w:b w:val="0"/>
-                <w:i w:val="0"/>
-                <w:sz w:val="21"/>
-              </w:rPr>
-              <w:t>TTFB</w:t>
-            </w:r>
-          </w:p>
-        </w:tc>
-        <w:tc>
-          <w:tcPr>
-            <w:tcW w:type="dxa" w:w="6236"/>
-            <w:vAlign w:val="center"/>
-            <w:shd w:val="clear" w:color="auto" w:fill="FFFFFF"/>
-          </w:tcPr>
-          <w:p>
-            <w:pPr>
-              <w:spacing w:before="40" w:after="40"/>
-            </w:pPr>
-            <w:r>
-              <w:rPr>
-                <w:rFonts w:ascii="Times New Roman" w:hAnsi="Times New Roman" w:cs="Times New Roman" w:eastAsia="Times New Roman"/>
-                <w:b w:val="0"/>
-                <w:i w:val="0"/>
-                <w:sz w:val="21"/>
-              </w:rPr>
-              <w:t>Time To First Byte — thời gian từ request đến byte đầu tiên của response.</w:t>
-            </w:r>
-          </w:p>
-        </w:tc>
-      </w:tr>
-      <w:tr>
-        <w:tc>
-          <w:tcPr>
-            <w:tcW w:type="dxa" w:w="2268"/>
-            <w:vAlign w:val="center"/>
-            <w:shd w:val="clear" w:color="auto" w:fill="EAF1FB"/>
-          </w:tcPr>
-          <w:p>
-            <w:pPr>
-              <w:spacing w:before="40" w:after="40"/>
-            </w:pPr>
-            <w:r>
-              <w:rPr>
-                <w:rFonts w:ascii="Times New Roman" w:hAnsi="Times New Roman" w:cs="Times New Roman" w:eastAsia="Times New Roman"/>
-                <w:b w:val="0"/>
-                <w:i w:val="0"/>
-                <w:sz w:val="21"/>
-              </w:rPr>
-              <w:t>XP / Level</w:t>
-            </w:r>
-          </w:p>
-        </w:tc>
-        <w:tc>
-          <w:tcPr>
-            <w:tcW w:type="dxa" w:w="6236"/>
-            <w:vAlign w:val="center"/>
-            <w:shd w:val="clear" w:color="auto" w:fill="EAF1FB"/>
-          </w:tcPr>
-          <w:p>
-            <w:pPr>
-              <w:spacing w:before="40" w:after="40"/>
-            </w:pPr>
-            <w:r>
-              <w:rPr>
-                <w:rFonts w:ascii="Times New Roman" w:hAnsi="Times New Roman" w:cs="Times New Roman" w:eastAsia="Times New Roman"/>
-                <w:b w:val="0"/>
-                <w:i w:val="0"/>
-                <w:sz w:val="21"/>
-              </w:rPr>
-              <w:t>Điểm trải nghiệm tích lũy theo viewed*50 + visited*100; level mỗi 500 XP.</w:t>
-            </w:r>
-          </w:p>
-        </w:tc>
-      </w:tr>
-      <w:tr>
-        <w:tc>
-          <w:tcPr>
-            <w:tcW w:type="dxa" w:w="2268"/>
-            <w:vAlign w:val="center"/>
-            <w:shd w:val="clear" w:color="auto" w:fill="FFFFFF"/>
-          </w:tcPr>
-          <w:p>
-            <w:pPr>
-              <w:spacing w:before="40" w:after="40"/>
-            </w:pPr>
-            <w:r>
-              <w:rPr>
-                <w:rFonts w:ascii="Times New Roman" w:hAnsi="Times New Roman" w:cs="Times New Roman" w:eastAsia="Times New Roman"/>
-                <w:b w:val="0"/>
-                <w:i w:val="0"/>
-                <w:sz w:val="21"/>
-              </w:rPr>
-              <w:t>VietQR</w:t>
-            </w:r>
-          </w:p>
-        </w:tc>
-        <w:tc>
-          <w:tcPr>
-            <w:tcW w:type="dxa" w:w="6236"/>
-            <w:vAlign w:val="center"/>
-            <w:shd w:val="clear" w:color="auto" w:fill="FFFFFF"/>
-          </w:tcPr>
-          <w:p>
-            <w:pPr>
-              <w:spacing w:before="40" w:after="40"/>
-            </w:pPr>
-            <w:r>
-              <w:rPr>
-                <w:rFonts w:ascii="Times New Roman" w:hAnsi="Times New Roman" w:cs="Times New Roman" w:eastAsia="Times New Roman"/>
-                <w:b w:val="0"/>
-                <w:i w:val="0"/>
-                <w:sz w:val="21"/>
-              </w:rPr>
-              <w:t>Tiêu chuẩn QR thanh toán liên ngân hàng Việt Nam.</w:t>
-            </w:r>
-          </w:p>
-        </w:tc>
-      </w:tr>
-      <w:tr>
-        <w:tc>
-          <w:tcPr>
-            <w:tcW w:type="dxa" w:w="2268"/>
-            <w:vAlign w:val="center"/>
-            <w:shd w:val="clear" w:color="auto" w:fill="EAF1FB"/>
-          </w:tcPr>
-          <w:p>
-            <w:pPr>
-              <w:spacing w:before="40" w:after="40"/>
-            </w:pPr>
-            <w:r>
-              <w:rPr>
-                <w:rFonts w:ascii="Times New Roman" w:hAnsi="Times New Roman" w:cs="Times New Roman" w:eastAsia="Times New Roman"/>
-                <w:b w:val="0"/>
-                <w:i w:val="0"/>
-                <w:sz w:val="21"/>
-              </w:rPr>
-              <w:t>TrangThai cho_duyet/da_duyet/tu_choi</w:t>
-            </w:r>
-          </w:p>
-        </w:tc>
-        <w:tc>
-          <w:tcPr>
-            <w:tcW w:type="dxa" w:w="6236"/>
-            <w:vAlign w:val="center"/>
-            <w:shd w:val="clear" w:color="auto" w:fill="EAF1FB"/>
-          </w:tcPr>
-          <w:p>
-            <w:pPr>
-              <w:spacing w:before="40" w:after="40"/>
-            </w:pPr>
-            <w:r>
-              <w:rPr>
-                <w:rFonts w:ascii="Times New Roman" w:hAnsi="Times New Roman" w:cs="Times New Roman" w:eastAsia="Times New Roman"/>
-                <w:b w:val="0"/>
-                <w:i w:val="0"/>
-                <w:sz w:val="21"/>
-              </w:rPr>
-              <w:t>3 trạng thái của YeuCauThanhToan.</w:t>
-            </w:r>
-          </w:p>
-        </w:tc>
-      </w:tr>
-    </w:tbl>
+    <w:p>
+      <w:pPr>
+        <w:spacing w:before="160" w:after="80"/>
+        <w:jc w:val="left"/>
+      </w:pPr>
+      <w:r>
+        <w:rPr>
+          <w:rFonts w:ascii="Times New Roman" w:hAnsi="Times New Roman" w:cs="Times New Roman" w:eastAsia="Times New Roman"/>
+          <w:b/>
+          <w:i w:val="0"/>
+          <w:color w:val="3F3F3F"/>
+          <w:sz w:val="25"/>
+        </w:rPr>
+        <w:t>20.1 Giả định</w:t>
+      </w:r>
+    </w:p>
+    <w:p>
+      <w:pPr>
+        <w:pStyle w:val="ListBullet"/>
+        <w:spacing w:after="60"/>
+        <w:ind w:left="454"/>
+      </w:pPr>
+      <w:r>
+        <w:rPr>
+          <w:rFonts w:ascii="Times New Roman" w:hAnsi="Times New Roman" w:cs="Times New Roman" w:eastAsia="Times New Roman"/>
+          <w:b w:val="0"/>
+          <w:i w:val="0"/>
+          <w:sz w:val="23"/>
+        </w:rPr>
+        <w:t>Khách có thiết bị Android 5.0+ với GPS bật và quyền vị trí được cấp.</w:t>
+      </w:r>
+    </w:p>
+    <w:p>
+      <w:pPr>
+        <w:pStyle w:val="ListBullet"/>
+        <w:spacing w:after="60"/>
+        <w:ind w:left="454"/>
+      </w:pPr>
+      <w:r>
+        <w:rPr>
+          <w:rFonts w:ascii="Times New Roman" w:hAnsi="Times New Roman" w:cs="Times New Roman" w:eastAsia="Times New Roman"/>
+          <w:b w:val="0"/>
+          <w:i w:val="0"/>
+          <w:sz w:val="23"/>
+        </w:rPr>
+        <w:t>Mạng 4G/Wi-Fi hoạt động liên tục dọc phố Vĩnh Khánh; không có hầm/khu chết sóng.</w:t>
+      </w:r>
+    </w:p>
+    <w:p>
+      <w:pPr>
+        <w:pStyle w:val="ListBullet"/>
+        <w:spacing w:after="60"/>
+        <w:ind w:left="454"/>
+      </w:pPr>
+      <w:r>
+        <w:rPr>
+          <w:rFonts w:ascii="Times New Roman" w:hAnsi="Times New Roman" w:cs="Times New Roman" w:eastAsia="Times New Roman"/>
+          <w:b w:val="0"/>
+          <w:i w:val="0"/>
+          <w:sz w:val="23"/>
+        </w:rPr>
+        <w:t>Hạ tầng Supabase PostgreSQL không bị downtime &gt; 1 giờ/tháng.</w:t>
+      </w:r>
+    </w:p>
+    <w:p>
+      <w:pPr>
+        <w:pStyle w:val="ListBullet"/>
+        <w:spacing w:after="60"/>
+        <w:ind w:left="454"/>
+      </w:pPr>
+      <w:r>
+        <w:rPr>
+          <w:rFonts w:ascii="Times New Roman" w:hAnsi="Times New Roman" w:cs="Times New Roman" w:eastAsia="Times New Roman"/>
+          <w:b w:val="0"/>
+          <w:i w:val="0"/>
+          <w:sz w:val="23"/>
+        </w:rPr>
+        <w:t>Render.com host API ở khu vực Singapore — ping từ Việt Nam ≤ 200ms.</w:t>
+      </w:r>
+    </w:p>
+    <w:p>
+      <w:pPr>
+        <w:pStyle w:val="ListBullet"/>
+        <w:spacing w:after="60"/>
+        <w:ind w:left="454"/>
+      </w:pPr>
+      <w:r>
+        <w:rPr>
+          <w:rFonts w:ascii="Times New Roman" w:hAnsi="Times New Roman" w:cs="Times New Roman" w:eastAsia="Times New Roman"/>
+          <w:b w:val="0"/>
+          <w:i w:val="0"/>
+          <w:sz w:val="23"/>
+        </w:rPr>
+        <w:t>Người dùng đồng ý chia sẻ vị trí GPS để app hoạt động đúng.</w:t>
+      </w:r>
+    </w:p>
+    <w:p>
+      <w:pPr>
+        <w:pStyle w:val="ListBullet"/>
+        <w:spacing w:after="60"/>
+        <w:ind w:left="454"/>
+      </w:pPr>
+      <w:r>
+        <w:rPr>
+          <w:rFonts w:ascii="Times New Roman" w:hAnsi="Times New Roman" w:cs="Times New Roman" w:eastAsia="Times New Roman"/>
+          <w:b w:val="0"/>
+          <w:i w:val="0"/>
+          <w:sz w:val="23"/>
+        </w:rPr>
+        <w:t>Admin có sao kê ngân hàng MBBank để đối soát yêu cầu thanh toán.</w:t>
+      </w:r>
+    </w:p>
+    <w:p>
+      <w:pPr>
+        <w:spacing w:before="160" w:after="80"/>
+        <w:jc w:val="left"/>
+      </w:pPr>
+      <w:r>
+        <w:rPr>
+          <w:rFonts w:ascii="Times New Roman" w:hAnsi="Times New Roman" w:cs="Times New Roman" w:eastAsia="Times New Roman"/>
+          <w:b/>
+          <w:i w:val="0"/>
+          <w:color w:val="3F3F3F"/>
+          <w:sz w:val="25"/>
+        </w:rPr>
+        <w:t>20.2 Ràng buộc</w:t>
+      </w:r>
+    </w:p>
+    <w:p>
+      <w:pPr>
+        <w:pStyle w:val="ListBullet"/>
+        <w:spacing w:after="60"/>
+        <w:ind w:left="454"/>
+      </w:pPr>
+      <w:r>
+        <w:rPr>
+          <w:rFonts w:ascii="Times New Roman" w:hAnsi="Times New Roman" w:cs="Times New Roman" w:eastAsia="Times New Roman"/>
+          <w:b w:val="0"/>
+          <w:i w:val="0"/>
+          <w:sz w:val="23"/>
+        </w:rPr>
+        <w:t>Phiên bản 1.5.x chỉ phát hành Android (không iOS).</w:t>
+      </w:r>
+    </w:p>
+    <w:p>
+      <w:pPr>
+        <w:pStyle w:val="ListBullet"/>
+        <w:spacing w:after="60"/>
+        <w:ind w:left="454"/>
+      </w:pPr>
+      <w:r>
+        <w:rPr>
+          <w:rFonts w:ascii="Times New Roman" w:hAnsi="Times New Roman" w:cs="Times New Roman" w:eastAsia="Times New Roman"/>
+          <w:b w:val="0"/>
+          <w:i w:val="0"/>
+          <w:sz w:val="23"/>
+        </w:rPr>
+        <w:t>Chỉ phục vụ một khu vực phố Vĩnh Khánh, Q4, TP.HCM (vùng phục vụ hard-code trong server).</w:t>
+      </w:r>
+    </w:p>
+    <w:p>
+      <w:pPr>
+        <w:pStyle w:val="ListBullet"/>
+        <w:spacing w:after="60"/>
+        <w:ind w:left="454"/>
+      </w:pPr>
+      <w:r>
+        <w:rPr>
+          <w:rFonts w:ascii="Times New Roman" w:hAnsi="Times New Roman" w:cs="Times New Roman" w:eastAsia="Times New Roman"/>
+          <w:b w:val="0"/>
+          <w:i w:val="0"/>
+          <w:sz w:val="23"/>
+        </w:rPr>
+        <w:t>QR thanh toán dùng VietQR MBBank — chưa hỗ trợ ngân hàng khác.</w:t>
+      </w:r>
+    </w:p>
+    <w:p>
+      <w:pPr>
+        <w:pStyle w:val="ListBullet"/>
+        <w:spacing w:after="60"/>
+        <w:ind w:left="454"/>
+      </w:pPr>
+      <w:r>
+        <w:rPr>
+          <w:rFonts w:ascii="Times New Roman" w:hAnsi="Times New Roman" w:cs="Times New Roman" w:eastAsia="Times New Roman"/>
+          <w:b w:val="0"/>
+          <w:i w:val="0"/>
+          <w:sz w:val="23"/>
+        </w:rPr>
+        <w:t>TTS dùng Microsoft.Maui.Media.TextToSpeech — phụ thuộc engine TTS của thiết bị.</w:t>
+      </w:r>
+    </w:p>
+    <w:p>
+      <w:pPr>
+        <w:pStyle w:val="ListBullet"/>
+        <w:spacing w:after="60"/>
+        <w:ind w:left="454"/>
+      </w:pPr>
+      <w:r>
+        <w:rPr>
+          <w:rFonts w:ascii="Times New Roman" w:hAnsi="Times New Roman" w:cs="Times New Roman" w:eastAsia="Times New Roman"/>
+          <w:b w:val="0"/>
+          <w:i w:val="0"/>
+          <w:sz w:val="23"/>
+        </w:rPr>
+        <w:t>Đa ngôn ngữ chỉ có vi/en/zh; mở rộng thêm cần thay đổi config UI app/CMS.</w:t>
+      </w:r>
+    </w:p>
     <w:p>
       <w:pPr>
         <w:spacing w:before="280" w:after="120"/>
@@ -20437,23 +19901,7 @@
           <w:color w:val="00467F"/>
           <w:sz w:val="32"/>
         </w:rPr>
-        <w:t>22. Tham chiếu tài liệu</w:t>
-      </w:r>
-    </w:p>
-    <w:p>
-      <w:pPr>
-        <w:spacing w:before="160" w:after="80"/>
-        <w:jc w:val="left"/>
-      </w:pPr>
-      <w:r>
-        <w:rPr>
-          <w:rFonts w:ascii="Times New Roman" w:hAnsi="Times New Roman" w:cs="Times New Roman" w:eastAsia="Times New Roman"/>
-          <w:b/>
-          <w:i w:val="0"/>
-          <w:color w:val="3F3F3F"/>
-          <w:sz w:val="25"/>
-        </w:rPr>
-        <w:t>22.1 Sơ đồ PlantUML</w:t>
+        <w:t>21. Lịch trình &amp; Cột mốc</w:t>
       </w:r>
     </w:p>
     <w:tbl>
@@ -20471,7 +19919,7 @@
       <w:tr>
         <w:tc>
           <w:tcPr>
-            <w:tcW w:type="dxa" w:w="850"/>
+            <w:tcW w:type="dxa" w:w="1984"/>
             <w:vAlign w:val="center"/>
             <w:shd w:val="clear" w:color="auto" w:fill="1F497D"/>
           </w:tcPr>
@@ -20488,13 +19936,13 @@
                 <w:color w:val="FFFFFF"/>
                 <w:sz w:val="22"/>
               </w:rPr>
-              <w:t>ID</w:t>
-            </w:r>
-          </w:p>
-        </w:tc>
-        <w:tc>
-          <w:tcPr>
-            <w:tcW w:type="dxa" w:w="3118"/>
+              <w:t>Phiên bản</w:t>
+            </w:r>
+          </w:p>
+        </w:tc>
+        <w:tc>
+          <w:tcPr>
+            <w:tcW w:type="dxa" w:w="1701"/>
             <w:vAlign w:val="center"/>
             <w:shd w:val="clear" w:color="auto" w:fill="1F497D"/>
           </w:tcPr>
@@ -20511,13 +19959,13 @@
                 <w:color w:val="FFFFFF"/>
                 <w:sz w:val="22"/>
               </w:rPr>
-              <w:t>Tên sơ đồ</w:t>
-            </w:r>
-          </w:p>
-        </w:tc>
-        <w:tc>
-          <w:tcPr>
-            <w:tcW w:type="dxa" w:w="4535"/>
+              <w:t>Mốc thời gian</w:t>
+            </w:r>
+          </w:p>
+        </w:tc>
+        <w:tc>
+          <w:tcPr>
+            <w:tcW w:type="dxa" w:w="4819"/>
             <w:vAlign w:val="center"/>
             <w:shd w:val="clear" w:color="auto" w:fill="1F497D"/>
           </w:tcPr>
@@ -20534,7 +19982,7 @@
                 <w:color w:val="FFFFFF"/>
                 <w:sz w:val="22"/>
               </w:rPr>
-              <w:t>File nguồn</w:t>
+              <w:t>Nội dung</w:t>
             </w:r>
           </w:p>
         </w:tc>
@@ -20542,7 +19990,7 @@
       <w:tr>
         <w:tc>
           <w:tcPr>
-            <w:tcW w:type="dxa" w:w="850"/>
+            <w:tcW w:type="dxa" w:w="1984"/>
             <w:vAlign w:val="center"/>
             <w:shd w:val="clear" w:color="auto" w:fill="EAF1FB"/>
           </w:tcPr>
@@ -20557,13 +20005,13 @@
                 <w:i w:val="0"/>
                 <w:sz w:val="21"/>
               </w:rPr>
-              <w:t>00</w:t>
-            </w:r>
-          </w:p>
-        </w:tc>
-        <w:tc>
-          <w:tcPr>
-            <w:tcW w:type="dxa" w:w="3118"/>
+              <w:t>v1.0</w:t>
+            </w:r>
+          </w:p>
+        </w:tc>
+        <w:tc>
+          <w:tcPr>
+            <w:tcW w:type="dxa" w:w="1701"/>
             <w:vAlign w:val="center"/>
             <w:shd w:val="clear" w:color="auto" w:fill="EAF1FB"/>
           </w:tcPr>
@@ -20578,13 +20026,13 @@
                 <w:i w:val="0"/>
                 <w:sz w:val="21"/>
               </w:rPr>
-              <w:t>Use case tổng thể</w:t>
-            </w:r>
-          </w:p>
-        </w:tc>
-        <w:tc>
-          <w:tcPr>
-            <w:tcW w:type="dxa" w:w="4535"/>
+              <w:t>Q1/2026</w:t>
+            </w:r>
+          </w:p>
+        </w:tc>
+        <w:tc>
+          <w:tcPr>
+            <w:tcW w:type="dxa" w:w="4819"/>
             <w:vAlign w:val="center"/>
             <w:shd w:val="clear" w:color="auto" w:fill="EAF1FB"/>
           </w:tcPr>
@@ -20599,7 +20047,7 @@
                 <w:i w:val="0"/>
                 <w:sz w:val="21"/>
               </w:rPr>
-              <w:t>00-overall-usecase.puml</w:t>
+              <w:t>PRD ban đầu, dựng prototype POI list + audio TTS đơn giản.</w:t>
             </w:r>
           </w:p>
         </w:tc>
@@ -20607,7 +20055,7 @@
       <w:tr>
         <w:tc>
           <w:tcPr>
-            <w:tcW w:type="dxa" w:w="850"/>
+            <w:tcW w:type="dxa" w:w="1984"/>
             <w:vAlign w:val="center"/>
             <w:shd w:val="clear" w:color="auto" w:fill="FFFFFF"/>
           </w:tcPr>
@@ -20622,13 +20070,13 @@
                 <w:i w:val="0"/>
                 <w:sz w:val="21"/>
               </w:rPr>
-              <w:t>F01</w:t>
-            </w:r>
-          </w:p>
-        </w:tc>
-        <w:tc>
-          <w:tcPr>
-            <w:tcW w:type="dxa" w:w="3118"/>
+              <w:t>v1.4.5</w:t>
+            </w:r>
+          </w:p>
+        </w:tc>
+        <w:tc>
+          <w:tcPr>
+            <w:tcW w:type="dxa" w:w="1701"/>
             <w:vAlign w:val="center"/>
             <w:shd w:val="clear" w:color="auto" w:fill="FFFFFF"/>
           </w:tcPr>
@@ -20643,13 +20091,13 @@
                 <w:i w:val="0"/>
                 <w:sz w:val="21"/>
               </w:rPr>
-              <w:t>Subscription gate</w:t>
-            </w:r>
-          </w:p>
-        </w:tc>
-        <w:tc>
-          <w:tcPr>
-            <w:tcW w:type="dxa" w:w="4535"/>
+              <w:t>03/2026</w:t>
+            </w:r>
+          </w:p>
+        </w:tc>
+        <w:tc>
+          <w:tcPr>
+            <w:tcW w:type="dxa" w:w="4819"/>
             <w:vAlign w:val="center"/>
             <w:shd w:val="clear" w:color="auto" w:fill="FFFFFF"/>
           </w:tcPr>
@@ -20664,7 +20112,7 @@
                 <w:i w:val="0"/>
                 <w:sz w:val="21"/>
               </w:rPr>
-              <w:t>01-subscription-gate-{activity,sequence}.puml</w:t>
+              <w:t>Tích hợp GPS heartbeat, CMS BanDo, duyệt thanh toán.</w:t>
             </w:r>
           </w:p>
         </w:tc>
@@ -20672,7 +20120,7 @@
       <w:tr>
         <w:tc>
           <w:tcPr>
-            <w:tcW w:type="dxa" w:w="850"/>
+            <w:tcW w:type="dxa" w:w="1984"/>
             <w:vAlign w:val="center"/>
             <w:shd w:val="clear" w:color="auto" w:fill="EAF1FB"/>
           </w:tcPr>
@@ -20687,13 +20135,13 @@
                 <w:i w:val="0"/>
                 <w:sz w:val="21"/>
               </w:rPr>
-              <w:t>F02</w:t>
-            </w:r>
-          </w:p>
-        </w:tc>
-        <w:tc>
-          <w:tcPr>
-            <w:tcW w:type="dxa" w:w="3118"/>
+              <w:t>v1.5.0</w:t>
+            </w:r>
+          </w:p>
+        </w:tc>
+        <w:tc>
+          <w:tcPr>
+            <w:tcW w:type="dxa" w:w="1701"/>
             <w:vAlign w:val="center"/>
             <w:shd w:val="clear" w:color="auto" w:fill="EAF1FB"/>
           </w:tcPr>
@@ -20708,13 +20156,13 @@
                 <w:i w:val="0"/>
                 <w:sz w:val="21"/>
               </w:rPr>
-              <w:t>Khám phá POI</w:t>
-            </w:r>
-          </w:p>
-        </w:tc>
-        <w:tc>
-          <w:tcPr>
-            <w:tcW w:type="dxa" w:w="4535"/>
+              <w:t>04/2026</w:t>
+            </w:r>
+          </w:p>
+        </w:tc>
+        <w:tc>
+          <w:tcPr>
+            <w:tcW w:type="dxa" w:w="4819"/>
             <w:vAlign w:val="center"/>
             <w:shd w:val="clear" w:color="auto" w:fill="EAF1FB"/>
           </w:tcPr>
@@ -20729,7 +20177,7 @@
                 <w:i w:val="0"/>
                 <w:sz w:val="21"/>
               </w:rPr>
-              <w:t>02-poi-explore-{activity,sequence}.puml</w:t>
+              <w:t>Subscription gate hoàn chỉnh, recovery code/QR, dashboard CMS.</w:t>
             </w:r>
           </w:p>
         </w:tc>
@@ -20737,7 +20185,7 @@
       <w:tr>
         <w:tc>
           <w:tcPr>
-            <w:tcW w:type="dxa" w:w="850"/>
+            <w:tcW w:type="dxa" w:w="1984"/>
             <w:vAlign w:val="center"/>
             <w:shd w:val="clear" w:color="auto" w:fill="FFFFFF"/>
           </w:tcPr>
@@ -20752,13 +20200,13 @@
                 <w:i w:val="0"/>
                 <w:sz w:val="21"/>
               </w:rPr>
-              <w:t>F03</w:t>
-            </w:r>
-          </w:p>
-        </w:tc>
-        <w:tc>
-          <w:tcPr>
-            <w:tcW w:type="dxa" w:w="3118"/>
+              <w:t>v1.5.1</w:t>
+            </w:r>
+          </w:p>
+        </w:tc>
+        <w:tc>
+          <w:tcPr>
+            <w:tcW w:type="dxa" w:w="1701"/>
             <w:vAlign w:val="center"/>
             <w:shd w:val="clear" w:color="auto" w:fill="FFFFFF"/>
           </w:tcPr>
@@ -20773,13 +20221,13 @@
                 <w:i w:val="0"/>
                 <w:sz w:val="21"/>
               </w:rPr>
-              <w:t>Geofence + audio</w:t>
-            </w:r>
-          </w:p>
-        </w:tc>
-        <w:tc>
-          <w:tcPr>
-            <w:tcW w:type="dxa" w:w="4535"/>
+              <w:t>05/2026</w:t>
+            </w:r>
+          </w:p>
+        </w:tc>
+        <w:tc>
+          <w:tcPr>
+            <w:tcW w:type="dxa" w:w="4819"/>
             <w:vAlign w:val="center"/>
             <w:shd w:val="clear" w:color="auto" w:fill="FFFFFF"/>
           </w:tcPr>
@@ -20794,7 +20242,7 @@
                 <w:i w:val="0"/>
                 <w:sz w:val="21"/>
               </w:rPr>
-              <w:t>03-geofence-audio-{activity,sequence}.puml</w:t>
+              <w:t>Refactor 3 thẻ dashboard; sub-flow F03b queue audio.</w:t>
             </w:r>
           </w:p>
         </w:tc>
@@ -20802,7 +20250,7 @@
       <w:tr>
         <w:tc>
           <w:tcPr>
-            <w:tcW w:type="dxa" w:w="850"/>
+            <w:tcW w:type="dxa" w:w="1984"/>
             <w:vAlign w:val="center"/>
             <w:shd w:val="clear" w:color="auto" w:fill="EAF1FB"/>
           </w:tcPr>
@@ -20817,13 +20265,13 @@
                 <w:i w:val="0"/>
                 <w:sz w:val="21"/>
               </w:rPr>
-              <w:t>F03b</w:t>
-            </w:r>
-          </w:p>
-        </w:tc>
-        <w:tc>
-          <w:tcPr>
-            <w:tcW w:type="dxa" w:w="3118"/>
+              <w:t>v1.5.2</w:t>
+            </w:r>
+          </w:p>
+        </w:tc>
+        <w:tc>
+          <w:tcPr>
+            <w:tcW w:type="dxa" w:w="1701"/>
             <w:vAlign w:val="center"/>
             <w:shd w:val="clear" w:color="auto" w:fill="EAF1FB"/>
           </w:tcPr>
@@ -20838,13 +20286,13 @@
                 <w:i w:val="0"/>
                 <w:sz w:val="21"/>
               </w:rPr>
-              <w:t>Hàng đợi audio per-device</w:t>
-            </w:r>
-          </w:p>
-        </w:tc>
-        <w:tc>
-          <w:tcPr>
-            <w:tcW w:type="dxa" w:w="4535"/>
+              <w:t>08/05/2026</w:t>
+            </w:r>
+          </w:p>
+        </w:tc>
+        <w:tc>
+          <w:tcPr>
+            <w:tcW w:type="dxa" w:w="4819"/>
             <w:vAlign w:val="center"/>
             <w:shd w:val="clear" w:color="auto" w:fill="EAF1FB"/>
           </w:tcPr>
@@ -20859,7 +20307,7 @@
                 <w:i w:val="0"/>
                 <w:sz w:val="21"/>
               </w:rPr>
-              <w:t>03b-queue-playback-{activity,sequence}.puml</w:t>
+              <w:t>PRD bản đầy đủ chuẩn, đồng bộ feature F01-F10.</w:t>
             </w:r>
           </w:p>
         </w:tc>
@@ -20867,7 +20315,7 @@
       <w:tr>
         <w:tc>
           <w:tcPr>
-            <w:tcW w:type="dxa" w:w="850"/>
+            <w:tcW w:type="dxa" w:w="1984"/>
             <w:vAlign w:val="center"/>
             <w:shd w:val="clear" w:color="auto" w:fill="FFFFFF"/>
           </w:tcPr>
@@ -20882,13 +20330,13 @@
                 <w:i w:val="0"/>
                 <w:sz w:val="21"/>
               </w:rPr>
-              <w:t>F04</w:t>
-            </w:r>
-          </w:p>
-        </w:tc>
-        <w:tc>
-          <w:tcPr>
-            <w:tcW w:type="dxa" w:w="3118"/>
+              <w:t>v1.5.3</w:t>
+            </w:r>
+          </w:p>
+        </w:tc>
+        <w:tc>
+          <w:tcPr>
+            <w:tcW w:type="dxa" w:w="1701"/>
             <w:vAlign w:val="center"/>
             <w:shd w:val="clear" w:color="auto" w:fill="FFFFFF"/>
           </w:tcPr>
@@ -20903,13 +20351,13 @@
                 <w:i w:val="0"/>
                 <w:sz w:val="21"/>
               </w:rPr>
-              <w:t>Chi tiết POI</w:t>
-            </w:r>
-          </w:p>
-        </w:tc>
-        <w:tc>
-          <w:tcPr>
-            <w:tcW w:type="dxa" w:w="4535"/>
+              <w:t>14/05/2026</w:t>
+            </w:r>
+          </w:p>
+        </w:tc>
+        <w:tc>
+          <w:tcPr>
+            <w:tcW w:type="dxa" w:w="4819"/>
             <w:vAlign w:val="center"/>
             <w:shd w:val="clear" w:color="auto" w:fill="FFFFFF"/>
           </w:tcPr>
@@ -20924,7 +20372,7 @@
                 <w:i w:val="0"/>
                 <w:sz w:val="21"/>
               </w:rPr>
-              <w:t>04-poi-detail-{activity,sequence}.puml</w:t>
+              <w:t>Bổ sung baseline kiểm thử tự động: API health, CMS Playwright smoke, Appium opt-in smoke, script run-all-tests.</w:t>
             </w:r>
           </w:p>
         </w:tc>
@@ -20932,7 +20380,7 @@
       <w:tr>
         <w:tc>
           <w:tcPr>
-            <w:tcW w:type="dxa" w:w="850"/>
+            <w:tcW w:type="dxa" w:w="1984"/>
             <w:vAlign w:val="center"/>
             <w:shd w:val="clear" w:color="auto" w:fill="EAF1FB"/>
           </w:tcPr>
@@ -20947,13 +20395,13 @@
                 <w:i w:val="0"/>
                 <w:sz w:val="21"/>
               </w:rPr>
-              <w:t>F05</w:t>
-            </w:r>
-          </w:p>
-        </w:tc>
-        <w:tc>
-          <w:tcPr>
-            <w:tcW w:type="dxa" w:w="3118"/>
+              <w:t>v1.6 (kế hoạch)</w:t>
+            </w:r>
+          </w:p>
+        </w:tc>
+        <w:tc>
+          <w:tcPr>
+            <w:tcW w:type="dxa" w:w="1701"/>
             <w:vAlign w:val="center"/>
             <w:shd w:val="clear" w:color="auto" w:fill="EAF1FB"/>
           </w:tcPr>
@@ -20968,13 +20416,13 @@
                 <w:i w:val="0"/>
                 <w:sz w:val="21"/>
               </w:rPr>
-              <w:t>Thanh toán gói</w:t>
-            </w:r>
-          </w:p>
-        </w:tc>
-        <w:tc>
-          <w:tcPr>
-            <w:tcW w:type="dxa" w:w="4535"/>
+              <w:t>Q3/2026</w:t>
+            </w:r>
+          </w:p>
+        </w:tc>
+        <w:tc>
+          <w:tcPr>
+            <w:tcW w:type="dxa" w:w="4819"/>
             <w:vAlign w:val="center"/>
             <w:shd w:val="clear" w:color="auto" w:fill="EAF1FB"/>
           </w:tcPr>
@@ -20989,7 +20437,7 @@
                 <w:i w:val="0"/>
                 <w:sz w:val="21"/>
               </w:rPr>
-              <w:t>05-paid-plan-{activity,sequence}.puml</w:t>
+              <w:t>Thêm JWT auth cho API; iOS preview build; push notification.</w:t>
             </w:r>
           </w:p>
         </w:tc>
@@ -20997,7 +20445,7 @@
       <w:tr>
         <w:tc>
           <w:tcPr>
-            <w:tcW w:type="dxa" w:w="850"/>
+            <w:tcW w:type="dxa" w:w="1984"/>
             <w:vAlign w:val="center"/>
             <w:shd w:val="clear" w:color="auto" w:fill="FFFFFF"/>
           </w:tcPr>
@@ -21012,13 +20460,13 @@
                 <w:i w:val="0"/>
                 <w:sz w:val="21"/>
               </w:rPr>
-              <w:t>F06</w:t>
-            </w:r>
-          </w:p>
-        </w:tc>
-        <w:tc>
-          <w:tcPr>
-            <w:tcW w:type="dxa" w:w="3118"/>
+              <w:t>v2.0 (định hướng)</w:t>
+            </w:r>
+          </w:p>
+        </w:tc>
+        <w:tc>
+          <w:tcPr>
+            <w:tcW w:type="dxa" w:w="1701"/>
             <w:vAlign w:val="center"/>
             <w:shd w:val="clear" w:color="auto" w:fill="FFFFFF"/>
           </w:tcPr>
@@ -21033,13 +20481,13 @@
                 <w:i w:val="0"/>
                 <w:sz w:val="21"/>
               </w:rPr>
-              <w:t>Quản lý POI CMS</w:t>
-            </w:r>
-          </w:p>
-        </w:tc>
-        <w:tc>
-          <w:tcPr>
-            <w:tcW w:type="dxa" w:w="4535"/>
+              <w:t>2027</w:t>
+            </w:r>
+          </w:p>
+        </w:tc>
+        <w:tc>
+          <w:tcPr>
+            <w:tcW w:type="dxa" w:w="4819"/>
             <w:vAlign w:val="center"/>
             <w:shd w:val="clear" w:color="auto" w:fill="FFFFFF"/>
           </w:tcPr>
@@ -21054,416 +20502,50 @@
                 <w:i w:val="0"/>
                 <w:sz w:val="21"/>
               </w:rPr>
-              <w:t>06-cms-poi-management-{activity,sequence}.puml</w:t>
-            </w:r>
-          </w:p>
-        </w:tc>
-      </w:tr>
-      <w:tr>
-        <w:tc>
-          <w:tcPr>
-            <w:tcW w:type="dxa" w:w="850"/>
-            <w:vAlign w:val="center"/>
-            <w:shd w:val="clear" w:color="auto" w:fill="EAF1FB"/>
-          </w:tcPr>
-          <w:p>
-            <w:pPr>
-              <w:spacing w:before="40" w:after="40"/>
-            </w:pPr>
-            <w:r>
-              <w:rPr>
-                <w:rFonts w:ascii="Times New Roman" w:hAnsi="Times New Roman" w:cs="Times New Roman" w:eastAsia="Times New Roman"/>
-                <w:b w:val="0"/>
-                <w:i w:val="0"/>
-                <w:sz w:val="21"/>
-              </w:rPr>
-              <w:t>F07</w:t>
-            </w:r>
-          </w:p>
-        </w:tc>
-        <w:tc>
-          <w:tcPr>
-            <w:tcW w:type="dxa" w:w="3118"/>
-            <w:vAlign w:val="center"/>
-            <w:shd w:val="clear" w:color="auto" w:fill="EAF1FB"/>
-          </w:tcPr>
-          <w:p>
-            <w:pPr>
-              <w:spacing w:before="40" w:after="40"/>
-            </w:pPr>
-            <w:r>
-              <w:rPr>
-                <w:rFonts w:ascii="Times New Roman" w:hAnsi="Times New Roman" w:cs="Times New Roman" w:eastAsia="Times New Roman"/>
-                <w:b w:val="0"/>
-                <w:i w:val="0"/>
-                <w:sz w:val="21"/>
-              </w:rPr>
-              <w:t>Phí duy trì POI</w:t>
-            </w:r>
-          </w:p>
-        </w:tc>
-        <w:tc>
-          <w:tcPr>
-            <w:tcW w:type="dxa" w:w="4535"/>
-            <w:vAlign w:val="center"/>
-            <w:shd w:val="clear" w:color="auto" w:fill="EAF1FB"/>
-          </w:tcPr>
-          <w:p>
-            <w:pPr>
-              <w:spacing w:before="40" w:after="40"/>
-            </w:pPr>
-            <w:r>
-              <w:rPr>
-                <w:rFonts w:ascii="Times New Roman" w:hAnsi="Times New Roman" w:cs="Times New Roman" w:eastAsia="Times New Roman"/>
-                <w:b w:val="0"/>
-                <w:i w:val="0"/>
-                <w:sz w:val="21"/>
-              </w:rPr>
-              <w:t>07-maintenance-payment-{activity,sequence}.puml</w:t>
-            </w:r>
-          </w:p>
-        </w:tc>
-      </w:tr>
-      <w:tr>
-        <w:tc>
-          <w:tcPr>
-            <w:tcW w:type="dxa" w:w="850"/>
-            <w:vAlign w:val="center"/>
-            <w:shd w:val="clear" w:color="auto" w:fill="FFFFFF"/>
-          </w:tcPr>
-          <w:p>
-            <w:pPr>
-              <w:spacing w:before="40" w:after="40"/>
-            </w:pPr>
-            <w:r>
-              <w:rPr>
-                <w:rFonts w:ascii="Times New Roman" w:hAnsi="Times New Roman" w:cs="Times New Roman" w:eastAsia="Times New Roman"/>
-                <w:b w:val="0"/>
-                <w:i w:val="0"/>
-                <w:sz w:val="21"/>
-              </w:rPr>
-              <w:t>F08</w:t>
-            </w:r>
-          </w:p>
-        </w:tc>
-        <w:tc>
-          <w:tcPr>
-            <w:tcW w:type="dxa" w:w="3118"/>
-            <w:vAlign w:val="center"/>
-            <w:shd w:val="clear" w:color="auto" w:fill="FFFFFF"/>
-          </w:tcPr>
-          <w:p>
-            <w:pPr>
-              <w:spacing w:before="40" w:after="40"/>
-            </w:pPr>
-            <w:r>
-              <w:rPr>
-                <w:rFonts w:ascii="Times New Roman" w:hAnsi="Times New Roman" w:cs="Times New Roman" w:eastAsia="Times New Roman"/>
-                <w:b w:val="0"/>
-                <w:i w:val="0"/>
-                <w:sz w:val="21"/>
-              </w:rPr>
-              <w:t>Duyệt thanh toán</w:t>
-            </w:r>
-          </w:p>
-        </w:tc>
-        <w:tc>
-          <w:tcPr>
-            <w:tcW w:type="dxa" w:w="4535"/>
-            <w:vAlign w:val="center"/>
-            <w:shd w:val="clear" w:color="auto" w:fill="FFFFFF"/>
-          </w:tcPr>
-          <w:p>
-            <w:pPr>
-              <w:spacing w:before="40" w:after="40"/>
-            </w:pPr>
-            <w:r>
-              <w:rPr>
-                <w:rFonts w:ascii="Times New Roman" w:hAnsi="Times New Roman" w:cs="Times New Roman" w:eastAsia="Times New Roman"/>
-                <w:b w:val="0"/>
-                <w:i w:val="0"/>
-                <w:sz w:val="21"/>
-              </w:rPr>
-              <w:t>08-app-payment-approval-{activity,sequence}.puml</w:t>
-            </w:r>
-          </w:p>
-        </w:tc>
-      </w:tr>
-      <w:tr>
-        <w:tc>
-          <w:tcPr>
-            <w:tcW w:type="dxa" w:w="850"/>
-            <w:vAlign w:val="center"/>
-            <w:shd w:val="clear" w:color="auto" w:fill="EAF1FB"/>
-          </w:tcPr>
-          <w:p>
-            <w:pPr>
-              <w:spacing w:before="40" w:after="40"/>
-            </w:pPr>
-            <w:r>
-              <w:rPr>
-                <w:rFonts w:ascii="Times New Roman" w:hAnsi="Times New Roman" w:cs="Times New Roman" w:eastAsia="Times New Roman"/>
-                <w:b w:val="0"/>
-                <w:i w:val="0"/>
-                <w:sz w:val="21"/>
-              </w:rPr>
-              <w:t>F09</w:t>
-            </w:r>
-          </w:p>
-        </w:tc>
-        <w:tc>
-          <w:tcPr>
-            <w:tcW w:type="dxa" w:w="3118"/>
-            <w:vAlign w:val="center"/>
-            <w:shd w:val="clear" w:color="auto" w:fill="EAF1FB"/>
-          </w:tcPr>
-          <w:p>
-            <w:pPr>
-              <w:spacing w:before="40" w:after="40"/>
-            </w:pPr>
-            <w:r>
-              <w:rPr>
-                <w:rFonts w:ascii="Times New Roman" w:hAnsi="Times New Roman" w:cs="Times New Roman" w:eastAsia="Times New Roman"/>
-                <w:b w:val="0"/>
-                <w:i w:val="0"/>
-                <w:sz w:val="21"/>
-              </w:rPr>
-              <w:t>BanDo live tracking</w:t>
-            </w:r>
-          </w:p>
-        </w:tc>
-        <w:tc>
-          <w:tcPr>
-            <w:tcW w:type="dxa" w:w="4535"/>
-            <w:vAlign w:val="center"/>
-            <w:shd w:val="clear" w:color="auto" w:fill="EAF1FB"/>
-          </w:tcPr>
-          <w:p>
-            <w:pPr>
-              <w:spacing w:before="40" w:after="40"/>
-            </w:pPr>
-            <w:r>
-              <w:rPr>
-                <w:rFonts w:ascii="Times New Roman" w:hAnsi="Times New Roman" w:cs="Times New Roman" w:eastAsia="Times New Roman"/>
-                <w:b w:val="0"/>
-                <w:i w:val="0"/>
-                <w:sz w:val="21"/>
-              </w:rPr>
-              <w:t>09-live-map-{activity,sequence}.puml</w:t>
-            </w:r>
-          </w:p>
-        </w:tc>
-      </w:tr>
-      <w:tr>
-        <w:tc>
-          <w:tcPr>
-            <w:tcW w:type="dxa" w:w="850"/>
-            <w:vAlign w:val="center"/>
-            <w:shd w:val="clear" w:color="auto" w:fill="FFFFFF"/>
-          </w:tcPr>
-          <w:p>
-            <w:pPr>
-              <w:spacing w:before="40" w:after="40"/>
-            </w:pPr>
-            <w:r>
-              <w:rPr>
-                <w:rFonts w:ascii="Times New Roman" w:hAnsi="Times New Roman" w:cs="Times New Roman" w:eastAsia="Times New Roman"/>
-                <w:b w:val="0"/>
-                <w:i w:val="0"/>
-                <w:sz w:val="21"/>
-              </w:rPr>
-              <w:t>F10</w:t>
-            </w:r>
-          </w:p>
-        </w:tc>
-        <w:tc>
-          <w:tcPr>
-            <w:tcW w:type="dxa" w:w="3118"/>
-            <w:vAlign w:val="center"/>
-            <w:shd w:val="clear" w:color="auto" w:fill="FFFFFF"/>
-          </w:tcPr>
-          <w:p>
-            <w:pPr>
-              <w:spacing w:before="40" w:after="40"/>
-            </w:pPr>
-            <w:r>
-              <w:rPr>
-                <w:rFonts w:ascii="Times New Roman" w:hAnsi="Times New Roman" w:cs="Times New Roman" w:eastAsia="Times New Roman"/>
-                <w:b w:val="0"/>
-                <w:i w:val="0"/>
-                <w:sz w:val="21"/>
-              </w:rPr>
-              <w:t>Dashboard CMS</w:t>
-            </w:r>
-          </w:p>
-        </w:tc>
-        <w:tc>
-          <w:tcPr>
-            <w:tcW w:type="dxa" w:w="4535"/>
-            <w:vAlign w:val="center"/>
-            <w:shd w:val="clear" w:color="auto" w:fill="FFFFFF"/>
-          </w:tcPr>
-          <w:p>
-            <w:pPr>
-              <w:spacing w:before="40" w:after="40"/>
-            </w:pPr>
-            <w:r>
-              <w:rPr>
-                <w:rFonts w:ascii="Times New Roman" w:hAnsi="Times New Roman" w:cs="Times New Roman" w:eastAsia="Times New Roman"/>
-                <w:b w:val="0"/>
-                <w:i w:val="0"/>
-                <w:sz w:val="21"/>
-              </w:rPr>
-              <w:t>10-dashboard-{activity,sequence}.puml</w:t>
-            </w:r>
-          </w:p>
-        </w:tc>
-      </w:tr>
-      <w:tr>
-        <w:tc>
-          <w:tcPr>
-            <w:tcW w:type="dxa" w:w="850"/>
-            <w:vAlign w:val="center"/>
-            <w:shd w:val="clear" w:color="auto" w:fill="EAF1FB"/>
-          </w:tcPr>
-          <w:p>
-            <w:pPr>
-              <w:spacing w:before="40" w:after="40"/>
-            </w:pPr>
-            <w:r>
-              <w:rPr>
-                <w:rFonts w:ascii="Times New Roman" w:hAnsi="Times New Roman" w:cs="Times New Roman" w:eastAsia="Times New Roman"/>
-                <w:b w:val="0"/>
-                <w:i w:val="0"/>
-                <w:sz w:val="21"/>
-              </w:rPr>
-              <w:t>F11</w:t>
-            </w:r>
-          </w:p>
-        </w:tc>
-        <w:tc>
-          <w:tcPr>
-            <w:tcW w:type="dxa" w:w="3118"/>
-            <w:vAlign w:val="center"/>
-            <w:shd w:val="clear" w:color="auto" w:fill="EAF1FB"/>
-          </w:tcPr>
-          <w:p>
-            <w:pPr>
-              <w:spacing w:before="40" w:after="40"/>
-            </w:pPr>
-            <w:r>
-              <w:rPr>
-                <w:rFonts w:ascii="Times New Roman" w:hAnsi="Times New Roman" w:cs="Times New Roman" w:eastAsia="Times New Roman"/>
-                <w:b w:val="0"/>
-                <w:i w:val="0"/>
-                <w:sz w:val="21"/>
-              </w:rPr>
-              <w:t>State YeuCauThanhToan</w:t>
-            </w:r>
-          </w:p>
-        </w:tc>
-        <w:tc>
-          <w:tcPr>
-            <w:tcW w:type="dxa" w:w="4535"/>
-            <w:vAlign w:val="center"/>
-            <w:shd w:val="clear" w:color="auto" w:fill="EAF1FB"/>
-          </w:tcPr>
-          <w:p>
-            <w:pPr>
-              <w:spacing w:before="40" w:after="40"/>
-            </w:pPr>
-            <w:r>
-              <w:rPr>
-                <w:rFonts w:ascii="Times New Roman" w:hAnsi="Times New Roman" w:cs="Times New Roman" w:eastAsia="Times New Roman"/>
-                <w:b w:val="0"/>
-                <w:i w:val="0"/>
-                <w:sz w:val="21"/>
-              </w:rPr>
-              <w:t>11-yeucauthanhtoan-state.puml</w:t>
-            </w:r>
-          </w:p>
-        </w:tc>
-      </w:tr>
-      <w:tr>
-        <w:tc>
-          <w:tcPr>
-            <w:tcW w:type="dxa" w:w="850"/>
-            <w:vAlign w:val="center"/>
-            <w:shd w:val="clear" w:color="auto" w:fill="FFFFFF"/>
-          </w:tcPr>
-          <w:p>
-            <w:pPr>
-              <w:spacing w:before="40" w:after="40"/>
-            </w:pPr>
-            <w:r>
-              <w:rPr>
-                <w:rFonts w:ascii="Times New Roman" w:hAnsi="Times New Roman" w:cs="Times New Roman" w:eastAsia="Times New Roman"/>
-                <w:b w:val="0"/>
-                <w:i w:val="0"/>
-                <w:sz w:val="21"/>
-              </w:rPr>
-              <w:t>F12</w:t>
-            </w:r>
-          </w:p>
-        </w:tc>
-        <w:tc>
-          <w:tcPr>
-            <w:tcW w:type="dxa" w:w="3118"/>
-            <w:vAlign w:val="center"/>
-            <w:shd w:val="clear" w:color="auto" w:fill="FFFFFF"/>
-          </w:tcPr>
-          <w:p>
-            <w:pPr>
-              <w:spacing w:before="40" w:after="40"/>
-            </w:pPr>
-            <w:r>
-              <w:rPr>
-                <w:rFonts w:ascii="Times New Roman" w:hAnsi="Times New Roman" w:cs="Times New Roman" w:eastAsia="Times New Roman"/>
-                <w:b w:val="0"/>
-                <w:i w:val="0"/>
-                <w:sz w:val="21"/>
-              </w:rPr>
-              <w:t>ERD tổng thể</w:t>
-            </w:r>
-          </w:p>
-        </w:tc>
-        <w:tc>
-          <w:tcPr>
-            <w:tcW w:type="dxa" w:w="4535"/>
-            <w:vAlign w:val="center"/>
-            <w:shd w:val="clear" w:color="auto" w:fill="FFFFFF"/>
-          </w:tcPr>
-          <w:p>
-            <w:pPr>
-              <w:spacing w:before="40" w:after="40"/>
-            </w:pPr>
-            <w:r>
-              <w:rPr>
-                <w:rFonts w:ascii="Times New Roman" w:hAnsi="Times New Roman" w:cs="Times New Roman" w:eastAsia="Times New Roman"/>
-                <w:b w:val="0"/>
-                <w:i w:val="0"/>
-                <w:sz w:val="21"/>
-              </w:rPr>
-              <w:t>12-erd.puml</w:t>
+              <w:t>Đa khu vực phố ẩm thực; đặt bàn online; tích hợp Momo/ZaloPay.</w:t>
             </w:r>
           </w:p>
         </w:tc>
       </w:tr>
     </w:tbl>
     <w:p>
-      <w:pPr>
-        <w:spacing w:before="160" w:after="80"/>
-        <w:jc w:val="left"/>
+      <w:r>
+        <w:br w:type="page"/>
+      </w:r>
+    </w:p>
+    <w:p>
+      <w:pPr>
+        <w:spacing w:before="200" w:after="280"/>
+        <w:jc w:val="center"/>
       </w:pPr>
       <w:r>
         <w:rPr>
           <w:rFonts w:ascii="Times New Roman" w:hAnsi="Times New Roman" w:cs="Times New Roman" w:eastAsia="Times New Roman"/>
           <w:b/>
           <w:i w:val="0"/>
-          <w:color w:val="3F3F3F"/>
-          <w:sz w:val="25"/>
+          <w:color w:val="1F497D"/>
+          <w:sz w:val="28"/>
         </w:rPr>
-        <w:t>22.2 Mã nguồn liên quan</w:t>
+        <w:t>PHẦN H — PHỤ LỤC</w:t>
+      </w:r>
+    </w:p>
+    <w:p>
+      <w:pPr>
+        <w:spacing w:before="280" w:after="120"/>
+        <w:jc w:val="left"/>
+        <w:pBdr>
+          <w:bottom w:val="single" w:sz="8" w:space="1" w:color="1F497D"/>
+        </w:pBdr>
+      </w:pPr>
+      <w:r>
+        <w:rPr>
+          <w:rFonts w:ascii="Times New Roman" w:hAnsi="Times New Roman" w:cs="Times New Roman" w:eastAsia="Times New Roman"/>
+          <w:b/>
+          <w:i w:val="0"/>
+          <w:color w:val="00467F"/>
+          <w:sz w:val="32"/>
+        </w:rPr>
+        <w:t>22. Thuật ngữ (Glossary)</w:t>
       </w:r>
     </w:p>
     <w:tbl>
@@ -21480,7 +20562,7 @@
       <w:tr>
         <w:tc>
           <w:tcPr>
-            <w:tcW w:type="dxa" w:w="4252"/>
+            <w:tcW w:type="dxa" w:w="2268"/>
             <w:vAlign w:val="center"/>
             <w:shd w:val="clear" w:color="auto" w:fill="1F497D"/>
           </w:tcPr>
@@ -21497,13 +20579,13 @@
                 <w:color w:val="FFFFFF"/>
                 <w:sz w:val="22"/>
               </w:rPr>
-              <w:t>File / Thư mục</w:t>
-            </w:r>
-          </w:p>
-        </w:tc>
-        <w:tc>
-          <w:tcPr>
-            <w:tcW w:type="dxa" w:w="4252"/>
+              <w:t>Thuật ngữ</w:t>
+            </w:r>
+          </w:p>
+        </w:tc>
+        <w:tc>
+          <w:tcPr>
+            <w:tcW w:type="dxa" w:w="6236"/>
             <w:vAlign w:val="center"/>
             <w:shd w:val="clear" w:color="auto" w:fill="1F497D"/>
           </w:tcPr>
@@ -21520,7 +20602,7 @@
                 <w:color w:val="FFFFFF"/>
                 <w:sz w:val="22"/>
               </w:rPr>
-              <w:t>Vai trò</w:t>
+              <w:t>Định nghĩa</w:t>
             </w:r>
           </w:p>
         </w:tc>
@@ -21528,7 +20610,7 @@
       <w:tr>
         <w:tc>
           <w:tcPr>
-            <w:tcW w:type="dxa" w:w="4252"/>
+            <w:tcW w:type="dxa" w:w="2268"/>
             <w:vAlign w:val="center"/>
             <w:shd w:val="clear" w:color="auto" w:fill="EAF1FB"/>
           </w:tcPr>
@@ -21543,13 +20625,13 @@
                 <w:i w:val="0"/>
                 <w:sz w:val="21"/>
               </w:rPr>
-              <w:t>VinhKhanhTourDemo/MainPage.xaml.cs</w:t>
-            </w:r>
-          </w:p>
-        </w:tc>
-        <w:tc>
-          <w:tcPr>
-            <w:tcW w:type="dxa" w:w="4252"/>
+              <w:t>POI</w:t>
+            </w:r>
+          </w:p>
+        </w:tc>
+        <w:tc>
+          <w:tcPr>
+            <w:tcW w:type="dxa" w:w="6236"/>
             <w:vAlign w:val="center"/>
             <w:shd w:val="clear" w:color="auto" w:fill="EAF1FB"/>
           </w:tcPr>
@@ -21564,7 +20646,7 @@
                 <w:i w:val="0"/>
                 <w:sz w:val="21"/>
               </w:rPr>
-              <w:t>Vòng lặp GPS, geofence, queue audio.</w:t>
+              <w:t>Point of Interest — quán ăn / điểm tham quan trên bản đồ.</w:t>
             </w:r>
           </w:p>
         </w:tc>
@@ -21572,7 +20654,7 @@
       <w:tr>
         <w:tc>
           <w:tcPr>
-            <w:tcW w:type="dxa" w:w="4252"/>
+            <w:tcW w:type="dxa" w:w="2268"/>
             <w:vAlign w:val="center"/>
             <w:shd w:val="clear" w:color="auto" w:fill="FFFFFF"/>
           </w:tcPr>
@@ -21587,13 +20669,13 @@
                 <w:i w:val="0"/>
                 <w:sz w:val="21"/>
               </w:rPr>
-              <w:t>VinhKhanhTourDemo/SubscriptionPage.xaml.cs</w:t>
-            </w:r>
-          </w:p>
-        </w:tc>
-        <w:tc>
-          <w:tcPr>
-            <w:tcW w:type="dxa" w:w="4252"/>
+              <w:t>Geofence</w:t>
+            </w:r>
+          </w:p>
+        </w:tc>
+        <w:tc>
+          <w:tcPr>
+            <w:tcW w:type="dxa" w:w="6236"/>
             <w:vAlign w:val="center"/>
             <w:shd w:val="clear" w:color="auto" w:fill="FFFFFF"/>
           </w:tcPr>
@@ -21608,7 +20690,7 @@
                 <w:i w:val="0"/>
                 <w:sz w:val="21"/>
               </w:rPr>
-              <w:t>Gate gói + recovery code/QR.</w:t>
+              <w:t>Vùng tròn quanh POI có bán kính BanKinh (mét). Vào trong → kích hoạt audio.</w:t>
             </w:r>
           </w:p>
         </w:tc>
@@ -21616,7 +20698,7 @@
       <w:tr>
         <w:tc>
           <w:tcPr>
-            <w:tcW w:type="dxa" w:w="4252"/>
+            <w:tcW w:type="dxa" w:w="2268"/>
             <w:vAlign w:val="center"/>
             <w:shd w:val="clear" w:color="auto" w:fill="EAF1FB"/>
           </w:tcPr>
@@ -21631,13 +20713,13 @@
                 <w:i w:val="0"/>
                 <w:sz w:val="21"/>
               </w:rPr>
-              <w:t>VinhKhanhTourDemo/PaymentPage.xaml.cs</w:t>
-            </w:r>
-          </w:p>
-        </w:tc>
-        <w:tc>
-          <w:tcPr>
-            <w:tcW w:type="dxa" w:w="4252"/>
+              <w:t>Dwell time</w:t>
+            </w:r>
+          </w:p>
+        </w:tc>
+        <w:tc>
+          <w:tcPr>
+            <w:tcW w:type="dxa" w:w="6236"/>
             <w:vAlign w:val="center"/>
             <w:shd w:val="clear" w:color="auto" w:fill="EAF1FB"/>
           </w:tcPr>
@@ -21652,7 +20734,7 @@
                 <w:i w:val="0"/>
                 <w:sz w:val="21"/>
               </w:rPr>
-              <w:t>QR VietQR + nội dung CK.</w:t>
+              <w:t>Thời gian phải ở liên tục trong geofence trước khi confirm POI (5 giây).</w:t>
             </w:r>
           </w:p>
         </w:tc>
@@ -21660,7 +20742,7 @@
       <w:tr>
         <w:tc>
           <w:tcPr>
-            <w:tcW w:type="dxa" w:w="4252"/>
+            <w:tcW w:type="dxa" w:w="2268"/>
             <w:vAlign w:val="center"/>
             <w:shd w:val="clear" w:color="auto" w:fill="FFFFFF"/>
           </w:tcPr>
@@ -21675,13 +20757,13 @@
                 <w:i w:val="0"/>
                 <w:sz w:val="21"/>
               </w:rPr>
-              <w:t>VinhKhanhTour.API/Controllers/HeartbeatController.cs</w:t>
-            </w:r>
-          </w:p>
-        </w:tc>
-        <w:tc>
-          <w:tcPr>
-            <w:tcW w:type="dxa" w:w="4252"/>
+              <w:t>Hysteresis</w:t>
+            </w:r>
+          </w:p>
+        </w:tc>
+        <w:tc>
+          <w:tcPr>
+            <w:tcW w:type="dxa" w:w="6236"/>
             <w:vAlign w:val="center"/>
             <w:shd w:val="clear" w:color="auto" w:fill="FFFFFF"/>
           </w:tcPr>
@@ -21696,7 +20778,7 @@
                 <w:i w:val="0"/>
                 <w:sz w:val="21"/>
               </w:rPr>
-              <w:t>SendHeartbeat + verify POI.</w:t>
+              <w:t>Cơ chế giữ POI hiện tại khi có 2 POI sát nhau, để tránh nháy do GPS jitter (5m buffer).</w:t>
             </w:r>
           </w:p>
         </w:tc>
@@ -21704,7 +20786,7 @@
       <w:tr>
         <w:tc>
           <w:tcPr>
-            <w:tcW w:type="dxa" w:w="4252"/>
+            <w:tcW w:type="dxa" w:w="2268"/>
             <w:vAlign w:val="center"/>
             <w:shd w:val="clear" w:color="auto" w:fill="EAF1FB"/>
           </w:tcPr>
@@ -21719,13 +20801,13 @@
                 <w:i w:val="0"/>
                 <w:sz w:val="21"/>
               </w:rPr>
-              <w:t>VinhKhanhTour.API/Controllers/SubscriptionController.cs</w:t>
-            </w:r>
-          </w:p>
-        </w:tc>
-        <w:tc>
-          <w:tcPr>
-            <w:tcW w:type="dxa" w:w="4252"/>
+              <w:t>Cooldown</w:t>
+            </w:r>
+          </w:p>
+        </w:tc>
+        <w:tc>
+          <w:tcPr>
+            <w:tcW w:type="dxa" w:w="6236"/>
             <w:vAlign w:val="center"/>
             <w:shd w:val="clear" w:color="auto" w:fill="EAF1FB"/>
           </w:tcPr>
@@ -21740,7 +20822,7 @@
                 <w:i w:val="0"/>
                 <w:sz w:val="21"/>
               </w:rPr>
-              <w:t>CreateRequest + CRUD gói.</w:t>
+              <w:t>Khoảng thời gian không phát lại audio cho cùng 1 POI (10 phút/POI).</w:t>
             </w:r>
           </w:p>
         </w:tc>
@@ -21748,7 +20830,7 @@
       <w:tr>
         <w:tc>
           <w:tcPr>
-            <w:tcW w:type="dxa" w:w="4252"/>
+            <w:tcW w:type="dxa" w:w="2268"/>
             <w:vAlign w:val="center"/>
             <w:shd w:val="clear" w:color="auto" w:fill="FFFFFF"/>
           </w:tcPr>
@@ -21763,13 +20845,13 @@
                 <w:i w:val="0"/>
                 <w:sz w:val="21"/>
               </w:rPr>
-              <w:t>VinhKhanhTour.CMS/Pages/Index.cshtml(.cs)</w:t>
-            </w:r>
-          </w:p>
-        </w:tc>
-        <w:tc>
-          <w:tcPr>
-            <w:tcW w:type="dxa" w:w="4252"/>
+              <w:t>Heartbeat</w:t>
+            </w:r>
+          </w:p>
+        </w:tc>
+        <w:tc>
+          <w:tcPr>
+            <w:tcW w:type="dxa" w:w="6236"/>
             <w:vAlign w:val="center"/>
             <w:shd w:val="clear" w:color="auto" w:fill="FFFFFF"/>
           </w:tcPr>
@@ -21784,7 +20866,7 @@
                 <w:i w:val="0"/>
                 <w:sz w:val="21"/>
               </w:rPr>
-              <w:t>Dashboard 3 thẻ + analytics.</w:t>
+              <w:t>Tín hiệu định kỳ app gửi server để chứng tỏ thiết bị còn sống (mỗi 10 giây).</w:t>
             </w:r>
           </w:p>
         </w:tc>
@@ -21792,7 +20874,7 @@
       <w:tr>
         <w:tc>
           <w:tcPr>
-            <w:tcW w:type="dxa" w:w="4252"/>
+            <w:tcW w:type="dxa" w:w="2268"/>
             <w:vAlign w:val="center"/>
             <w:shd w:val="clear" w:color="auto" w:fill="EAF1FB"/>
           </w:tcPr>
@@ -21807,13 +20889,13 @@
                 <w:i w:val="0"/>
                 <w:sz w:val="21"/>
               </w:rPr>
-              <w:t>VinhKhanhTour.CMS/Pages/DuyetThanhToan/</w:t>
-            </w:r>
-          </w:p>
-        </w:tc>
-        <w:tc>
-          <w:tcPr>
-            <w:tcW w:type="dxa" w:w="4252"/>
+              <w:t>MaThietBi</w:t>
+            </w:r>
+          </w:p>
+        </w:tc>
+        <w:tc>
+          <w:tcPr>
+            <w:tcW w:type="dxa" w:w="6236"/>
             <w:vAlign w:val="center"/>
             <w:shd w:val="clear" w:color="auto" w:fill="EAF1FB"/>
           </w:tcPr>
@@ -21828,7 +20910,7 @@
                 <w:i w:val="0"/>
                 <w:sz w:val="21"/>
               </w:rPr>
-              <w:t>Approve/Reject + snapshot polling.</w:t>
+              <w:t>Mã thiết bị logic, sinh từ Preferences app, dùng làm khóa định danh khách ẩn danh.</w:t>
             </w:r>
           </w:p>
         </w:tc>
@@ -21836,8 +20918,1421 @@
       <w:tr>
         <w:tc>
           <w:tcPr>
+            <w:tcW w:type="dxa" w:w="2268"/>
+            <w:vAlign w:val="center"/>
+            <w:shd w:val="clear" w:color="auto" w:fill="FFFFFF"/>
+          </w:tcPr>
+          <w:p>
+            <w:pPr>
+              <w:spacing w:before="40" w:after="40"/>
+            </w:pPr>
+            <w:r>
+              <w:rPr>
+                <w:rFonts w:ascii="Times New Roman" w:hAnsi="Times New Roman" w:cs="Times New Roman" w:eastAsia="Times New Roman"/>
+                <w:b w:val="0"/>
+                <w:i w:val="0"/>
+                <w:sz w:val="21"/>
+              </w:rPr>
+              <w:t>Recovery code</w:t>
+            </w:r>
+          </w:p>
+        </w:tc>
+        <w:tc>
+          <w:tcPr>
+            <w:tcW w:type="dxa" w:w="6236"/>
+            <w:vAlign w:val="center"/>
+            <w:shd w:val="clear" w:color="auto" w:fill="FFFFFF"/>
+          </w:tcPr>
+          <w:p>
+            <w:pPr>
+              <w:spacing w:before="40" w:after="40"/>
+            </w:pPr>
+            <w:r>
+              <w:rPr>
+                <w:rFonts w:ascii="Times New Roman" w:hAnsi="Times New Roman" w:cs="Times New Roman" w:eastAsia="Times New Roman"/>
+                <w:b w:val="0"/>
+                <w:i w:val="0"/>
+                <w:sz w:val="21"/>
+              </w:rPr>
+              <w:t>Chuỗi mã hóa MaThietBi để khách khôi phục thiết bị khi đổi máy / cài lại app.</w:t>
+            </w:r>
+          </w:p>
+        </w:tc>
+      </w:tr>
+      <w:tr>
+        <w:tc>
+          <w:tcPr>
+            <w:tcW w:type="dxa" w:w="2268"/>
+            <w:vAlign w:val="center"/>
+            <w:shd w:val="clear" w:color="auto" w:fill="EAF1FB"/>
+          </w:tcPr>
+          <w:p>
+            <w:pPr>
+              <w:spacing w:before="40" w:after="40"/>
+            </w:pPr>
+            <w:r>
+              <w:rPr>
+                <w:rFonts w:ascii="Times New Roman" w:hAnsi="Times New Roman" w:cs="Times New Roman" w:eastAsia="Times New Roman"/>
+                <w:b w:val="0"/>
+                <w:i w:val="0"/>
+                <w:sz w:val="21"/>
+              </w:rPr>
+              <w:t>TTS</w:t>
+            </w:r>
+          </w:p>
+        </w:tc>
+        <w:tc>
+          <w:tcPr>
+            <w:tcW w:type="dxa" w:w="6236"/>
+            <w:vAlign w:val="center"/>
+            <w:shd w:val="clear" w:color="auto" w:fill="EAF1FB"/>
+          </w:tcPr>
+          <w:p>
+            <w:pPr>
+              <w:spacing w:before="40" w:after="40"/>
+            </w:pPr>
+            <w:r>
+              <w:rPr>
+                <w:rFonts w:ascii="Times New Roman" w:hAnsi="Times New Roman" w:cs="Times New Roman" w:eastAsia="Times New Roman"/>
+                <w:b w:val="0"/>
+                <w:i w:val="0"/>
+                <w:sz w:val="21"/>
+              </w:rPr>
+              <w:t>Text-to-Speech: chuyển văn bản thành giọng đọc.</w:t>
+            </w:r>
+          </w:p>
+        </w:tc>
+      </w:tr>
+      <w:tr>
+        <w:tc>
+          <w:tcPr>
+            <w:tcW w:type="dxa" w:w="2268"/>
+            <w:vAlign w:val="center"/>
+            <w:shd w:val="clear" w:color="auto" w:fill="FFFFFF"/>
+          </w:tcPr>
+          <w:p>
+            <w:pPr>
+              <w:spacing w:before="40" w:after="40"/>
+            </w:pPr>
+            <w:r>
+              <w:rPr>
+                <w:rFonts w:ascii="Times New Roman" w:hAnsi="Times New Roman" w:cs="Times New Roman" w:eastAsia="Times New Roman"/>
+                <w:b w:val="0"/>
+                <w:i w:val="0"/>
+                <w:sz w:val="21"/>
+              </w:rPr>
+              <w:t>TTFB</w:t>
+            </w:r>
+          </w:p>
+        </w:tc>
+        <w:tc>
+          <w:tcPr>
+            <w:tcW w:type="dxa" w:w="6236"/>
+            <w:vAlign w:val="center"/>
+            <w:shd w:val="clear" w:color="auto" w:fill="FFFFFF"/>
+          </w:tcPr>
+          <w:p>
+            <w:pPr>
+              <w:spacing w:before="40" w:after="40"/>
+            </w:pPr>
+            <w:r>
+              <w:rPr>
+                <w:rFonts w:ascii="Times New Roman" w:hAnsi="Times New Roman" w:cs="Times New Roman" w:eastAsia="Times New Roman"/>
+                <w:b w:val="0"/>
+                <w:i w:val="0"/>
+                <w:sz w:val="21"/>
+              </w:rPr>
+              <w:t>Time To First Byte — thời gian từ request đến byte đầu tiên của response.</w:t>
+            </w:r>
+          </w:p>
+        </w:tc>
+      </w:tr>
+      <w:tr>
+        <w:tc>
+          <w:tcPr>
+            <w:tcW w:type="dxa" w:w="2268"/>
+            <w:vAlign w:val="center"/>
+            <w:shd w:val="clear" w:color="auto" w:fill="EAF1FB"/>
+          </w:tcPr>
+          <w:p>
+            <w:pPr>
+              <w:spacing w:before="40" w:after="40"/>
+            </w:pPr>
+            <w:r>
+              <w:rPr>
+                <w:rFonts w:ascii="Times New Roman" w:hAnsi="Times New Roman" w:cs="Times New Roman" w:eastAsia="Times New Roman"/>
+                <w:b w:val="0"/>
+                <w:i w:val="0"/>
+                <w:sz w:val="21"/>
+              </w:rPr>
+              <w:t>XP / Level</w:t>
+            </w:r>
+          </w:p>
+        </w:tc>
+        <w:tc>
+          <w:tcPr>
+            <w:tcW w:type="dxa" w:w="6236"/>
+            <w:vAlign w:val="center"/>
+            <w:shd w:val="clear" w:color="auto" w:fill="EAF1FB"/>
+          </w:tcPr>
+          <w:p>
+            <w:pPr>
+              <w:spacing w:before="40" w:after="40"/>
+            </w:pPr>
+            <w:r>
+              <w:rPr>
+                <w:rFonts w:ascii="Times New Roman" w:hAnsi="Times New Roman" w:cs="Times New Roman" w:eastAsia="Times New Roman"/>
+                <w:b w:val="0"/>
+                <w:i w:val="0"/>
+                <w:sz w:val="21"/>
+              </w:rPr>
+              <w:t>Điểm trải nghiệm tích lũy theo viewed*50 + visited*100; level mỗi 500 XP.</w:t>
+            </w:r>
+          </w:p>
+        </w:tc>
+      </w:tr>
+      <w:tr>
+        <w:tc>
+          <w:tcPr>
+            <w:tcW w:type="dxa" w:w="2268"/>
+            <w:vAlign w:val="center"/>
+            <w:shd w:val="clear" w:color="auto" w:fill="FFFFFF"/>
+          </w:tcPr>
+          <w:p>
+            <w:pPr>
+              <w:spacing w:before="40" w:after="40"/>
+            </w:pPr>
+            <w:r>
+              <w:rPr>
+                <w:rFonts w:ascii="Times New Roman" w:hAnsi="Times New Roman" w:cs="Times New Roman" w:eastAsia="Times New Roman"/>
+                <w:b w:val="0"/>
+                <w:i w:val="0"/>
+                <w:sz w:val="21"/>
+              </w:rPr>
+              <w:t>VietQR</w:t>
+            </w:r>
+          </w:p>
+        </w:tc>
+        <w:tc>
+          <w:tcPr>
+            <w:tcW w:type="dxa" w:w="6236"/>
+            <w:vAlign w:val="center"/>
+            <w:shd w:val="clear" w:color="auto" w:fill="FFFFFF"/>
+          </w:tcPr>
+          <w:p>
+            <w:pPr>
+              <w:spacing w:before="40" w:after="40"/>
+            </w:pPr>
+            <w:r>
+              <w:rPr>
+                <w:rFonts w:ascii="Times New Roman" w:hAnsi="Times New Roman" w:cs="Times New Roman" w:eastAsia="Times New Roman"/>
+                <w:b w:val="0"/>
+                <w:i w:val="0"/>
+                <w:sz w:val="21"/>
+              </w:rPr>
+              <w:t>Tiêu chuẩn QR thanh toán liên ngân hàng Việt Nam.</w:t>
+            </w:r>
+          </w:p>
+        </w:tc>
+      </w:tr>
+      <w:tr>
+        <w:tc>
+          <w:tcPr>
+            <w:tcW w:type="dxa" w:w="2268"/>
+            <w:vAlign w:val="center"/>
+            <w:shd w:val="clear" w:color="auto" w:fill="EAF1FB"/>
+          </w:tcPr>
+          <w:p>
+            <w:pPr>
+              <w:spacing w:before="40" w:after="40"/>
+            </w:pPr>
+            <w:r>
+              <w:rPr>
+                <w:rFonts w:ascii="Times New Roman" w:hAnsi="Times New Roman" w:cs="Times New Roman" w:eastAsia="Times New Roman"/>
+                <w:b w:val="0"/>
+                <w:i w:val="0"/>
+                <w:sz w:val="21"/>
+              </w:rPr>
+              <w:t>TrangThai cho_duyet/da_duyet/tu_choi</w:t>
+            </w:r>
+          </w:p>
+        </w:tc>
+        <w:tc>
+          <w:tcPr>
+            <w:tcW w:type="dxa" w:w="6236"/>
+            <w:vAlign w:val="center"/>
+            <w:shd w:val="clear" w:color="auto" w:fill="EAF1FB"/>
+          </w:tcPr>
+          <w:p>
+            <w:pPr>
+              <w:spacing w:before="40" w:after="40"/>
+            </w:pPr>
+            <w:r>
+              <w:rPr>
+                <w:rFonts w:ascii="Times New Roman" w:hAnsi="Times New Roman" w:cs="Times New Roman" w:eastAsia="Times New Roman"/>
+                <w:b w:val="0"/>
+                <w:i w:val="0"/>
+                <w:sz w:val="21"/>
+              </w:rPr>
+              <w:t>3 trạng thái của YeuCauThanhToan.</w:t>
+            </w:r>
+          </w:p>
+        </w:tc>
+      </w:tr>
+    </w:tbl>
+    <w:p>
+      <w:pPr>
+        <w:spacing w:before="280" w:after="120"/>
+        <w:jc w:val="left"/>
+        <w:pBdr>
+          <w:bottom w:val="single" w:sz="8" w:space="1" w:color="1F497D"/>
+        </w:pBdr>
+      </w:pPr>
+      <w:r>
+        <w:rPr>
+          <w:rFonts w:ascii="Times New Roman" w:hAnsi="Times New Roman" w:cs="Times New Roman" w:eastAsia="Times New Roman"/>
+          <w:b/>
+          <w:i w:val="0"/>
+          <w:color w:val="00467F"/>
+          <w:sz w:val="32"/>
+        </w:rPr>
+        <w:t>23. Tham chiếu tài liệu</w:t>
+      </w:r>
+    </w:p>
+    <w:p>
+      <w:pPr>
+        <w:spacing w:before="160" w:after="80"/>
+        <w:jc w:val="left"/>
+      </w:pPr>
+      <w:r>
+        <w:rPr>
+          <w:rFonts w:ascii="Times New Roman" w:hAnsi="Times New Roman" w:cs="Times New Roman" w:eastAsia="Times New Roman"/>
+          <w:b/>
+          <w:i w:val="0"/>
+          <w:color w:val="3F3F3F"/>
+          <w:sz w:val="25"/>
+        </w:rPr>
+        <w:t>23.1 Sơ đồ PlantUML</w:t>
+      </w:r>
+    </w:p>
+    <w:tbl>
+      <w:tblPr>
+        <w:tblStyle w:val="TableGrid"/>
+        <w:tblW w:type="auto" w:w="0"/>
+        <w:jc w:val="center"/>
+        <w:tblLook w:firstColumn="1" w:firstRow="1" w:lastColumn="0" w:lastRow="0" w:noHBand="0" w:noVBand="1" w:val="04A0"/>
+      </w:tblPr>
+      <w:tblGrid>
+        <w:gridCol w:w="3211"/>
+        <w:gridCol w:w="3211"/>
+        <w:gridCol w:w="3211"/>
+      </w:tblGrid>
+      <w:tr>
+        <w:tc>
+          <w:tcPr>
+            <w:tcW w:type="dxa" w:w="850"/>
+            <w:vAlign w:val="center"/>
+            <w:shd w:val="clear" w:color="auto" w:fill="1F497D"/>
+          </w:tcPr>
+          <w:p>
+            <w:pPr>
+              <w:spacing w:before="40" w:after="40"/>
+              <w:jc w:val="center"/>
+            </w:pPr>
+            <w:r>
+              <w:rPr>
+                <w:rFonts w:ascii="Times New Roman" w:hAnsi="Times New Roman" w:cs="Times New Roman" w:eastAsia="Times New Roman"/>
+                <w:b/>
+                <w:i w:val="0"/>
+                <w:color w:val="FFFFFF"/>
+                <w:sz w:val="22"/>
+              </w:rPr>
+              <w:t>ID</w:t>
+            </w:r>
+          </w:p>
+        </w:tc>
+        <w:tc>
+          <w:tcPr>
+            <w:tcW w:type="dxa" w:w="3118"/>
+            <w:vAlign w:val="center"/>
+            <w:shd w:val="clear" w:color="auto" w:fill="1F497D"/>
+          </w:tcPr>
+          <w:p>
+            <w:pPr>
+              <w:spacing w:before="40" w:after="40"/>
+              <w:jc w:val="center"/>
+            </w:pPr>
+            <w:r>
+              <w:rPr>
+                <w:rFonts w:ascii="Times New Roman" w:hAnsi="Times New Roman" w:cs="Times New Roman" w:eastAsia="Times New Roman"/>
+                <w:b/>
+                <w:i w:val="0"/>
+                <w:color w:val="FFFFFF"/>
+                <w:sz w:val="22"/>
+              </w:rPr>
+              <w:t>Tên sơ đồ</w:t>
+            </w:r>
+          </w:p>
+        </w:tc>
+        <w:tc>
+          <w:tcPr>
+            <w:tcW w:type="dxa" w:w="4535"/>
+            <w:vAlign w:val="center"/>
+            <w:shd w:val="clear" w:color="auto" w:fill="1F497D"/>
+          </w:tcPr>
+          <w:p>
+            <w:pPr>
+              <w:spacing w:before="40" w:after="40"/>
+              <w:jc w:val="center"/>
+            </w:pPr>
+            <w:r>
+              <w:rPr>
+                <w:rFonts w:ascii="Times New Roman" w:hAnsi="Times New Roman" w:cs="Times New Roman" w:eastAsia="Times New Roman"/>
+                <w:b/>
+                <w:i w:val="0"/>
+                <w:color w:val="FFFFFF"/>
+                <w:sz w:val="22"/>
+              </w:rPr>
+              <w:t>File nguồn</w:t>
+            </w:r>
+          </w:p>
+        </w:tc>
+      </w:tr>
+      <w:tr>
+        <w:tc>
+          <w:tcPr>
+            <w:tcW w:type="dxa" w:w="850"/>
+            <w:vAlign w:val="center"/>
+            <w:shd w:val="clear" w:color="auto" w:fill="EAF1FB"/>
+          </w:tcPr>
+          <w:p>
+            <w:pPr>
+              <w:spacing w:before="40" w:after="40"/>
+            </w:pPr>
+            <w:r>
+              <w:rPr>
+                <w:rFonts w:ascii="Times New Roman" w:hAnsi="Times New Roman" w:cs="Times New Roman" w:eastAsia="Times New Roman"/>
+                <w:b w:val="0"/>
+                <w:i w:val="0"/>
+                <w:sz w:val="21"/>
+              </w:rPr>
+              <w:t>00</w:t>
+            </w:r>
+          </w:p>
+        </w:tc>
+        <w:tc>
+          <w:tcPr>
+            <w:tcW w:type="dxa" w:w="3118"/>
+            <w:vAlign w:val="center"/>
+            <w:shd w:val="clear" w:color="auto" w:fill="EAF1FB"/>
+          </w:tcPr>
+          <w:p>
+            <w:pPr>
+              <w:spacing w:before="40" w:after="40"/>
+            </w:pPr>
+            <w:r>
+              <w:rPr>
+                <w:rFonts w:ascii="Times New Roman" w:hAnsi="Times New Roman" w:cs="Times New Roman" w:eastAsia="Times New Roman"/>
+                <w:b w:val="0"/>
+                <w:i w:val="0"/>
+                <w:sz w:val="21"/>
+              </w:rPr>
+              <w:t>Use case tổng thể</w:t>
+            </w:r>
+          </w:p>
+        </w:tc>
+        <w:tc>
+          <w:tcPr>
+            <w:tcW w:type="dxa" w:w="4535"/>
+            <w:vAlign w:val="center"/>
+            <w:shd w:val="clear" w:color="auto" w:fill="EAF1FB"/>
+          </w:tcPr>
+          <w:p>
+            <w:pPr>
+              <w:spacing w:before="40" w:after="40"/>
+            </w:pPr>
+            <w:r>
+              <w:rPr>
+                <w:rFonts w:ascii="Times New Roman" w:hAnsi="Times New Roman" w:cs="Times New Roman" w:eastAsia="Times New Roman"/>
+                <w:b w:val="0"/>
+                <w:i w:val="0"/>
+                <w:sz w:val="21"/>
+              </w:rPr>
+              <w:t>00-overall-usecase.puml</w:t>
+            </w:r>
+          </w:p>
+        </w:tc>
+      </w:tr>
+      <w:tr>
+        <w:tc>
+          <w:tcPr>
+            <w:tcW w:type="dxa" w:w="850"/>
+            <w:vAlign w:val="center"/>
+            <w:shd w:val="clear" w:color="auto" w:fill="FFFFFF"/>
+          </w:tcPr>
+          <w:p>
+            <w:pPr>
+              <w:spacing w:before="40" w:after="40"/>
+            </w:pPr>
+            <w:r>
+              <w:rPr>
+                <w:rFonts w:ascii="Times New Roman" w:hAnsi="Times New Roman" w:cs="Times New Roman" w:eastAsia="Times New Roman"/>
+                <w:b w:val="0"/>
+                <w:i w:val="0"/>
+                <w:sz w:val="21"/>
+              </w:rPr>
+              <w:t>F01</w:t>
+            </w:r>
+          </w:p>
+        </w:tc>
+        <w:tc>
+          <w:tcPr>
+            <w:tcW w:type="dxa" w:w="3118"/>
+            <w:vAlign w:val="center"/>
+            <w:shd w:val="clear" w:color="auto" w:fill="FFFFFF"/>
+          </w:tcPr>
+          <w:p>
+            <w:pPr>
+              <w:spacing w:before="40" w:after="40"/>
+            </w:pPr>
+            <w:r>
+              <w:rPr>
+                <w:rFonts w:ascii="Times New Roman" w:hAnsi="Times New Roman" w:cs="Times New Roman" w:eastAsia="Times New Roman"/>
+                <w:b w:val="0"/>
+                <w:i w:val="0"/>
+                <w:sz w:val="21"/>
+              </w:rPr>
+              <w:t>Subscription gate</w:t>
+            </w:r>
+          </w:p>
+        </w:tc>
+        <w:tc>
+          <w:tcPr>
+            <w:tcW w:type="dxa" w:w="4535"/>
+            <w:vAlign w:val="center"/>
+            <w:shd w:val="clear" w:color="auto" w:fill="FFFFFF"/>
+          </w:tcPr>
+          <w:p>
+            <w:pPr>
+              <w:spacing w:before="40" w:after="40"/>
+            </w:pPr>
+            <w:r>
+              <w:rPr>
+                <w:rFonts w:ascii="Times New Roman" w:hAnsi="Times New Roman" w:cs="Times New Roman" w:eastAsia="Times New Roman"/>
+                <w:b w:val="0"/>
+                <w:i w:val="0"/>
+                <w:sz w:val="21"/>
+              </w:rPr>
+              <w:t>01-subscription-gate-{activity,sequence}.puml</w:t>
+            </w:r>
+          </w:p>
+        </w:tc>
+      </w:tr>
+      <w:tr>
+        <w:tc>
+          <w:tcPr>
+            <w:tcW w:type="dxa" w:w="850"/>
+            <w:vAlign w:val="center"/>
+            <w:shd w:val="clear" w:color="auto" w:fill="EAF1FB"/>
+          </w:tcPr>
+          <w:p>
+            <w:pPr>
+              <w:spacing w:before="40" w:after="40"/>
+            </w:pPr>
+            <w:r>
+              <w:rPr>
+                <w:rFonts w:ascii="Times New Roman" w:hAnsi="Times New Roman" w:cs="Times New Roman" w:eastAsia="Times New Roman"/>
+                <w:b w:val="0"/>
+                <w:i w:val="0"/>
+                <w:sz w:val="21"/>
+              </w:rPr>
+              <w:t>F02</w:t>
+            </w:r>
+          </w:p>
+        </w:tc>
+        <w:tc>
+          <w:tcPr>
+            <w:tcW w:type="dxa" w:w="3118"/>
+            <w:vAlign w:val="center"/>
+            <w:shd w:val="clear" w:color="auto" w:fill="EAF1FB"/>
+          </w:tcPr>
+          <w:p>
+            <w:pPr>
+              <w:spacing w:before="40" w:after="40"/>
+            </w:pPr>
+            <w:r>
+              <w:rPr>
+                <w:rFonts w:ascii="Times New Roman" w:hAnsi="Times New Roman" w:cs="Times New Roman" w:eastAsia="Times New Roman"/>
+                <w:b w:val="0"/>
+                <w:i w:val="0"/>
+                <w:sz w:val="21"/>
+              </w:rPr>
+              <w:t>Khám phá POI</w:t>
+            </w:r>
+          </w:p>
+        </w:tc>
+        <w:tc>
+          <w:tcPr>
+            <w:tcW w:type="dxa" w:w="4535"/>
+            <w:vAlign w:val="center"/>
+            <w:shd w:val="clear" w:color="auto" w:fill="EAF1FB"/>
+          </w:tcPr>
+          <w:p>
+            <w:pPr>
+              <w:spacing w:before="40" w:after="40"/>
+            </w:pPr>
+            <w:r>
+              <w:rPr>
+                <w:rFonts w:ascii="Times New Roman" w:hAnsi="Times New Roman" w:cs="Times New Roman" w:eastAsia="Times New Roman"/>
+                <w:b w:val="0"/>
+                <w:i w:val="0"/>
+                <w:sz w:val="21"/>
+              </w:rPr>
+              <w:t>02-poi-explore-{activity,sequence}.puml</w:t>
+            </w:r>
+          </w:p>
+        </w:tc>
+      </w:tr>
+      <w:tr>
+        <w:tc>
+          <w:tcPr>
+            <w:tcW w:type="dxa" w:w="850"/>
+            <w:vAlign w:val="center"/>
+            <w:shd w:val="clear" w:color="auto" w:fill="FFFFFF"/>
+          </w:tcPr>
+          <w:p>
+            <w:pPr>
+              <w:spacing w:before="40" w:after="40"/>
+            </w:pPr>
+            <w:r>
+              <w:rPr>
+                <w:rFonts w:ascii="Times New Roman" w:hAnsi="Times New Roman" w:cs="Times New Roman" w:eastAsia="Times New Roman"/>
+                <w:b w:val="0"/>
+                <w:i w:val="0"/>
+                <w:sz w:val="21"/>
+              </w:rPr>
+              <w:t>F03</w:t>
+            </w:r>
+          </w:p>
+        </w:tc>
+        <w:tc>
+          <w:tcPr>
+            <w:tcW w:type="dxa" w:w="3118"/>
+            <w:vAlign w:val="center"/>
+            <w:shd w:val="clear" w:color="auto" w:fill="FFFFFF"/>
+          </w:tcPr>
+          <w:p>
+            <w:pPr>
+              <w:spacing w:before="40" w:after="40"/>
+            </w:pPr>
+            <w:r>
+              <w:rPr>
+                <w:rFonts w:ascii="Times New Roman" w:hAnsi="Times New Roman" w:cs="Times New Roman" w:eastAsia="Times New Roman"/>
+                <w:b w:val="0"/>
+                <w:i w:val="0"/>
+                <w:sz w:val="21"/>
+              </w:rPr>
+              <w:t>Geofence + audio</w:t>
+            </w:r>
+          </w:p>
+        </w:tc>
+        <w:tc>
+          <w:tcPr>
+            <w:tcW w:type="dxa" w:w="4535"/>
+            <w:vAlign w:val="center"/>
+            <w:shd w:val="clear" w:color="auto" w:fill="FFFFFF"/>
+          </w:tcPr>
+          <w:p>
+            <w:pPr>
+              <w:spacing w:before="40" w:after="40"/>
+            </w:pPr>
+            <w:r>
+              <w:rPr>
+                <w:rFonts w:ascii="Times New Roman" w:hAnsi="Times New Roman" w:cs="Times New Roman" w:eastAsia="Times New Roman"/>
+                <w:b w:val="0"/>
+                <w:i w:val="0"/>
+                <w:sz w:val="21"/>
+              </w:rPr>
+              <w:t>03-geofence-audio-{activity,sequence}.puml</w:t>
+            </w:r>
+          </w:p>
+        </w:tc>
+      </w:tr>
+      <w:tr>
+        <w:tc>
+          <w:tcPr>
+            <w:tcW w:type="dxa" w:w="850"/>
+            <w:vAlign w:val="center"/>
+            <w:shd w:val="clear" w:color="auto" w:fill="EAF1FB"/>
+          </w:tcPr>
+          <w:p>
+            <w:pPr>
+              <w:spacing w:before="40" w:after="40"/>
+            </w:pPr>
+            <w:r>
+              <w:rPr>
+                <w:rFonts w:ascii="Times New Roman" w:hAnsi="Times New Roman" w:cs="Times New Roman" w:eastAsia="Times New Roman"/>
+                <w:b w:val="0"/>
+                <w:i w:val="0"/>
+                <w:sz w:val="21"/>
+              </w:rPr>
+              <w:t>F03b</w:t>
+            </w:r>
+          </w:p>
+        </w:tc>
+        <w:tc>
+          <w:tcPr>
+            <w:tcW w:type="dxa" w:w="3118"/>
+            <w:vAlign w:val="center"/>
+            <w:shd w:val="clear" w:color="auto" w:fill="EAF1FB"/>
+          </w:tcPr>
+          <w:p>
+            <w:pPr>
+              <w:spacing w:before="40" w:after="40"/>
+            </w:pPr>
+            <w:r>
+              <w:rPr>
+                <w:rFonts w:ascii="Times New Roman" w:hAnsi="Times New Roman" w:cs="Times New Roman" w:eastAsia="Times New Roman"/>
+                <w:b w:val="0"/>
+                <w:i w:val="0"/>
+                <w:sz w:val="21"/>
+              </w:rPr>
+              <w:t>Hàng đợi audio per-device</w:t>
+            </w:r>
+          </w:p>
+        </w:tc>
+        <w:tc>
+          <w:tcPr>
+            <w:tcW w:type="dxa" w:w="4535"/>
+            <w:vAlign w:val="center"/>
+            <w:shd w:val="clear" w:color="auto" w:fill="EAF1FB"/>
+          </w:tcPr>
+          <w:p>
+            <w:pPr>
+              <w:spacing w:before="40" w:after="40"/>
+            </w:pPr>
+            <w:r>
+              <w:rPr>
+                <w:rFonts w:ascii="Times New Roman" w:hAnsi="Times New Roman" w:cs="Times New Roman" w:eastAsia="Times New Roman"/>
+                <w:b w:val="0"/>
+                <w:i w:val="0"/>
+                <w:sz w:val="21"/>
+              </w:rPr>
+              <w:t>03b-queue-playback-{activity,sequence}.puml</w:t>
+            </w:r>
+          </w:p>
+        </w:tc>
+      </w:tr>
+      <w:tr>
+        <w:tc>
+          <w:tcPr>
+            <w:tcW w:type="dxa" w:w="850"/>
+            <w:vAlign w:val="center"/>
+            <w:shd w:val="clear" w:color="auto" w:fill="FFFFFF"/>
+          </w:tcPr>
+          <w:p>
+            <w:pPr>
+              <w:spacing w:before="40" w:after="40"/>
+            </w:pPr>
+            <w:r>
+              <w:rPr>
+                <w:rFonts w:ascii="Times New Roman" w:hAnsi="Times New Roman" w:cs="Times New Roman" w:eastAsia="Times New Roman"/>
+                <w:b w:val="0"/>
+                <w:i w:val="0"/>
+                <w:sz w:val="21"/>
+              </w:rPr>
+              <w:t>F04</w:t>
+            </w:r>
+          </w:p>
+        </w:tc>
+        <w:tc>
+          <w:tcPr>
+            <w:tcW w:type="dxa" w:w="3118"/>
+            <w:vAlign w:val="center"/>
+            <w:shd w:val="clear" w:color="auto" w:fill="FFFFFF"/>
+          </w:tcPr>
+          <w:p>
+            <w:pPr>
+              <w:spacing w:before="40" w:after="40"/>
+            </w:pPr>
+            <w:r>
+              <w:rPr>
+                <w:rFonts w:ascii="Times New Roman" w:hAnsi="Times New Roman" w:cs="Times New Roman" w:eastAsia="Times New Roman"/>
+                <w:b w:val="0"/>
+                <w:i w:val="0"/>
+                <w:sz w:val="21"/>
+              </w:rPr>
+              <w:t>Chi tiết POI</w:t>
+            </w:r>
+          </w:p>
+        </w:tc>
+        <w:tc>
+          <w:tcPr>
+            <w:tcW w:type="dxa" w:w="4535"/>
+            <w:vAlign w:val="center"/>
+            <w:shd w:val="clear" w:color="auto" w:fill="FFFFFF"/>
+          </w:tcPr>
+          <w:p>
+            <w:pPr>
+              <w:spacing w:before="40" w:after="40"/>
+            </w:pPr>
+            <w:r>
+              <w:rPr>
+                <w:rFonts w:ascii="Times New Roman" w:hAnsi="Times New Roman" w:cs="Times New Roman" w:eastAsia="Times New Roman"/>
+                <w:b w:val="0"/>
+                <w:i w:val="0"/>
+                <w:sz w:val="21"/>
+              </w:rPr>
+              <w:t>04-poi-detail-{activity,sequence}.puml</w:t>
+            </w:r>
+          </w:p>
+        </w:tc>
+      </w:tr>
+      <w:tr>
+        <w:tc>
+          <w:tcPr>
+            <w:tcW w:type="dxa" w:w="850"/>
+            <w:vAlign w:val="center"/>
+            <w:shd w:val="clear" w:color="auto" w:fill="EAF1FB"/>
+          </w:tcPr>
+          <w:p>
+            <w:pPr>
+              <w:spacing w:before="40" w:after="40"/>
+            </w:pPr>
+            <w:r>
+              <w:rPr>
+                <w:rFonts w:ascii="Times New Roman" w:hAnsi="Times New Roman" w:cs="Times New Roman" w:eastAsia="Times New Roman"/>
+                <w:b w:val="0"/>
+                <w:i w:val="0"/>
+                <w:sz w:val="21"/>
+              </w:rPr>
+              <w:t>F05</w:t>
+            </w:r>
+          </w:p>
+        </w:tc>
+        <w:tc>
+          <w:tcPr>
+            <w:tcW w:type="dxa" w:w="3118"/>
+            <w:vAlign w:val="center"/>
+            <w:shd w:val="clear" w:color="auto" w:fill="EAF1FB"/>
+          </w:tcPr>
+          <w:p>
+            <w:pPr>
+              <w:spacing w:before="40" w:after="40"/>
+            </w:pPr>
+            <w:r>
+              <w:rPr>
+                <w:rFonts w:ascii="Times New Roman" w:hAnsi="Times New Roman" w:cs="Times New Roman" w:eastAsia="Times New Roman"/>
+                <w:b w:val="0"/>
+                <w:i w:val="0"/>
+                <w:sz w:val="21"/>
+              </w:rPr>
+              <w:t>Thanh toán gói</w:t>
+            </w:r>
+          </w:p>
+        </w:tc>
+        <w:tc>
+          <w:tcPr>
+            <w:tcW w:type="dxa" w:w="4535"/>
+            <w:vAlign w:val="center"/>
+            <w:shd w:val="clear" w:color="auto" w:fill="EAF1FB"/>
+          </w:tcPr>
+          <w:p>
+            <w:pPr>
+              <w:spacing w:before="40" w:after="40"/>
+            </w:pPr>
+            <w:r>
+              <w:rPr>
+                <w:rFonts w:ascii="Times New Roman" w:hAnsi="Times New Roman" w:cs="Times New Roman" w:eastAsia="Times New Roman"/>
+                <w:b w:val="0"/>
+                <w:i w:val="0"/>
+                <w:sz w:val="21"/>
+              </w:rPr>
+              <w:t>05-paid-plan-{activity,sequence}.puml</w:t>
+            </w:r>
+          </w:p>
+        </w:tc>
+      </w:tr>
+      <w:tr>
+        <w:tc>
+          <w:tcPr>
+            <w:tcW w:type="dxa" w:w="850"/>
+            <w:vAlign w:val="center"/>
+            <w:shd w:val="clear" w:color="auto" w:fill="FFFFFF"/>
+          </w:tcPr>
+          <w:p>
+            <w:pPr>
+              <w:spacing w:before="40" w:after="40"/>
+            </w:pPr>
+            <w:r>
+              <w:rPr>
+                <w:rFonts w:ascii="Times New Roman" w:hAnsi="Times New Roman" w:cs="Times New Roman" w:eastAsia="Times New Roman"/>
+                <w:b w:val="0"/>
+                <w:i w:val="0"/>
+                <w:sz w:val="21"/>
+              </w:rPr>
+              <w:t>F06</w:t>
+            </w:r>
+          </w:p>
+        </w:tc>
+        <w:tc>
+          <w:tcPr>
+            <w:tcW w:type="dxa" w:w="3118"/>
+            <w:vAlign w:val="center"/>
+            <w:shd w:val="clear" w:color="auto" w:fill="FFFFFF"/>
+          </w:tcPr>
+          <w:p>
+            <w:pPr>
+              <w:spacing w:before="40" w:after="40"/>
+            </w:pPr>
+            <w:r>
+              <w:rPr>
+                <w:rFonts w:ascii="Times New Roman" w:hAnsi="Times New Roman" w:cs="Times New Roman" w:eastAsia="Times New Roman"/>
+                <w:b w:val="0"/>
+                <w:i w:val="0"/>
+                <w:sz w:val="21"/>
+              </w:rPr>
+              <w:t>Quản lý POI CMS</w:t>
+            </w:r>
+          </w:p>
+        </w:tc>
+        <w:tc>
+          <w:tcPr>
+            <w:tcW w:type="dxa" w:w="4535"/>
+            <w:vAlign w:val="center"/>
+            <w:shd w:val="clear" w:color="auto" w:fill="FFFFFF"/>
+          </w:tcPr>
+          <w:p>
+            <w:pPr>
+              <w:spacing w:before="40" w:after="40"/>
+            </w:pPr>
+            <w:r>
+              <w:rPr>
+                <w:rFonts w:ascii="Times New Roman" w:hAnsi="Times New Roman" w:cs="Times New Roman" w:eastAsia="Times New Roman"/>
+                <w:b w:val="0"/>
+                <w:i w:val="0"/>
+                <w:sz w:val="21"/>
+              </w:rPr>
+              <w:t>06-cms-poi-management-{activity,sequence}.puml</w:t>
+            </w:r>
+          </w:p>
+        </w:tc>
+      </w:tr>
+      <w:tr>
+        <w:tc>
+          <w:tcPr>
+            <w:tcW w:type="dxa" w:w="850"/>
+            <w:vAlign w:val="center"/>
+            <w:shd w:val="clear" w:color="auto" w:fill="EAF1FB"/>
+          </w:tcPr>
+          <w:p>
+            <w:pPr>
+              <w:spacing w:before="40" w:after="40"/>
+            </w:pPr>
+            <w:r>
+              <w:rPr>
+                <w:rFonts w:ascii="Times New Roman" w:hAnsi="Times New Roman" w:cs="Times New Roman" w:eastAsia="Times New Roman"/>
+                <w:b w:val="0"/>
+                <w:i w:val="0"/>
+                <w:sz w:val="21"/>
+              </w:rPr>
+              <w:t>F07</w:t>
+            </w:r>
+          </w:p>
+        </w:tc>
+        <w:tc>
+          <w:tcPr>
+            <w:tcW w:type="dxa" w:w="3118"/>
+            <w:vAlign w:val="center"/>
+            <w:shd w:val="clear" w:color="auto" w:fill="EAF1FB"/>
+          </w:tcPr>
+          <w:p>
+            <w:pPr>
+              <w:spacing w:before="40" w:after="40"/>
+            </w:pPr>
+            <w:r>
+              <w:rPr>
+                <w:rFonts w:ascii="Times New Roman" w:hAnsi="Times New Roman" w:cs="Times New Roman" w:eastAsia="Times New Roman"/>
+                <w:b w:val="0"/>
+                <w:i w:val="0"/>
+                <w:sz w:val="21"/>
+              </w:rPr>
+              <w:t>Phí duy trì POI</w:t>
+            </w:r>
+          </w:p>
+        </w:tc>
+        <w:tc>
+          <w:tcPr>
+            <w:tcW w:type="dxa" w:w="4535"/>
+            <w:vAlign w:val="center"/>
+            <w:shd w:val="clear" w:color="auto" w:fill="EAF1FB"/>
+          </w:tcPr>
+          <w:p>
+            <w:pPr>
+              <w:spacing w:before="40" w:after="40"/>
+            </w:pPr>
+            <w:r>
+              <w:rPr>
+                <w:rFonts w:ascii="Times New Roman" w:hAnsi="Times New Roman" w:cs="Times New Roman" w:eastAsia="Times New Roman"/>
+                <w:b w:val="0"/>
+                <w:i w:val="0"/>
+                <w:sz w:val="21"/>
+              </w:rPr>
+              <w:t>07-maintenance-payment-{activity,sequence}.puml</w:t>
+            </w:r>
+          </w:p>
+        </w:tc>
+      </w:tr>
+      <w:tr>
+        <w:tc>
+          <w:tcPr>
+            <w:tcW w:type="dxa" w:w="850"/>
+            <w:vAlign w:val="center"/>
+            <w:shd w:val="clear" w:color="auto" w:fill="FFFFFF"/>
+          </w:tcPr>
+          <w:p>
+            <w:pPr>
+              <w:spacing w:before="40" w:after="40"/>
+            </w:pPr>
+            <w:r>
+              <w:rPr>
+                <w:rFonts w:ascii="Times New Roman" w:hAnsi="Times New Roman" w:cs="Times New Roman" w:eastAsia="Times New Roman"/>
+                <w:b w:val="0"/>
+                <w:i w:val="0"/>
+                <w:sz w:val="21"/>
+              </w:rPr>
+              <w:t>F08</w:t>
+            </w:r>
+          </w:p>
+        </w:tc>
+        <w:tc>
+          <w:tcPr>
+            <w:tcW w:type="dxa" w:w="3118"/>
+            <w:vAlign w:val="center"/>
+            <w:shd w:val="clear" w:color="auto" w:fill="FFFFFF"/>
+          </w:tcPr>
+          <w:p>
+            <w:pPr>
+              <w:spacing w:before="40" w:after="40"/>
+            </w:pPr>
+            <w:r>
+              <w:rPr>
+                <w:rFonts w:ascii="Times New Roman" w:hAnsi="Times New Roman" w:cs="Times New Roman" w:eastAsia="Times New Roman"/>
+                <w:b w:val="0"/>
+                <w:i w:val="0"/>
+                <w:sz w:val="21"/>
+              </w:rPr>
+              <w:t>Duyệt thanh toán</w:t>
+            </w:r>
+          </w:p>
+        </w:tc>
+        <w:tc>
+          <w:tcPr>
+            <w:tcW w:type="dxa" w:w="4535"/>
+            <w:vAlign w:val="center"/>
+            <w:shd w:val="clear" w:color="auto" w:fill="FFFFFF"/>
+          </w:tcPr>
+          <w:p>
+            <w:pPr>
+              <w:spacing w:before="40" w:after="40"/>
+            </w:pPr>
+            <w:r>
+              <w:rPr>
+                <w:rFonts w:ascii="Times New Roman" w:hAnsi="Times New Roman" w:cs="Times New Roman" w:eastAsia="Times New Roman"/>
+                <w:b w:val="0"/>
+                <w:i w:val="0"/>
+                <w:sz w:val="21"/>
+              </w:rPr>
+              <w:t>08-app-payment-approval-{activity,sequence}.puml</w:t>
+            </w:r>
+          </w:p>
+        </w:tc>
+      </w:tr>
+      <w:tr>
+        <w:tc>
+          <w:tcPr>
+            <w:tcW w:type="dxa" w:w="850"/>
+            <w:vAlign w:val="center"/>
+            <w:shd w:val="clear" w:color="auto" w:fill="EAF1FB"/>
+          </w:tcPr>
+          <w:p>
+            <w:pPr>
+              <w:spacing w:before="40" w:after="40"/>
+            </w:pPr>
+            <w:r>
+              <w:rPr>
+                <w:rFonts w:ascii="Times New Roman" w:hAnsi="Times New Roman" w:cs="Times New Roman" w:eastAsia="Times New Roman"/>
+                <w:b w:val="0"/>
+                <w:i w:val="0"/>
+                <w:sz w:val="21"/>
+              </w:rPr>
+              <w:t>F09</w:t>
+            </w:r>
+          </w:p>
+        </w:tc>
+        <w:tc>
+          <w:tcPr>
+            <w:tcW w:type="dxa" w:w="3118"/>
+            <w:vAlign w:val="center"/>
+            <w:shd w:val="clear" w:color="auto" w:fill="EAF1FB"/>
+          </w:tcPr>
+          <w:p>
+            <w:pPr>
+              <w:spacing w:before="40" w:after="40"/>
+            </w:pPr>
+            <w:r>
+              <w:rPr>
+                <w:rFonts w:ascii="Times New Roman" w:hAnsi="Times New Roman" w:cs="Times New Roman" w:eastAsia="Times New Roman"/>
+                <w:b w:val="0"/>
+                <w:i w:val="0"/>
+                <w:sz w:val="21"/>
+              </w:rPr>
+              <w:t>BanDo live tracking</w:t>
+            </w:r>
+          </w:p>
+        </w:tc>
+        <w:tc>
+          <w:tcPr>
+            <w:tcW w:type="dxa" w:w="4535"/>
+            <w:vAlign w:val="center"/>
+            <w:shd w:val="clear" w:color="auto" w:fill="EAF1FB"/>
+          </w:tcPr>
+          <w:p>
+            <w:pPr>
+              <w:spacing w:before="40" w:after="40"/>
+            </w:pPr>
+            <w:r>
+              <w:rPr>
+                <w:rFonts w:ascii="Times New Roman" w:hAnsi="Times New Roman" w:cs="Times New Roman" w:eastAsia="Times New Roman"/>
+                <w:b w:val="0"/>
+                <w:i w:val="0"/>
+                <w:sz w:val="21"/>
+              </w:rPr>
+              <w:t>09-live-map-{activity,sequence}.puml</w:t>
+            </w:r>
+          </w:p>
+        </w:tc>
+      </w:tr>
+      <w:tr>
+        <w:tc>
+          <w:tcPr>
+            <w:tcW w:type="dxa" w:w="850"/>
+            <w:vAlign w:val="center"/>
+            <w:shd w:val="clear" w:color="auto" w:fill="FFFFFF"/>
+          </w:tcPr>
+          <w:p>
+            <w:pPr>
+              <w:spacing w:before="40" w:after="40"/>
+            </w:pPr>
+            <w:r>
+              <w:rPr>
+                <w:rFonts w:ascii="Times New Roman" w:hAnsi="Times New Roman" w:cs="Times New Roman" w:eastAsia="Times New Roman"/>
+                <w:b w:val="0"/>
+                <w:i w:val="0"/>
+                <w:sz w:val="21"/>
+              </w:rPr>
+              <w:t>F10</w:t>
+            </w:r>
+          </w:p>
+        </w:tc>
+        <w:tc>
+          <w:tcPr>
+            <w:tcW w:type="dxa" w:w="3118"/>
+            <w:vAlign w:val="center"/>
+            <w:shd w:val="clear" w:color="auto" w:fill="FFFFFF"/>
+          </w:tcPr>
+          <w:p>
+            <w:pPr>
+              <w:spacing w:before="40" w:after="40"/>
+            </w:pPr>
+            <w:r>
+              <w:rPr>
+                <w:rFonts w:ascii="Times New Roman" w:hAnsi="Times New Roman" w:cs="Times New Roman" w:eastAsia="Times New Roman"/>
+                <w:b w:val="0"/>
+                <w:i w:val="0"/>
+                <w:sz w:val="21"/>
+              </w:rPr>
+              <w:t>Dashboard CMS</w:t>
+            </w:r>
+          </w:p>
+        </w:tc>
+        <w:tc>
+          <w:tcPr>
+            <w:tcW w:type="dxa" w:w="4535"/>
+            <w:vAlign w:val="center"/>
+            <w:shd w:val="clear" w:color="auto" w:fill="FFFFFF"/>
+          </w:tcPr>
+          <w:p>
+            <w:pPr>
+              <w:spacing w:before="40" w:after="40"/>
+            </w:pPr>
+            <w:r>
+              <w:rPr>
+                <w:rFonts w:ascii="Times New Roman" w:hAnsi="Times New Roman" w:cs="Times New Roman" w:eastAsia="Times New Roman"/>
+                <w:b w:val="0"/>
+                <w:i w:val="0"/>
+                <w:sz w:val="21"/>
+              </w:rPr>
+              <w:t>10-dashboard-{activity,sequence}.puml</w:t>
+            </w:r>
+          </w:p>
+        </w:tc>
+      </w:tr>
+      <w:tr>
+        <w:tc>
+          <w:tcPr>
+            <w:tcW w:type="dxa" w:w="850"/>
+            <w:vAlign w:val="center"/>
+            <w:shd w:val="clear" w:color="auto" w:fill="EAF1FB"/>
+          </w:tcPr>
+          <w:p>
+            <w:pPr>
+              <w:spacing w:before="40" w:after="40"/>
+            </w:pPr>
+            <w:r>
+              <w:rPr>
+                <w:rFonts w:ascii="Times New Roman" w:hAnsi="Times New Roman" w:cs="Times New Roman" w:eastAsia="Times New Roman"/>
+                <w:b w:val="0"/>
+                <w:i w:val="0"/>
+                <w:sz w:val="21"/>
+              </w:rPr>
+              <w:t>F11</w:t>
+            </w:r>
+          </w:p>
+        </w:tc>
+        <w:tc>
+          <w:tcPr>
+            <w:tcW w:type="dxa" w:w="3118"/>
+            <w:vAlign w:val="center"/>
+            <w:shd w:val="clear" w:color="auto" w:fill="EAF1FB"/>
+          </w:tcPr>
+          <w:p>
+            <w:pPr>
+              <w:spacing w:before="40" w:after="40"/>
+            </w:pPr>
+            <w:r>
+              <w:rPr>
+                <w:rFonts w:ascii="Times New Roman" w:hAnsi="Times New Roman" w:cs="Times New Roman" w:eastAsia="Times New Roman"/>
+                <w:b w:val="0"/>
+                <w:i w:val="0"/>
+                <w:sz w:val="21"/>
+              </w:rPr>
+              <w:t>State YeuCauThanhToan</w:t>
+            </w:r>
+          </w:p>
+        </w:tc>
+        <w:tc>
+          <w:tcPr>
+            <w:tcW w:type="dxa" w:w="4535"/>
+            <w:vAlign w:val="center"/>
+            <w:shd w:val="clear" w:color="auto" w:fill="EAF1FB"/>
+          </w:tcPr>
+          <w:p>
+            <w:pPr>
+              <w:spacing w:before="40" w:after="40"/>
+            </w:pPr>
+            <w:r>
+              <w:rPr>
+                <w:rFonts w:ascii="Times New Roman" w:hAnsi="Times New Roman" w:cs="Times New Roman" w:eastAsia="Times New Roman"/>
+                <w:b w:val="0"/>
+                <w:i w:val="0"/>
+                <w:sz w:val="21"/>
+              </w:rPr>
+              <w:t>11-yeucauthanhtoan-state.puml</w:t>
+            </w:r>
+          </w:p>
+        </w:tc>
+      </w:tr>
+      <w:tr>
+        <w:tc>
+          <w:tcPr>
+            <w:tcW w:type="dxa" w:w="850"/>
+            <w:vAlign w:val="center"/>
+            <w:shd w:val="clear" w:color="auto" w:fill="FFFFFF"/>
+          </w:tcPr>
+          <w:p>
+            <w:pPr>
+              <w:spacing w:before="40" w:after="40"/>
+            </w:pPr>
+            <w:r>
+              <w:rPr>
+                <w:rFonts w:ascii="Times New Roman" w:hAnsi="Times New Roman" w:cs="Times New Roman" w:eastAsia="Times New Roman"/>
+                <w:b w:val="0"/>
+                <w:i w:val="0"/>
+                <w:sz w:val="21"/>
+              </w:rPr>
+              <w:t>F12</w:t>
+            </w:r>
+          </w:p>
+        </w:tc>
+        <w:tc>
+          <w:tcPr>
+            <w:tcW w:type="dxa" w:w="3118"/>
+            <w:vAlign w:val="center"/>
+            <w:shd w:val="clear" w:color="auto" w:fill="FFFFFF"/>
+          </w:tcPr>
+          <w:p>
+            <w:pPr>
+              <w:spacing w:before="40" w:after="40"/>
+            </w:pPr>
+            <w:r>
+              <w:rPr>
+                <w:rFonts w:ascii="Times New Roman" w:hAnsi="Times New Roman" w:cs="Times New Roman" w:eastAsia="Times New Roman"/>
+                <w:b w:val="0"/>
+                <w:i w:val="0"/>
+                <w:sz w:val="21"/>
+              </w:rPr>
+              <w:t>ERD tổng thể</w:t>
+            </w:r>
+          </w:p>
+        </w:tc>
+        <w:tc>
+          <w:tcPr>
+            <w:tcW w:type="dxa" w:w="4535"/>
+            <w:vAlign w:val="center"/>
+            <w:shd w:val="clear" w:color="auto" w:fill="FFFFFF"/>
+          </w:tcPr>
+          <w:p>
+            <w:pPr>
+              <w:spacing w:before="40" w:after="40"/>
+            </w:pPr>
+            <w:r>
+              <w:rPr>
+                <w:rFonts w:ascii="Times New Roman" w:hAnsi="Times New Roman" w:cs="Times New Roman" w:eastAsia="Times New Roman"/>
+                <w:b w:val="0"/>
+                <w:i w:val="0"/>
+                <w:sz w:val="21"/>
+              </w:rPr>
+              <w:t>12-erd.puml</w:t>
+            </w:r>
+          </w:p>
+        </w:tc>
+      </w:tr>
+    </w:tbl>
+    <w:p>
+      <w:pPr>
+        <w:spacing w:before="160" w:after="80"/>
+        <w:jc w:val="left"/>
+      </w:pPr>
+      <w:r>
+        <w:rPr>
+          <w:rFonts w:ascii="Times New Roman" w:hAnsi="Times New Roman" w:cs="Times New Roman" w:eastAsia="Times New Roman"/>
+          <w:b/>
+          <w:i w:val="0"/>
+          <w:color w:val="3F3F3F"/>
+          <w:sz w:val="25"/>
+        </w:rPr>
+        <w:t>23.2 Mã nguồn liên quan</w:t>
+      </w:r>
+    </w:p>
+    <w:tbl>
+      <w:tblPr>
+        <w:tblStyle w:val="TableGrid"/>
+        <w:tblW w:type="auto" w:w="0"/>
+        <w:jc w:val="center"/>
+        <w:tblLook w:firstColumn="1" w:firstRow="1" w:lastColumn="0" w:lastRow="0" w:noHBand="0" w:noVBand="1" w:val="04A0"/>
+      </w:tblPr>
+      <w:tblGrid>
+        <w:gridCol w:w="4816"/>
+        <w:gridCol w:w="4816"/>
+      </w:tblGrid>
+      <w:tr>
+        <w:tc>
+          <w:tcPr>
             <w:tcW w:type="dxa" w:w="4252"/>
             <w:vAlign w:val="center"/>
+            <w:shd w:val="clear" w:color="auto" w:fill="1F497D"/>
+          </w:tcPr>
+          <w:p>
+            <w:pPr>
+              <w:spacing w:before="40" w:after="40"/>
+              <w:jc w:val="center"/>
+            </w:pPr>
+            <w:r>
+              <w:rPr>
+                <w:rFonts w:ascii="Times New Roman" w:hAnsi="Times New Roman" w:cs="Times New Roman" w:eastAsia="Times New Roman"/>
+                <w:b/>
+                <w:i w:val="0"/>
+                <w:color w:val="FFFFFF"/>
+                <w:sz w:val="22"/>
+              </w:rPr>
+              <w:t>File / Thư mục</w:t>
+            </w:r>
+          </w:p>
+        </w:tc>
+        <w:tc>
+          <w:tcPr>
+            <w:tcW w:type="dxa" w:w="4252"/>
+            <w:vAlign w:val="center"/>
+            <w:shd w:val="clear" w:color="auto" w:fill="1F497D"/>
+          </w:tcPr>
+          <w:p>
+            <w:pPr>
+              <w:spacing w:before="40" w:after="40"/>
+              <w:jc w:val="center"/>
+            </w:pPr>
+            <w:r>
+              <w:rPr>
+                <w:rFonts w:ascii="Times New Roman" w:hAnsi="Times New Roman" w:cs="Times New Roman" w:eastAsia="Times New Roman"/>
+                <w:b/>
+                <w:i w:val="0"/>
+                <w:color w:val="FFFFFF"/>
+                <w:sz w:val="22"/>
+              </w:rPr>
+              <w:t>Vai trò</w:t>
+            </w:r>
+          </w:p>
+        </w:tc>
+      </w:tr>
+      <w:tr>
+        <w:tc>
+          <w:tcPr>
+            <w:tcW w:type="dxa" w:w="4252"/>
+            <w:vAlign w:val="center"/>
+            <w:shd w:val="clear" w:color="auto" w:fill="EAF1FB"/>
+          </w:tcPr>
+          <w:p>
+            <w:pPr>
+              <w:spacing w:before="40" w:after="40"/>
+            </w:pPr>
+            <w:r>
+              <w:rPr>
+                <w:rFonts w:ascii="Times New Roman" w:hAnsi="Times New Roman" w:cs="Times New Roman" w:eastAsia="Times New Roman"/>
+                <w:b w:val="0"/>
+                <w:i w:val="0"/>
+                <w:sz w:val="21"/>
+              </w:rPr>
+              <w:t>VinhKhanhTourDemo/MainPage.xaml.cs</w:t>
+            </w:r>
+          </w:p>
+        </w:tc>
+        <w:tc>
+          <w:tcPr>
+            <w:tcW w:type="dxa" w:w="4252"/>
+            <w:vAlign w:val="center"/>
+            <w:shd w:val="clear" w:color="auto" w:fill="EAF1FB"/>
+          </w:tcPr>
+          <w:p>
+            <w:pPr>
+              <w:spacing w:before="40" w:after="40"/>
+            </w:pPr>
+            <w:r>
+              <w:rPr>
+                <w:rFonts w:ascii="Times New Roman" w:hAnsi="Times New Roman" w:cs="Times New Roman" w:eastAsia="Times New Roman"/>
+                <w:b w:val="0"/>
+                <w:i w:val="0"/>
+                <w:sz w:val="21"/>
+              </w:rPr>
+              <w:t>Vòng lặp GPS, geofence, queue audio.</w:t>
+            </w:r>
+          </w:p>
+        </w:tc>
+      </w:tr>
+      <w:tr>
+        <w:tc>
+          <w:tcPr>
+            <w:tcW w:type="dxa" w:w="4252"/>
+            <w:vAlign w:val="center"/>
             <w:shd w:val="clear" w:color="auto" w:fill="FFFFFF"/>
           </w:tcPr>
           <w:p>
@@ -21851,6 +22346,270 @@
                 <w:i w:val="0"/>
                 <w:sz w:val="21"/>
               </w:rPr>
+              <w:t>VinhKhanhTourDemo/SubscriptionPage.xaml.cs</w:t>
+            </w:r>
+          </w:p>
+        </w:tc>
+        <w:tc>
+          <w:tcPr>
+            <w:tcW w:type="dxa" w:w="4252"/>
+            <w:vAlign w:val="center"/>
+            <w:shd w:val="clear" w:color="auto" w:fill="FFFFFF"/>
+          </w:tcPr>
+          <w:p>
+            <w:pPr>
+              <w:spacing w:before="40" w:after="40"/>
+            </w:pPr>
+            <w:r>
+              <w:rPr>
+                <w:rFonts w:ascii="Times New Roman" w:hAnsi="Times New Roman" w:cs="Times New Roman" w:eastAsia="Times New Roman"/>
+                <w:b w:val="0"/>
+                <w:i w:val="0"/>
+                <w:sz w:val="21"/>
+              </w:rPr>
+              <w:t>Gate gói + recovery code/QR.</w:t>
+            </w:r>
+          </w:p>
+        </w:tc>
+      </w:tr>
+      <w:tr>
+        <w:tc>
+          <w:tcPr>
+            <w:tcW w:type="dxa" w:w="4252"/>
+            <w:vAlign w:val="center"/>
+            <w:shd w:val="clear" w:color="auto" w:fill="EAF1FB"/>
+          </w:tcPr>
+          <w:p>
+            <w:pPr>
+              <w:spacing w:before="40" w:after="40"/>
+            </w:pPr>
+            <w:r>
+              <w:rPr>
+                <w:rFonts w:ascii="Times New Roman" w:hAnsi="Times New Roman" w:cs="Times New Roman" w:eastAsia="Times New Roman"/>
+                <w:b w:val="0"/>
+                <w:i w:val="0"/>
+                <w:sz w:val="21"/>
+              </w:rPr>
+              <w:t>VinhKhanhTourDemo/PaymentPage.xaml.cs</w:t>
+            </w:r>
+          </w:p>
+        </w:tc>
+        <w:tc>
+          <w:tcPr>
+            <w:tcW w:type="dxa" w:w="4252"/>
+            <w:vAlign w:val="center"/>
+            <w:shd w:val="clear" w:color="auto" w:fill="EAF1FB"/>
+          </w:tcPr>
+          <w:p>
+            <w:pPr>
+              <w:spacing w:before="40" w:after="40"/>
+            </w:pPr>
+            <w:r>
+              <w:rPr>
+                <w:rFonts w:ascii="Times New Roman" w:hAnsi="Times New Roman" w:cs="Times New Roman" w:eastAsia="Times New Roman"/>
+                <w:b w:val="0"/>
+                <w:i w:val="0"/>
+                <w:sz w:val="21"/>
+              </w:rPr>
+              <w:t>QR VietQR + nội dung CK.</w:t>
+            </w:r>
+          </w:p>
+        </w:tc>
+      </w:tr>
+      <w:tr>
+        <w:tc>
+          <w:tcPr>
+            <w:tcW w:type="dxa" w:w="4252"/>
+            <w:vAlign w:val="center"/>
+            <w:shd w:val="clear" w:color="auto" w:fill="FFFFFF"/>
+          </w:tcPr>
+          <w:p>
+            <w:pPr>
+              <w:spacing w:before="40" w:after="40"/>
+            </w:pPr>
+            <w:r>
+              <w:rPr>
+                <w:rFonts w:ascii="Times New Roman" w:hAnsi="Times New Roman" w:cs="Times New Roman" w:eastAsia="Times New Roman"/>
+                <w:b w:val="0"/>
+                <w:i w:val="0"/>
+                <w:sz w:val="21"/>
+              </w:rPr>
+              <w:t>VinhKhanhTour.API/Controllers/HeartbeatController.cs</w:t>
+            </w:r>
+          </w:p>
+        </w:tc>
+        <w:tc>
+          <w:tcPr>
+            <w:tcW w:type="dxa" w:w="4252"/>
+            <w:vAlign w:val="center"/>
+            <w:shd w:val="clear" w:color="auto" w:fill="FFFFFF"/>
+          </w:tcPr>
+          <w:p>
+            <w:pPr>
+              <w:spacing w:before="40" w:after="40"/>
+            </w:pPr>
+            <w:r>
+              <w:rPr>
+                <w:rFonts w:ascii="Times New Roman" w:hAnsi="Times New Roman" w:cs="Times New Roman" w:eastAsia="Times New Roman"/>
+                <w:b w:val="0"/>
+                <w:i w:val="0"/>
+                <w:sz w:val="21"/>
+              </w:rPr>
+              <w:t>SendHeartbeat + verify POI.</w:t>
+            </w:r>
+          </w:p>
+        </w:tc>
+      </w:tr>
+      <w:tr>
+        <w:tc>
+          <w:tcPr>
+            <w:tcW w:type="dxa" w:w="4252"/>
+            <w:vAlign w:val="center"/>
+            <w:shd w:val="clear" w:color="auto" w:fill="EAF1FB"/>
+          </w:tcPr>
+          <w:p>
+            <w:pPr>
+              <w:spacing w:before="40" w:after="40"/>
+            </w:pPr>
+            <w:r>
+              <w:rPr>
+                <w:rFonts w:ascii="Times New Roman" w:hAnsi="Times New Roman" w:cs="Times New Roman" w:eastAsia="Times New Roman"/>
+                <w:b w:val="0"/>
+                <w:i w:val="0"/>
+                <w:sz w:val="21"/>
+              </w:rPr>
+              <w:t>VinhKhanhTour.API/Controllers/SubscriptionController.cs</w:t>
+            </w:r>
+          </w:p>
+        </w:tc>
+        <w:tc>
+          <w:tcPr>
+            <w:tcW w:type="dxa" w:w="4252"/>
+            <w:vAlign w:val="center"/>
+            <w:shd w:val="clear" w:color="auto" w:fill="EAF1FB"/>
+          </w:tcPr>
+          <w:p>
+            <w:pPr>
+              <w:spacing w:before="40" w:after="40"/>
+            </w:pPr>
+            <w:r>
+              <w:rPr>
+                <w:rFonts w:ascii="Times New Roman" w:hAnsi="Times New Roman" w:cs="Times New Roman" w:eastAsia="Times New Roman"/>
+                <w:b w:val="0"/>
+                <w:i w:val="0"/>
+                <w:sz w:val="21"/>
+              </w:rPr>
+              <w:t>CreateRequest + CRUD gói.</w:t>
+            </w:r>
+          </w:p>
+        </w:tc>
+      </w:tr>
+      <w:tr>
+        <w:tc>
+          <w:tcPr>
+            <w:tcW w:type="dxa" w:w="4252"/>
+            <w:vAlign w:val="center"/>
+            <w:shd w:val="clear" w:color="auto" w:fill="FFFFFF"/>
+          </w:tcPr>
+          <w:p>
+            <w:pPr>
+              <w:spacing w:before="40" w:after="40"/>
+            </w:pPr>
+            <w:r>
+              <w:rPr>
+                <w:rFonts w:ascii="Times New Roman" w:hAnsi="Times New Roman" w:cs="Times New Roman" w:eastAsia="Times New Roman"/>
+                <w:b w:val="0"/>
+                <w:i w:val="0"/>
+                <w:sz w:val="21"/>
+              </w:rPr>
+              <w:t>VinhKhanhTour.CMS/Pages/Index.cshtml(.cs)</w:t>
+            </w:r>
+          </w:p>
+        </w:tc>
+        <w:tc>
+          <w:tcPr>
+            <w:tcW w:type="dxa" w:w="4252"/>
+            <w:vAlign w:val="center"/>
+            <w:shd w:val="clear" w:color="auto" w:fill="FFFFFF"/>
+          </w:tcPr>
+          <w:p>
+            <w:pPr>
+              <w:spacing w:before="40" w:after="40"/>
+            </w:pPr>
+            <w:r>
+              <w:rPr>
+                <w:rFonts w:ascii="Times New Roman" w:hAnsi="Times New Roman" w:cs="Times New Roman" w:eastAsia="Times New Roman"/>
+                <w:b w:val="0"/>
+                <w:i w:val="0"/>
+                <w:sz w:val="21"/>
+              </w:rPr>
+              <w:t>Dashboard 3 thẻ + analytics.</w:t>
+            </w:r>
+          </w:p>
+        </w:tc>
+      </w:tr>
+      <w:tr>
+        <w:tc>
+          <w:tcPr>
+            <w:tcW w:type="dxa" w:w="4252"/>
+            <w:vAlign w:val="center"/>
+            <w:shd w:val="clear" w:color="auto" w:fill="EAF1FB"/>
+          </w:tcPr>
+          <w:p>
+            <w:pPr>
+              <w:spacing w:before="40" w:after="40"/>
+            </w:pPr>
+            <w:r>
+              <w:rPr>
+                <w:rFonts w:ascii="Times New Roman" w:hAnsi="Times New Roman" w:cs="Times New Roman" w:eastAsia="Times New Roman"/>
+                <w:b w:val="0"/>
+                <w:i w:val="0"/>
+                <w:sz w:val="21"/>
+              </w:rPr>
+              <w:t>VinhKhanhTour.CMS/Pages/DuyetThanhToan/</w:t>
+            </w:r>
+          </w:p>
+        </w:tc>
+        <w:tc>
+          <w:tcPr>
+            <w:tcW w:type="dxa" w:w="4252"/>
+            <w:vAlign w:val="center"/>
+            <w:shd w:val="clear" w:color="auto" w:fill="EAF1FB"/>
+          </w:tcPr>
+          <w:p>
+            <w:pPr>
+              <w:spacing w:before="40" w:after="40"/>
+            </w:pPr>
+            <w:r>
+              <w:rPr>
+                <w:rFonts w:ascii="Times New Roman" w:hAnsi="Times New Roman" w:cs="Times New Roman" w:eastAsia="Times New Roman"/>
+                <w:b w:val="0"/>
+                <w:i w:val="0"/>
+                <w:sz w:val="21"/>
+              </w:rPr>
+              <w:t>Approve/Reject + snapshot polling.</w:t>
+            </w:r>
+          </w:p>
+        </w:tc>
+      </w:tr>
+      <w:tr>
+        <w:tc>
+          <w:tcPr>
+            <w:tcW w:type="dxa" w:w="4252"/>
+            <w:vAlign w:val="center"/>
+            <w:shd w:val="clear" w:color="auto" w:fill="FFFFFF"/>
+          </w:tcPr>
+          <w:p>
+            <w:pPr>
+              <w:spacing w:before="40" w:after="40"/>
+            </w:pPr>
+            <w:r>
+              <w:rPr>
+                <w:rFonts w:ascii="Times New Roman" w:hAnsi="Times New Roman" w:cs="Times New Roman" w:eastAsia="Times New Roman"/>
+                <w:b w:val="0"/>
+                <w:i w:val="0"/>
+                <w:sz w:val="21"/>
+              </w:rPr>
               <w:t>VinhKhanhTour.CMS/Pages/BanDo/</w:t>
             </w:r>
           </w:p>
@@ -21873,6 +22632,182 @@
                 <w:sz w:val="21"/>
               </w:rPr>
               <w:t>Live map + customer tracking.</w:t>
+            </w:r>
+          </w:p>
+        </w:tc>
+      </w:tr>
+      <w:tr>
+        <w:tc>
+          <w:tcPr>
+            <w:tcW w:type="dxa" w:w="4252"/>
+            <w:vAlign w:val="center"/>
+            <w:shd w:val="clear" w:color="auto" w:fill="EAF1FB"/>
+          </w:tcPr>
+          <w:p>
+            <w:pPr>
+              <w:spacing w:before="40" w:after="40"/>
+            </w:pPr>
+            <w:r>
+              <w:rPr>
+                <w:rFonts w:ascii="Times New Roman" w:hAnsi="Times New Roman" w:cs="Times New Roman" w:eastAsia="Times New Roman"/>
+                <w:b w:val="0"/>
+                <w:i w:val="0"/>
+                <w:sz w:val="21"/>
+              </w:rPr>
+              <w:t>tests/VinhKhanhTour.API.Tests/</w:t>
+            </w:r>
+          </w:p>
+        </w:tc>
+        <w:tc>
+          <w:tcPr>
+            <w:tcW w:type="dxa" w:w="4252"/>
+            <w:vAlign w:val="center"/>
+            <w:shd w:val="clear" w:color="auto" w:fill="EAF1FB"/>
+          </w:tcPr>
+          <w:p>
+            <w:pPr>
+              <w:spacing w:before="40" w:after="40"/>
+            </w:pPr>
+            <w:r>
+              <w:rPr>
+                <w:rFonts w:ascii="Times New Roman" w:hAnsi="Times New Roman" w:cs="Times New Roman" w:eastAsia="Times New Roman"/>
+                <w:b w:val="0"/>
+                <w:i w:val="0"/>
+                <w:sz w:val="21"/>
+              </w:rPr>
+              <w:t>xUnit smoke/integration test cho API health endpoint.</w:t>
+            </w:r>
+          </w:p>
+        </w:tc>
+      </w:tr>
+      <w:tr>
+        <w:tc>
+          <w:tcPr>
+            <w:tcW w:type="dxa" w:w="4252"/>
+            <w:vAlign w:val="center"/>
+            <w:shd w:val="clear" w:color="auto" w:fill="FFFFFF"/>
+          </w:tcPr>
+          <w:p>
+            <w:pPr>
+              <w:spacing w:before="40" w:after="40"/>
+            </w:pPr>
+            <w:r>
+              <w:rPr>
+                <w:rFonts w:ascii="Times New Roman" w:hAnsi="Times New Roman" w:cs="Times New Roman" w:eastAsia="Times New Roman"/>
+                <w:b w:val="0"/>
+                <w:i w:val="0"/>
+                <w:sz w:val="21"/>
+              </w:rPr>
+              <w:t>tests/VinhKhanhTour.CMS.E2ETests/</w:t>
+            </w:r>
+          </w:p>
+        </w:tc>
+        <w:tc>
+          <w:tcPr>
+            <w:tcW w:type="dxa" w:w="4252"/>
+            <w:vAlign w:val="center"/>
+            <w:shd w:val="clear" w:color="auto" w:fill="FFFFFF"/>
+          </w:tcPr>
+          <w:p>
+            <w:pPr>
+              <w:spacing w:before="40" w:after="40"/>
+            </w:pPr>
+            <w:r>
+              <w:rPr>
+                <w:rFonts w:ascii="Times New Roman" w:hAnsi="Times New Roman" w:cs="Times New Roman" w:eastAsia="Times New Roman"/>
+                <w:b w:val="0"/>
+                <w:i w:val="0"/>
+                <w:sz w:val="21"/>
+              </w:rPr>
+              <w:t>Playwright smoke/E2E test cho CMS health + Privacy page.</w:t>
+            </w:r>
+          </w:p>
+        </w:tc>
+      </w:tr>
+      <w:tr>
+        <w:tc>
+          <w:tcPr>
+            <w:tcW w:type="dxa" w:w="4252"/>
+            <w:vAlign w:val="center"/>
+            <w:shd w:val="clear" w:color="auto" w:fill="EAF1FB"/>
+          </w:tcPr>
+          <w:p>
+            <w:pPr>
+              <w:spacing w:before="40" w:after="40"/>
+            </w:pPr>
+            <w:r>
+              <w:rPr>
+                <w:rFonts w:ascii="Times New Roman" w:hAnsi="Times New Roman" w:cs="Times New Roman" w:eastAsia="Times New Roman"/>
+                <w:b w:val="0"/>
+                <w:i w:val="0"/>
+                <w:sz w:val="21"/>
+              </w:rPr>
+              <w:t>tests/VinhKhanhTour.MAUI.AppiumTests/</w:t>
+            </w:r>
+          </w:p>
+        </w:tc>
+        <w:tc>
+          <w:tcPr>
+            <w:tcW w:type="dxa" w:w="4252"/>
+            <w:vAlign w:val="center"/>
+            <w:shd w:val="clear" w:color="auto" w:fill="EAF1FB"/>
+          </w:tcPr>
+          <w:p>
+            <w:pPr>
+              <w:spacing w:before="40" w:after="40"/>
+            </w:pPr>
+            <w:r>
+              <w:rPr>
+                <w:rFonts w:ascii="Times New Roman" w:hAnsi="Times New Roman" w:cs="Times New Roman" w:eastAsia="Times New Roman"/>
+                <w:b w:val="0"/>
+                <w:i w:val="0"/>
+                <w:sz w:val="21"/>
+              </w:rPr>
+              <w:t>NUnit/Appium opt-in smoke test cho mobile automation server.</w:t>
+            </w:r>
+          </w:p>
+        </w:tc>
+      </w:tr>
+      <w:tr>
+        <w:tc>
+          <w:tcPr>
+            <w:tcW w:type="dxa" w:w="4252"/>
+            <w:vAlign w:val="center"/>
+            <w:shd w:val="clear" w:color="auto" w:fill="FFFFFF"/>
+          </w:tcPr>
+          <w:p>
+            <w:pPr>
+              <w:spacing w:before="40" w:after="40"/>
+            </w:pPr>
+            <w:r>
+              <w:rPr>
+                <w:rFonts w:ascii="Times New Roman" w:hAnsi="Times New Roman" w:cs="Times New Roman" w:eastAsia="Times New Roman"/>
+                <w:b w:val="0"/>
+                <w:i w:val="0"/>
+                <w:sz w:val="21"/>
+              </w:rPr>
+              <w:t>scripts/run-all-tests.ps1</w:t>
+            </w:r>
+          </w:p>
+        </w:tc>
+        <w:tc>
+          <w:tcPr>
+            <w:tcW w:type="dxa" w:w="4252"/>
+            <w:vAlign w:val="center"/>
+            <w:shd w:val="clear" w:color="auto" w:fill="FFFFFF"/>
+          </w:tcPr>
+          <w:p>
+            <w:pPr>
+              <w:spacing w:before="40" w:after="40"/>
+            </w:pPr>
+            <w:r>
+              <w:rPr>
+                <w:rFonts w:ascii="Times New Roman" w:hAnsi="Times New Roman" w:cs="Times New Roman" w:eastAsia="Times New Roman"/>
+                <w:b w:val="0"/>
+                <w:i w:val="0"/>
+                <w:sz w:val="21"/>
+              </w:rPr>
+              <w:t>Script restore/build/install Playwright/run automated smoke tests.</w:t>
             </w:r>
           </w:p>
         </w:tc>
@@ -21905,7 +22840,7 @@
           <w:color w:val="787878"/>
           <w:sz w:val="21"/>
         </w:rPr>
-        <w:t>— Hết —  |  PRD VinhKhanhTour v1.5.2 — Tài liệu v2.1 — 09/05/2026</w:t>
+        <w:t>— Hết —  |  PRD VinhKhanhTour v1.5.3 — Tài liệu v2.2 — 14/05/2026</w:t>
       </w:r>
     </w:p>
     <w:sectPr>
@@ -21934,7 +22869,7 @@
         <w:color w:val="787878"/>
         <w:sz w:val="18"/>
       </w:rPr>
-      <w:t xml:space="preserve">PRD VinhKhanhTour v1.5.2  •  Tài liệu v2.1  •  </w:t>
+      <w:t xml:space="preserve">PRD VinhKhanhTour v1.5.3  •  Tài liệu v2.2  •  </w:t>
     </w:r>
     <w:r>
       <w:rPr>

--- a/docs/PRD_VinhKhanhTour.docx
+++ b/docs/PRD_VinhKhanhTour.docx
@@ -192,7 +192,7 @@
                 <w:i w:val="0"/>
                 <w:sz w:val="21"/>
               </w:rPr>
-              <w:t>PRD v2.2</w:t>
+              <w:t>PRD v2.3</w:t>
             </w:r>
           </w:p>
         </w:tc>
@@ -854,7 +854,7 @@
                 <w:i w:val="0"/>
                 <w:sz w:val="21"/>
               </w:rPr>
-              <w:t>2.2</w:t>
+              <w:t>2.3</w:t>
             </w:r>
           </w:p>
         </w:tc>
@@ -896,7 +896,7 @@
                 <w:i w:val="0"/>
                 <w:sz w:val="21"/>
               </w:rPr>
-              <w:t>Đồng bộ baseline kiểm thử: tests folder, API/CMS WebApplicationFactory, Playwright CMS smoke, Appium opt-in smoke và script run-all-tests.</w:t>
+              <w:t>Bổ sung báo cáo kết quả chạy automation test local: API/CMS pass, MAUI Appium contract pass, Appium real-device skip đúng thiết kế.</w:t>
             </w:r>
           </w:p>
         </w:tc>
@@ -1525,7 +1525,32 @@
           <w:i w:val="0"/>
           <w:sz w:val="22"/>
         </w:rPr>
-        <w:t>20. Giả định &amp; Ràng buộc</w:t>
+        <w:t>20. Báo cáo kết quả kiểm thử</w:t>
+      </w:r>
+      <w:r>
+        <w:rPr>
+          <w:rFonts w:ascii="Times New Roman" w:hAnsi="Times New Roman" w:cs="Times New Roman" w:eastAsia="Times New Roman"/>
+          <w:b w:val="0"/>
+          <w:i/>
+          <w:color w:val="606060"/>
+          <w:sz w:val="21"/>
+        </w:rPr>
+        <w:t xml:space="preserve">  —  Kết quả chạy run-all-tests.ps1 ngày 14/05/2026.</w:t>
+      </w:r>
+    </w:p>
+    <w:p>
+      <w:pPr>
+        <w:spacing w:after="60"/>
+        <w:ind w:left="340"/>
+      </w:pPr>
+      <w:r>
+        <w:rPr>
+          <w:rFonts w:ascii="Times New Roman" w:hAnsi="Times New Roman" w:cs="Times New Roman" w:eastAsia="Times New Roman"/>
+          <w:b/>
+          <w:i w:val="0"/>
+          <w:sz w:val="22"/>
+        </w:rPr>
+        <w:t>21. Giả định &amp; Ràng buộc</w:t>
       </w:r>
       <w:r>
         <w:rPr>
@@ -1550,7 +1575,7 @@
           <w:i w:val="0"/>
           <w:sz w:val="22"/>
         </w:rPr>
-        <w:t>21. Lịch trình &amp; Cột mốc</w:t>
+        <w:t>22. Lịch trình &amp; Cột mốc</w:t>
       </w:r>
       <w:r>
         <w:rPr>
@@ -1591,7 +1616,7 @@
           <w:i w:val="0"/>
           <w:sz w:val="22"/>
         </w:rPr>
-        <w:t>22. Thuật ngữ (Glossary)</w:t>
+        <w:t>23. Thuật ngữ (Glossary)</w:t>
       </w:r>
       <w:r>
         <w:rPr>
@@ -1616,7 +1641,7 @@
           <w:i w:val="0"/>
           <w:sz w:val="22"/>
         </w:rPr>
-        <w:t>23. Tham chiếu tài liệu</w:t>
+        <w:t>24. Tham chiếu tài liệu</w:t>
       </w:r>
       <w:r>
         <w:rPr>
@@ -19674,9 +19699,692 @@
           <w:color w:val="00467F"/>
           <w:sz w:val="32"/>
         </w:rPr>
-        <w:t>20. Giả định &amp; Ràng buộc</w:t>
+        <w:t>20. Báo cáo kết quả kiểm thử tự động</w:t>
       </w:r>
     </w:p>
+    <w:p>
+      <w:pPr>
+        <w:spacing w:before="0" w:after="120"/>
+        <w:jc w:val="left"/>
+      </w:pPr>
+      <w:r>
+        <w:rPr>
+          <w:rFonts w:ascii="Times New Roman" w:hAnsi="Times New Roman" w:cs="Times New Roman" w:eastAsia="Times New Roman"/>
+          <w:b w:val="0"/>
+          <w:i w:val="0"/>
+          <w:sz w:val="23"/>
+        </w:rPr>
+        <w:t>Báo cáo dưới đây ghi nhận kết quả chạy automation test local bằng script tổng hợp của dự án.</w:t>
+      </w:r>
+    </w:p>
+    <w:tbl>
+      <w:tblPr>
+        <w:tblStyle w:val="TableGrid"/>
+        <w:tblW w:type="auto" w:w="0"/>
+        <w:jc w:val="center"/>
+        <w:tblLook w:firstColumn="1" w:firstRow="1" w:lastColumn="0" w:lastRow="0" w:noHBand="0" w:noVBand="1" w:val="04A0"/>
+      </w:tblPr>
+      <w:tblGrid>
+        <w:gridCol w:w="1605"/>
+        <w:gridCol w:w="1605"/>
+        <w:gridCol w:w="1605"/>
+        <w:gridCol w:w="1605"/>
+        <w:gridCol w:w="1605"/>
+        <w:gridCol w:w="1605"/>
+      </w:tblGrid>
+      <w:tr>
+        <w:tc>
+          <w:tcPr>
+            <w:tcW w:type="dxa" w:w="2494"/>
+            <w:vAlign w:val="center"/>
+            <w:shd w:val="clear" w:color="auto" w:fill="1F497D"/>
+          </w:tcPr>
+          <w:p>
+            <w:pPr>
+              <w:spacing w:before="40" w:after="40"/>
+              <w:jc w:val="center"/>
+            </w:pPr>
+            <w:r>
+              <w:rPr>
+                <w:rFonts w:ascii="Times New Roman" w:hAnsi="Times New Roman" w:cs="Times New Roman" w:eastAsia="Times New Roman"/>
+                <w:b/>
+                <w:i w:val="0"/>
+                <w:color w:val="FFFFFF"/>
+                <w:sz w:val="22"/>
+              </w:rPr>
+              <w:t>Nhóm kiểm thử</w:t>
+            </w:r>
+          </w:p>
+        </w:tc>
+        <w:tc>
+          <w:tcPr>
+            <w:tcW w:type="dxa" w:w="964"/>
+            <w:vAlign w:val="center"/>
+            <w:shd w:val="clear" w:color="auto" w:fill="1F497D"/>
+          </w:tcPr>
+          <w:p>
+            <w:pPr>
+              <w:spacing w:before="40" w:after="40"/>
+              <w:jc w:val="center"/>
+            </w:pPr>
+            <w:r>
+              <w:rPr>
+                <w:rFonts w:ascii="Times New Roman" w:hAnsi="Times New Roman" w:cs="Times New Roman" w:eastAsia="Times New Roman"/>
+                <w:b/>
+                <w:i w:val="0"/>
+                <w:color w:val="FFFFFF"/>
+                <w:sz w:val="22"/>
+              </w:rPr>
+              <w:t>Tổng số</w:t>
+            </w:r>
+          </w:p>
+        </w:tc>
+        <w:tc>
+          <w:tcPr>
+            <w:tcW w:type="dxa" w:w="964"/>
+            <w:vAlign w:val="center"/>
+            <w:shd w:val="clear" w:color="auto" w:fill="1F497D"/>
+          </w:tcPr>
+          <w:p>
+            <w:pPr>
+              <w:spacing w:before="40" w:after="40"/>
+              <w:jc w:val="center"/>
+            </w:pPr>
+            <w:r>
+              <w:rPr>
+                <w:rFonts w:ascii="Times New Roman" w:hAnsi="Times New Roman" w:cs="Times New Roman" w:eastAsia="Times New Roman"/>
+                <w:b/>
+                <w:i w:val="0"/>
+                <w:color w:val="FFFFFF"/>
+                <w:sz w:val="22"/>
+              </w:rPr>
+              <w:t>Passed</w:t>
+            </w:r>
+          </w:p>
+        </w:tc>
+        <w:tc>
+          <w:tcPr>
+            <w:tcW w:type="dxa" w:w="964"/>
+            <w:vAlign w:val="center"/>
+            <w:shd w:val="clear" w:color="auto" w:fill="1F497D"/>
+          </w:tcPr>
+          <w:p>
+            <w:pPr>
+              <w:spacing w:before="40" w:after="40"/>
+              <w:jc w:val="center"/>
+            </w:pPr>
+            <w:r>
+              <w:rPr>
+                <w:rFonts w:ascii="Times New Roman" w:hAnsi="Times New Roman" w:cs="Times New Roman" w:eastAsia="Times New Roman"/>
+                <w:b/>
+                <w:i w:val="0"/>
+                <w:color w:val="FFFFFF"/>
+                <w:sz w:val="22"/>
+              </w:rPr>
+              <w:t>Failed</w:t>
+            </w:r>
+          </w:p>
+        </w:tc>
+        <w:tc>
+          <w:tcPr>
+            <w:tcW w:type="dxa" w:w="964"/>
+            <w:vAlign w:val="center"/>
+            <w:shd w:val="clear" w:color="auto" w:fill="1F497D"/>
+          </w:tcPr>
+          <w:p>
+            <w:pPr>
+              <w:spacing w:before="40" w:after="40"/>
+              <w:jc w:val="center"/>
+            </w:pPr>
+            <w:r>
+              <w:rPr>
+                <w:rFonts w:ascii="Times New Roman" w:hAnsi="Times New Roman" w:cs="Times New Roman" w:eastAsia="Times New Roman"/>
+                <w:b/>
+                <w:i w:val="0"/>
+                <w:color w:val="FFFFFF"/>
+                <w:sz w:val="22"/>
+              </w:rPr>
+              <w:t>Skipped</w:t>
+            </w:r>
+          </w:p>
+        </w:tc>
+        <w:tc>
+          <w:tcPr>
+            <w:tcW w:type="dxa" w:w="2268"/>
+            <w:vAlign w:val="center"/>
+            <w:shd w:val="clear" w:color="auto" w:fill="1F497D"/>
+          </w:tcPr>
+          <w:p>
+            <w:pPr>
+              <w:spacing w:before="40" w:after="40"/>
+              <w:jc w:val="center"/>
+            </w:pPr>
+            <w:r>
+              <w:rPr>
+                <w:rFonts w:ascii="Times New Roman" w:hAnsi="Times New Roman" w:cs="Times New Roman" w:eastAsia="Times New Roman"/>
+                <w:b/>
+                <w:i w:val="0"/>
+                <w:color w:val="FFFFFF"/>
+                <w:sz w:val="22"/>
+              </w:rPr>
+              <w:t>Kết luận</w:t>
+            </w:r>
+          </w:p>
+        </w:tc>
+      </w:tr>
+      <w:tr>
+        <w:tc>
+          <w:tcPr>
+            <w:tcW w:type="dxa" w:w="2494"/>
+            <w:vAlign w:val="center"/>
+            <w:shd w:val="clear" w:color="auto" w:fill="EAF1FB"/>
+          </w:tcPr>
+          <w:p>
+            <w:pPr>
+              <w:spacing w:before="40" w:after="40"/>
+            </w:pPr>
+            <w:r>
+              <w:rPr>
+                <w:rFonts w:ascii="Times New Roman" w:hAnsi="Times New Roman" w:cs="Times New Roman" w:eastAsia="Times New Roman"/>
+                <w:b w:val="0"/>
+                <w:i w:val="0"/>
+                <w:sz w:val="21"/>
+              </w:rPr>
+              <w:t>API integration tests</w:t>
+            </w:r>
+          </w:p>
+        </w:tc>
+        <w:tc>
+          <w:tcPr>
+            <w:tcW w:type="dxa" w:w="964"/>
+            <w:vAlign w:val="center"/>
+            <w:shd w:val="clear" w:color="auto" w:fill="EAF1FB"/>
+          </w:tcPr>
+          <w:p>
+            <w:pPr>
+              <w:spacing w:before="40" w:after="40"/>
+            </w:pPr>
+            <w:r>
+              <w:rPr>
+                <w:rFonts w:ascii="Times New Roman" w:hAnsi="Times New Roman" w:cs="Times New Roman" w:eastAsia="Times New Roman"/>
+                <w:b w:val="0"/>
+                <w:i w:val="0"/>
+                <w:sz w:val="21"/>
+              </w:rPr>
+              <w:t>12</w:t>
+            </w:r>
+          </w:p>
+        </w:tc>
+        <w:tc>
+          <w:tcPr>
+            <w:tcW w:type="dxa" w:w="964"/>
+            <w:vAlign w:val="center"/>
+            <w:shd w:val="clear" w:color="auto" w:fill="EAF1FB"/>
+          </w:tcPr>
+          <w:p>
+            <w:pPr>
+              <w:spacing w:before="40" w:after="40"/>
+            </w:pPr>
+            <w:r>
+              <w:rPr>
+                <w:rFonts w:ascii="Times New Roman" w:hAnsi="Times New Roman" w:cs="Times New Roman" w:eastAsia="Times New Roman"/>
+                <w:b w:val="0"/>
+                <w:i w:val="0"/>
+                <w:sz w:val="21"/>
+              </w:rPr>
+              <w:t>12</w:t>
+            </w:r>
+          </w:p>
+        </w:tc>
+        <w:tc>
+          <w:tcPr>
+            <w:tcW w:type="dxa" w:w="964"/>
+            <w:vAlign w:val="center"/>
+            <w:shd w:val="clear" w:color="auto" w:fill="EAF1FB"/>
+          </w:tcPr>
+          <w:p>
+            <w:pPr>
+              <w:spacing w:before="40" w:after="40"/>
+            </w:pPr>
+            <w:r>
+              <w:rPr>
+                <w:rFonts w:ascii="Times New Roman" w:hAnsi="Times New Roman" w:cs="Times New Roman" w:eastAsia="Times New Roman"/>
+                <w:b w:val="0"/>
+                <w:i w:val="0"/>
+                <w:sz w:val="21"/>
+              </w:rPr>
+              <w:t>0</w:t>
+            </w:r>
+          </w:p>
+        </w:tc>
+        <w:tc>
+          <w:tcPr>
+            <w:tcW w:type="dxa" w:w="964"/>
+            <w:vAlign w:val="center"/>
+            <w:shd w:val="clear" w:color="auto" w:fill="EAF1FB"/>
+          </w:tcPr>
+          <w:p>
+            <w:pPr>
+              <w:spacing w:before="40" w:after="40"/>
+            </w:pPr>
+            <w:r>
+              <w:rPr>
+                <w:rFonts w:ascii="Times New Roman" w:hAnsi="Times New Roman" w:cs="Times New Roman" w:eastAsia="Times New Roman"/>
+                <w:b w:val="0"/>
+                <w:i w:val="0"/>
+                <w:sz w:val="21"/>
+              </w:rPr>
+              <w:t>0</w:t>
+            </w:r>
+          </w:p>
+        </w:tc>
+        <w:tc>
+          <w:tcPr>
+            <w:tcW w:type="dxa" w:w="2268"/>
+            <w:vAlign w:val="center"/>
+            <w:shd w:val="clear" w:color="auto" w:fill="EAF1FB"/>
+          </w:tcPr>
+          <w:p>
+            <w:pPr>
+              <w:spacing w:before="40" w:after="40"/>
+            </w:pPr>
+            <w:r>
+              <w:rPr>
+                <w:rFonts w:ascii="Times New Roman" w:hAnsi="Times New Roman" w:cs="Times New Roman" w:eastAsia="Times New Roman"/>
+                <w:b w:val="0"/>
+                <w:i w:val="0"/>
+                <w:sz w:val="21"/>
+              </w:rPr>
+              <w:t>Đạt</w:t>
+            </w:r>
+          </w:p>
+        </w:tc>
+      </w:tr>
+      <w:tr>
+        <w:tc>
+          <w:tcPr>
+            <w:tcW w:type="dxa" w:w="2494"/>
+            <w:vAlign w:val="center"/>
+            <w:shd w:val="clear" w:color="auto" w:fill="FFFFFF"/>
+          </w:tcPr>
+          <w:p>
+            <w:pPr>
+              <w:spacing w:before="40" w:after="40"/>
+            </w:pPr>
+            <w:r>
+              <w:rPr>
+                <w:rFonts w:ascii="Times New Roman" w:hAnsi="Times New Roman" w:cs="Times New Roman" w:eastAsia="Times New Roman"/>
+                <w:b w:val="0"/>
+                <w:i w:val="0"/>
+                <w:sz w:val="21"/>
+              </w:rPr>
+              <w:t>CMS Playwright E2E tests</w:t>
+            </w:r>
+          </w:p>
+        </w:tc>
+        <w:tc>
+          <w:tcPr>
+            <w:tcW w:type="dxa" w:w="964"/>
+            <w:vAlign w:val="center"/>
+            <w:shd w:val="clear" w:color="auto" w:fill="FFFFFF"/>
+          </w:tcPr>
+          <w:p>
+            <w:pPr>
+              <w:spacing w:before="40" w:after="40"/>
+            </w:pPr>
+            <w:r>
+              <w:rPr>
+                <w:rFonts w:ascii="Times New Roman" w:hAnsi="Times New Roman" w:cs="Times New Roman" w:eastAsia="Times New Roman"/>
+                <w:b w:val="0"/>
+                <w:i w:val="0"/>
+                <w:sz w:val="21"/>
+              </w:rPr>
+              <w:t>5</w:t>
+            </w:r>
+          </w:p>
+        </w:tc>
+        <w:tc>
+          <w:tcPr>
+            <w:tcW w:type="dxa" w:w="964"/>
+            <w:vAlign w:val="center"/>
+            <w:shd w:val="clear" w:color="auto" w:fill="FFFFFF"/>
+          </w:tcPr>
+          <w:p>
+            <w:pPr>
+              <w:spacing w:before="40" w:after="40"/>
+            </w:pPr>
+            <w:r>
+              <w:rPr>
+                <w:rFonts w:ascii="Times New Roman" w:hAnsi="Times New Roman" w:cs="Times New Roman" w:eastAsia="Times New Roman"/>
+                <w:b w:val="0"/>
+                <w:i w:val="0"/>
+                <w:sz w:val="21"/>
+              </w:rPr>
+              <w:t>5</w:t>
+            </w:r>
+          </w:p>
+        </w:tc>
+        <w:tc>
+          <w:tcPr>
+            <w:tcW w:type="dxa" w:w="964"/>
+            <w:vAlign w:val="center"/>
+            <w:shd w:val="clear" w:color="auto" w:fill="FFFFFF"/>
+          </w:tcPr>
+          <w:p>
+            <w:pPr>
+              <w:spacing w:before="40" w:after="40"/>
+            </w:pPr>
+            <w:r>
+              <w:rPr>
+                <w:rFonts w:ascii="Times New Roman" w:hAnsi="Times New Roman" w:cs="Times New Roman" w:eastAsia="Times New Roman"/>
+                <w:b w:val="0"/>
+                <w:i w:val="0"/>
+                <w:sz w:val="21"/>
+              </w:rPr>
+              <w:t>0</w:t>
+            </w:r>
+          </w:p>
+        </w:tc>
+        <w:tc>
+          <w:tcPr>
+            <w:tcW w:type="dxa" w:w="964"/>
+            <w:vAlign w:val="center"/>
+            <w:shd w:val="clear" w:color="auto" w:fill="FFFFFF"/>
+          </w:tcPr>
+          <w:p>
+            <w:pPr>
+              <w:spacing w:before="40" w:after="40"/>
+            </w:pPr>
+            <w:r>
+              <w:rPr>
+                <w:rFonts w:ascii="Times New Roman" w:hAnsi="Times New Roman" w:cs="Times New Roman" w:eastAsia="Times New Roman"/>
+                <w:b w:val="0"/>
+                <w:i w:val="0"/>
+                <w:sz w:val="21"/>
+              </w:rPr>
+              <w:t>0</w:t>
+            </w:r>
+          </w:p>
+        </w:tc>
+        <w:tc>
+          <w:tcPr>
+            <w:tcW w:type="dxa" w:w="2268"/>
+            <w:vAlign w:val="center"/>
+            <w:shd w:val="clear" w:color="auto" w:fill="FFFFFF"/>
+          </w:tcPr>
+          <w:p>
+            <w:pPr>
+              <w:spacing w:before="40" w:after="40"/>
+            </w:pPr>
+            <w:r>
+              <w:rPr>
+                <w:rFonts w:ascii="Times New Roman" w:hAnsi="Times New Roman" w:cs="Times New Roman" w:eastAsia="Times New Roman"/>
+                <w:b w:val="0"/>
+                <w:i w:val="0"/>
+                <w:sz w:val="21"/>
+              </w:rPr>
+              <w:t>Đạt</w:t>
+            </w:r>
+          </w:p>
+        </w:tc>
+      </w:tr>
+      <w:tr>
+        <w:tc>
+          <w:tcPr>
+            <w:tcW w:type="dxa" w:w="2494"/>
+            <w:vAlign w:val="center"/>
+            <w:shd w:val="clear" w:color="auto" w:fill="EAF1FB"/>
+          </w:tcPr>
+          <w:p>
+            <w:pPr>
+              <w:spacing w:before="40" w:after="40"/>
+            </w:pPr>
+            <w:r>
+              <w:rPr>
+                <w:rFonts w:ascii="Times New Roman" w:hAnsi="Times New Roman" w:cs="Times New Roman" w:eastAsia="Times New Roman"/>
+                <w:b w:val="0"/>
+                <w:i w:val="0"/>
+                <w:sz w:val="21"/>
+              </w:rPr>
+              <w:t>MAUI Appium tests</w:t>
+            </w:r>
+          </w:p>
+        </w:tc>
+        <w:tc>
+          <w:tcPr>
+            <w:tcW w:type="dxa" w:w="964"/>
+            <w:vAlign w:val="center"/>
+            <w:shd w:val="clear" w:color="auto" w:fill="EAF1FB"/>
+          </w:tcPr>
+          <w:p>
+            <w:pPr>
+              <w:spacing w:before="40" w:after="40"/>
+            </w:pPr>
+            <w:r>
+              <w:rPr>
+                <w:rFonts w:ascii="Times New Roman" w:hAnsi="Times New Roman" w:cs="Times New Roman" w:eastAsia="Times New Roman"/>
+                <w:b w:val="0"/>
+                <w:i w:val="0"/>
+                <w:sz w:val="21"/>
+              </w:rPr>
+              <w:t>4</w:t>
+            </w:r>
+          </w:p>
+        </w:tc>
+        <w:tc>
+          <w:tcPr>
+            <w:tcW w:type="dxa" w:w="964"/>
+            <w:vAlign w:val="center"/>
+            <w:shd w:val="clear" w:color="auto" w:fill="EAF1FB"/>
+          </w:tcPr>
+          <w:p>
+            <w:pPr>
+              <w:spacing w:before="40" w:after="40"/>
+            </w:pPr>
+            <w:r>
+              <w:rPr>
+                <w:rFonts w:ascii="Times New Roman" w:hAnsi="Times New Roman" w:cs="Times New Roman" w:eastAsia="Times New Roman"/>
+                <w:b w:val="0"/>
+                <w:i w:val="0"/>
+                <w:sz w:val="21"/>
+              </w:rPr>
+              <w:t>2</w:t>
+            </w:r>
+          </w:p>
+        </w:tc>
+        <w:tc>
+          <w:tcPr>
+            <w:tcW w:type="dxa" w:w="964"/>
+            <w:vAlign w:val="center"/>
+            <w:shd w:val="clear" w:color="auto" w:fill="EAF1FB"/>
+          </w:tcPr>
+          <w:p>
+            <w:pPr>
+              <w:spacing w:before="40" w:after="40"/>
+            </w:pPr>
+            <w:r>
+              <w:rPr>
+                <w:rFonts w:ascii="Times New Roman" w:hAnsi="Times New Roman" w:cs="Times New Roman" w:eastAsia="Times New Roman"/>
+                <w:b w:val="0"/>
+                <w:i w:val="0"/>
+                <w:sz w:val="21"/>
+              </w:rPr>
+              <w:t>0</w:t>
+            </w:r>
+          </w:p>
+        </w:tc>
+        <w:tc>
+          <w:tcPr>
+            <w:tcW w:type="dxa" w:w="964"/>
+            <w:vAlign w:val="center"/>
+            <w:shd w:val="clear" w:color="auto" w:fill="EAF1FB"/>
+          </w:tcPr>
+          <w:p>
+            <w:pPr>
+              <w:spacing w:before="40" w:after="40"/>
+            </w:pPr>
+            <w:r>
+              <w:rPr>
+                <w:rFonts w:ascii="Times New Roman" w:hAnsi="Times New Roman" w:cs="Times New Roman" w:eastAsia="Times New Roman"/>
+                <w:b w:val="0"/>
+                <w:i w:val="0"/>
+                <w:sz w:val="21"/>
+              </w:rPr>
+              <w:t>2</w:t>
+            </w:r>
+          </w:p>
+        </w:tc>
+        <w:tc>
+          <w:tcPr>
+            <w:tcW w:type="dxa" w:w="2268"/>
+            <w:vAlign w:val="center"/>
+            <w:shd w:val="clear" w:color="auto" w:fill="EAF1FB"/>
+          </w:tcPr>
+          <w:p>
+            <w:pPr>
+              <w:spacing w:before="40" w:after="40"/>
+            </w:pPr>
+            <w:r>
+              <w:rPr>
+                <w:rFonts w:ascii="Times New Roman" w:hAnsi="Times New Roman" w:cs="Times New Roman" w:eastAsia="Times New Roman"/>
+                <w:b w:val="0"/>
+                <w:i w:val="0"/>
+                <w:sz w:val="21"/>
+              </w:rPr>
+              <w:t>Đạt; Appium real-device chưa bật</w:t>
+            </w:r>
+          </w:p>
+        </w:tc>
+      </w:tr>
+      <w:tr>
+        <w:tc>
+          <w:tcPr>
+            <w:tcW w:type="dxa" w:w="2494"/>
+            <w:vAlign w:val="center"/>
+            <w:shd w:val="clear" w:color="auto" w:fill="FFFFFF"/>
+          </w:tcPr>
+          <w:p>
+            <w:pPr>
+              <w:spacing w:before="40" w:after="40"/>
+            </w:pPr>
+            <w:r>
+              <w:rPr>
+                <w:rFonts w:ascii="Times New Roman" w:hAnsi="Times New Roman" w:cs="Times New Roman" w:eastAsia="Times New Roman"/>
+                <w:b w:val="0"/>
+                <w:i w:val="0"/>
+                <w:sz w:val="21"/>
+              </w:rPr>
+              <w:t>Tổng cộng</w:t>
+            </w:r>
+          </w:p>
+        </w:tc>
+        <w:tc>
+          <w:tcPr>
+            <w:tcW w:type="dxa" w:w="964"/>
+            <w:vAlign w:val="center"/>
+            <w:shd w:val="clear" w:color="auto" w:fill="FFFFFF"/>
+          </w:tcPr>
+          <w:p>
+            <w:pPr>
+              <w:spacing w:before="40" w:after="40"/>
+            </w:pPr>
+            <w:r>
+              <w:rPr>
+                <w:rFonts w:ascii="Times New Roman" w:hAnsi="Times New Roman" w:cs="Times New Roman" w:eastAsia="Times New Roman"/>
+                <w:b w:val="0"/>
+                <w:i w:val="0"/>
+                <w:sz w:val="21"/>
+              </w:rPr>
+              <w:t>21</w:t>
+            </w:r>
+          </w:p>
+        </w:tc>
+        <w:tc>
+          <w:tcPr>
+            <w:tcW w:type="dxa" w:w="964"/>
+            <w:vAlign w:val="center"/>
+            <w:shd w:val="clear" w:color="auto" w:fill="FFFFFF"/>
+          </w:tcPr>
+          <w:p>
+            <w:pPr>
+              <w:spacing w:before="40" w:after="40"/>
+            </w:pPr>
+            <w:r>
+              <w:rPr>
+                <w:rFonts w:ascii="Times New Roman" w:hAnsi="Times New Roman" w:cs="Times New Roman" w:eastAsia="Times New Roman"/>
+                <w:b w:val="0"/>
+                <w:i w:val="0"/>
+                <w:sz w:val="21"/>
+              </w:rPr>
+              <w:t>19</w:t>
+            </w:r>
+          </w:p>
+        </w:tc>
+        <w:tc>
+          <w:tcPr>
+            <w:tcW w:type="dxa" w:w="964"/>
+            <w:vAlign w:val="center"/>
+            <w:shd w:val="clear" w:color="auto" w:fill="FFFFFF"/>
+          </w:tcPr>
+          <w:p>
+            <w:pPr>
+              <w:spacing w:before="40" w:after="40"/>
+            </w:pPr>
+            <w:r>
+              <w:rPr>
+                <w:rFonts w:ascii="Times New Roman" w:hAnsi="Times New Roman" w:cs="Times New Roman" w:eastAsia="Times New Roman"/>
+                <w:b w:val="0"/>
+                <w:i w:val="0"/>
+                <w:sz w:val="21"/>
+              </w:rPr>
+              <w:t>0</w:t>
+            </w:r>
+          </w:p>
+        </w:tc>
+        <w:tc>
+          <w:tcPr>
+            <w:tcW w:type="dxa" w:w="964"/>
+            <w:vAlign w:val="center"/>
+            <w:shd w:val="clear" w:color="auto" w:fill="FFFFFF"/>
+          </w:tcPr>
+          <w:p>
+            <w:pPr>
+              <w:spacing w:before="40" w:after="40"/>
+            </w:pPr>
+            <w:r>
+              <w:rPr>
+                <w:rFonts w:ascii="Times New Roman" w:hAnsi="Times New Roman" w:cs="Times New Roman" w:eastAsia="Times New Roman"/>
+                <w:b w:val="0"/>
+                <w:i w:val="0"/>
+                <w:sz w:val="21"/>
+              </w:rPr>
+              <w:t>2</w:t>
+            </w:r>
+          </w:p>
+        </w:tc>
+        <w:tc>
+          <w:tcPr>
+            <w:tcW w:type="dxa" w:w="2268"/>
+            <w:vAlign w:val="center"/>
+            <w:shd w:val="clear" w:color="auto" w:fill="FFFFFF"/>
+          </w:tcPr>
+          <w:p>
+            <w:pPr>
+              <w:spacing w:before="40" w:after="40"/>
+            </w:pPr>
+            <w:r>
+              <w:rPr>
+                <w:rFonts w:ascii="Times New Roman" w:hAnsi="Times New Roman" w:cs="Times New Roman" w:eastAsia="Times New Roman"/>
+                <w:b w:val="0"/>
+                <w:i w:val="0"/>
+                <w:sz w:val="21"/>
+              </w:rPr>
+              <w:t>Không có test failed</w:t>
+            </w:r>
+          </w:p>
+        </w:tc>
+      </w:tr>
+    </w:tbl>
     <w:p>
       <w:pPr>
         <w:spacing w:before="160" w:after="80"/>
@@ -19690,7 +20398,202 @@
           <w:color w:val="3F3F3F"/>
           <w:sz w:val="25"/>
         </w:rPr>
-        <w:t>20.1 Giả định</w:t>
+        <w:t>Diễn giải kết quả</w:t>
+      </w:r>
+    </w:p>
+    <w:p>
+      <w:pPr>
+        <w:pStyle w:val="ListBullet"/>
+        <w:spacing w:after="60"/>
+        <w:ind w:left="454"/>
+      </w:pPr>
+      <w:r>
+        <w:rPr>
+          <w:rFonts w:ascii="Times New Roman" w:hAnsi="Times New Roman" w:cs="Times New Roman" w:eastAsia="Times New Roman"/>
+          <w:b w:val="0"/>
+          <w:i w:val="0"/>
+          <w:sz w:val="23"/>
+        </w:rPr>
+        <w:t>Thời điểm chạy: 14/05/2026 bằng PowerShell tại thư mục gốc dự án.</w:t>
+      </w:r>
+    </w:p>
+    <w:p>
+      <w:pPr>
+        <w:pStyle w:val="ListBullet"/>
+        <w:spacing w:after="60"/>
+        <w:ind w:left="454"/>
+      </w:pPr>
+      <w:r>
+        <w:rPr>
+          <w:rFonts w:ascii="Times New Roman" w:hAnsi="Times New Roman" w:cs="Times New Roman" w:eastAsia="Times New Roman"/>
+          <w:b w:val="0"/>
+          <w:i w:val="0"/>
+          <w:sz w:val="23"/>
+        </w:rPr>
+        <w:t>Lệnh chạy: powershell -ExecutionPolicy Bypass -File .\scripts\run-all-tests.ps1.</w:t>
+      </w:r>
+    </w:p>
+    <w:p>
+      <w:pPr>
+        <w:pStyle w:val="ListBullet"/>
+        <w:spacing w:after="60"/>
+        <w:ind w:left="454"/>
+      </w:pPr>
+      <w:r>
+        <w:rPr>
+          <w:rFonts w:ascii="Times New Roman" w:hAnsi="Times New Roman" w:cs="Times New Roman" w:eastAsia="Times New Roman"/>
+          <w:b w:val="0"/>
+          <w:i w:val="0"/>
+          <w:sz w:val="23"/>
+        </w:rPr>
+        <w:t>API integration tests xác nhận backend chạy được trong môi trường test.</w:t>
+      </w:r>
+    </w:p>
+    <w:p>
+      <w:pPr>
+        <w:pStyle w:val="ListBullet"/>
+        <w:spacing w:after="60"/>
+        <w:ind w:left="454"/>
+      </w:pPr>
+      <w:r>
+        <w:rPr>
+          <w:rFonts w:ascii="Times New Roman" w:hAnsi="Times New Roman" w:cs="Times New Roman" w:eastAsia="Times New Roman"/>
+          <w:b w:val="0"/>
+          <w:i w:val="0"/>
+          <w:sz w:val="23"/>
+        </w:rPr>
+        <w:t>CMS Playwright E2E tests xác nhận CMS health check và luồng smoke/E2E chạy qua Chromium headless.</w:t>
+      </w:r>
+    </w:p>
+    <w:p>
+      <w:pPr>
+        <w:pStyle w:val="ListBullet"/>
+        <w:spacing w:after="60"/>
+        <w:ind w:left="454"/>
+      </w:pPr>
+      <w:r>
+        <w:rPr>
+          <w:rFonts w:ascii="Times New Roman" w:hAnsi="Times New Roman" w:cs="Times New Roman" w:eastAsia="Times New Roman"/>
+          <w:b w:val="0"/>
+          <w:i w:val="0"/>
+          <w:sz w:val="23"/>
+        </w:rPr>
+        <w:t>MAUI Appium có 2 contract/smoke test pass; 2 test real-device skip đúng thiết kế vì chưa set RUN_APPIUM_TESTS=1 và chưa bật Appium server/emulator hoặc thiết bị Android.</w:t>
+      </w:r>
+    </w:p>
+    <w:p>
+      <w:pPr>
+        <w:pStyle w:val="ListBullet"/>
+        <w:spacing w:after="60"/>
+        <w:ind w:left="454"/>
+      </w:pPr>
+      <w:r>
+        <w:rPr>
+          <w:rFonts w:ascii="Times New Roman" w:hAnsi="Times New Roman" w:cs="Times New Roman" w:eastAsia="Times New Roman"/>
+          <w:b w:val="0"/>
+          <w:i w:val="0"/>
+          <w:sz w:val="23"/>
+        </w:rPr>
+        <w:t>File kết quả: TestResults/api-tests.trx, TestResults/cms-e2e-tests.trx, TestResults/maui-appium-tests.trx.</w:t>
+      </w:r>
+    </w:p>
+    <w:p>
+      <w:pPr>
+        <w:pStyle w:val="ListBullet"/>
+        <w:spacing w:after="60"/>
+        <w:ind w:left="454"/>
+      </w:pPr>
+      <w:r>
+        <w:rPr>
+          <w:rFonts w:ascii="Times New Roman" w:hAnsi="Times New Roman" w:cs="Times New Roman" w:eastAsia="Times New Roman"/>
+          <w:b w:val="0"/>
+          <w:i w:val="0"/>
+          <w:sz w:val="23"/>
+        </w:rPr>
+        <w:t>Kết luận: baseline automation test local đạt yêu cầu, build thành công, API/CMS E2E pass và không có test failed.</w:t>
+      </w:r>
+    </w:p>
+    <w:tbl>
+      <w:tblPr>
+        <w:tblW w:type="auto" w:w="0"/>
+        <w:jc w:val="center"/>
+        <w:tblLayout w:type="autofit"/>
+        <w:tblLook w:firstColumn="1" w:firstRow="1" w:lastColumn="0" w:lastRow="0" w:noHBand="0" w:noVBand="1" w:val="04A0"/>
+      </w:tblPr>
+      <w:tblGrid>
+        <w:gridCol w:w="9632"/>
+      </w:tblGrid>
+      <w:tr>
+        <w:tc>
+          <w:tcPr>
+            <w:tcW w:type="dxa" w:w="9632"/>
+            <w:shd w:val="clear" w:color="auto" w:fill="EAF1FB"/>
+          </w:tcPr>
+          <w:p>
+            <w:pPr>
+              <w:spacing w:before="80" w:after="80"/>
+            </w:pPr>
+            <w:r>
+              <w:rPr>
+                <w:rFonts w:ascii="Times New Roman" w:hAnsi="Times New Roman" w:cs="Times New Roman" w:eastAsia="Times New Roman"/>
+                <w:b w:val="0"/>
+                <w:i/>
+                <w:color w:val="1F497D"/>
+                <w:sz w:val="22"/>
+              </w:rPr>
+              <w:t>Kết luận báo cáo: baseline automation test local đạt yêu cầu. Để có bằng chứng mobile automation trên thiết bị thật, cần chạy bổ sung Appium với -WithAppium sau khi mở emulator hoặc kết nối điện thoại Android.</w:t>
+            </w:r>
+          </w:p>
+        </w:tc>
+      </w:tr>
+    </w:tbl>
+    <w:p>
+      <w:pPr>
+        <w:spacing w:before="0" w:after="40"/>
+        <w:jc w:val="left"/>
+      </w:pPr>
+      <w:r>
+        <w:rPr>
+          <w:rFonts w:ascii="Times New Roman" w:hAnsi="Times New Roman" w:cs="Times New Roman" w:eastAsia="Times New Roman"/>
+          <w:b w:val="0"/>
+          <w:i w:val="0"/>
+          <w:sz w:val="4"/>
+        </w:rPr>
+      </w:r>
+    </w:p>
+    <w:p>
+      <w:pPr>
+        <w:spacing w:before="280" w:after="120"/>
+        <w:jc w:val="left"/>
+        <w:pBdr>
+          <w:bottom w:val="single" w:sz="8" w:space="1" w:color="1F497D"/>
+        </w:pBdr>
+      </w:pPr>
+      <w:r>
+        <w:rPr>
+          <w:rFonts w:ascii="Times New Roman" w:hAnsi="Times New Roman" w:cs="Times New Roman" w:eastAsia="Times New Roman"/>
+          <w:b/>
+          <w:i w:val="0"/>
+          <w:color w:val="00467F"/>
+          <w:sz w:val="32"/>
+        </w:rPr>
+        <w:t>21. Giả định &amp; Ràng buộc</w:t>
+      </w:r>
+    </w:p>
+    <w:p>
+      <w:pPr>
+        <w:spacing w:before="160" w:after="80"/>
+        <w:jc w:val="left"/>
+      </w:pPr>
+      <w:r>
+        <w:rPr>
+          <w:rFonts w:ascii="Times New Roman" w:hAnsi="Times New Roman" w:cs="Times New Roman" w:eastAsia="Times New Roman"/>
+          <w:b/>
+          <w:i w:val="0"/>
+          <w:color w:val="3F3F3F"/>
+          <w:sz w:val="25"/>
+        </w:rPr>
+        <w:t>21.1 Giả định</w:t>
       </w:r>
     </w:p>
     <w:p>
@@ -19802,7 +20705,7 @@
           <w:color w:val="3F3F3F"/>
           <w:sz w:val="25"/>
         </w:rPr>
-        <w:t>20.2 Ràng buộc</w:t>
+        <w:t>21.2 Ràng buộc</w:t>
       </w:r>
     </w:p>
     <w:p>
@@ -19901,7 +20804,7 @@
           <w:color w:val="00467F"/>
           <w:sz w:val="32"/>
         </w:rPr>
-        <w:t>21. Lịch trình &amp; Cột mốc</w:t>
+        <w:t>22. Lịch trình &amp; Cột mốc</w:t>
       </w:r>
     </w:p>
     <w:tbl>
@@ -20545,7 +21448,7 @@
           <w:color w:val="00467F"/>
           <w:sz w:val="32"/>
         </w:rPr>
-        <w:t>22. Thuật ngữ (Glossary)</w:t>
+        <w:t>23. Thuật ngữ (Glossary)</w:t>
       </w:r>
     </w:p>
     <w:tbl>
@@ -21196,7 +22099,7 @@
           <w:color w:val="00467F"/>
           <w:sz w:val="32"/>
         </w:rPr>
-        <w:t>23. Tham chiếu tài liệu</w:t>
+        <w:t>24. Tham chiếu tài liệu</w:t>
       </w:r>
     </w:p>
     <w:p>
@@ -21212,7 +22115,7 @@
           <w:color w:val="3F3F3F"/>
           <w:sz w:val="25"/>
         </w:rPr>
-        <w:t>23.1 Sơ đồ PlantUML</w:t>
+        <w:t>24.1 Sơ đồ PlantUML</w:t>
       </w:r>
     </w:p>
     <w:tbl>
@@ -22222,7 +23125,7 @@
           <w:color w:val="3F3F3F"/>
           <w:sz w:val="25"/>
         </w:rPr>
-        <w:t>23.2 Mã nguồn liên quan</w:t>
+        <w:t>24.2 Mã nguồn liên quan</w:t>
       </w:r>
     </w:p>
     <w:tbl>
@@ -22840,7 +23743,7 @@
           <w:color w:val="787878"/>
           <w:sz w:val="21"/>
         </w:rPr>
-        <w:t>— Hết —  |  PRD VinhKhanhTour v1.5.3 — Tài liệu v2.2 — 14/05/2026</w:t>
+        <w:t>— Hết —  |  PRD VinhKhanhTour v1.5.3 — Tài liệu v2.3 — 14/05/2026</w:t>
       </w:r>
     </w:p>
     <w:sectPr>
@@ -22869,7 +23772,7 @@
         <w:color w:val="787878"/>
         <w:sz w:val="18"/>
       </w:rPr>
-      <w:t xml:space="preserve">PRD VinhKhanhTour v1.5.3  •  Tài liệu v2.2  •  </w:t>
+      <w:t xml:space="preserve">PRD VinhKhanhTour v1.5.3  •  Tài liệu v2.3  •  </w:t>
     </w:r>
     <w:r>
       <w:rPr>

--- a/docs/PRD_VinhKhanhTour.docx
+++ b/docs/PRD_VinhKhanhTour.docx
@@ -236,7 +236,7 @@
                 <w:i w:val="0"/>
                 <w:sz w:val="21"/>
               </w:rPr>
-              <w:t>14/05/2026</w:t>
+              <w:t>15/05/2026</w:t>
             </w:r>
           </w:p>
         </w:tc>
@@ -875,7 +875,7 @@
                 <w:i w:val="0"/>
                 <w:sz w:val="21"/>
               </w:rPr>
-              <w:t>14/05/2026</w:t>
+              <w:t>15/05/2026</w:t>
             </w:r>
           </w:p>
         </w:tc>
@@ -5709,7 +5709,7 @@
           <w:i w:val="0"/>
           <w:sz w:val="23"/>
         </w:rPr>
-        <w:t>CMS Razor Pages truy cập DB bằng EF Core (đa số) và raw Npgsql (analytics dashboard).</w:t>
+        <w:t>CMS Razor Pages truy cập DB chủ yếu bằng EF Core; dashboard analytics dùng nhánh raw Npgsql khi provider hỗ trợ, và có nhánh portable EF khi không phải Npgsql.</w:t>
       </w:r>
     </w:p>
     <w:p>
@@ -5758,6 +5758,94 @@
           <w:sz w:val="23"/>
         </w:rPr>
         <w:t>Reverse map render bằng Leaflet (front-end) trên cả app (WebView) và CMS.</w:t>
+      </w:r>
+    </w:p>
+    <w:p>
+      <w:pPr>
+        <w:spacing w:before="200" w:after="80"/>
+        <w:jc w:val="left"/>
+      </w:pPr>
+      <w:r>
+        <w:rPr>
+          <w:rFonts w:ascii="Times New Roman" w:hAnsi="Times New Roman" w:cs="Times New Roman" w:eastAsia="Times New Roman"/>
+          <w:b/>
+          <w:i w:val="0"/>
+          <w:color w:val="1F497D"/>
+          <w:sz w:val="27"/>
+        </w:rPr>
+        <w:t>9.1 Class diagram tong quan</w:t>
+      </w:r>
+    </w:p>
+    <w:p>
+      <w:pPr>
+        <w:spacing w:before="0" w:after="120"/>
+        <w:jc w:val="left"/>
+      </w:pPr>
+      <w:r>
+        <w:rPr>
+          <w:rFonts w:ascii="Times New Roman" w:hAnsi="Times New Roman" w:cs="Times New Roman" w:eastAsia="Times New Roman"/>
+          <w:b w:val="0"/>
+          <w:i w:val="0"/>
+          <w:sz w:val="23"/>
+        </w:rPr>
+        <w:t>Class diagram tong quan gom cac page MAUI, helper app, queue/geofence helper, controller API, DbContext va cac model nghiep vu. So do nay giup doi chieu nhanh cau truc lop voi cac sequence/activity diagram.</w:t>
+      </w:r>
+    </w:p>
+    <w:p>
+      <w:pPr>
+        <w:keepNext/>
+        <w:spacing w:before="160" w:after="40"/>
+        <w:jc w:val="center"/>
+      </w:pPr>
+      <w:r>
+        <w:rPr>
+          <w:rFonts w:ascii="Times New Roman" w:hAnsi="Times New Roman" w:cs="Times New Roman" w:eastAsia="Times New Roman"/>
+          <w:b/>
+          <w:i/>
+          <w:color w:val="606060"/>
+          <w:sz w:val="21"/>
+        </w:rPr>
+        <w:t>Hinh 9.1 — Class diagram tong quan he thong</w:t>
+      </w:r>
+    </w:p>
+    <w:p>
+      <w:pPr>
+        <w:spacing w:after="200"/>
+        <w:jc w:val="center"/>
+      </w:pPr>
+      <w:r>
+        <w:drawing>
+          <wp:inline xmlns:a="http://schemas.openxmlformats.org/drawingml/2006/main" xmlns:pic="http://schemas.openxmlformats.org/drawingml/2006/picture">
+            <wp:extent cx="5760000" cy="4245437"/>
+            <wp:docPr id="2" name="Picture 2"/>
+            <wp:cNvGraphicFramePr>
+              <a:graphicFrameLocks noChangeAspect="1"/>
+            </wp:cNvGraphicFramePr>
+            <a:graphic>
+              <a:graphicData uri="http://schemas.openxmlformats.org/drawingml/2006/picture">
+                <pic:pic>
+                  <pic:nvPicPr>
+                    <pic:cNvPr id="0" name="13-class-diagram.png"/>
+                    <pic:cNvPicPr/>
+                  </pic:nvPicPr>
+                  <pic:blipFill>
+                    <a:blip r:embed="rId11"/>
+                    <a:stretch>
+                      <a:fillRect/>
+                    </a:stretch>
+                  </pic:blipFill>
+                  <pic:spPr>
+                    <a:xfrm>
+                      <a:off x="0" y="0"/>
+                      <a:ext cx="5760000" cy="4245437"/>
+                    </a:xfrm>
+                    <a:prstGeom prst="rect"/>
+                  </pic:spPr>
+                </pic:pic>
+              </a:graphicData>
+            </a:graphic>
+          </wp:inline>
+        </w:drawing>
       </w:r>
     </w:p>
     <w:p>
@@ -5820,7 +5908,7 @@
         <w:drawing>
           <wp:inline xmlns:a="http://schemas.openxmlformats.org/drawingml/2006/main" xmlns:pic="http://schemas.openxmlformats.org/drawingml/2006/picture">
             <wp:extent cx="5760000" cy="2367607"/>
-            <wp:docPr id="2" name="Picture 2"/>
+            <wp:docPr id="3" name="Picture 3"/>
             <wp:cNvGraphicFramePr>
               <a:graphicFrameLocks noChangeAspect="1"/>
             </wp:cNvGraphicFramePr>
@@ -5832,7 +5920,7 @@
                     <pic:cNvPicPr/>
                   </pic:nvPicPr>
                   <pic:blipFill>
-                    <a:blip r:embed="rId11"/>
+                    <a:blip r:embed="rId12"/>
                     <a:stretch>
                       <a:fillRect/>
                     </a:stretch>
@@ -6710,7 +6798,7 @@
         <w:drawing>
           <wp:inline xmlns:a="http://schemas.openxmlformats.org/drawingml/2006/main" xmlns:pic="http://schemas.openxmlformats.org/drawingml/2006/picture">
             <wp:extent cx="5220000" cy="2995342"/>
-            <wp:docPr id="3" name="Picture 3"/>
+            <wp:docPr id="4" name="Picture 4"/>
             <wp:cNvGraphicFramePr>
               <a:graphicFrameLocks noChangeAspect="1"/>
             </wp:cNvGraphicFramePr>
@@ -6722,7 +6810,7 @@
                     <pic:cNvPicPr/>
                   </pic:nvPicPr>
                   <pic:blipFill>
-                    <a:blip r:embed="rId12"/>
+                    <a:blip r:embed="rId13"/>
                     <a:stretch>
                       <a:fillRect/>
                     </a:stretch>
@@ -8479,7 +8567,7 @@
         <w:drawing>
           <wp:inline xmlns:a="http://schemas.openxmlformats.org/drawingml/2006/main" xmlns:pic="http://schemas.openxmlformats.org/drawingml/2006/picture">
             <wp:extent cx="5040000" cy="12626676"/>
-            <wp:docPr id="4" name="Picture 4"/>
+            <wp:docPr id="5" name="Picture 5"/>
             <wp:cNvGraphicFramePr>
               <a:graphicFrameLocks noChangeAspect="1"/>
             </wp:cNvGraphicFramePr>
@@ -8491,7 +8579,7 @@
                     <pic:cNvPicPr/>
                   </pic:nvPicPr>
                   <pic:blipFill>
-                    <a:blip r:embed="rId13"/>
+                    <a:blip r:embed="rId14"/>
                     <a:stretch>
                       <a:fillRect/>
                     </a:stretch>
@@ -8536,7 +8624,7 @@
         <w:drawing>
           <wp:inline xmlns:a="http://schemas.openxmlformats.org/drawingml/2006/main" xmlns:pic="http://schemas.openxmlformats.org/drawingml/2006/picture">
             <wp:extent cx="5616000" cy="7015290"/>
-            <wp:docPr id="5" name="Picture 5"/>
+            <wp:docPr id="6" name="Picture 6"/>
             <wp:cNvGraphicFramePr>
               <a:graphicFrameLocks noChangeAspect="1"/>
             </wp:cNvGraphicFramePr>
@@ -8548,7 +8636,7 @@
                     <pic:cNvPicPr/>
                   </pic:nvPicPr>
                   <pic:blipFill>
-                    <a:blip r:embed="rId14"/>
+                    <a:blip r:embed="rId15"/>
                     <a:stretch>
                       <a:fillRect/>
                     </a:stretch>
@@ -9369,7 +9457,7 @@
         <w:drawing>
           <wp:inline xmlns:a="http://schemas.openxmlformats.org/drawingml/2006/main" xmlns:pic="http://schemas.openxmlformats.org/drawingml/2006/picture">
             <wp:extent cx="5040000" cy="15819782"/>
-            <wp:docPr id="6" name="Picture 6"/>
+            <wp:docPr id="7" name="Picture 7"/>
             <wp:cNvGraphicFramePr>
               <a:graphicFrameLocks noChangeAspect="1"/>
             </wp:cNvGraphicFramePr>
@@ -9381,7 +9469,7 @@
                     <pic:cNvPicPr/>
                   </pic:nvPicPr>
                   <pic:blipFill>
-                    <a:blip r:embed="rId15"/>
+                    <a:blip r:embed="rId16"/>
                     <a:stretch>
                       <a:fillRect/>
                     </a:stretch>
@@ -9426,7 +9514,7 @@
         <w:drawing>
           <wp:inline xmlns:a="http://schemas.openxmlformats.org/drawingml/2006/main" xmlns:pic="http://schemas.openxmlformats.org/drawingml/2006/picture">
             <wp:extent cx="5616000" cy="9529054"/>
-            <wp:docPr id="7" name="Picture 7"/>
+            <wp:docPr id="8" name="Picture 8"/>
             <wp:cNvGraphicFramePr>
               <a:graphicFrameLocks noChangeAspect="1"/>
             </wp:cNvGraphicFramePr>
@@ -9438,7 +9526,7 @@
                     <pic:cNvPicPr/>
                   </pic:nvPicPr>
                   <pic:blipFill>
-                    <a:blip r:embed="rId16"/>
+                    <a:blip r:embed="rId17"/>
                     <a:stretch>
                       <a:fillRect/>
                     </a:stretch>
@@ -10275,7 +10363,7 @@
         <w:drawing>
           <wp:inline xmlns:a="http://schemas.openxmlformats.org/drawingml/2006/main" xmlns:pic="http://schemas.openxmlformats.org/drawingml/2006/picture">
             <wp:extent cx="5040000" cy="6714791"/>
-            <wp:docPr id="8" name="Picture 8"/>
+            <wp:docPr id="9" name="Picture 9"/>
             <wp:cNvGraphicFramePr>
               <a:graphicFrameLocks noChangeAspect="1"/>
             </wp:cNvGraphicFramePr>
@@ -10287,7 +10375,7 @@
                     <pic:cNvPicPr/>
                   </pic:nvPicPr>
                   <pic:blipFill>
-                    <a:blip r:embed="rId17"/>
+                    <a:blip r:embed="rId18"/>
                     <a:stretch>
                       <a:fillRect/>
                     </a:stretch>
@@ -10332,7 +10420,7 @@
         <w:drawing>
           <wp:inline xmlns:a="http://schemas.openxmlformats.org/drawingml/2006/main" xmlns:pic="http://schemas.openxmlformats.org/drawingml/2006/picture">
             <wp:extent cx="5616000" cy="8538506"/>
-            <wp:docPr id="9" name="Picture 9"/>
+            <wp:docPr id="10" name="Picture 10"/>
             <wp:cNvGraphicFramePr>
               <a:graphicFrameLocks noChangeAspect="1"/>
             </wp:cNvGraphicFramePr>
@@ -10344,7 +10432,7 @@
                     <pic:cNvPicPr/>
                   </pic:nvPicPr>
                   <pic:blipFill>
-                    <a:blip r:embed="rId18"/>
+                    <a:blip r:embed="rId19"/>
                     <a:stretch>
                       <a:fillRect/>
                     </a:stretch>
@@ -11149,7 +11237,7 @@
         <w:drawing>
           <wp:inline xmlns:a="http://schemas.openxmlformats.org/drawingml/2006/main" xmlns:pic="http://schemas.openxmlformats.org/drawingml/2006/picture">
             <wp:extent cx="5040000" cy="7602542"/>
-            <wp:docPr id="10" name="Picture 10"/>
+            <wp:docPr id="11" name="Picture 11"/>
             <wp:cNvGraphicFramePr>
               <a:graphicFrameLocks noChangeAspect="1"/>
             </wp:cNvGraphicFramePr>
@@ -11161,7 +11249,7 @@
                     <pic:cNvPicPr/>
                   </pic:nvPicPr>
                   <pic:blipFill>
-                    <a:blip r:embed="rId19"/>
+                    <a:blip r:embed="rId20"/>
                     <a:stretch>
                       <a:fillRect/>
                     </a:stretch>
@@ -11206,7 +11294,7 @@
         <w:drawing>
           <wp:inline xmlns:a="http://schemas.openxmlformats.org/drawingml/2006/main" xmlns:pic="http://schemas.openxmlformats.org/drawingml/2006/picture">
             <wp:extent cx="5616000" cy="4323330"/>
-            <wp:docPr id="11" name="Picture 11"/>
+            <wp:docPr id="12" name="Picture 12"/>
             <wp:cNvGraphicFramePr>
               <a:graphicFrameLocks noChangeAspect="1"/>
             </wp:cNvGraphicFramePr>
@@ -11218,7 +11306,7 @@
                     <pic:cNvPicPr/>
                   </pic:nvPicPr>
                   <pic:blipFill>
-                    <a:blip r:embed="rId20"/>
+                    <a:blip r:embed="rId21"/>
                     <a:stretch>
                       <a:fillRect/>
                     </a:stretch>
@@ -12023,7 +12111,7 @@
         <w:drawing>
           <wp:inline xmlns:a="http://schemas.openxmlformats.org/drawingml/2006/main" xmlns:pic="http://schemas.openxmlformats.org/drawingml/2006/picture">
             <wp:extent cx="5040000" cy="6278114"/>
-            <wp:docPr id="12" name="Picture 12"/>
+            <wp:docPr id="13" name="Picture 13"/>
             <wp:cNvGraphicFramePr>
               <a:graphicFrameLocks noChangeAspect="1"/>
             </wp:cNvGraphicFramePr>
@@ -12035,7 +12123,7 @@
                     <pic:cNvPicPr/>
                   </pic:nvPicPr>
                   <pic:blipFill>
-                    <a:blip r:embed="rId21"/>
+                    <a:blip r:embed="rId22"/>
                     <a:stretch>
                       <a:fillRect/>
                     </a:stretch>
@@ -12080,7 +12168,7 @@
         <w:drawing>
           <wp:inline xmlns:a="http://schemas.openxmlformats.org/drawingml/2006/main" xmlns:pic="http://schemas.openxmlformats.org/drawingml/2006/picture">
             <wp:extent cx="5616000" cy="4500910"/>
-            <wp:docPr id="13" name="Picture 13"/>
+            <wp:docPr id="14" name="Picture 14"/>
             <wp:cNvGraphicFramePr>
               <a:graphicFrameLocks noChangeAspect="1"/>
             </wp:cNvGraphicFramePr>
@@ -12092,7 +12180,7 @@
                     <pic:cNvPicPr/>
                   </pic:nvPicPr>
                   <pic:blipFill>
-                    <a:blip r:embed="rId22"/>
+                    <a:blip r:embed="rId23"/>
                     <a:stretch>
                       <a:fillRect/>
                     </a:stretch>
@@ -12601,7 +12689,7 @@
         <w:drawing>
           <wp:inline xmlns:a="http://schemas.openxmlformats.org/drawingml/2006/main" xmlns:pic="http://schemas.openxmlformats.org/drawingml/2006/picture">
             <wp:extent cx="5040000" cy="12311146"/>
-            <wp:docPr id="14" name="Picture 14"/>
+            <wp:docPr id="15" name="Picture 15"/>
             <wp:cNvGraphicFramePr>
               <a:graphicFrameLocks noChangeAspect="1"/>
             </wp:cNvGraphicFramePr>
@@ -12613,7 +12701,7 @@
                     <pic:cNvPicPr/>
                   </pic:nvPicPr>
                   <pic:blipFill>
-                    <a:blip r:embed="rId23"/>
+                    <a:blip r:embed="rId24"/>
                     <a:stretch>
                       <a:fillRect/>
                     </a:stretch>
@@ -12658,7 +12746,7 @@
         <w:drawing>
           <wp:inline xmlns:a="http://schemas.openxmlformats.org/drawingml/2006/main" xmlns:pic="http://schemas.openxmlformats.org/drawingml/2006/picture">
             <wp:extent cx="5616000" cy="7952380"/>
-            <wp:docPr id="15" name="Picture 15"/>
+            <wp:docPr id="16" name="Picture 16"/>
             <wp:cNvGraphicFramePr>
               <a:graphicFrameLocks noChangeAspect="1"/>
             </wp:cNvGraphicFramePr>
@@ -12670,7 +12758,7 @@
                     <pic:cNvPicPr/>
                   </pic:nvPicPr>
                   <pic:blipFill>
-                    <a:blip r:embed="rId24"/>
+                    <a:blip r:embed="rId25"/>
                     <a:stretch>
                       <a:fillRect/>
                     </a:stretch>
@@ -13179,7 +13267,7 @@
         <w:drawing>
           <wp:inline xmlns:a="http://schemas.openxmlformats.org/drawingml/2006/main" xmlns:pic="http://schemas.openxmlformats.org/drawingml/2006/picture">
             <wp:extent cx="5040000" cy="10942301"/>
-            <wp:docPr id="16" name="Picture 16"/>
+            <wp:docPr id="17" name="Picture 17"/>
             <wp:cNvGraphicFramePr>
               <a:graphicFrameLocks noChangeAspect="1"/>
             </wp:cNvGraphicFramePr>
@@ -13191,7 +13279,7 @@
                     <pic:cNvPicPr/>
                   </pic:nvPicPr>
                   <pic:blipFill>
-                    <a:blip r:embed="rId25"/>
+                    <a:blip r:embed="rId26"/>
                     <a:stretch>
                       <a:fillRect/>
                     </a:stretch>
@@ -13236,7 +13324,7 @@
         <w:drawing>
           <wp:inline xmlns:a="http://schemas.openxmlformats.org/drawingml/2006/main" xmlns:pic="http://schemas.openxmlformats.org/drawingml/2006/picture">
             <wp:extent cx="5616000" cy="5094118"/>
-            <wp:docPr id="17" name="Picture 17"/>
+            <wp:docPr id="18" name="Picture 18"/>
             <wp:cNvGraphicFramePr>
               <a:graphicFrameLocks noChangeAspect="1"/>
             </wp:cNvGraphicFramePr>
@@ -13248,7 +13336,7 @@
                     <pic:cNvPicPr/>
                   </pic:nvPicPr>
                   <pic:blipFill>
-                    <a:blip r:embed="rId26"/>
+                    <a:blip r:embed="rId27"/>
                     <a:stretch>
                       <a:fillRect/>
                     </a:stretch>
@@ -13632,7 +13720,7 @@
           <w:i w:val="0"/>
           <w:sz w:val="23"/>
         </w:rPr>
-        <w:t>Từ chối yêu cầu và lưu lý do cho người dùng xem lại ở phía app.</w:t>
+        <w:t>Từ chối yêu cầu và lưu lý do cho người dùng xem lại ở phía app; lý do từ chối là bắt buộc.</w:t>
       </w:r>
     </w:p>
     <w:p>
@@ -13664,7 +13752,7 @@
           <w:i w:val="0"/>
           <w:sz w:val="23"/>
         </w:rPr>
-        <w:t>Khi trang /DuyetThanhToan mở, CMS tải thống kê toàn bộ yêu cầu và danh sách yêu cầu theo tab đang chọn.</w:t>
+        <w:t>Khi trang /DuyetThanhToan mở, OnGetAsync() chuẩn hóa tab/package rồi gọi LoadStatsAsync() và LoadListAsync() để nạp thống kê và danh sách theo tab hiện tại.</w:t>
       </w:r>
     </w:p>
     <w:p>
@@ -13712,7 +13800,7 @@
           <w:i w:val="0"/>
           <w:sz w:val="23"/>
         </w:rPr>
-        <w:t>Nếu admin bấm Từ chối, OnPostRejectAsync() chuyển trạng thái sang tu_choi, lưu NgayDuyet và GhiChuAdmin.</w:t>
+        <w:t>Nếu admin bấm Từ chối, OnPostRejectAsync() kiểm tra lyDo không được rỗng rồi mới chuyển trạng thái sang tu_choi, lưu NgayDuyet và GhiChuAdmin.</w:t>
       </w:r>
     </w:p>
     <w:p>
@@ -13756,8 +13844,8 @@
       <w:r>
         <w:drawing>
           <wp:inline xmlns:a="http://schemas.openxmlformats.org/drawingml/2006/main" xmlns:pic="http://schemas.openxmlformats.org/drawingml/2006/picture">
-            <wp:extent cx="5040000" cy="7636364"/>
-            <wp:docPr id="18" name="Picture 18"/>
+            <wp:extent cx="5040000" cy="4444747"/>
+            <wp:docPr id="19" name="Picture 19"/>
             <wp:cNvGraphicFramePr>
               <a:graphicFrameLocks noChangeAspect="1"/>
             </wp:cNvGraphicFramePr>
@@ -13769,7 +13857,7 @@
                     <pic:cNvPicPr/>
                   </pic:nvPicPr>
                   <pic:blipFill>
-                    <a:blip r:embed="rId27"/>
+                    <a:blip r:embed="rId28"/>
                     <a:stretch>
                       <a:fillRect/>
                     </a:stretch>
@@ -13777,7 +13865,7 @@
                   <pic:spPr>
                     <a:xfrm>
                       <a:off x="0" y="0"/>
-                      <a:ext cx="5040000" cy="7636364"/>
+                      <a:ext cx="5040000" cy="4444747"/>
                     </a:xfrm>
                     <a:prstGeom prst="rect"/>
                   </pic:spPr>
@@ -13813,8 +13901,8 @@
       <w:r>
         <w:drawing>
           <wp:inline xmlns:a="http://schemas.openxmlformats.org/drawingml/2006/main" xmlns:pic="http://schemas.openxmlformats.org/drawingml/2006/picture">
-            <wp:extent cx="5616000" cy="5530977"/>
-            <wp:docPr id="19" name="Picture 19"/>
+            <wp:extent cx="5616000" cy="10162286"/>
+            <wp:docPr id="20" name="Picture 20"/>
             <wp:cNvGraphicFramePr>
               <a:graphicFrameLocks noChangeAspect="1"/>
             </wp:cNvGraphicFramePr>
@@ -13826,7 +13914,7 @@
                     <pic:cNvPicPr/>
                   </pic:nvPicPr>
                   <pic:blipFill>
-                    <a:blip r:embed="rId28"/>
+                    <a:blip r:embed="rId29"/>
                     <a:stretch>
                       <a:fillRect/>
                     </a:stretch>
@@ -13834,7 +13922,7 @@
                   <pic:spPr>
                     <a:xfrm>
                       <a:off x="0" y="0"/>
-                      <a:ext cx="5616000" cy="5530977"/>
+                      <a:ext cx="5616000" cy="10162286"/>
                     </a:xfrm>
                     <a:prstGeom prst="rect"/>
                   </pic:spPr>
@@ -14162,7 +14250,7 @@
           <w:i w:val="0"/>
           <w:sz w:val="23"/>
         </w:rPr>
-        <w:t>Đọc dữ liệu thuê bao, vị trí hiện tại và lịch sử hoạt động bằng raw Npgsql query.</w:t>
+        <w:t>Đọc dữ liệu thuê bao, vị trí hiện tại và lịch sử hoạt động bằng các helper portable EF trong PageModel.</w:t>
       </w:r>
     </w:p>
     <w:p>
@@ -14210,7 +14298,7 @@
           <w:i w:val="0"/>
           <w:sz w:val="23"/>
         </w:rPr>
-        <w:t>Tạo badge trạng thái online, ở quán, hết hạn và helper mô tả thời gian còn lại.</w:t>
+        <w:t>Tạo badge trạng thái online, ở quán, hết hạn và helper mô tả thời gian còn lại; helper tải dữ liệu tự bắt lỗi và cộng dồn warning.</w:t>
       </w:r>
     </w:p>
     <w:p>
@@ -14242,7 +14330,7 @@
           <w:i w:val="0"/>
           <w:sz w:val="23"/>
         </w:rPr>
-        <w:t>BanDo/Index.OnGetAsync() chuẩn hóa filter/sort rồi nạp dữ liệu từ các truy vấn raw Npgsql có timeout và retry.</w:t>
+        <w:t>BanDo/Index.OnGetAsync() chuẩn hóa filter/sort rồi gọi LoadSubscriptionsPortableAsync(), LoadLocationsPortableAsync() và LoadPoiActivityCountsAsync() để nạp dữ liệu.</w:t>
       </w:r>
     </w:p>
     <w:p>
@@ -14258,7 +14346,7 @@
           <w:i w:val="0"/>
           <w:sz w:val="23"/>
         </w:rPr>
-        <w:t>Hệ thống đọc max hạn gói từ dangkyapp, vị trí từ vitrikhach, số POI đã ghé và đã xem từ lichsuphat.</w:t>
+        <w:t>Hệ thống đọc max hạn gói từ dangkyapp, vị trí hợp lệ từ vitrikhach, số POI đã ghé và đã xem từ lichsuphat.</w:t>
       </w:r>
     </w:p>
     <w:p>
@@ -14306,7 +14394,7 @@
           <w:i w:val="0"/>
           <w:sz w:val="23"/>
         </w:rPr>
-        <w:t>Trang BanDo hiện tại render server-side, chưa có chu kỳ auto-refresh cố định trong code; admin xem dữ liệu mới bằng lần tải trang kế tiếp.</w:t>
+        <w:t>Trang BanDo hiện tại render server-side, chưa có chu kỳ auto-refresh cố định trong code; nếu một helper lỗi thì trang vẫn render phần dữ liệu còn lại với warning.</w:t>
       </w:r>
     </w:p>
     <w:p>
@@ -14334,8 +14422,8 @@
       <w:r>
         <w:drawing>
           <wp:inline xmlns:a="http://schemas.openxmlformats.org/drawingml/2006/main" xmlns:pic="http://schemas.openxmlformats.org/drawingml/2006/picture">
-            <wp:extent cx="5040000" cy="17806415"/>
-            <wp:docPr id="20" name="Picture 20"/>
+            <wp:extent cx="5040000" cy="10702841"/>
+            <wp:docPr id="21" name="Picture 21"/>
             <wp:cNvGraphicFramePr>
               <a:graphicFrameLocks noChangeAspect="1"/>
             </wp:cNvGraphicFramePr>
@@ -14347,7 +14435,7 @@
                     <pic:cNvPicPr/>
                   </pic:nvPicPr>
                   <pic:blipFill>
-                    <a:blip r:embed="rId29"/>
+                    <a:blip r:embed="rId30"/>
                     <a:stretch>
                       <a:fillRect/>
                     </a:stretch>
@@ -14355,7 +14443,7 @@
                   <pic:spPr>
                     <a:xfrm>
                       <a:off x="0" y="0"/>
-                      <a:ext cx="5040000" cy="17806415"/>
+                      <a:ext cx="5040000" cy="10702841"/>
                     </a:xfrm>
                     <a:prstGeom prst="rect"/>
                   </pic:spPr>
@@ -14391,8 +14479,8 @@
       <w:r>
         <w:drawing>
           <wp:inline xmlns:a="http://schemas.openxmlformats.org/drawingml/2006/main" xmlns:pic="http://schemas.openxmlformats.org/drawingml/2006/picture">
-            <wp:extent cx="5616000" cy="6402033"/>
-            <wp:docPr id="21" name="Picture 21"/>
+            <wp:extent cx="5616000" cy="7083135"/>
+            <wp:docPr id="22" name="Picture 22"/>
             <wp:cNvGraphicFramePr>
               <a:graphicFrameLocks noChangeAspect="1"/>
             </wp:cNvGraphicFramePr>
@@ -14404,7 +14492,7 @@
                     <pic:cNvPicPr/>
                   </pic:nvPicPr>
                   <pic:blipFill>
-                    <a:blip r:embed="rId30"/>
+                    <a:blip r:embed="rId31"/>
                     <a:stretch>
                       <a:fillRect/>
                     </a:stretch>
@@ -14412,7 +14500,7 @@
                   <pic:spPr>
                     <a:xfrm>
                       <a:off x="0" y="0"/>
-                      <a:ext cx="5616000" cy="6402033"/>
+                      <a:ext cx="5616000" cy="7083135"/>
                     </a:xfrm>
                     <a:prstGeom prst="rect"/>
                   </pic:spPr>
@@ -14740,7 +14828,7 @@
           <w:i w:val="0"/>
           <w:sz w:val="23"/>
         </w:rPr>
-        <w:t>Hỗ trợ nhiều chế độ khoảng thời gian: today, last7, last30, last12m, day, week, month, year và custom.</w:t>
+        <w:t>Hỗ trợ 12 chế độ khoảng thời gian: today, yesterday, thismonth, lastmonth, last7, last30, last12m, day, week, month, year và custom.</w:t>
       </w:r>
     </w:p>
     <w:p>
@@ -14772,7 +14860,7 @@
           <w:i w:val="0"/>
           <w:sz w:val="23"/>
         </w:rPr>
-        <w:t>Đọc activity, geo heat, top POI, revenue và summary bằng raw Npgsql trên shared EF connection.</w:t>
+        <w:t>Đọc activity, geo heat, top POI, revenue và summary theo 2 nhánh: raw Npgsql trên shared connection hoặc portable EF.</w:t>
       </w:r>
     </w:p>
     <w:p>
@@ -14868,7 +14956,7 @@
           <w:i w:val="0"/>
           <w:sz w:val="23"/>
         </w:rPr>
-        <w:t>LoadAnalyticsWithRetryAsync() gọi LoadActivityAsync(), LoadGeoAsync(), LoadTopPoiAsync(), LoadRevenueAsync() và LoadSummaryAsync() trên shared DbConnection.</w:t>
+        <w:t>LoadAnalyticsWithRetryAsync() gọi LoadAnalyticsAsync(); nếu provider không phải Npgsql thì rẽ sang LoadAnalyticsPortableAsync(), còn nếu là Npgsql thì dùng shared DbConnection và chạy LoadActivityAsync(), LoadGeoAsync(), LoadTopPoiAsync(), LoadRevenueAsync() và LoadSummaryAsync().</w:t>
       </w:r>
     </w:p>
     <w:p>
@@ -14928,8 +15016,8 @@
       <w:r>
         <w:drawing>
           <wp:inline xmlns:a="http://schemas.openxmlformats.org/drawingml/2006/main" xmlns:pic="http://schemas.openxmlformats.org/drawingml/2006/picture">
-            <wp:extent cx="5040000" cy="9614257"/>
-            <wp:docPr id="22" name="Picture 22"/>
+            <wp:extent cx="5040000" cy="5717577"/>
+            <wp:docPr id="23" name="Picture 23"/>
             <wp:cNvGraphicFramePr>
               <a:graphicFrameLocks noChangeAspect="1"/>
             </wp:cNvGraphicFramePr>
@@ -14941,7 +15029,7 @@
                     <pic:cNvPicPr/>
                   </pic:nvPicPr>
                   <pic:blipFill>
-                    <a:blip r:embed="rId31"/>
+                    <a:blip r:embed="rId32"/>
                     <a:stretch>
                       <a:fillRect/>
                     </a:stretch>
@@ -14949,7 +15037,7 @@
                   <pic:spPr>
                     <a:xfrm>
                       <a:off x="0" y="0"/>
-                      <a:ext cx="5040000" cy="9614257"/>
+                      <a:ext cx="5040000" cy="5717577"/>
                     </a:xfrm>
                     <a:prstGeom prst="rect"/>
                   </pic:spPr>
@@ -14985,8 +15073,8 @@
       <w:r>
         <w:drawing>
           <wp:inline xmlns:a="http://schemas.openxmlformats.org/drawingml/2006/main" xmlns:pic="http://schemas.openxmlformats.org/drawingml/2006/picture">
-            <wp:extent cx="5616000" cy="6892364"/>
-            <wp:docPr id="23" name="Picture 23"/>
+            <wp:extent cx="5616000" cy="9658552"/>
+            <wp:docPr id="24" name="Picture 24"/>
             <wp:cNvGraphicFramePr>
               <a:graphicFrameLocks noChangeAspect="1"/>
             </wp:cNvGraphicFramePr>
@@ -14998,7 +15086,7 @@
                     <pic:cNvPicPr/>
                   </pic:nvPicPr>
                   <pic:blipFill>
-                    <a:blip r:embed="rId32"/>
+                    <a:blip r:embed="rId33"/>
                     <a:stretch>
                       <a:fillRect/>
                     </a:stretch>
@@ -15006,7 +15094,7 @@
                   <pic:spPr>
                     <a:xfrm>
                       <a:off x="0" y="0"/>
-                      <a:ext cx="5616000" cy="6892364"/>
+                      <a:ext cx="5616000" cy="9658552"/>
                     </a:xfrm>
                     <a:prstGeom prst="rect"/>
                   </pic:spPr>
@@ -15210,7 +15298,7 @@
         <w:drawing>
           <wp:inline xmlns:a="http://schemas.openxmlformats.org/drawingml/2006/main" xmlns:pic="http://schemas.openxmlformats.org/drawingml/2006/picture">
             <wp:extent cx="5040000" cy="3578851"/>
-            <wp:docPr id="24" name="Picture 24"/>
+            <wp:docPr id="25" name="Picture 25"/>
             <wp:cNvGraphicFramePr>
               <a:graphicFrameLocks noChangeAspect="1"/>
             </wp:cNvGraphicFramePr>
@@ -15222,7 +15310,7 @@
                     <pic:cNvPicPr/>
                   </pic:nvPicPr>
                   <pic:blipFill>
-                    <a:blip r:embed="rId33"/>
+                    <a:blip r:embed="rId34"/>
                     <a:stretch>
                       <a:fillRect/>
                     </a:stretch>
@@ -15267,7 +15355,7 @@
         <w:drawing>
           <wp:inline xmlns:a="http://schemas.openxmlformats.org/drawingml/2006/main" xmlns:pic="http://schemas.openxmlformats.org/drawingml/2006/picture">
             <wp:extent cx="5616000" cy="6006455"/>
-            <wp:docPr id="25" name="Picture 25"/>
+            <wp:docPr id="26" name="Picture 26"/>
             <wp:cNvGraphicFramePr>
               <a:graphicFrameLocks noChangeAspect="1"/>
             </wp:cNvGraphicFramePr>
@@ -15279,7 +15367,7 @@
                     <pic:cNvPicPr/>
                   </pic:nvPicPr>
                   <pic:blipFill>
-                    <a:blip r:embed="rId34"/>
+                    <a:blip r:embed="rId35"/>
                     <a:stretch>
                       <a:fillRect/>
                     </a:stretch>
@@ -18848,7 +18936,7 @@
                 <w:i w:val="0"/>
                 <w:sz w:val="21"/>
               </w:rPr>
-              <w:t>Render dashboard chậm khi DB nhiều dữ liệu (FillMissingBuckets, raw SQL)</w:t>
+              <w:t>Render dashboard chậm khi DB nhiều dữ liệu (FillMissingBuckets, analytics query)</w:t>
             </w:r>
           </w:p>
         </w:tc>
@@ -21254,7 +21342,7 @@
                 <w:i w:val="0"/>
                 <w:sz w:val="21"/>
               </w:rPr>
-              <w:t>14/05/2026</w:t>
+              <w:t>15/05/2026</w:t>
             </w:r>
           </w:p>
         </w:tc>
@@ -23111,6 +23199,71 @@
           </w:p>
         </w:tc>
       </w:tr>
+      <w:tr>
+        <w:tc>
+          <w:tcPr>
+            <w:tcW w:type="dxa" w:w="850"/>
+            <w:vAlign w:val="center"/>
+            <w:shd w:val="clear" w:color="auto" w:fill="EAF1FB"/>
+          </w:tcPr>
+          <w:p>
+            <w:pPr>
+              <w:spacing w:before="40" w:after="40"/>
+            </w:pPr>
+            <w:r>
+              <w:rPr>
+                <w:rFonts w:ascii="Times New Roman" w:hAnsi="Times New Roman" w:cs="Times New Roman" w:eastAsia="Times New Roman"/>
+                <w:b w:val="0"/>
+                <w:i w:val="0"/>
+                <w:sz w:val="21"/>
+              </w:rPr>
+              <w:t>F13</w:t>
+            </w:r>
+          </w:p>
+        </w:tc>
+        <w:tc>
+          <w:tcPr>
+            <w:tcW w:type="dxa" w:w="3118"/>
+            <w:vAlign w:val="center"/>
+            <w:shd w:val="clear" w:color="auto" w:fill="EAF1FB"/>
+          </w:tcPr>
+          <w:p>
+            <w:pPr>
+              <w:spacing w:before="40" w:after="40"/>
+            </w:pPr>
+            <w:r>
+              <w:rPr>
+                <w:rFonts w:ascii="Times New Roman" w:hAnsi="Times New Roman" w:cs="Times New Roman" w:eastAsia="Times New Roman"/>
+                <w:b w:val="0"/>
+                <w:i w:val="0"/>
+                <w:sz w:val="21"/>
+              </w:rPr>
+              <w:t>Class diagram tổng thể</w:t>
+            </w:r>
+          </w:p>
+        </w:tc>
+        <w:tc>
+          <w:tcPr>
+            <w:tcW w:type="dxa" w:w="4535"/>
+            <w:vAlign w:val="center"/>
+            <w:shd w:val="clear" w:color="auto" w:fill="EAF1FB"/>
+          </w:tcPr>
+          <w:p>
+            <w:pPr>
+              <w:spacing w:before="40" w:after="40"/>
+            </w:pPr>
+            <w:r>
+              <w:rPr>
+                <w:rFonts w:ascii="Times New Roman" w:hAnsi="Times New Roman" w:cs="Times New Roman" w:eastAsia="Times New Roman"/>
+                <w:b w:val="0"/>
+                <w:i w:val="0"/>
+                <w:sz w:val="21"/>
+              </w:rPr>
+              <w:t>13-class-diagram.puml</w:t>
+            </w:r>
+          </w:p>
+        </w:tc>
+      </w:tr>
     </w:tbl>
     <w:p>
       <w:pPr>
@@ -23743,7 +23896,7 @@
           <w:color w:val="787878"/>
           <w:sz w:val="21"/>
         </w:rPr>
-        <w:t>— Hết —  |  PRD VinhKhanhTour v1.5.3 — Tài liệu v2.3 — 14/05/2026</w:t>
+        <w:t>— Hết —  |  PRD VinhKhanhTour v1.5.3 — Tài liệu v2.3 — 15/05/2026</w:t>
       </w:r>
     </w:p>
     <w:sectPr>
